--- a/BusinessAnalysis.docx
+++ b/BusinessAnalysis.docx
@@ -1,6 +1,6 @@
 
 <file path=word/document.xml><?xml version="1.0" encoding="utf-8"?>
-<w:document xmlns:wpc="http://schemas.microsoft.com/office/word/2010/wordprocessingCanvas" xmlns:cx="http://schemas.microsoft.com/office/drawing/2014/chartex" xmlns:cx1="http://schemas.microsoft.com/office/drawing/2015/9/8/chartex" xmlns:cx2="http://schemas.microsoft.com/office/drawing/2015/10/21/chartex" xmlns:cx3="http://schemas.microsoft.com/office/drawing/2016/5/9/chartex" xmlns:cx4="http://schemas.microsoft.com/office/drawing/2016/5/10/chartex" xmlns:cx5="http://schemas.microsoft.com/office/drawing/2016/5/11/chartex" xmlns:cx6="http://schemas.microsoft.com/office/drawing/2016/5/12/chartex" xmlns:cx7="http://schemas.microsoft.com/office/drawing/2016/5/13/chartex" xmlns:cx8="http://schemas.microsoft.com/office/drawing/2016/5/14/chartex" xmlns:mc="http://schemas.openxmlformats.org/markup-compatibility/2006" xmlns:aink="http://schemas.microsoft.com/office/drawing/2016/ink" xmlns:am3d="http://schemas.microsoft.com/office/drawing/2017/model3d" xmlns:o="urn:schemas-microsoft-com:office:office" xmlns:oel="http://schemas.microsoft.com/office/2019/extlst" xmlns:r="http://schemas.openxmlformats.org/officeDocument/2006/relationships" xmlns:m="http://schemas.openxmlformats.org/officeDocument/2006/math" xmlns:v="urn:schemas-microsoft-com:vml" xmlns:wp14="http://schemas.microsoft.com/office/word/2010/wordprocessingDrawing" xmlns:wp="http://schemas.openxmlformats.org/drawingml/2006/wordprocessingDrawing" xmlns:w10="urn:schemas-microsoft-com:office:word" xmlns:w="http://schemas.openxmlformats.org/wordprocessingml/2006/main" xmlns:w14="http://schemas.microsoft.com/office/word/2010/wordml" xmlns:w15="http://schemas.microsoft.com/office/word/2012/wordml" xmlns:w16cei="http://schemas.microsoft.com/office/word/2026/wordml/cei" xmlns:w16cex="http://schemas.microsoft.com/office/word/2018/wordml/cex" xmlns:w16cid="http://schemas.microsoft.com/office/word/2016/wordml/cid" xmlns:w16="http://schemas.microsoft.com/office/word/2018/wordml" xmlns:w16du="http://schemas.microsoft.com/office/word/2023/wordml/word16du" xmlns:w16sdtdh="http://schemas.microsoft.com/office/word/2020/wordml/sdtdatahash" xmlns:w16sdtfl="http://schemas.microsoft.com/office/word/2024/wordml/sdtformatlock" xmlns:w16se="http://schemas.microsoft.com/office/word/2015/wordml/symex" xmlns:wpg="http://schemas.microsoft.com/office/word/2010/wordprocessingGroup" xmlns:wpi="http://schemas.microsoft.com/office/word/2010/wordprocessingInk" xmlns:wne="http://schemas.microsoft.com/office/word/2006/wordml" xmlns:wps="http://schemas.microsoft.com/office/word/2010/wordprocessingShape" mc:Ignorable="w14 w15 w16se w16cid w16 w16cex w16sdtdh w16sdtfl w16du wp14">
+<w:document xmlns:wpc="http://schemas.microsoft.com/office/word/2010/wordprocessingCanvas" xmlns:cx="http://schemas.microsoft.com/office/drawing/2014/chartex" xmlns:cx1="http://schemas.microsoft.com/office/drawing/2015/9/8/chartex" xmlns:cx2="http://schemas.microsoft.com/office/drawing/2015/10/21/chartex" xmlns:cx3="http://schemas.microsoft.com/office/drawing/2016/5/9/chartex" xmlns:cx4="http://schemas.microsoft.com/office/drawing/2016/5/10/chartex" xmlns:cx5="http://schemas.microsoft.com/office/drawing/2016/5/11/chartex" xmlns:cx6="http://schemas.microsoft.com/office/drawing/2016/5/12/chartex" xmlns:cx7="http://schemas.microsoft.com/office/drawing/2016/5/13/chartex" xmlns:cx8="http://schemas.microsoft.com/office/drawing/2016/5/14/chartex" xmlns:mc="http://schemas.openxmlformats.org/markup-compatibility/2006" xmlns:aink="http://schemas.microsoft.com/office/drawing/2016/ink" xmlns:am3d="http://schemas.microsoft.com/office/drawing/2017/model3d" xmlns:o="urn:schemas-microsoft-com:office:office" xmlns:oel="http://schemas.microsoft.com/office/2019/extlst" xmlns:r="http://schemas.openxmlformats.org/officeDocument/2006/relationships" xmlns:m="http://schemas.openxmlformats.org/officeDocument/2006/math" xmlns:v="urn:schemas-microsoft-com:vml" xmlns:wp14="http://schemas.microsoft.com/office/word/2010/wordprocessingDrawing" xmlns:wp="http://schemas.openxmlformats.org/drawingml/2006/wordprocessingDrawing" xmlns:w10="urn:schemas-microsoft-com:office:word" xmlns:w="http://schemas.openxmlformats.org/wordprocessingml/2006/main" xmlns:w14="http://schemas.microsoft.com/office/word/2010/wordml" xmlns:w15="http://schemas.microsoft.com/office/word/2012/wordml" xmlns:w16cex="http://schemas.microsoft.com/office/word/2018/wordml/cex" xmlns:w16cid="http://schemas.microsoft.com/office/word/2016/wordml/cid" xmlns:w16="http://schemas.microsoft.com/office/word/2018/wordml" xmlns:w16du="http://schemas.microsoft.com/office/word/2023/wordml/word16du" xmlns:w16sdtdh="http://schemas.microsoft.com/office/word/2020/wordml/sdtdatahash" xmlns:w16sdtfl="http://schemas.microsoft.com/office/word/2024/wordml/sdtformatlock" xmlns:w16se="http://schemas.microsoft.com/office/word/2015/wordml/symex" xmlns:wpg="http://schemas.microsoft.com/office/word/2010/wordprocessingGroup" xmlns:wpi="http://schemas.microsoft.com/office/word/2010/wordprocessingInk" xmlns:wne="http://schemas.microsoft.com/office/word/2006/wordml" xmlns:wps="http://schemas.microsoft.com/office/word/2010/wordprocessingShape" mc:Ignorable="w14 w15 w16se w16cid w16 w16cex w16sdtdh w16sdtfl w16du wp14">
   <w:body>
     <w:p>
       <w:pPr>
@@ -4651,6 +4651,14 @@
           <w:szCs w:val="28"/>
         </w:rPr>
       </w:pPr>
+      <w:r>
+        <w:rPr>
+          <w:rFonts w:ascii="Times New Roman" w:hAnsi="Times New Roman" w:cs="Times New Roman"/>
+          <w:sz w:val="28"/>
+          <w:szCs w:val="28"/>
+        </w:rPr>
+        <w:t>Build up</w:t>
+      </w:r>
     </w:p>
     <w:sectPr>
       <w:pgSz w:w="12240" w:h="15840"/>

--- a/BusinessAnalysis.docx
+++ b/BusinessAnalysis.docx
@@ -69,17 +69,13 @@
     </w:p>
     <w:p>
       <w:pPr>
+        <w:pStyle w:val="ListParagraph"/>
+        <w:numPr>
+          <w:ilvl w:val="0"/>
+          <w:numId w:val="1"/>
+        </w:numPr>
         <w:spacing w:line="360" w:lineRule="auto"/>
-        <w:ind w:firstLine="720"/>
-        <w:rPr>
-          <w:rFonts w:ascii="Times New Roman" w:hAnsi="Times New Roman" w:cs="Times New Roman"/>
-          <w:b/>
-          <w:bCs/>
-          <w:sz w:val="28"/>
-          <w:szCs w:val="28"/>
-        </w:rPr>
-      </w:pPr>
-      <w:r>
+        <w:jc w:val="both"/>
         <w:rPr>
           <w:rFonts w:ascii="Times New Roman" w:hAnsi="Times New Roman" w:cs="Times New Roman"/>
           <w:b/>
@@ -87,22 +83,171 @@
           <w:sz w:val="32"/>
           <w:szCs w:val="32"/>
         </w:rPr>
-        <w:br/>
-      </w:r>
+      </w:pPr>
       <w:r>
         <w:rPr>
           <w:rFonts w:ascii="Times New Roman" w:hAnsi="Times New Roman" w:cs="Times New Roman"/>
           <w:b/>
           <w:bCs/>
-          <w:sz w:val="28"/>
-          <w:szCs w:val="28"/>
-        </w:rPr>
-        <w:t>1. Các bảng chính</w:t>
+          <w:sz w:val="32"/>
+          <w:szCs w:val="32"/>
+        </w:rPr>
+        <w:t>Xác định công nghệ sử dụng</w:t>
       </w:r>
     </w:p>
     <w:p>
       <w:pPr>
+        <w:pStyle w:val="ListParagraph"/>
+        <w:numPr>
+          <w:ilvl w:val="0"/>
+          <w:numId w:val="2"/>
+        </w:numPr>
         <w:spacing w:line="360" w:lineRule="auto"/>
+        <w:jc w:val="both"/>
+        <w:rPr>
+          <w:rFonts w:ascii="Times New Roman" w:hAnsi="Times New Roman" w:cs="Times New Roman"/>
+          <w:sz w:val="28"/>
+          <w:szCs w:val="28"/>
+        </w:rPr>
+      </w:pPr>
+      <w:r>
+        <w:rPr>
+          <w:rFonts w:ascii="Times New Roman" w:hAnsi="Times New Roman" w:cs="Times New Roman"/>
+          <w:sz w:val="28"/>
+          <w:szCs w:val="28"/>
+        </w:rPr>
+        <w:t>Front-end</w:t>
+      </w:r>
+    </w:p>
+    <w:p>
+      <w:pPr>
+        <w:pStyle w:val="ListParagraph"/>
+        <w:numPr>
+          <w:ilvl w:val="0"/>
+          <w:numId w:val="3"/>
+        </w:numPr>
+        <w:spacing w:line="360" w:lineRule="auto"/>
+        <w:jc w:val="both"/>
+        <w:rPr>
+          <w:rFonts w:ascii="Times New Roman" w:hAnsi="Times New Roman" w:cs="Times New Roman"/>
+          <w:sz w:val="28"/>
+          <w:szCs w:val="28"/>
+        </w:rPr>
+      </w:pPr>
+      <w:r>
+        <w:rPr>
+          <w:rFonts w:ascii="Times New Roman" w:hAnsi="Times New Roman" w:cs="Times New Roman"/>
+          <w:sz w:val="28"/>
+          <w:szCs w:val="28"/>
+        </w:rPr>
+        <w:t>Ngôn ngữ: HTML, CSS, TypeScript</w:t>
+      </w:r>
+    </w:p>
+    <w:p>
+      <w:pPr>
+        <w:pStyle w:val="ListParagraph"/>
+        <w:numPr>
+          <w:ilvl w:val="0"/>
+          <w:numId w:val="3"/>
+        </w:numPr>
+        <w:spacing w:line="360" w:lineRule="auto"/>
+        <w:jc w:val="both"/>
+        <w:rPr>
+          <w:rFonts w:ascii="Times New Roman" w:hAnsi="Times New Roman" w:cs="Times New Roman"/>
+          <w:sz w:val="28"/>
+          <w:szCs w:val="28"/>
+        </w:rPr>
+      </w:pPr>
+      <w:r>
+        <w:rPr>
+          <w:rFonts w:ascii="Times New Roman" w:hAnsi="Times New Roman" w:cs="Times New Roman"/>
+          <w:sz w:val="28"/>
+          <w:szCs w:val="28"/>
+        </w:rPr>
+        <w:t>Thư viện: React</w:t>
+      </w:r>
+    </w:p>
+    <w:p>
+      <w:pPr>
+        <w:pStyle w:val="ListParagraph"/>
+        <w:numPr>
+          <w:ilvl w:val="0"/>
+          <w:numId w:val="2"/>
+        </w:numPr>
+        <w:spacing w:line="360" w:lineRule="auto"/>
+        <w:jc w:val="both"/>
+        <w:rPr>
+          <w:rFonts w:ascii="Times New Roman" w:hAnsi="Times New Roman" w:cs="Times New Roman"/>
+          <w:sz w:val="28"/>
+          <w:szCs w:val="28"/>
+        </w:rPr>
+      </w:pPr>
+      <w:r>
+        <w:rPr>
+          <w:rFonts w:ascii="Times New Roman" w:hAnsi="Times New Roman" w:cs="Times New Roman"/>
+          <w:sz w:val="28"/>
+          <w:szCs w:val="28"/>
+        </w:rPr>
+        <w:t>Back-end</w:t>
+      </w:r>
+    </w:p>
+    <w:p>
+      <w:pPr>
+        <w:pStyle w:val="ListParagraph"/>
+        <w:numPr>
+          <w:ilvl w:val="0"/>
+          <w:numId w:val="3"/>
+        </w:numPr>
+        <w:spacing w:line="360" w:lineRule="auto"/>
+        <w:jc w:val="both"/>
+        <w:rPr>
+          <w:rFonts w:ascii="Times New Roman" w:hAnsi="Times New Roman" w:cs="Times New Roman"/>
+          <w:sz w:val="28"/>
+          <w:szCs w:val="28"/>
+        </w:rPr>
+      </w:pPr>
+      <w:r>
+        <w:rPr>
+          <w:rFonts w:ascii="Times New Roman" w:hAnsi="Times New Roman" w:cs="Times New Roman"/>
+          <w:sz w:val="28"/>
+          <w:szCs w:val="28"/>
+        </w:rPr>
+        <w:t>Ngôn ngữ: Python, SQL</w:t>
+      </w:r>
+    </w:p>
+    <w:p>
+      <w:pPr>
+        <w:pStyle w:val="ListParagraph"/>
+        <w:numPr>
+          <w:ilvl w:val="0"/>
+          <w:numId w:val="3"/>
+        </w:numPr>
+        <w:spacing w:line="360" w:lineRule="auto"/>
+        <w:jc w:val="both"/>
+        <w:rPr>
+          <w:rFonts w:ascii="Times New Roman" w:hAnsi="Times New Roman" w:cs="Times New Roman"/>
+          <w:sz w:val="28"/>
+          <w:szCs w:val="28"/>
+        </w:rPr>
+      </w:pPr>
+      <w:r>
+        <w:rPr>
+          <w:rFonts w:ascii="Times New Roman" w:hAnsi="Times New Roman" w:cs="Times New Roman"/>
+          <w:sz w:val="28"/>
+          <w:szCs w:val="28"/>
+        </w:rPr>
+        <w:t>Framework: FastAPI</w:t>
+      </w:r>
+    </w:p>
+    <w:p>
+      <w:pPr>
+        <w:pStyle w:val="ListParagraph"/>
+        <w:numPr>
+          <w:ilvl w:val="0"/>
+          <w:numId w:val="1"/>
+        </w:numPr>
+        <w:spacing w:line="360" w:lineRule="auto"/>
+        <w:jc w:val="both"/>
         <w:rPr>
           <w:rFonts w:ascii="Times New Roman" w:hAnsi="Times New Roman" w:cs="Times New Roman"/>
           <w:b/>
@@ -116,10 +261,1896 @@
           <w:rFonts w:ascii="Times New Roman" w:hAnsi="Times New Roman" w:cs="Times New Roman"/>
           <w:b/>
           <w:bCs/>
-          <w:sz w:val="28"/>
-          <w:szCs w:val="28"/>
-        </w:rPr>
-        <w:t>1.1. Bảng Users</w:t>
+          <w:sz w:val="32"/>
+          <w:szCs w:val="32"/>
+        </w:rPr>
+        <w:t xml:space="preserve">Phân tích thiết kế </w:t>
+      </w:r>
+    </w:p>
+    <w:p>
+      <w:pPr>
+        <w:pStyle w:val="ListParagraph"/>
+        <w:numPr>
+          <w:ilvl w:val="0"/>
+          <w:numId w:val="4"/>
+        </w:numPr>
+        <w:spacing w:line="360" w:lineRule="auto"/>
+        <w:jc w:val="both"/>
+        <w:rPr>
+          <w:rFonts w:ascii="Times New Roman" w:hAnsi="Times New Roman" w:cs="Times New Roman"/>
+          <w:b/>
+          <w:bCs/>
+          <w:sz w:val="28"/>
+          <w:szCs w:val="28"/>
+        </w:rPr>
+      </w:pPr>
+      <w:r>
+        <w:rPr>
+          <w:rFonts w:ascii="Times New Roman" w:hAnsi="Times New Roman" w:cs="Times New Roman"/>
+          <w:b/>
+          <w:bCs/>
+          <w:sz w:val="28"/>
+          <w:szCs w:val="28"/>
+        </w:rPr>
+        <w:t xml:space="preserve">Phân tích yêu cầu </w:t>
+      </w:r>
+    </w:p>
+    <w:p>
+      <w:pPr>
+        <w:pStyle w:val="ListParagraph"/>
+        <w:numPr>
+          <w:ilvl w:val="0"/>
+          <w:numId w:val="3"/>
+        </w:numPr>
+        <w:spacing w:line="360" w:lineRule="auto"/>
+        <w:jc w:val="both"/>
+        <w:rPr>
+          <w:rFonts w:ascii="Times New Roman" w:hAnsi="Times New Roman" w:cs="Times New Roman"/>
+          <w:sz w:val="28"/>
+          <w:szCs w:val="28"/>
+        </w:rPr>
+      </w:pPr>
+      <w:r>
+        <w:rPr>
+          <w:rFonts w:ascii="Times New Roman" w:hAnsi="Times New Roman" w:cs="Times New Roman"/>
+          <w:sz w:val="28"/>
+          <w:szCs w:val="28"/>
+        </w:rPr>
+        <w:t>Hệ thống website JiYuu là hệ thống hỗ trợ người dùng thực hiện các chức năng đặt lịch khám bệnh mọi lúc, mọi nơi. Phòng khám có thể quản lí lịch khám bệnh, thông tin bệnh án của bệnh nhân một cách hiệu quả. Bác sỹ có thể quản lý lịch làm việc, xem các phản hồi đánh giá của bệnh nhân về bản thân.</w:t>
+      </w:r>
+    </w:p>
+    <w:p>
+      <w:pPr>
+        <w:pStyle w:val="ListParagraph"/>
+        <w:numPr>
+          <w:ilvl w:val="0"/>
+          <w:numId w:val="3"/>
+        </w:numPr>
+        <w:spacing w:line="360" w:lineRule="auto"/>
+        <w:jc w:val="both"/>
+        <w:rPr>
+          <w:rFonts w:ascii="Times New Roman" w:hAnsi="Times New Roman" w:cs="Times New Roman"/>
+          <w:sz w:val="28"/>
+          <w:szCs w:val="28"/>
+        </w:rPr>
+      </w:pPr>
+      <w:r>
+        <w:rPr>
+          <w:rFonts w:ascii="Times New Roman" w:hAnsi="Times New Roman" w:cs="Times New Roman"/>
+          <w:sz w:val="28"/>
+          <w:szCs w:val="28"/>
+        </w:rPr>
+        <w:t>Tác nhân: Bệnh nhân (Patient), Bác sĩ (Doctor), Tiếp tân (Receptionist)</w:t>
+      </w:r>
+      <w:r>
+        <w:rPr>
+          <w:rFonts w:ascii="Times New Roman" w:hAnsi="Times New Roman" w:cs="Times New Roman"/>
+          <w:sz w:val="28"/>
+          <w:szCs w:val="28"/>
+        </w:rPr>
+        <w:t>, Admin.</w:t>
+      </w:r>
+    </w:p>
+    <w:p>
+      <w:pPr>
+        <w:pStyle w:val="ListParagraph"/>
+        <w:numPr>
+          <w:ilvl w:val="1"/>
+          <w:numId w:val="4"/>
+        </w:numPr>
+        <w:spacing w:line="360" w:lineRule="auto"/>
+        <w:jc w:val="both"/>
+        <w:rPr>
+          <w:rFonts w:ascii="Times New Roman" w:hAnsi="Times New Roman" w:cs="Times New Roman"/>
+          <w:b/>
+          <w:bCs/>
+          <w:sz w:val="28"/>
+          <w:szCs w:val="28"/>
+        </w:rPr>
+      </w:pPr>
+      <w:r>
+        <w:rPr>
+          <w:rFonts w:ascii="Times New Roman" w:hAnsi="Times New Roman" w:cs="Times New Roman"/>
+          <w:b/>
+          <w:bCs/>
+          <w:sz w:val="28"/>
+          <w:szCs w:val="28"/>
+        </w:rPr>
+        <w:t>Yêu cầu chức năng của</w:t>
+      </w:r>
+      <w:r>
+        <w:rPr>
+          <w:rFonts w:ascii="Times New Roman" w:hAnsi="Times New Roman" w:cs="Times New Roman"/>
+          <w:b/>
+          <w:bCs/>
+          <w:sz w:val="28"/>
+          <w:szCs w:val="28"/>
+        </w:rPr>
+        <w:t xml:space="preserve"> actor</w:t>
+      </w:r>
+      <w:r>
+        <w:rPr>
+          <w:rFonts w:ascii="Times New Roman" w:hAnsi="Times New Roman" w:cs="Times New Roman"/>
+          <w:b/>
+          <w:bCs/>
+          <w:sz w:val="28"/>
+          <w:szCs w:val="28"/>
+        </w:rPr>
+        <w:t xml:space="preserve"> Bệnh nhân (Patient)</w:t>
+      </w:r>
+    </w:p>
+    <w:p>
+      <w:pPr>
+        <w:pStyle w:val="ListParagraph"/>
+        <w:numPr>
+          <w:ilvl w:val="0"/>
+          <w:numId w:val="3"/>
+        </w:numPr>
+        <w:spacing w:line="360" w:lineRule="auto"/>
+        <w:jc w:val="both"/>
+        <w:rPr>
+          <w:rFonts w:ascii="Times New Roman" w:hAnsi="Times New Roman" w:cs="Times New Roman"/>
+          <w:sz w:val="28"/>
+          <w:szCs w:val="28"/>
+        </w:rPr>
+      </w:pPr>
+      <w:r>
+        <w:rPr>
+          <w:rFonts w:ascii="Times New Roman" w:hAnsi="Times New Roman" w:cs="Times New Roman"/>
+          <w:sz w:val="28"/>
+          <w:szCs w:val="28"/>
+        </w:rPr>
+        <w:t xml:space="preserve">Đăng nhập/Đăng ký: tên đăng nhập sẽ là số điện thoại, mật khẩu chứa các ký tự đặc biệt. </w:t>
+      </w:r>
+    </w:p>
+    <w:p>
+      <w:pPr>
+        <w:pStyle w:val="ListParagraph"/>
+        <w:numPr>
+          <w:ilvl w:val="0"/>
+          <w:numId w:val="3"/>
+        </w:numPr>
+        <w:spacing w:line="360" w:lineRule="auto"/>
+        <w:jc w:val="both"/>
+        <w:rPr>
+          <w:rFonts w:ascii="Times New Roman" w:hAnsi="Times New Roman" w:cs="Times New Roman"/>
+          <w:sz w:val="28"/>
+          <w:szCs w:val="28"/>
+        </w:rPr>
+      </w:pPr>
+      <w:r>
+        <w:rPr>
+          <w:rFonts w:ascii="Times New Roman" w:hAnsi="Times New Roman" w:cs="Times New Roman"/>
+          <w:sz w:val="28"/>
+          <w:szCs w:val="28"/>
+        </w:rPr>
+        <w:t xml:space="preserve">Quản lý tài khoản: cho phép thay đổi thông tin về </w:t>
+      </w:r>
+      <w:r>
+        <w:rPr>
+          <w:rFonts w:ascii="Times New Roman" w:hAnsi="Times New Roman" w:cs="Times New Roman"/>
+          <w:sz w:val="28"/>
+          <w:szCs w:val="28"/>
+        </w:rPr>
+        <w:t xml:space="preserve">họ </w:t>
+      </w:r>
+      <w:r>
+        <w:rPr>
+          <w:rFonts w:ascii="Times New Roman" w:hAnsi="Times New Roman" w:cs="Times New Roman"/>
+          <w:sz w:val="28"/>
+          <w:szCs w:val="28"/>
+        </w:rPr>
+        <w:t xml:space="preserve">tên, </w:t>
+      </w:r>
+      <w:r>
+        <w:rPr>
+          <w:rFonts w:ascii="Times New Roman" w:hAnsi="Times New Roman" w:cs="Times New Roman"/>
+          <w:sz w:val="28"/>
+          <w:szCs w:val="28"/>
+        </w:rPr>
+        <w:t>số điện thoại,</w:t>
+      </w:r>
+      <w:r>
+        <w:rPr>
+          <w:rFonts w:ascii="Times New Roman" w:hAnsi="Times New Roman" w:cs="Times New Roman"/>
+          <w:sz w:val="28"/>
+          <w:szCs w:val="28"/>
+        </w:rPr>
+        <w:t xml:space="preserve"> ảnh đại diện,</w:t>
+      </w:r>
+      <w:r>
+        <w:rPr>
+          <w:rFonts w:ascii="Times New Roman" w:hAnsi="Times New Roman" w:cs="Times New Roman"/>
+          <w:sz w:val="28"/>
+          <w:szCs w:val="28"/>
+        </w:rPr>
+        <w:t xml:space="preserve"> ngày tháng năm sinh, địa chỉ</w:t>
+      </w:r>
+      <w:r>
+        <w:rPr>
+          <w:rFonts w:ascii="Times New Roman" w:hAnsi="Times New Roman" w:cs="Times New Roman"/>
+          <w:sz w:val="28"/>
+          <w:szCs w:val="28"/>
+        </w:rPr>
+        <w:t>, mật khẩu</w:t>
+      </w:r>
+      <w:r>
+        <w:rPr>
+          <w:rFonts w:ascii="Times New Roman" w:hAnsi="Times New Roman" w:cs="Times New Roman"/>
+          <w:sz w:val="28"/>
+          <w:szCs w:val="28"/>
+        </w:rPr>
+        <w:t>, địa chỉ email</w:t>
+      </w:r>
+      <w:r>
+        <w:rPr>
+          <w:rFonts w:ascii="Times New Roman" w:hAnsi="Times New Roman" w:cs="Times New Roman"/>
+          <w:sz w:val="28"/>
+          <w:szCs w:val="28"/>
+        </w:rPr>
+        <w:t>.</w:t>
+      </w:r>
+    </w:p>
+    <w:p>
+      <w:pPr>
+        <w:pStyle w:val="ListParagraph"/>
+        <w:numPr>
+          <w:ilvl w:val="0"/>
+          <w:numId w:val="3"/>
+        </w:numPr>
+        <w:spacing w:line="360" w:lineRule="auto"/>
+        <w:jc w:val="both"/>
+        <w:rPr>
+          <w:rFonts w:ascii="Times New Roman" w:hAnsi="Times New Roman" w:cs="Times New Roman"/>
+          <w:sz w:val="28"/>
+          <w:szCs w:val="28"/>
+        </w:rPr>
+      </w:pPr>
+      <w:r>
+        <w:rPr>
+          <w:rFonts w:ascii="Times New Roman" w:hAnsi="Times New Roman" w:cs="Times New Roman"/>
+          <w:sz w:val="28"/>
+          <w:szCs w:val="28"/>
+        </w:rPr>
+        <w:t>Đặt lịch khám bệnh: hệ thống sẽ cho phép việc đặt lịch hộ cho người thân</w:t>
+      </w:r>
+      <w:r>
+        <w:rPr>
+          <w:rFonts w:ascii="Times New Roman" w:hAnsi="Times New Roman" w:cs="Times New Roman"/>
+          <w:sz w:val="28"/>
+          <w:szCs w:val="28"/>
+        </w:rPr>
+        <w:t>.</w:t>
+      </w:r>
+    </w:p>
+    <w:p>
+      <w:pPr>
+        <w:pStyle w:val="ListParagraph"/>
+        <w:numPr>
+          <w:ilvl w:val="1"/>
+          <w:numId w:val="3"/>
+        </w:numPr>
+        <w:spacing w:line="360" w:lineRule="auto"/>
+        <w:jc w:val="both"/>
+        <w:rPr>
+          <w:rFonts w:ascii="Times New Roman" w:hAnsi="Times New Roman" w:cs="Times New Roman"/>
+          <w:sz w:val="28"/>
+          <w:szCs w:val="28"/>
+        </w:rPr>
+      </w:pPr>
+      <w:r>
+        <w:rPr>
+          <w:rFonts w:ascii="Times New Roman" w:hAnsi="Times New Roman" w:cs="Times New Roman"/>
+          <w:sz w:val="28"/>
+          <w:szCs w:val="28"/>
+        </w:rPr>
+        <w:lastRenderedPageBreak/>
+        <w:t>N</w:t>
+      </w:r>
+      <w:r>
+        <w:rPr>
+          <w:rFonts w:ascii="Times New Roman" w:hAnsi="Times New Roman" w:cs="Times New Roman"/>
+          <w:sz w:val="28"/>
+          <w:szCs w:val="28"/>
+        </w:rPr>
+        <w:t>gười dùng sẽ phải nhập thông tin khám bệnh gồm: tên người khám, số điện thoại, địa chỉ</w:t>
+      </w:r>
+      <w:r>
+        <w:rPr>
+          <w:rFonts w:ascii="Times New Roman" w:hAnsi="Times New Roman" w:cs="Times New Roman"/>
+          <w:sz w:val="28"/>
+          <w:szCs w:val="28"/>
+        </w:rPr>
+        <w:t>, lý do khám bệnh</w:t>
+      </w:r>
+      <w:r>
+        <w:rPr>
+          <w:rFonts w:ascii="Times New Roman" w:hAnsi="Times New Roman" w:cs="Times New Roman"/>
+          <w:sz w:val="28"/>
+          <w:szCs w:val="28"/>
+        </w:rPr>
+        <w:t xml:space="preserve">. </w:t>
+      </w:r>
+    </w:p>
+    <w:p>
+      <w:pPr>
+        <w:pStyle w:val="ListParagraph"/>
+        <w:numPr>
+          <w:ilvl w:val="1"/>
+          <w:numId w:val="3"/>
+        </w:numPr>
+        <w:spacing w:line="360" w:lineRule="auto"/>
+        <w:jc w:val="both"/>
+        <w:rPr>
+          <w:rFonts w:ascii="Times New Roman" w:hAnsi="Times New Roman" w:cs="Times New Roman"/>
+          <w:sz w:val="28"/>
+          <w:szCs w:val="28"/>
+        </w:rPr>
+      </w:pPr>
+      <w:r>
+        <w:rPr>
+          <w:rFonts w:ascii="Times New Roman" w:hAnsi="Times New Roman" w:cs="Times New Roman"/>
+          <w:sz w:val="28"/>
+          <w:szCs w:val="28"/>
+        </w:rPr>
+        <w:t>Chọn chuyên khoa: Khoa nội, ngoại, khác.</w:t>
+      </w:r>
+    </w:p>
+    <w:p>
+      <w:pPr>
+        <w:pStyle w:val="ListParagraph"/>
+        <w:numPr>
+          <w:ilvl w:val="1"/>
+          <w:numId w:val="3"/>
+        </w:numPr>
+        <w:spacing w:line="360" w:lineRule="auto"/>
+        <w:jc w:val="both"/>
+        <w:rPr>
+          <w:rFonts w:ascii="Times New Roman" w:hAnsi="Times New Roman" w:cs="Times New Roman"/>
+          <w:sz w:val="28"/>
+          <w:szCs w:val="28"/>
+        </w:rPr>
+      </w:pPr>
+      <w:r>
+        <w:rPr>
+          <w:rFonts w:ascii="Times New Roman" w:hAnsi="Times New Roman" w:cs="Times New Roman"/>
+          <w:sz w:val="28"/>
+          <w:szCs w:val="28"/>
+        </w:rPr>
+        <w:t>Chọn ngày, thời gian khám.</w:t>
+      </w:r>
+    </w:p>
+    <w:p>
+      <w:pPr>
+        <w:pStyle w:val="ListParagraph"/>
+        <w:numPr>
+          <w:ilvl w:val="1"/>
+          <w:numId w:val="3"/>
+        </w:numPr>
+        <w:spacing w:line="360" w:lineRule="auto"/>
+        <w:jc w:val="both"/>
+        <w:rPr>
+          <w:rFonts w:ascii="Times New Roman" w:hAnsi="Times New Roman" w:cs="Times New Roman"/>
+          <w:sz w:val="28"/>
+          <w:szCs w:val="28"/>
+        </w:rPr>
+      </w:pPr>
+      <w:r>
+        <w:rPr>
+          <w:rFonts w:ascii="Times New Roman" w:hAnsi="Times New Roman" w:cs="Times New Roman"/>
+          <w:sz w:val="28"/>
+          <w:szCs w:val="28"/>
+        </w:rPr>
+        <w:t>Sau khi ch</w:t>
+      </w:r>
+      <w:r>
+        <w:rPr>
+          <w:rFonts w:ascii="Times New Roman" w:hAnsi="Times New Roman" w:cs="Times New Roman"/>
+          <w:sz w:val="28"/>
+          <w:szCs w:val="28"/>
+        </w:rPr>
+        <w:t>ọn xong thông tin trên hệ thống sẽ hiện thị màn hình chứa danh sách các bác sĩ phù hợp. Danh sách bác sĩ có thể được tìm kiếm theo tên, sao đánh giá. Có thể xem nhanh thông tin gồm: tên, chuyên khoa, số năm làm việc, số điện thoại liên hệ, lượt đánh giá của bác sĩ thông qua biểu tượng con mắt.</w:t>
+      </w:r>
+    </w:p>
+    <w:p>
+      <w:pPr>
+        <w:pStyle w:val="ListParagraph"/>
+        <w:numPr>
+          <w:ilvl w:val="1"/>
+          <w:numId w:val="3"/>
+        </w:numPr>
+        <w:spacing w:line="360" w:lineRule="auto"/>
+        <w:jc w:val="both"/>
+        <w:rPr>
+          <w:rFonts w:ascii="Times New Roman" w:hAnsi="Times New Roman" w:cs="Times New Roman"/>
+          <w:sz w:val="28"/>
+          <w:szCs w:val="28"/>
+        </w:rPr>
+      </w:pPr>
+      <w:r>
+        <w:rPr>
+          <w:rFonts w:ascii="Times New Roman" w:hAnsi="Times New Roman" w:cs="Times New Roman"/>
+          <w:sz w:val="28"/>
+          <w:szCs w:val="28"/>
+        </w:rPr>
+        <w:t>Chọn bác sĩ xong kích nút “ Đặt lịch”  hệ thống sẽ hiển thị phiếu đặt lịch khám gồm các thông tin đã khai báo trước đó.</w:t>
+      </w:r>
+    </w:p>
+    <w:p>
+      <w:pPr>
+        <w:pStyle w:val="ListParagraph"/>
+        <w:numPr>
+          <w:ilvl w:val="0"/>
+          <w:numId w:val="3"/>
+        </w:numPr>
+        <w:jc w:val="both"/>
+        <w:rPr>
+          <w:rFonts w:ascii="Times New Roman" w:hAnsi="Times New Roman" w:cs="Times New Roman"/>
+          <w:sz w:val="28"/>
+          <w:szCs w:val="28"/>
+        </w:rPr>
+      </w:pPr>
+      <w:r>
+        <w:rPr>
+          <w:rFonts w:ascii="Times New Roman" w:hAnsi="Times New Roman" w:cs="Times New Roman"/>
+          <w:sz w:val="28"/>
+          <w:szCs w:val="28"/>
+        </w:rPr>
+        <w:t xml:space="preserve">Quản lý lịch khám: Người dùng có thể xem lại phiếu đặt lịch khám ở menu “Lịch khám”. </w:t>
+      </w:r>
+      <w:r>
+        <w:rPr>
+          <w:rFonts w:ascii="Times New Roman" w:hAnsi="Times New Roman" w:cs="Times New Roman"/>
+          <w:sz w:val="28"/>
+          <w:szCs w:val="28"/>
+        </w:rPr>
+        <w:t xml:space="preserve">Cho phép huỷ lịch </w:t>
+      </w:r>
+      <w:r>
+        <w:rPr>
+          <w:rFonts w:ascii="Times New Roman" w:hAnsi="Times New Roman" w:cs="Times New Roman"/>
+          <w:sz w:val="28"/>
+          <w:szCs w:val="28"/>
+        </w:rPr>
+        <w:t>trước thời gian khám</w:t>
+      </w:r>
+      <w:r>
+        <w:rPr>
+          <w:rFonts w:ascii="Times New Roman" w:hAnsi="Times New Roman" w:cs="Times New Roman"/>
+          <w:sz w:val="28"/>
+          <w:szCs w:val="28"/>
+        </w:rPr>
+        <w:t xml:space="preserve"> </w:t>
+      </w:r>
+      <w:r>
+        <w:rPr>
+          <w:rFonts w:ascii="Times New Roman" w:hAnsi="Times New Roman" w:cs="Times New Roman"/>
+          <w:sz w:val="28"/>
+          <w:szCs w:val="28"/>
+        </w:rPr>
+        <w:t>ít nhất 4</w:t>
+      </w:r>
+      <w:r>
+        <w:rPr>
+          <w:rFonts w:ascii="Times New Roman" w:hAnsi="Times New Roman" w:cs="Times New Roman"/>
+          <w:sz w:val="28"/>
+          <w:szCs w:val="28"/>
+        </w:rPr>
+        <w:t xml:space="preserve"> tiếng.</w:t>
+      </w:r>
+      <w:r>
+        <w:rPr>
+          <w:rFonts w:ascii="Times New Roman" w:hAnsi="Times New Roman" w:cs="Times New Roman"/>
+          <w:sz w:val="28"/>
+          <w:szCs w:val="28"/>
+        </w:rPr>
+        <w:t xml:space="preserve"> </w:t>
+      </w:r>
+      <w:r>
+        <w:rPr>
+          <w:rFonts w:ascii="Times New Roman" w:hAnsi="Times New Roman" w:cs="Times New Roman"/>
+          <w:sz w:val="28"/>
+          <w:szCs w:val="28"/>
+        </w:rPr>
+        <w:t>Mỗi lịch khám sẽ có mã QR code chứa các thông tin như: Tên bệnh nhân, thời gian khám bệnh</w:t>
+      </w:r>
+      <w:r>
+        <w:rPr>
+          <w:rFonts w:ascii="Times New Roman" w:hAnsi="Times New Roman" w:cs="Times New Roman"/>
+          <w:sz w:val="28"/>
+          <w:szCs w:val="28"/>
+        </w:rPr>
+        <w:t>, tên bác sĩ, số phòng khám bệnh. Khi đến cơ sở khám bệnh Tiếp tân (Receptionist) sẽ quét mã QR code để nhanh chóng xác nhận thông tin của Lịch khám.</w:t>
+      </w:r>
+      <w:r>
+        <w:rPr>
+          <w:rFonts w:ascii="Times New Roman" w:hAnsi="Times New Roman" w:cs="Times New Roman"/>
+          <w:sz w:val="28"/>
+          <w:szCs w:val="28"/>
+        </w:rPr>
+        <w:t xml:space="preserve">  </w:t>
+      </w:r>
+    </w:p>
+    <w:p>
+      <w:pPr>
+        <w:pStyle w:val="ListParagraph"/>
+        <w:numPr>
+          <w:ilvl w:val="0"/>
+          <w:numId w:val="3"/>
+        </w:numPr>
+        <w:jc w:val="both"/>
+        <w:rPr>
+          <w:rFonts w:ascii="Times New Roman" w:hAnsi="Times New Roman" w:cs="Times New Roman"/>
+          <w:sz w:val="28"/>
+          <w:szCs w:val="28"/>
+        </w:rPr>
+      </w:pPr>
+      <w:r>
+        <w:rPr>
+          <w:rFonts w:ascii="Times New Roman" w:hAnsi="Times New Roman" w:cs="Times New Roman"/>
+          <w:sz w:val="28"/>
+          <w:szCs w:val="28"/>
+        </w:rPr>
+        <w:t>Quản lý bệnh án: Xem thông tin bệnh án (Trong bệnh án sẽ có mã QR)</w:t>
+      </w:r>
+      <w:r>
+        <w:rPr>
+          <w:rFonts w:ascii="Times New Roman" w:hAnsi="Times New Roman" w:cs="Times New Roman"/>
+          <w:sz w:val="28"/>
+          <w:szCs w:val="28"/>
+        </w:rPr>
+        <w:t xml:space="preserve">                                                          </w:t>
+      </w:r>
+    </w:p>
+    <w:p>
+      <w:pPr>
+        <w:pStyle w:val="ListParagraph"/>
+        <w:numPr>
+          <w:ilvl w:val="1"/>
+          <w:numId w:val="4"/>
+        </w:numPr>
+        <w:spacing w:line="360" w:lineRule="auto"/>
+        <w:jc w:val="both"/>
+        <w:rPr>
+          <w:rFonts w:ascii="Times New Roman" w:hAnsi="Times New Roman" w:cs="Times New Roman"/>
+          <w:b/>
+          <w:bCs/>
+          <w:sz w:val="28"/>
+          <w:szCs w:val="28"/>
+        </w:rPr>
+      </w:pPr>
+      <w:r>
+        <w:rPr>
+          <w:rFonts w:ascii="Times New Roman" w:hAnsi="Times New Roman" w:cs="Times New Roman"/>
+          <w:b/>
+          <w:bCs/>
+          <w:sz w:val="28"/>
+          <w:szCs w:val="28"/>
+        </w:rPr>
+        <w:t>Yêu cầu chức năng của</w:t>
+      </w:r>
+      <w:r>
+        <w:rPr>
+          <w:rFonts w:ascii="Times New Roman" w:hAnsi="Times New Roman" w:cs="Times New Roman"/>
+          <w:b/>
+          <w:bCs/>
+          <w:sz w:val="28"/>
+          <w:szCs w:val="28"/>
+        </w:rPr>
+        <w:t xml:space="preserve"> actor</w:t>
+      </w:r>
+      <w:r>
+        <w:rPr>
+          <w:rFonts w:ascii="Times New Roman" w:hAnsi="Times New Roman" w:cs="Times New Roman"/>
+          <w:b/>
+          <w:bCs/>
+          <w:sz w:val="28"/>
+          <w:szCs w:val="28"/>
+        </w:rPr>
+        <w:t xml:space="preserve"> Bác sĩ (Doctor)</w:t>
+      </w:r>
+    </w:p>
+    <w:p>
+      <w:pPr>
+        <w:pStyle w:val="ListParagraph"/>
+        <w:numPr>
+          <w:ilvl w:val="0"/>
+          <w:numId w:val="3"/>
+        </w:numPr>
+        <w:spacing w:line="360" w:lineRule="auto"/>
+        <w:jc w:val="both"/>
+        <w:rPr>
+          <w:rFonts w:ascii="Times New Roman" w:hAnsi="Times New Roman" w:cs="Times New Roman"/>
+          <w:sz w:val="28"/>
+          <w:szCs w:val="28"/>
+        </w:rPr>
+      </w:pPr>
+      <w:r>
+        <w:rPr>
+          <w:rFonts w:ascii="Times New Roman" w:hAnsi="Times New Roman" w:cs="Times New Roman"/>
+          <w:sz w:val="28"/>
+          <w:szCs w:val="28"/>
+        </w:rPr>
+        <w:t>Đăng nhập</w:t>
+      </w:r>
+      <w:r>
+        <w:rPr>
+          <w:rFonts w:ascii="Times New Roman" w:hAnsi="Times New Roman" w:cs="Times New Roman"/>
+          <w:sz w:val="28"/>
+          <w:szCs w:val="28"/>
+        </w:rPr>
+        <w:t>: Tài khoản của bác sĩ do receptionist cung cấp.</w:t>
+      </w:r>
+    </w:p>
+    <w:p>
+      <w:pPr>
+        <w:pStyle w:val="ListParagraph"/>
+        <w:numPr>
+          <w:ilvl w:val="0"/>
+          <w:numId w:val="3"/>
+        </w:numPr>
+        <w:spacing w:line="360" w:lineRule="auto"/>
+        <w:jc w:val="both"/>
+        <w:rPr>
+          <w:rFonts w:ascii="Times New Roman" w:hAnsi="Times New Roman" w:cs="Times New Roman"/>
+          <w:sz w:val="28"/>
+          <w:szCs w:val="28"/>
+        </w:rPr>
+      </w:pPr>
+      <w:r>
+        <w:rPr>
+          <w:rFonts w:ascii="Times New Roman" w:hAnsi="Times New Roman" w:cs="Times New Roman"/>
+          <w:sz w:val="28"/>
+          <w:szCs w:val="28"/>
+        </w:rPr>
+        <w:t>Quản lý tài khoản: Bác sĩ được đổi mật khẩu</w:t>
+      </w:r>
+      <w:r>
+        <w:rPr>
+          <w:rFonts w:ascii="Times New Roman" w:hAnsi="Times New Roman" w:cs="Times New Roman"/>
+          <w:sz w:val="28"/>
+          <w:szCs w:val="28"/>
+        </w:rPr>
+        <w:t>, số điện thoại</w:t>
+      </w:r>
+      <w:r>
+        <w:rPr>
+          <w:rFonts w:ascii="Times New Roman" w:hAnsi="Times New Roman" w:cs="Times New Roman"/>
+          <w:sz w:val="28"/>
+          <w:szCs w:val="28"/>
+        </w:rPr>
+        <w:t>,</w:t>
+      </w:r>
+      <w:r>
+        <w:rPr>
+          <w:rFonts w:ascii="Times New Roman" w:hAnsi="Times New Roman" w:cs="Times New Roman"/>
+          <w:sz w:val="28"/>
+          <w:szCs w:val="28"/>
+        </w:rPr>
+        <w:t xml:space="preserve"> địa chỉ,</w:t>
+      </w:r>
+      <w:r>
+        <w:rPr>
+          <w:rFonts w:ascii="Times New Roman" w:hAnsi="Times New Roman" w:cs="Times New Roman"/>
+          <w:sz w:val="28"/>
+          <w:szCs w:val="28"/>
+        </w:rPr>
+        <w:t xml:space="preserve"> </w:t>
+      </w:r>
+      <w:r>
+        <w:rPr>
+          <w:rFonts w:ascii="Times New Roman" w:hAnsi="Times New Roman" w:cs="Times New Roman"/>
+          <w:sz w:val="28"/>
+          <w:szCs w:val="28"/>
+        </w:rPr>
+        <w:t xml:space="preserve">ảnh đại diện, </w:t>
+      </w:r>
+      <w:r>
+        <w:rPr>
+          <w:rFonts w:ascii="Times New Roman" w:hAnsi="Times New Roman" w:cs="Times New Roman"/>
+          <w:sz w:val="28"/>
+          <w:szCs w:val="28"/>
+        </w:rPr>
+        <w:t>cập nhật bằng cấp, chứng chỉ.</w:t>
+      </w:r>
+    </w:p>
+    <w:p>
+      <w:pPr>
+        <w:pStyle w:val="ListParagraph"/>
+        <w:numPr>
+          <w:ilvl w:val="0"/>
+          <w:numId w:val="3"/>
+        </w:numPr>
+        <w:spacing w:line="360" w:lineRule="auto"/>
+        <w:jc w:val="both"/>
+        <w:rPr>
+          <w:rFonts w:ascii="Times New Roman" w:hAnsi="Times New Roman" w:cs="Times New Roman"/>
+          <w:sz w:val="28"/>
+          <w:szCs w:val="28"/>
+        </w:rPr>
+      </w:pPr>
+      <w:r>
+        <w:rPr>
+          <w:rFonts w:ascii="Times New Roman" w:hAnsi="Times New Roman" w:cs="Times New Roman"/>
+          <w:sz w:val="28"/>
+          <w:szCs w:val="28"/>
+        </w:rPr>
+        <w:t>Quản lý lịch làm việc: Cho phép bác sĩ đăng ký, thay đổi lịch làm việc.</w:t>
+      </w:r>
+      <w:r>
+        <w:rPr>
+          <w:rFonts w:ascii="Times New Roman" w:hAnsi="Times New Roman" w:cs="Times New Roman"/>
+          <w:sz w:val="28"/>
+          <w:szCs w:val="28"/>
+        </w:rPr>
+        <w:t xml:space="preserve"> (Làm việc với bảng </w:t>
+      </w:r>
+      <w:r>
+        <w:rPr>
+          <w:rFonts w:ascii="Times New Roman" w:hAnsi="Times New Roman" w:cs="Times New Roman"/>
+          <w:sz w:val="28"/>
+          <w:szCs w:val="28"/>
+        </w:rPr>
+        <w:t>Schedules)</w:t>
+      </w:r>
+    </w:p>
+    <w:p>
+      <w:pPr>
+        <w:pStyle w:val="ListParagraph"/>
+        <w:numPr>
+          <w:ilvl w:val="1"/>
+          <w:numId w:val="3"/>
+        </w:numPr>
+        <w:spacing w:line="360" w:lineRule="auto"/>
+        <w:jc w:val="both"/>
+        <w:rPr>
+          <w:rFonts w:ascii="Times New Roman" w:hAnsi="Times New Roman" w:cs="Times New Roman"/>
+          <w:sz w:val="28"/>
+          <w:szCs w:val="28"/>
+        </w:rPr>
+      </w:pPr>
+      <w:r>
+        <w:rPr>
+          <w:rFonts w:ascii="Times New Roman" w:hAnsi="Times New Roman" w:cs="Times New Roman"/>
+          <w:sz w:val="28"/>
+          <w:szCs w:val="28"/>
+        </w:rPr>
+        <w:t xml:space="preserve">Kích vào menu Lịch làm việc, hệ thống sẽ hiện thị danh sách lịch làm việc nếu đã có lịch làm việc đăng ký trước đó. (Lịch sẽ được xây dụng UI/UX tương tự google Lịch). Kích chọn một ngày làm việc để có thể thay đổi thời gian làm việc trong ngày </w:t>
+      </w:r>
+      <w:r>
+        <w:rPr>
+          <w:rFonts w:ascii="Times New Roman" w:hAnsi="Times New Roman" w:cs="Times New Roman"/>
+          <w:sz w:val="28"/>
+          <w:szCs w:val="28"/>
+        </w:rPr>
+        <w:lastRenderedPageBreak/>
+        <w:t>(Việc thay đổi này sẽ phải gửi yêu cầu duyệt đến phía Receptionist).</w:t>
+      </w:r>
+    </w:p>
+    <w:p>
+      <w:pPr>
+        <w:pStyle w:val="ListParagraph"/>
+        <w:numPr>
+          <w:ilvl w:val="1"/>
+          <w:numId w:val="3"/>
+        </w:numPr>
+        <w:spacing w:line="360" w:lineRule="auto"/>
+        <w:jc w:val="both"/>
+        <w:rPr>
+          <w:rFonts w:ascii="Times New Roman" w:hAnsi="Times New Roman" w:cs="Times New Roman"/>
+          <w:sz w:val="28"/>
+          <w:szCs w:val="28"/>
+        </w:rPr>
+      </w:pPr>
+      <w:r>
+        <w:rPr>
+          <w:rFonts w:ascii="Times New Roman" w:hAnsi="Times New Roman" w:cs="Times New Roman"/>
+          <w:sz w:val="28"/>
+          <w:szCs w:val="28"/>
+        </w:rPr>
+        <w:t>Nếu chưa có lịch làm việc, bác sĩ kích vào nút “Tạo lịch làm việc” để tiến hành đăng ký lịch làm việc.</w:t>
+      </w:r>
+    </w:p>
+    <w:p>
+      <w:pPr>
+        <w:pStyle w:val="ListParagraph"/>
+        <w:numPr>
+          <w:ilvl w:val="0"/>
+          <w:numId w:val="3"/>
+        </w:numPr>
+        <w:spacing w:line="360" w:lineRule="auto"/>
+        <w:jc w:val="both"/>
+        <w:rPr>
+          <w:rFonts w:ascii="Times New Roman" w:hAnsi="Times New Roman" w:cs="Times New Roman"/>
+          <w:sz w:val="28"/>
+          <w:szCs w:val="28"/>
+        </w:rPr>
+      </w:pPr>
+      <w:r>
+        <w:rPr>
+          <w:rFonts w:ascii="Times New Roman" w:hAnsi="Times New Roman" w:cs="Times New Roman"/>
+          <w:sz w:val="28"/>
+          <w:szCs w:val="28"/>
+        </w:rPr>
+        <w:t>Khám bệnh</w:t>
+      </w:r>
+      <w:r>
+        <w:rPr>
+          <w:rFonts w:ascii="Times New Roman" w:hAnsi="Times New Roman" w:cs="Times New Roman"/>
+          <w:sz w:val="28"/>
+          <w:szCs w:val="28"/>
+        </w:rPr>
+        <w:t xml:space="preserve">: </w:t>
+      </w:r>
+    </w:p>
+    <w:p>
+      <w:pPr>
+        <w:pStyle w:val="ListParagraph"/>
+        <w:numPr>
+          <w:ilvl w:val="1"/>
+          <w:numId w:val="3"/>
+        </w:numPr>
+        <w:spacing w:line="360" w:lineRule="auto"/>
+        <w:jc w:val="both"/>
+        <w:rPr>
+          <w:rFonts w:ascii="Times New Roman" w:hAnsi="Times New Roman" w:cs="Times New Roman"/>
+          <w:sz w:val="28"/>
+          <w:szCs w:val="28"/>
+        </w:rPr>
+      </w:pPr>
+      <w:r>
+        <w:rPr>
+          <w:rFonts w:ascii="Times New Roman" w:hAnsi="Times New Roman" w:cs="Times New Roman"/>
+          <w:sz w:val="28"/>
+          <w:szCs w:val="28"/>
+        </w:rPr>
+        <w:t xml:space="preserve">Xem danh sách các lịch khám của bệnh nhân đã đặt theo ngày/tuần/tháng/năm. </w:t>
+      </w:r>
+    </w:p>
+    <w:p>
+      <w:pPr>
+        <w:pStyle w:val="ListParagraph"/>
+        <w:numPr>
+          <w:ilvl w:val="1"/>
+          <w:numId w:val="3"/>
+        </w:numPr>
+        <w:spacing w:line="360" w:lineRule="auto"/>
+        <w:jc w:val="both"/>
+        <w:rPr>
+          <w:rFonts w:ascii="Times New Roman" w:hAnsi="Times New Roman" w:cs="Times New Roman"/>
+          <w:sz w:val="28"/>
+          <w:szCs w:val="28"/>
+        </w:rPr>
+      </w:pPr>
+      <w:r>
+        <w:rPr>
+          <w:rFonts w:ascii="Times New Roman" w:hAnsi="Times New Roman" w:cs="Times New Roman"/>
+          <w:sz w:val="28"/>
+          <w:szCs w:val="28"/>
+        </w:rPr>
+        <w:t xml:space="preserve">Khi đến thời gian hẹn khám của bệnh nhân, </w:t>
+      </w:r>
+      <w:r>
+        <w:rPr>
+          <w:rFonts w:ascii="Times New Roman" w:hAnsi="Times New Roman" w:cs="Times New Roman"/>
+          <w:sz w:val="28"/>
+          <w:szCs w:val="28"/>
+        </w:rPr>
+        <w:t xml:space="preserve">màn hình sẽ hiện popup thông báo “đến giờ khám bệnh” và bác sĩ sẽ </w:t>
+      </w:r>
+      <w:r>
+        <w:rPr>
+          <w:rFonts w:ascii="Times New Roman" w:hAnsi="Times New Roman" w:cs="Times New Roman"/>
+          <w:sz w:val="28"/>
+          <w:szCs w:val="28"/>
+        </w:rPr>
+        <w:t>kích vào nút “Khám bệnh”</w:t>
+      </w:r>
+      <w:r>
+        <w:rPr>
+          <w:rFonts w:ascii="Times New Roman" w:hAnsi="Times New Roman" w:cs="Times New Roman"/>
+          <w:sz w:val="28"/>
+          <w:szCs w:val="28"/>
+        </w:rPr>
+        <w:t xml:space="preserve"> ở popup</w:t>
+      </w:r>
+      <w:r>
+        <w:rPr>
+          <w:rFonts w:ascii="Times New Roman" w:hAnsi="Times New Roman" w:cs="Times New Roman"/>
+          <w:sz w:val="28"/>
+          <w:szCs w:val="28"/>
+        </w:rPr>
+        <w:t xml:space="preserve"> để bắt đầu quá trình khám bệnh.</w:t>
+      </w:r>
+    </w:p>
+    <w:p>
+      <w:pPr>
+        <w:pStyle w:val="ListParagraph"/>
+        <w:numPr>
+          <w:ilvl w:val="1"/>
+          <w:numId w:val="3"/>
+        </w:numPr>
+        <w:spacing w:line="360" w:lineRule="auto"/>
+        <w:jc w:val="both"/>
+        <w:rPr>
+          <w:rFonts w:ascii="Times New Roman" w:hAnsi="Times New Roman" w:cs="Times New Roman"/>
+          <w:sz w:val="28"/>
+          <w:szCs w:val="28"/>
+        </w:rPr>
+      </w:pPr>
+      <w:r>
+        <w:rPr>
+          <w:rFonts w:ascii="Times New Roman" w:hAnsi="Times New Roman" w:cs="Times New Roman"/>
+          <w:sz w:val="28"/>
+          <w:szCs w:val="28"/>
+        </w:rPr>
+        <w:t>Hệ thống sẽ chuyển đến màn hình Khám bệnh của bệnh nhân trong thời gian khám. Màn hình này sẽ chứa các thông tin</w:t>
+      </w:r>
+      <w:r>
+        <w:rPr>
+          <w:rFonts w:ascii="Times New Roman" w:hAnsi="Times New Roman" w:cs="Times New Roman"/>
+          <w:sz w:val="28"/>
+          <w:szCs w:val="28"/>
+        </w:rPr>
+        <w:t xml:space="preserve"> của bệnh nhân</w:t>
+      </w:r>
+      <w:r>
+        <w:rPr>
+          <w:rFonts w:ascii="Times New Roman" w:hAnsi="Times New Roman" w:cs="Times New Roman"/>
+          <w:sz w:val="28"/>
+          <w:szCs w:val="28"/>
+        </w:rPr>
+        <w:t xml:space="preserve">: </w:t>
+      </w:r>
+      <w:r>
+        <w:rPr>
+          <w:rFonts w:ascii="Times New Roman" w:hAnsi="Times New Roman" w:cs="Times New Roman"/>
+          <w:sz w:val="28"/>
+          <w:szCs w:val="28"/>
+        </w:rPr>
+        <w:t>Tên, ngày tháng năm sinh, số điện thoại, địa chỉ liên hệ, triệu chứng, chẩn đoán, cách điều trị ( kê đơn thuốc, lịch hẹn tái khám nếu có), ngày đến khám bệnh,  bác sĩ điều trị(tên của bác sỹ, chữ ký).</w:t>
+      </w:r>
+    </w:p>
+    <w:p>
+      <w:pPr>
+        <w:pStyle w:val="ListParagraph"/>
+        <w:numPr>
+          <w:ilvl w:val="1"/>
+          <w:numId w:val="3"/>
+        </w:numPr>
+        <w:spacing w:line="360" w:lineRule="auto"/>
+        <w:jc w:val="both"/>
+        <w:rPr>
+          <w:rFonts w:ascii="Times New Roman" w:hAnsi="Times New Roman" w:cs="Times New Roman"/>
+          <w:sz w:val="28"/>
+          <w:szCs w:val="28"/>
+        </w:rPr>
+      </w:pPr>
+      <w:r>
+        <w:rPr>
+          <w:rFonts w:ascii="Times New Roman" w:hAnsi="Times New Roman" w:cs="Times New Roman"/>
+          <w:sz w:val="28"/>
+          <w:szCs w:val="28"/>
+        </w:rPr>
+        <w:t>Sau khi khám và điền đủ thông tin khám bệnh của bệnh nhân, bác sĩ kích nút “Hoàn thành” để kết thúc quá trình khám bệnh. Lúc này thông tin khám bệnh sẽ được lưu và tạo thành Bệnh án của bệnh nhân đó.</w:t>
+      </w:r>
+    </w:p>
+    <w:p>
+      <w:pPr>
+        <w:pStyle w:val="ListParagraph"/>
+        <w:numPr>
+          <w:ilvl w:val="1"/>
+          <w:numId w:val="3"/>
+        </w:numPr>
+        <w:spacing w:line="360" w:lineRule="auto"/>
+        <w:jc w:val="both"/>
+        <w:rPr>
+          <w:rFonts w:ascii="Times New Roman" w:hAnsi="Times New Roman" w:cs="Times New Roman"/>
+          <w:sz w:val="28"/>
+          <w:szCs w:val="28"/>
+        </w:rPr>
+      </w:pPr>
+      <w:r>
+        <w:rPr>
+          <w:rFonts w:ascii="Times New Roman" w:hAnsi="Times New Roman" w:cs="Times New Roman"/>
+          <w:sz w:val="28"/>
+          <w:szCs w:val="28"/>
+        </w:rPr>
+        <w:t>Mỗi bệnh án sẽ có mã QR code chứa các thông tin như: Tên bệnh nhân, thời gian khám bệnh, tên bác sĩ, số phòng khám bệnh, chẩn đoán, cách điều trị. Mã QR này giúp bệnh nhân lấy thuốc ở quầy thuốc cơ sở khám nhanh hơn, cũng như việc kiểm tra thông tin của bệnh nhân khi tới tái khám dễ dàng hơn.</w:t>
+      </w:r>
+    </w:p>
+    <w:p>
+      <w:pPr>
+        <w:pStyle w:val="ListParagraph"/>
+        <w:numPr>
+          <w:ilvl w:val="0"/>
+          <w:numId w:val="3"/>
+        </w:numPr>
+        <w:spacing w:line="360" w:lineRule="auto"/>
+        <w:jc w:val="both"/>
+        <w:rPr>
+          <w:rFonts w:ascii="Times New Roman" w:hAnsi="Times New Roman" w:cs="Times New Roman"/>
+          <w:sz w:val="28"/>
+          <w:szCs w:val="28"/>
+        </w:rPr>
+      </w:pPr>
+      <w:r>
+        <w:rPr>
+          <w:rFonts w:ascii="Times New Roman" w:hAnsi="Times New Roman" w:cs="Times New Roman"/>
+          <w:sz w:val="28"/>
+          <w:szCs w:val="28"/>
+        </w:rPr>
+        <w:lastRenderedPageBreak/>
+        <w:t>Quản lý bệnh án: Bác sĩ có thể theo dõi quá trình chữa bệnh của bệnh nhân gồm các trạng thái: Đang chữa trị, đã khỏi bệnh.</w:t>
+      </w:r>
+      <w:r>
+        <w:rPr>
+          <w:rFonts w:ascii="Times New Roman" w:hAnsi="Times New Roman" w:cs="Times New Roman"/>
+          <w:sz w:val="28"/>
+          <w:szCs w:val="28"/>
+        </w:rPr>
+        <w:t xml:space="preserve"> Bác sĩ sẽ thay đổi trạng tái sang “đã khỏi bệnh” khi lần tái khám đó đạt kết quả tốt.</w:t>
+      </w:r>
+    </w:p>
+    <w:p>
+      <w:pPr>
+        <w:pStyle w:val="ListParagraph"/>
+        <w:numPr>
+          <w:ilvl w:val="1"/>
+          <w:numId w:val="4"/>
+        </w:numPr>
+        <w:spacing w:line="360" w:lineRule="auto"/>
+        <w:jc w:val="both"/>
+        <w:rPr>
+          <w:rFonts w:ascii="Times New Roman" w:hAnsi="Times New Roman" w:cs="Times New Roman"/>
+          <w:b/>
+          <w:bCs/>
+          <w:sz w:val="28"/>
+          <w:szCs w:val="28"/>
+        </w:rPr>
+      </w:pPr>
+      <w:r>
+        <w:rPr>
+          <w:rFonts w:ascii="Times New Roman" w:hAnsi="Times New Roman" w:cs="Times New Roman"/>
+          <w:b/>
+          <w:bCs/>
+          <w:sz w:val="28"/>
+          <w:szCs w:val="28"/>
+        </w:rPr>
+        <w:t xml:space="preserve">Yêu cầu chức năng của </w:t>
+      </w:r>
+      <w:r>
+        <w:rPr>
+          <w:rFonts w:ascii="Times New Roman" w:hAnsi="Times New Roman" w:cs="Times New Roman"/>
+          <w:b/>
+          <w:bCs/>
+          <w:sz w:val="28"/>
+          <w:szCs w:val="28"/>
+        </w:rPr>
+        <w:t xml:space="preserve">actor </w:t>
+      </w:r>
+      <w:r>
+        <w:rPr>
+          <w:rFonts w:ascii="Times New Roman" w:hAnsi="Times New Roman" w:cs="Times New Roman"/>
+          <w:b/>
+          <w:bCs/>
+          <w:sz w:val="28"/>
+          <w:szCs w:val="28"/>
+        </w:rPr>
+        <w:t>Tiếp tân (Receptionist)</w:t>
+      </w:r>
+    </w:p>
+    <w:p>
+      <w:pPr>
+        <w:pStyle w:val="ListParagraph"/>
+        <w:numPr>
+          <w:ilvl w:val="0"/>
+          <w:numId w:val="3"/>
+        </w:numPr>
+        <w:spacing w:line="360" w:lineRule="auto"/>
+        <w:jc w:val="both"/>
+        <w:rPr>
+          <w:rFonts w:ascii="Times New Roman" w:hAnsi="Times New Roman" w:cs="Times New Roman"/>
+          <w:sz w:val="28"/>
+          <w:szCs w:val="28"/>
+        </w:rPr>
+      </w:pPr>
+      <w:r>
+        <w:rPr>
+          <w:rFonts w:ascii="Times New Roman" w:hAnsi="Times New Roman" w:cs="Times New Roman"/>
+          <w:sz w:val="28"/>
+          <w:szCs w:val="28"/>
+        </w:rPr>
+        <w:t>Đăng nhập: Tài khoản sẽ do admin tạo vào cung cấp.</w:t>
+      </w:r>
+    </w:p>
+    <w:p>
+      <w:pPr>
+        <w:pStyle w:val="ListParagraph"/>
+        <w:numPr>
+          <w:ilvl w:val="0"/>
+          <w:numId w:val="3"/>
+        </w:numPr>
+        <w:spacing w:line="360" w:lineRule="auto"/>
+        <w:jc w:val="both"/>
+        <w:rPr>
+          <w:rFonts w:ascii="Times New Roman" w:hAnsi="Times New Roman" w:cs="Times New Roman"/>
+          <w:sz w:val="28"/>
+          <w:szCs w:val="28"/>
+        </w:rPr>
+      </w:pPr>
+      <w:r>
+        <w:rPr>
+          <w:rFonts w:ascii="Times New Roman" w:hAnsi="Times New Roman" w:cs="Times New Roman"/>
+          <w:sz w:val="28"/>
+          <w:szCs w:val="28"/>
+        </w:rPr>
+        <w:t>Quản lý tài khoản: Receptionist được thay đổi mật khẩu, thông tin cá nhân: họ tên, ngày tháng năm sinh, số điện thoại, địa chỉ, ảnh đại diện.</w:t>
+      </w:r>
+    </w:p>
+    <w:p>
+      <w:pPr>
+        <w:pStyle w:val="ListParagraph"/>
+        <w:numPr>
+          <w:ilvl w:val="0"/>
+          <w:numId w:val="3"/>
+        </w:numPr>
+        <w:spacing w:line="360" w:lineRule="auto"/>
+        <w:jc w:val="both"/>
+        <w:rPr>
+          <w:rFonts w:ascii="Times New Roman" w:hAnsi="Times New Roman" w:cs="Times New Roman"/>
+          <w:sz w:val="28"/>
+          <w:szCs w:val="28"/>
+        </w:rPr>
+      </w:pPr>
+      <w:r>
+        <w:rPr>
+          <w:rFonts w:ascii="Times New Roman" w:hAnsi="Times New Roman" w:cs="Times New Roman"/>
+          <w:sz w:val="28"/>
+          <w:szCs w:val="28"/>
+        </w:rPr>
+        <w:t xml:space="preserve">Quản lý Bác sĩ: </w:t>
+      </w:r>
+    </w:p>
+    <w:p>
+      <w:pPr>
+        <w:pStyle w:val="ListParagraph"/>
+        <w:numPr>
+          <w:ilvl w:val="1"/>
+          <w:numId w:val="3"/>
+        </w:numPr>
+        <w:spacing w:line="360" w:lineRule="auto"/>
+        <w:jc w:val="both"/>
+        <w:rPr>
+          <w:rFonts w:ascii="Times New Roman" w:hAnsi="Times New Roman" w:cs="Times New Roman"/>
+          <w:sz w:val="28"/>
+          <w:szCs w:val="28"/>
+        </w:rPr>
+      </w:pPr>
+      <w:r>
+        <w:rPr>
+          <w:rFonts w:ascii="Times New Roman" w:hAnsi="Times New Roman" w:cs="Times New Roman"/>
+          <w:sz w:val="28"/>
+          <w:szCs w:val="28"/>
+        </w:rPr>
+        <w:t>Tạo mới</w:t>
+      </w:r>
+      <w:r>
+        <w:rPr>
+          <w:rFonts w:ascii="Times New Roman" w:hAnsi="Times New Roman" w:cs="Times New Roman"/>
+          <w:sz w:val="28"/>
+          <w:szCs w:val="28"/>
+        </w:rPr>
+        <w:t>/cập nhật/xoá thông tin</w:t>
+      </w:r>
+      <w:r>
+        <w:rPr>
+          <w:rFonts w:ascii="Times New Roman" w:hAnsi="Times New Roman" w:cs="Times New Roman"/>
+          <w:sz w:val="28"/>
+          <w:szCs w:val="28"/>
+        </w:rPr>
+        <w:t xml:space="preserve"> bác sĩ: tên tài khoản, mật khẩu,</w:t>
+      </w:r>
+      <w:r>
+        <w:rPr>
+          <w:rFonts w:ascii="Times New Roman" w:hAnsi="Times New Roman" w:cs="Times New Roman"/>
+          <w:sz w:val="28"/>
+          <w:szCs w:val="28"/>
+        </w:rPr>
+        <w:t xml:space="preserve"> họ tên bác sĩ,</w:t>
+      </w:r>
+      <w:r>
+        <w:rPr>
+          <w:rFonts w:ascii="Times New Roman" w:hAnsi="Times New Roman" w:cs="Times New Roman"/>
+          <w:sz w:val="28"/>
+          <w:szCs w:val="28"/>
+        </w:rPr>
+        <w:t xml:space="preserve"> ảnh đại diện, số điện thoại, địa chỉ, </w:t>
+      </w:r>
+      <w:r>
+        <w:rPr>
+          <w:rFonts w:ascii="Times New Roman" w:hAnsi="Times New Roman" w:cs="Times New Roman"/>
+          <w:sz w:val="28"/>
+          <w:szCs w:val="28"/>
+        </w:rPr>
+        <w:t>chuyển khoa, số năm kinh nghiệm.</w:t>
+      </w:r>
+    </w:p>
+    <w:p>
+      <w:pPr>
+        <w:pStyle w:val="ListParagraph"/>
+        <w:numPr>
+          <w:ilvl w:val="1"/>
+          <w:numId w:val="3"/>
+        </w:numPr>
+        <w:spacing w:line="360" w:lineRule="auto"/>
+        <w:jc w:val="both"/>
+        <w:rPr>
+          <w:rFonts w:ascii="Times New Roman" w:hAnsi="Times New Roman" w:cs="Times New Roman"/>
+          <w:sz w:val="28"/>
+          <w:szCs w:val="28"/>
+        </w:rPr>
+      </w:pPr>
+      <w:r>
+        <w:rPr>
+          <w:rFonts w:ascii="Times New Roman" w:hAnsi="Times New Roman" w:cs="Times New Roman"/>
+          <w:sz w:val="28"/>
+          <w:szCs w:val="28"/>
+        </w:rPr>
+        <w:t xml:space="preserve">Quản lý lịch làm việc của Bác sĩ: </w:t>
+      </w:r>
+      <w:r>
+        <w:rPr>
+          <w:rFonts w:ascii="Times New Roman" w:hAnsi="Times New Roman" w:cs="Times New Roman"/>
+          <w:sz w:val="28"/>
+          <w:szCs w:val="28"/>
+        </w:rPr>
+        <w:t xml:space="preserve">Tìm kiếm, xem, </w:t>
+      </w:r>
+      <w:r>
+        <w:rPr>
+          <w:rFonts w:ascii="Times New Roman" w:hAnsi="Times New Roman" w:cs="Times New Roman"/>
+          <w:sz w:val="28"/>
+          <w:szCs w:val="28"/>
+        </w:rPr>
+        <w:t>duyệt và từ chối yêu cầu Đăng ký/ Huỷ lịch làm việc.</w:t>
+      </w:r>
+    </w:p>
+    <w:p>
+      <w:pPr>
+        <w:pStyle w:val="ListParagraph"/>
+        <w:numPr>
+          <w:ilvl w:val="0"/>
+          <w:numId w:val="3"/>
+        </w:numPr>
+        <w:spacing w:line="360" w:lineRule="auto"/>
+        <w:jc w:val="both"/>
+        <w:rPr>
+          <w:rFonts w:ascii="Times New Roman" w:hAnsi="Times New Roman" w:cs="Times New Roman"/>
+          <w:sz w:val="28"/>
+          <w:szCs w:val="28"/>
+        </w:rPr>
+      </w:pPr>
+      <w:r>
+        <w:rPr>
+          <w:rFonts w:ascii="Times New Roman" w:hAnsi="Times New Roman" w:cs="Times New Roman"/>
+          <w:sz w:val="28"/>
+          <w:szCs w:val="28"/>
+        </w:rPr>
+        <w:t xml:space="preserve">Quản lý lịch khám bệnh: </w:t>
+      </w:r>
+    </w:p>
+    <w:p>
+      <w:pPr>
+        <w:pStyle w:val="ListParagraph"/>
+        <w:numPr>
+          <w:ilvl w:val="1"/>
+          <w:numId w:val="3"/>
+        </w:numPr>
+        <w:spacing w:line="360" w:lineRule="auto"/>
+        <w:jc w:val="both"/>
+        <w:rPr>
+          <w:rFonts w:ascii="Times New Roman" w:hAnsi="Times New Roman" w:cs="Times New Roman"/>
+          <w:sz w:val="28"/>
+          <w:szCs w:val="28"/>
+        </w:rPr>
+      </w:pPr>
+      <w:r>
+        <w:rPr>
+          <w:rFonts w:ascii="Times New Roman" w:hAnsi="Times New Roman" w:cs="Times New Roman"/>
+          <w:sz w:val="28"/>
+          <w:szCs w:val="28"/>
+        </w:rPr>
+        <w:t>Tiếp nhận (nhập số điện thoại của bệnh nhân hoặc quét mã QR bằng máy POS để lấy, xác nhận thông tin khám bệnh), thay đổi trạng thái Đã đến khám/ Huỷ (Khi chuyển trạng thái sang Đã đến khám, sẽ thông báo cho Bác sĩ để chuẩn bị khám cho bệnh nhân).</w:t>
+      </w:r>
+    </w:p>
+    <w:p>
+      <w:pPr>
+        <w:pStyle w:val="ListParagraph"/>
+        <w:numPr>
+          <w:ilvl w:val="1"/>
+          <w:numId w:val="3"/>
+        </w:numPr>
+        <w:spacing w:line="360" w:lineRule="auto"/>
+        <w:jc w:val="both"/>
+        <w:rPr>
+          <w:rFonts w:ascii="Times New Roman" w:hAnsi="Times New Roman" w:cs="Times New Roman"/>
+          <w:sz w:val="28"/>
+          <w:szCs w:val="28"/>
+        </w:rPr>
+      </w:pPr>
+      <w:r>
+        <w:rPr>
+          <w:rFonts w:ascii="Times New Roman" w:hAnsi="Times New Roman" w:cs="Times New Roman"/>
+          <w:sz w:val="28"/>
+          <w:szCs w:val="28"/>
+        </w:rPr>
+        <w:t>Theo dõi và tìm kiếm danh sách lịch khám bệnh của bệnh nhân ở menu Lịch khám bệnh theo giờ/ngày/tháng/năm.</w:t>
+      </w:r>
+    </w:p>
+    <w:p>
+      <w:pPr>
+        <w:pStyle w:val="ListParagraph"/>
+        <w:numPr>
+          <w:ilvl w:val="0"/>
+          <w:numId w:val="3"/>
+        </w:numPr>
+        <w:spacing w:line="360" w:lineRule="auto"/>
+        <w:jc w:val="both"/>
+        <w:rPr>
+          <w:rFonts w:ascii="Times New Roman" w:hAnsi="Times New Roman" w:cs="Times New Roman"/>
+          <w:sz w:val="28"/>
+          <w:szCs w:val="28"/>
+        </w:rPr>
+      </w:pPr>
+      <w:r>
+        <w:rPr>
+          <w:rFonts w:ascii="Times New Roman" w:hAnsi="Times New Roman" w:cs="Times New Roman"/>
+          <w:sz w:val="28"/>
+          <w:szCs w:val="28"/>
+        </w:rPr>
+        <w:t>Chức năng phát triển sau: Thanh toán hoá đơn khám bệnh và thuốc uống.</w:t>
+      </w:r>
+    </w:p>
+    <w:p>
+      <w:pPr>
+        <w:pStyle w:val="ListParagraph"/>
+        <w:numPr>
+          <w:ilvl w:val="1"/>
+          <w:numId w:val="4"/>
+        </w:numPr>
+        <w:spacing w:line="360" w:lineRule="auto"/>
+        <w:jc w:val="both"/>
+        <w:rPr>
+          <w:rFonts w:ascii="Times New Roman" w:hAnsi="Times New Roman" w:cs="Times New Roman"/>
+          <w:b/>
+          <w:bCs/>
+          <w:sz w:val="28"/>
+          <w:szCs w:val="28"/>
+        </w:rPr>
+      </w:pPr>
+      <w:r>
+        <w:rPr>
+          <w:rFonts w:ascii="Times New Roman" w:hAnsi="Times New Roman" w:cs="Times New Roman"/>
+          <w:b/>
+          <w:bCs/>
+          <w:sz w:val="28"/>
+          <w:szCs w:val="28"/>
+        </w:rPr>
+        <w:t>Yêu cầu chức năng của actor Admin</w:t>
+      </w:r>
+    </w:p>
+    <w:p>
+      <w:pPr>
+        <w:pStyle w:val="ListParagraph"/>
+        <w:numPr>
+          <w:ilvl w:val="0"/>
+          <w:numId w:val="3"/>
+        </w:numPr>
+        <w:spacing w:line="360" w:lineRule="auto"/>
+        <w:jc w:val="both"/>
+        <w:rPr>
+          <w:rFonts w:ascii="Times New Roman" w:hAnsi="Times New Roman" w:cs="Times New Roman"/>
+          <w:sz w:val="28"/>
+          <w:szCs w:val="28"/>
+        </w:rPr>
+      </w:pPr>
+      <w:r>
+        <w:rPr>
+          <w:rFonts w:ascii="Times New Roman" w:hAnsi="Times New Roman" w:cs="Times New Roman"/>
+          <w:sz w:val="28"/>
+          <w:szCs w:val="28"/>
+        </w:rPr>
+        <w:t>Q</w:t>
+      </w:r>
+      <w:r>
+        <w:rPr>
+          <w:rFonts w:ascii="Times New Roman" w:hAnsi="Times New Roman" w:cs="Times New Roman"/>
+          <w:sz w:val="28"/>
+          <w:szCs w:val="28"/>
+        </w:rPr>
+        <w:t>uản lý tài khoản receptionist, cấu hình hệ thống</w:t>
+      </w:r>
+      <w:r>
+        <w:rPr>
+          <w:rFonts w:ascii="Times New Roman" w:hAnsi="Times New Roman" w:cs="Times New Roman"/>
+          <w:sz w:val="28"/>
+          <w:szCs w:val="28"/>
+        </w:rPr>
+        <w:t>.</w:t>
+      </w:r>
+    </w:p>
+    <w:p>
+      <w:pPr>
+        <w:pStyle w:val="ListParagraph"/>
+        <w:numPr>
+          <w:ilvl w:val="0"/>
+          <w:numId w:val="4"/>
+        </w:numPr>
+        <w:spacing w:line="360" w:lineRule="auto"/>
+        <w:jc w:val="both"/>
+        <w:rPr>
+          <w:rFonts w:ascii="Times New Roman" w:hAnsi="Times New Roman" w:cs="Times New Roman"/>
+          <w:b/>
+          <w:bCs/>
+          <w:sz w:val="28"/>
+          <w:szCs w:val="28"/>
+        </w:rPr>
+      </w:pPr>
+      <w:r>
+        <w:rPr>
+          <w:rFonts w:ascii="Times New Roman" w:hAnsi="Times New Roman" w:cs="Times New Roman"/>
+          <w:b/>
+          <w:bCs/>
+          <w:sz w:val="28"/>
+          <w:szCs w:val="28"/>
+        </w:rPr>
+        <w:t>Phân tích yêu cầu</w:t>
+      </w:r>
+      <w:r>
+        <w:rPr>
+          <w:rFonts w:ascii="Times New Roman" w:hAnsi="Times New Roman" w:cs="Times New Roman"/>
+          <w:b/>
+          <w:bCs/>
+          <w:sz w:val="28"/>
+          <w:szCs w:val="28"/>
+        </w:rPr>
+        <w:t xml:space="preserve"> </w:t>
+      </w:r>
+      <w:r>
+        <w:rPr>
+          <w:rFonts w:ascii="Times New Roman" w:hAnsi="Times New Roman" w:cs="Times New Roman"/>
+          <w:b/>
+          <w:bCs/>
+          <w:sz w:val="28"/>
+          <w:szCs w:val="28"/>
+        </w:rPr>
+        <w:t>phi</w:t>
+      </w:r>
+      <w:r>
+        <w:rPr>
+          <w:rFonts w:ascii="Times New Roman" w:hAnsi="Times New Roman" w:cs="Times New Roman"/>
+          <w:b/>
+          <w:bCs/>
+          <w:sz w:val="28"/>
+          <w:szCs w:val="28"/>
+        </w:rPr>
+        <w:t xml:space="preserve"> chức năng</w:t>
+      </w:r>
+    </w:p>
+    <w:p>
+      <w:pPr>
+        <w:pStyle w:val="ListParagraph"/>
+        <w:spacing w:line="360" w:lineRule="auto"/>
+        <w:ind w:left="1170"/>
+        <w:jc w:val="both"/>
+        <w:rPr>
+          <w:rFonts w:ascii="Times New Roman" w:hAnsi="Times New Roman" w:cs="Times New Roman"/>
+          <w:sz w:val="28"/>
+          <w:szCs w:val="28"/>
+        </w:rPr>
+      </w:pPr>
+      <w:r>
+        <w:rPr>
+          <w:rFonts w:ascii="Times New Roman" w:hAnsi="Times New Roman" w:cs="Times New Roman"/>
+          <w:sz w:val="28"/>
+          <w:szCs w:val="28"/>
+        </w:rPr>
+        <w:lastRenderedPageBreak/>
+        <w:t>-</w:t>
+      </w:r>
+      <w:r>
+        <w:rPr>
+          <w:rFonts w:ascii="Times New Roman" w:hAnsi="Times New Roman" w:cs="Times New Roman"/>
+          <w:sz w:val="28"/>
+          <w:szCs w:val="28"/>
+        </w:rPr>
+        <w:tab/>
+        <w:t>Khi đăng nhập hệ thống không cho phép phía front-end gửi user id để tăng tính bảo mật</w:t>
+      </w:r>
+    </w:p>
+    <w:p>
+      <w:pPr>
+        <w:pStyle w:val="ListParagraph"/>
+        <w:spacing w:line="360" w:lineRule="auto"/>
+        <w:ind w:left="1170"/>
+        <w:jc w:val="both"/>
+        <w:rPr>
+          <w:rFonts w:ascii="Times New Roman" w:hAnsi="Times New Roman" w:cs="Times New Roman"/>
+          <w:sz w:val="28"/>
+          <w:szCs w:val="28"/>
+        </w:rPr>
+      </w:pPr>
+      <w:r>
+        <w:rPr>
+          <w:rFonts w:ascii="Times New Roman" w:hAnsi="Times New Roman" w:cs="Times New Roman"/>
+          <w:sz w:val="28"/>
+          <w:szCs w:val="28"/>
+        </w:rPr>
+        <w:t>-</w:t>
+      </w:r>
+      <w:r>
+        <w:rPr>
+          <w:rFonts w:ascii="Times New Roman" w:hAnsi="Times New Roman" w:cs="Times New Roman"/>
+          <w:sz w:val="28"/>
+          <w:szCs w:val="28"/>
+        </w:rPr>
+        <w:tab/>
+        <w:t>Khi thực hiện chức năng đặt lịch khám bệnh sẽ xử lý trùng lặp khi 2 người cùng 1 thời điểm đặt lịch (Concurrent Booking Prevention &amp; Duplicate Appointment Handling).</w:t>
+      </w:r>
+    </w:p>
+    <w:p>
+      <w:pPr>
+        <w:pStyle w:val="ListParagraph"/>
+        <w:numPr>
+          <w:ilvl w:val="0"/>
+          <w:numId w:val="7"/>
+        </w:numPr>
+        <w:spacing w:line="360" w:lineRule="auto"/>
+        <w:ind w:left="1440" w:hanging="270"/>
+        <w:jc w:val="both"/>
+        <w:rPr>
+          <w:rFonts w:ascii="Times New Roman" w:hAnsi="Times New Roman" w:cs="Times New Roman"/>
+          <w:sz w:val="28"/>
+          <w:szCs w:val="28"/>
+        </w:rPr>
+      </w:pPr>
+      <w:r>
+        <w:rPr>
+          <w:rFonts w:ascii="Times New Roman" w:hAnsi="Times New Roman" w:cs="Times New Roman"/>
+          <w:sz w:val="28"/>
+          <w:szCs w:val="28"/>
+        </w:rPr>
+        <w:t xml:space="preserve">Bảo mật dữ liệu bệnh án (mã hoá dữ liệu nhạy cảm, phân quyền truy cập theo vai trò). </w:t>
+      </w:r>
+    </w:p>
+    <w:p>
+      <w:pPr>
+        <w:pStyle w:val="ListParagraph"/>
+        <w:numPr>
+          <w:ilvl w:val="0"/>
+          <w:numId w:val="7"/>
+        </w:numPr>
+        <w:spacing w:line="360" w:lineRule="auto"/>
+        <w:ind w:left="1440" w:hanging="270"/>
+        <w:jc w:val="both"/>
+        <w:rPr>
+          <w:rFonts w:ascii="Times New Roman" w:hAnsi="Times New Roman" w:cs="Times New Roman"/>
+          <w:sz w:val="28"/>
+          <w:szCs w:val="28"/>
+        </w:rPr>
+      </w:pPr>
+      <w:r>
+        <w:rPr>
+          <w:rFonts w:ascii="Times New Roman" w:hAnsi="Times New Roman" w:cs="Times New Roman"/>
+          <w:sz w:val="28"/>
+          <w:szCs w:val="28"/>
+        </w:rPr>
+        <w:t xml:space="preserve">Hiệu năng/khả năng mở rộng (concurrent users, response time). </w:t>
+      </w:r>
+    </w:p>
+    <w:p>
+      <w:pPr>
+        <w:pStyle w:val="ListParagraph"/>
+        <w:numPr>
+          <w:ilvl w:val="0"/>
+          <w:numId w:val="7"/>
+        </w:numPr>
+        <w:spacing w:line="360" w:lineRule="auto"/>
+        <w:ind w:left="1440" w:hanging="270"/>
+        <w:jc w:val="both"/>
+        <w:rPr>
+          <w:rFonts w:ascii="Times New Roman" w:hAnsi="Times New Roman" w:cs="Times New Roman"/>
+          <w:sz w:val="28"/>
+          <w:szCs w:val="28"/>
+        </w:rPr>
+      </w:pPr>
+      <w:r>
+        <w:rPr>
+          <w:rFonts w:ascii="Times New Roman" w:hAnsi="Times New Roman" w:cs="Times New Roman"/>
+          <w:sz w:val="28"/>
+          <w:szCs w:val="28"/>
+        </w:rPr>
+        <w:t xml:space="preserve">Sao lưu &amp; khôi phục dữ liệu. </w:t>
+      </w:r>
+    </w:p>
+    <w:p>
+      <w:pPr>
+        <w:pStyle w:val="ListParagraph"/>
+        <w:numPr>
+          <w:ilvl w:val="0"/>
+          <w:numId w:val="7"/>
+        </w:numPr>
+        <w:spacing w:line="360" w:lineRule="auto"/>
+        <w:ind w:left="1440" w:hanging="270"/>
+        <w:jc w:val="both"/>
+        <w:rPr>
+          <w:rFonts w:ascii="Times New Roman" w:hAnsi="Times New Roman" w:cs="Times New Roman"/>
+          <w:sz w:val="28"/>
+          <w:szCs w:val="28"/>
+        </w:rPr>
+      </w:pPr>
+      <w:r>
+        <w:rPr>
+          <w:rFonts w:ascii="Times New Roman" w:hAnsi="Times New Roman" w:cs="Times New Roman"/>
+          <w:sz w:val="28"/>
+          <w:szCs w:val="28"/>
+        </w:rPr>
+        <w:t xml:space="preserve">Tuân thủ quy định bảo vệ dữ liệu y tế cá nhân . </w:t>
+      </w:r>
+    </w:p>
+    <w:p>
+      <w:pPr>
+        <w:pStyle w:val="ListParagraph"/>
+        <w:numPr>
+          <w:ilvl w:val="0"/>
+          <w:numId w:val="4"/>
+        </w:numPr>
+        <w:spacing w:line="360" w:lineRule="auto"/>
+        <w:jc w:val="both"/>
+        <w:rPr>
+          <w:rFonts w:ascii="Times New Roman" w:hAnsi="Times New Roman" w:cs="Times New Roman"/>
+          <w:b/>
+          <w:bCs/>
+          <w:sz w:val="28"/>
+          <w:szCs w:val="28"/>
+        </w:rPr>
+      </w:pPr>
+      <w:r>
+        <w:rPr>
+          <w:rFonts w:ascii="Times New Roman" w:hAnsi="Times New Roman" w:cs="Times New Roman"/>
+          <w:b/>
+          <w:bCs/>
+          <w:sz w:val="28"/>
+          <w:szCs w:val="28"/>
+        </w:rPr>
+        <w:t>Mô hình hoá chức năng</w:t>
+      </w:r>
+    </w:p>
+    <w:p>
+      <w:pPr>
+        <w:pStyle w:val="ListParagraph"/>
+        <w:numPr>
+          <w:ilvl w:val="0"/>
+          <w:numId w:val="8"/>
+        </w:numPr>
+        <w:spacing w:line="360" w:lineRule="auto"/>
+        <w:jc w:val="both"/>
+        <w:rPr>
+          <w:rFonts w:ascii="Times New Roman" w:hAnsi="Times New Roman" w:cs="Times New Roman"/>
+          <w:b/>
+          <w:bCs/>
+          <w:sz w:val="28"/>
+          <w:szCs w:val="28"/>
+        </w:rPr>
+      </w:pPr>
+      <w:r>
+        <w:rPr>
+          <w:rFonts w:ascii="Times New Roman" w:hAnsi="Times New Roman" w:cs="Times New Roman"/>
+          <w:b/>
+          <w:bCs/>
+          <w:sz w:val="28"/>
+          <w:szCs w:val="28"/>
+        </w:rPr>
+        <w:t>Sơ đồ Use Case tổng quan</w:t>
+      </w:r>
+    </w:p>
+    <w:p>
+      <w:pPr>
+        <w:pStyle w:val="ListParagraph"/>
+        <w:spacing w:after="0" w:line="240" w:lineRule="auto"/>
+        <w:ind w:left="1530"/>
+        <w:rPr>
+          <w:rFonts w:ascii="Times New Roman" w:eastAsia="Times New Roman" w:hAnsi="Times New Roman" w:cs="Times New Roman"/>
+          <w:kern w:val="0"/>
+          <w14:ligatures w14:val="none"/>
+        </w:rPr>
+      </w:pPr>
+      <w:r>
+        <w:rPr>
+          <w:noProof/>
+        </w:rPr>
+        <w:drawing>
+          <wp:inline distT="0" distB="0" distL="0" distR="0" wp14:anchorId="72C3D77F" wp14:editId="6669EAC0">
+            <wp:extent cx="4524375" cy="4400079"/>
+            <wp:effectExtent l="0" t="0" r="0" b="0"/>
+            <wp:docPr id="441945223" name="Picture 1"/>
+            <wp:cNvGraphicFramePr>
+              <a:graphicFrameLocks xmlns:a="http://schemas.openxmlformats.org/drawingml/2006/main" noChangeAspect="1"/>
+            </wp:cNvGraphicFramePr>
+            <a:graphic xmlns:a="http://schemas.openxmlformats.org/drawingml/2006/main">
+              <a:graphicData uri="http://schemas.openxmlformats.org/drawingml/2006/picture">
+                <pic:pic xmlns:pic="http://schemas.openxmlformats.org/drawingml/2006/picture">
+                  <pic:nvPicPr>
+                    <pic:cNvPr id="0" name="Picture 1"/>
+                    <pic:cNvPicPr>
+                      <a:picLocks noChangeAspect="1" noChangeArrowheads="1"/>
+                    </pic:cNvPicPr>
+                  </pic:nvPicPr>
+                  <pic:blipFill>
+                    <a:blip r:embed="rId5" cstate="print">
+                      <a:extLst>
+                        <a:ext uri="{28A0092B-C50C-407E-A947-70E740481C1C}">
+                          <a14:useLocalDpi xmlns:a14="http://schemas.microsoft.com/office/drawing/2010/main" val="0"/>
+                        </a:ext>
+                      </a:extLst>
+                    </a:blip>
+                    <a:srcRect/>
+                    <a:stretch>
+                      <a:fillRect/>
+                    </a:stretch>
+                  </pic:blipFill>
+                  <pic:spPr bwMode="auto">
+                    <a:xfrm>
+                      <a:off x="0" y="0"/>
+                      <a:ext cx="4525162" cy="4400844"/>
+                    </a:xfrm>
+                    <a:prstGeom prst="rect">
+                      <a:avLst/>
+                    </a:prstGeom>
+                    <a:noFill/>
+                    <a:ln>
+                      <a:noFill/>
+                    </a:ln>
+                  </pic:spPr>
+                </pic:pic>
+              </a:graphicData>
+            </a:graphic>
+          </wp:inline>
+        </w:drawing>
+      </w:r>
+    </w:p>
+    <w:p>
+      <w:pPr>
+        <w:pStyle w:val="ListParagraph"/>
+        <w:numPr>
+          <w:ilvl w:val="0"/>
+          <w:numId w:val="8"/>
+        </w:numPr>
+        <w:spacing w:line="360" w:lineRule="auto"/>
+        <w:jc w:val="both"/>
+        <w:rPr>
+          <w:rFonts w:ascii="Times New Roman" w:hAnsi="Times New Roman" w:cs="Times New Roman"/>
+          <w:b/>
+          <w:bCs/>
+          <w:sz w:val="28"/>
+          <w:szCs w:val="28"/>
+        </w:rPr>
+      </w:pPr>
+      <w:r>
+        <w:rPr>
+          <w:rFonts w:ascii="Times New Roman" w:hAnsi="Times New Roman" w:cs="Times New Roman"/>
+          <w:b/>
+          <w:bCs/>
+          <w:sz w:val="28"/>
+          <w:szCs w:val="28"/>
+        </w:rPr>
+        <w:lastRenderedPageBreak/>
+        <w:t>Mô tả chi tiết Use case</w:t>
+      </w:r>
+    </w:p>
+    <w:p>
+      <w:pPr>
+        <w:pStyle w:val="ListParagraph"/>
+        <w:numPr>
+          <w:ilvl w:val="0"/>
+          <w:numId w:val="4"/>
+        </w:numPr>
+        <w:spacing w:line="360" w:lineRule="auto"/>
+        <w:jc w:val="both"/>
+        <w:rPr>
+          <w:rFonts w:ascii="Times New Roman" w:hAnsi="Times New Roman" w:cs="Times New Roman"/>
+          <w:b/>
+          <w:bCs/>
+          <w:sz w:val="28"/>
+          <w:szCs w:val="28"/>
+        </w:rPr>
+      </w:pPr>
+      <w:r>
+        <w:rPr>
+          <w:rFonts w:ascii="Times New Roman" w:hAnsi="Times New Roman" w:cs="Times New Roman"/>
+          <w:b/>
+          <w:bCs/>
+          <w:sz w:val="28"/>
+          <w:szCs w:val="28"/>
+        </w:rPr>
+        <w:t>Mô hình hoá dữ liệu</w:t>
+      </w:r>
+    </w:p>
+    <w:p>
+      <w:pPr>
+        <w:pStyle w:val="ListParagraph"/>
+        <w:numPr>
+          <w:ilvl w:val="1"/>
+          <w:numId w:val="4"/>
+        </w:numPr>
+        <w:spacing w:line="360" w:lineRule="auto"/>
+        <w:jc w:val="both"/>
+        <w:rPr>
+          <w:rFonts w:ascii="Times New Roman" w:hAnsi="Times New Roman" w:cs="Times New Roman"/>
+          <w:b/>
+          <w:bCs/>
+          <w:sz w:val="28"/>
+          <w:szCs w:val="28"/>
+        </w:rPr>
+      </w:pPr>
+      <w:r>
+        <w:rPr>
+          <w:rFonts w:ascii="Times New Roman" w:hAnsi="Times New Roman" w:cs="Times New Roman"/>
+          <w:b/>
+          <w:bCs/>
+          <w:sz w:val="28"/>
+          <w:szCs w:val="28"/>
+        </w:rPr>
+        <w:t>Các bảng chính</w:t>
+      </w:r>
+    </w:p>
+    <w:p>
+      <w:pPr>
+        <w:pStyle w:val="ListParagraph"/>
+        <w:numPr>
+          <w:ilvl w:val="2"/>
+          <w:numId w:val="4"/>
+        </w:numPr>
+        <w:spacing w:line="360" w:lineRule="auto"/>
+        <w:jc w:val="both"/>
+        <w:rPr>
+          <w:rFonts w:ascii="Times New Roman" w:hAnsi="Times New Roman" w:cs="Times New Roman"/>
+          <w:b/>
+          <w:bCs/>
+          <w:sz w:val="28"/>
+          <w:szCs w:val="28"/>
+        </w:rPr>
+      </w:pPr>
+      <w:r>
+        <w:rPr>
+          <w:rFonts w:ascii="Times New Roman" w:hAnsi="Times New Roman" w:cs="Times New Roman"/>
+          <w:b/>
+          <w:bCs/>
+          <w:sz w:val="28"/>
+          <w:szCs w:val="28"/>
+        </w:rPr>
+        <w:t>Bảng User</w:t>
       </w:r>
     </w:p>
     <w:tbl>
@@ -599,6 +2630,14 @@
                 <w:szCs w:val="28"/>
               </w:rPr>
             </w:pPr>
+            <w:r>
+              <w:rPr>
+                <w:rFonts w:ascii="Times New Roman" w:hAnsi="Times New Roman" w:cs="Times New Roman"/>
+                <w:sz w:val="28"/>
+                <w:szCs w:val="28"/>
+              </w:rPr>
+              <w:t>UNIQUE</w:t>
+            </w:r>
           </w:p>
         </w:tc>
       </w:tr>
@@ -911,6 +2950,14 @@
                 <w:szCs w:val="28"/>
               </w:rPr>
             </w:pPr>
+            <w:r>
+              <w:rPr>
+                <w:rFonts w:ascii="Times New Roman" w:hAnsi="Times New Roman" w:cs="Times New Roman"/>
+                <w:sz w:val="28"/>
+                <w:szCs w:val="28"/>
+              </w:rPr>
+              <w:t>ENUM</w:t>
+            </w:r>
           </w:p>
         </w:tc>
       </w:tr>
@@ -1229,7 +3276,13 @@
     </w:tbl>
     <w:p>
       <w:pPr>
+        <w:pStyle w:val="ListParagraph"/>
+        <w:numPr>
+          <w:ilvl w:val="2"/>
+          <w:numId w:val="4"/>
+        </w:numPr>
         <w:spacing w:line="360" w:lineRule="auto"/>
+        <w:jc w:val="both"/>
         <w:rPr>
           <w:rFonts w:ascii="Times New Roman" w:hAnsi="Times New Roman" w:cs="Times New Roman"/>
           <w:b/>
@@ -1238,10 +3291,7 @@
           <w:szCs w:val="28"/>
         </w:rPr>
       </w:pPr>
-    </w:p>
-    <w:p>
-      <w:pPr>
-        <w:spacing w:line="360" w:lineRule="auto"/>
+      <w:r>
         <w:rPr>
           <w:rFonts w:ascii="Times New Roman" w:hAnsi="Times New Roman" w:cs="Times New Roman"/>
           <w:b/>
@@ -1249,16 +3299,7 @@
           <w:sz w:val="28"/>
           <w:szCs w:val="28"/>
         </w:rPr>
-      </w:pPr>
-      <w:r>
-        <w:rPr>
-          <w:rFonts w:ascii="Times New Roman" w:hAnsi="Times New Roman" w:cs="Times New Roman"/>
-          <w:b/>
-          <w:bCs/>
-          <w:sz w:val="28"/>
-          <w:szCs w:val="28"/>
-        </w:rPr>
-        <w:t>1.2. Bảng Doctors</w:t>
+        <w:t>Bảng Doctors</w:t>
       </w:r>
     </w:p>
     <w:tbl>
@@ -1970,7 +4011,6 @@
                 <w:sz w:val="28"/>
                 <w:szCs w:val="28"/>
               </w:rPr>
-              <w:lastRenderedPageBreak/>
               <w:t>6</w:t>
             </w:r>
           </w:p>
@@ -2161,7 +4201,10 @@
     </w:tbl>
     <w:p>
       <w:pPr>
+        <w:pStyle w:val="ListParagraph"/>
         <w:spacing w:line="360" w:lineRule="auto"/>
+        <w:ind w:left="2250"/>
+        <w:jc w:val="both"/>
         <w:rPr>
           <w:rFonts w:ascii="Times New Roman" w:hAnsi="Times New Roman" w:cs="Times New Roman"/>
           <w:b/>
@@ -2173,7 +4216,13 @@
     </w:p>
     <w:p>
       <w:pPr>
+        <w:pStyle w:val="ListParagraph"/>
+        <w:numPr>
+          <w:ilvl w:val="2"/>
+          <w:numId w:val="4"/>
+        </w:numPr>
         <w:spacing w:line="360" w:lineRule="auto"/>
+        <w:jc w:val="both"/>
         <w:rPr>
           <w:rFonts w:ascii="Times New Roman" w:hAnsi="Times New Roman" w:cs="Times New Roman"/>
           <w:b/>
@@ -2182,10 +4231,7 @@
           <w:szCs w:val="28"/>
         </w:rPr>
       </w:pPr>
-    </w:p>
-    <w:p>
-      <w:pPr>
-        <w:spacing w:line="360" w:lineRule="auto"/>
+      <w:r>
         <w:rPr>
           <w:rFonts w:ascii="Times New Roman" w:hAnsi="Times New Roman" w:cs="Times New Roman"/>
           <w:b/>
@@ -2193,38 +4239,7 @@
           <w:sz w:val="28"/>
           <w:szCs w:val="28"/>
         </w:rPr>
-      </w:pPr>
-    </w:p>
-    <w:p>
-      <w:pPr>
-        <w:spacing w:line="360" w:lineRule="auto"/>
-        <w:rPr>
-          <w:rFonts w:ascii="Times New Roman" w:hAnsi="Times New Roman" w:cs="Times New Roman"/>
-          <w:b/>
-          <w:bCs/>
-          <w:sz w:val="28"/>
-          <w:szCs w:val="28"/>
-        </w:rPr>
-      </w:pPr>
-      <w:r>
-        <w:rPr>
-          <w:rFonts w:ascii="Times New Roman" w:hAnsi="Times New Roman" w:cs="Times New Roman"/>
-          <w:b/>
-          <w:bCs/>
-          <w:sz w:val="28"/>
-          <w:szCs w:val="28"/>
-        </w:rPr>
-        <w:t xml:space="preserve">1.3. Bảng </w:t>
-      </w:r>
-      <w:r>
-        <w:rPr>
-          <w:rFonts w:ascii="Times New Roman" w:hAnsi="Times New Roman" w:cs="Times New Roman"/>
-          <w:b/>
-          <w:bCs/>
-          <w:sz w:val="28"/>
-          <w:szCs w:val="28"/>
-        </w:rPr>
-        <w:t>Schedules</w:t>
+        <w:t>Bảng Schedules</w:t>
       </w:r>
     </w:p>
     <w:tbl>
@@ -2266,6 +4281,7 @@
                 <w:sz w:val="28"/>
                 <w:szCs w:val="28"/>
               </w:rPr>
+              <w:lastRenderedPageBreak/>
               <w:t>STT</w:t>
             </w:r>
           </w:p>
@@ -3127,6 +5143,7 @@
     <w:p>
       <w:pPr>
         <w:spacing w:line="360" w:lineRule="auto"/>
+        <w:jc w:val="both"/>
         <w:rPr>
           <w:rFonts w:ascii="Times New Roman" w:hAnsi="Times New Roman" w:cs="Times New Roman"/>
           <w:b/>
@@ -3138,7 +5155,13 @@
     </w:p>
     <w:p>
       <w:pPr>
+        <w:pStyle w:val="ListParagraph"/>
+        <w:numPr>
+          <w:ilvl w:val="2"/>
+          <w:numId w:val="4"/>
+        </w:numPr>
         <w:spacing w:line="360" w:lineRule="auto"/>
+        <w:jc w:val="both"/>
         <w:rPr>
           <w:rFonts w:ascii="Times New Roman" w:hAnsi="Times New Roman" w:cs="Times New Roman"/>
           <w:b/>
@@ -3155,37 +5178,7 @@
           <w:sz w:val="28"/>
           <w:szCs w:val="28"/>
         </w:rPr>
-        <w:t>1.</w:t>
-      </w:r>
-      <w:r>
-        <w:rPr>
-          <w:rFonts w:ascii="Times New Roman" w:hAnsi="Times New Roman" w:cs="Times New Roman"/>
-          <w:b/>
-          <w:bCs/>
-          <w:sz w:val="28"/>
-          <w:szCs w:val="28"/>
-        </w:rPr>
-        <w:t>4</w:t>
-      </w:r>
-      <w:r>
-        <w:rPr>
-          <w:rFonts w:ascii="Times New Roman" w:hAnsi="Times New Roman" w:cs="Times New Roman"/>
-          <w:b/>
-          <w:bCs/>
-          <w:sz w:val="28"/>
-          <w:szCs w:val="28"/>
-        </w:rPr>
-        <w:t xml:space="preserve">. Bảng </w:t>
-      </w:r>
-      <w:r>
-        <w:rPr>
-          <w:rFonts w:ascii="Times New Roman" w:hAnsi="Times New Roman" w:cs="Times New Roman"/>
-          <w:b/>
-          <w:bCs/>
-          <w:sz w:val="28"/>
-          <w:szCs w:val="28"/>
-        </w:rPr>
-        <w:t>Appointments</w:t>
+        <w:t>Bảng Appointments</w:t>
       </w:r>
     </w:p>
     <w:tbl>
@@ -3200,11 +5193,11 @@
         <w:tblLook w:val="04A0" w:firstRow="1" w:lastRow="0" w:firstColumn="1" w:lastColumn="0" w:noHBand="0" w:noVBand="1"/>
       </w:tblPr>
       <w:tblGrid>
-        <w:gridCol w:w="773"/>
-        <w:gridCol w:w="1421"/>
+        <w:gridCol w:w="767"/>
+        <w:gridCol w:w="1408"/>
         <w:gridCol w:w="1759"/>
-        <w:gridCol w:w="4309"/>
-        <w:gridCol w:w="1088"/>
+        <w:gridCol w:w="4297"/>
+        <w:gridCol w:w="1119"/>
       </w:tblGrid>
       <w:tr>
         <w:tc>
@@ -3857,7 +5850,6 @@
                 <w:sz w:val="28"/>
                 <w:szCs w:val="28"/>
               </w:rPr>
-              <w:lastRenderedPageBreak/>
               <w:t>4</w:t>
             </w:r>
           </w:p>
@@ -4108,6 +6100,14 @@
                 <w:szCs w:val="28"/>
               </w:rPr>
             </w:pPr>
+            <w:r>
+              <w:rPr>
+                <w:rFonts w:ascii="Times New Roman" w:hAnsi="Times New Roman" w:cs="Times New Roman"/>
+                <w:sz w:val="28"/>
+                <w:szCs w:val="28"/>
+              </w:rPr>
+              <w:t>ENUM</w:t>
+            </w:r>
           </w:p>
         </w:tc>
       </w:tr>
@@ -4517,6 +6517,8 @@
     <w:p>
       <w:pPr>
         <w:spacing w:line="360" w:lineRule="auto"/>
+        <w:ind w:left="1530"/>
+        <w:jc w:val="both"/>
         <w:rPr>
           <w:rFonts w:ascii="Times New Roman" w:hAnsi="Times New Roman" w:cs="Times New Roman"/>
           <w:b/>
@@ -4528,7 +6530,13 @@
     </w:p>
     <w:p>
       <w:pPr>
+        <w:pStyle w:val="ListParagraph"/>
+        <w:numPr>
+          <w:ilvl w:val="1"/>
+          <w:numId w:val="4"/>
+        </w:numPr>
         <w:spacing w:line="360" w:lineRule="auto"/>
+        <w:jc w:val="both"/>
         <w:rPr>
           <w:rFonts w:ascii="Times New Roman" w:hAnsi="Times New Roman" w:cs="Times New Roman"/>
           <w:b/>
@@ -4545,9 +6553,19 @@
           <w:sz w:val="28"/>
           <w:szCs w:val="28"/>
         </w:rPr>
-        <w:t>2. Xây  d</w:t>
-      </w:r>
-      <w:r>
+        <w:lastRenderedPageBreak/>
+        <w:t>Entity Relationship Diagram</w:t>
+      </w:r>
+    </w:p>
+    <w:p>
+      <w:pPr>
+        <w:pStyle w:val="ListParagraph"/>
+        <w:numPr>
+          <w:ilvl w:val="0"/>
+          <w:numId w:val="4"/>
+        </w:numPr>
+        <w:spacing w:line="360" w:lineRule="auto"/>
+        <w:jc w:val="both"/>
         <w:rPr>
           <w:rFonts w:ascii="Times New Roman" w:hAnsi="Times New Roman" w:cs="Times New Roman"/>
           <w:b/>
@@ -4555,8 +6573,7 @@
           <w:sz w:val="28"/>
           <w:szCs w:val="28"/>
         </w:rPr>
-        <w:t>ự</w:t>
-      </w:r>
+      </w:pPr>
       <w:r>
         <w:rPr>
           <w:rFonts w:ascii="Times New Roman" w:hAnsi="Times New Roman" w:cs="Times New Roman"/>
@@ -4565,11 +6582,16 @@
           <w:sz w:val="28"/>
           <w:szCs w:val="28"/>
         </w:rPr>
-        <w:t>ng Database</w:t>
+        <w:t>Thiết kế giao diện</w:t>
       </w:r>
     </w:p>
     <w:p>
       <w:pPr>
+        <w:pStyle w:val="ListParagraph"/>
+        <w:numPr>
+          <w:ilvl w:val="0"/>
+          <w:numId w:val="1"/>
+        </w:numPr>
         <w:spacing w:line="360" w:lineRule="auto"/>
         <w:rPr>
           <w:rFonts w:ascii="Times New Roman" w:hAnsi="Times New Roman" w:cs="Times New Roman"/>
@@ -4584,80 +6606,10 @@
           <w:rFonts w:ascii="Times New Roman" w:hAnsi="Times New Roman" w:cs="Times New Roman"/>
           <w:b/>
           <w:bCs/>
-          <w:sz w:val="28"/>
-          <w:szCs w:val="28"/>
-        </w:rPr>
-        <w:t xml:space="preserve"> </w:t>
-      </w:r>
-      <w:r>
-        <w:rPr>
-          <w:rFonts w:ascii="Times New Roman" w:hAnsi="Times New Roman" w:cs="Times New Roman"/>
-          <w:sz w:val="28"/>
-          <w:szCs w:val="28"/>
-        </w:rPr>
-        <w:t xml:space="preserve">Bảng Appointments có các dàng buộc ON DELETE RESTRIC nên sẽ không thể xoá các bản ghi của bệnh nhân để đảm bảo tính toàn vẹn của dữ liệu, khi xoá phải xoá lần lượt nhưng nếu muốn ẩn bệnh nhân có thể thêm </w:t>
-      </w:r>
-      <w:r>
-        <w:rPr>
-          <w:rFonts w:ascii="Times New Roman" w:hAnsi="Times New Roman" w:cs="Times New Roman"/>
-          <w:sz w:val="28"/>
-          <w:szCs w:val="28"/>
-        </w:rPr>
-        <w:t>is_deleted BOOLEAN DEFAULT FALSE</w:t>
-      </w:r>
-      <w:r>
-        <w:rPr>
-          <w:rFonts w:ascii="Times New Roman" w:hAnsi="Times New Roman" w:cs="Times New Roman"/>
-          <w:sz w:val="28"/>
-          <w:szCs w:val="28"/>
-        </w:rPr>
-        <w:t xml:space="preserve"> </w:t>
-      </w:r>
-      <w:r>
-        <w:rPr>
-          <w:rFonts w:ascii="Times New Roman" w:hAnsi="Times New Roman" w:cs="Times New Roman"/>
-          <w:sz w:val="28"/>
-          <w:szCs w:val="28"/>
-        </w:rPr>
-        <w:br/>
-      </w:r>
-      <w:r>
-        <w:rPr>
-          <w:rFonts w:ascii="Times New Roman" w:hAnsi="Times New Roman" w:cs="Times New Roman"/>
-          <w:b/>
-          <w:bCs/>
-          <w:sz w:val="28"/>
-          <w:szCs w:val="28"/>
-        </w:rPr>
-        <w:t>3. FASTAPI Architecture</w:t>
-      </w:r>
-    </w:p>
-    <w:p>
-      <w:pPr>
-        <w:spacing w:line="360" w:lineRule="auto"/>
-        <w:rPr>
-          <w:rFonts w:ascii="Times New Roman" w:hAnsi="Times New Roman" w:cs="Times New Roman"/>
-          <w:sz w:val="28"/>
-          <w:szCs w:val="28"/>
-        </w:rPr>
-      </w:pPr>
-    </w:p>
-    <w:p>
-      <w:pPr>
-        <w:spacing w:line="360" w:lineRule="auto"/>
-        <w:rPr>
-          <w:rFonts w:ascii="Times New Roman" w:hAnsi="Times New Roman" w:cs="Times New Roman"/>
-          <w:sz w:val="28"/>
-          <w:szCs w:val="28"/>
-        </w:rPr>
-      </w:pPr>
-      <w:r>
-        <w:rPr>
-          <w:rFonts w:ascii="Times New Roman" w:hAnsi="Times New Roman" w:cs="Times New Roman"/>
-          <w:sz w:val="28"/>
-          <w:szCs w:val="28"/>
-        </w:rPr>
-        <w:t>Build up</w:t>
+          <w:sz w:val="32"/>
+          <w:szCs w:val="32"/>
+        </w:rPr>
+        <w:t>Triển khai</w:t>
       </w:r>
     </w:p>
     <w:sectPr>
@@ -4668,6 +6620,852 @@
     </w:sectPr>
   </w:body>
 </w:document>
+</file>
+
+<file path=word/numbering.xml><?xml version="1.0" encoding="utf-8"?>
+<w:numbering xmlns:wpc="http://schemas.microsoft.com/office/word/2010/wordprocessingCanvas" xmlns:cx="http://schemas.microsoft.com/office/drawing/2014/chartex" xmlns:cx1="http://schemas.microsoft.com/office/drawing/2015/9/8/chartex" xmlns:cx2="http://schemas.microsoft.com/office/drawing/2015/10/21/chartex" xmlns:cx3="http://schemas.microsoft.com/office/drawing/2016/5/9/chartex" xmlns:cx4="http://schemas.microsoft.com/office/drawing/2016/5/10/chartex" xmlns:cx5="http://schemas.microsoft.com/office/drawing/2016/5/11/chartex" xmlns:cx6="http://schemas.microsoft.com/office/drawing/2016/5/12/chartex" xmlns:cx7="http://schemas.microsoft.com/office/drawing/2016/5/13/chartex" xmlns:cx8="http://schemas.microsoft.com/office/drawing/2016/5/14/chartex" xmlns:mc="http://schemas.openxmlformats.org/markup-compatibility/2006" xmlns:aink="http://schemas.microsoft.com/office/drawing/2016/ink" xmlns:am3d="http://schemas.microsoft.com/office/drawing/2017/model3d" xmlns:o="urn:schemas-microsoft-com:office:office" xmlns:oel="http://schemas.microsoft.com/office/2019/extlst" xmlns:r="http://schemas.openxmlformats.org/officeDocument/2006/relationships" xmlns:m="http://schemas.openxmlformats.org/officeDocument/2006/math" xmlns:v="urn:schemas-microsoft-com:vml" xmlns:wp14="http://schemas.microsoft.com/office/word/2010/wordprocessingDrawing" xmlns:wp="http://schemas.openxmlformats.org/drawingml/2006/wordprocessingDrawing" xmlns:w10="urn:schemas-microsoft-com:office:word" xmlns:w="http://schemas.openxmlformats.org/wordprocessingml/2006/main" xmlns:w14="http://schemas.microsoft.com/office/word/2010/wordml" xmlns:w15="http://schemas.microsoft.com/office/word/2012/wordml" xmlns:w16cex="http://schemas.microsoft.com/office/word/2018/wordml/cex" xmlns:w16cid="http://schemas.microsoft.com/office/word/2016/wordml/cid" xmlns:w16="http://schemas.microsoft.com/office/word/2018/wordml" xmlns:w16du="http://schemas.microsoft.com/office/word/2023/wordml/word16du" xmlns:w16sdtdh="http://schemas.microsoft.com/office/word/2020/wordml/sdtdatahash" xmlns:w16sdtfl="http://schemas.microsoft.com/office/word/2024/wordml/sdtformatlock" xmlns:w16se="http://schemas.microsoft.com/office/word/2015/wordml/symex" xmlns:wpg="http://schemas.microsoft.com/office/word/2010/wordprocessingGroup" xmlns:wpi="http://schemas.microsoft.com/office/word/2010/wordprocessingInk" xmlns:wne="http://schemas.microsoft.com/office/word/2006/wordml" xmlns:wps="http://schemas.microsoft.com/office/word/2010/wordprocessingShape" mc:Ignorable="w14 w15 w16se w16cid w16 w16cex w16sdtdh w16sdtfl w16du wp14">
+  <w:abstractNum w:abstractNumId="0" w15:restartNumberingAfterBreak="0">
+    <w:nsid w:val="03A504C3"/>
+    <w:multiLevelType w:val="hybridMultilevel"/>
+    <w:tmpl w:val="C848EA26"/>
+    <w:lvl w:ilvl="0" w:tplc="3010473A">
+      <w:start w:val="1"/>
+      <w:numFmt w:val="bullet"/>
+      <w:lvlText w:val=""/>
+      <w:lvlJc w:val="left"/>
+      <w:pPr>
+        <w:ind w:left="720" w:hanging="360"/>
+      </w:pPr>
+      <w:rPr>
+        <w:rFonts w:ascii="Wingdings" w:eastAsiaTheme="minorHAnsi" w:hAnsi="Wingdings" w:cs="Times New Roman" w:hint="default"/>
+      </w:rPr>
+    </w:lvl>
+    <w:lvl w:ilvl="1" w:tplc="04090003" w:tentative="1">
+      <w:start w:val="1"/>
+      <w:numFmt w:val="bullet"/>
+      <w:lvlText w:val="o"/>
+      <w:lvlJc w:val="left"/>
+      <w:pPr>
+        <w:ind w:left="1440" w:hanging="360"/>
+      </w:pPr>
+      <w:rPr>
+        <w:rFonts w:ascii="Courier New" w:hAnsi="Courier New" w:cs="Courier New" w:hint="default"/>
+      </w:rPr>
+    </w:lvl>
+    <w:lvl w:ilvl="2" w:tplc="04090005" w:tentative="1">
+      <w:start w:val="1"/>
+      <w:numFmt w:val="bullet"/>
+      <w:lvlText w:val=""/>
+      <w:lvlJc w:val="left"/>
+      <w:pPr>
+        <w:ind w:left="2160" w:hanging="360"/>
+      </w:pPr>
+      <w:rPr>
+        <w:rFonts w:ascii="Wingdings" w:hAnsi="Wingdings" w:hint="default"/>
+      </w:rPr>
+    </w:lvl>
+    <w:lvl w:ilvl="3" w:tplc="04090001" w:tentative="1">
+      <w:start w:val="1"/>
+      <w:numFmt w:val="bullet"/>
+      <w:lvlText w:val=""/>
+      <w:lvlJc w:val="left"/>
+      <w:pPr>
+        <w:ind w:left="2880" w:hanging="360"/>
+      </w:pPr>
+      <w:rPr>
+        <w:rFonts w:ascii="Symbol" w:hAnsi="Symbol" w:hint="default"/>
+      </w:rPr>
+    </w:lvl>
+    <w:lvl w:ilvl="4" w:tplc="04090003" w:tentative="1">
+      <w:start w:val="1"/>
+      <w:numFmt w:val="bullet"/>
+      <w:lvlText w:val="o"/>
+      <w:lvlJc w:val="left"/>
+      <w:pPr>
+        <w:ind w:left="3600" w:hanging="360"/>
+      </w:pPr>
+      <w:rPr>
+        <w:rFonts w:ascii="Courier New" w:hAnsi="Courier New" w:cs="Courier New" w:hint="default"/>
+      </w:rPr>
+    </w:lvl>
+    <w:lvl w:ilvl="5" w:tplc="04090005" w:tentative="1">
+      <w:start w:val="1"/>
+      <w:numFmt w:val="bullet"/>
+      <w:lvlText w:val=""/>
+      <w:lvlJc w:val="left"/>
+      <w:pPr>
+        <w:ind w:left="4320" w:hanging="360"/>
+      </w:pPr>
+      <w:rPr>
+        <w:rFonts w:ascii="Wingdings" w:hAnsi="Wingdings" w:hint="default"/>
+      </w:rPr>
+    </w:lvl>
+    <w:lvl w:ilvl="6" w:tplc="04090001" w:tentative="1">
+      <w:start w:val="1"/>
+      <w:numFmt w:val="bullet"/>
+      <w:lvlText w:val=""/>
+      <w:lvlJc w:val="left"/>
+      <w:pPr>
+        <w:ind w:left="5040" w:hanging="360"/>
+      </w:pPr>
+      <w:rPr>
+        <w:rFonts w:ascii="Symbol" w:hAnsi="Symbol" w:hint="default"/>
+      </w:rPr>
+    </w:lvl>
+    <w:lvl w:ilvl="7" w:tplc="04090003" w:tentative="1">
+      <w:start w:val="1"/>
+      <w:numFmt w:val="bullet"/>
+      <w:lvlText w:val="o"/>
+      <w:lvlJc w:val="left"/>
+      <w:pPr>
+        <w:ind w:left="5760" w:hanging="360"/>
+      </w:pPr>
+      <w:rPr>
+        <w:rFonts w:ascii="Courier New" w:hAnsi="Courier New" w:cs="Courier New" w:hint="default"/>
+      </w:rPr>
+    </w:lvl>
+    <w:lvl w:ilvl="8" w:tplc="04090005" w:tentative="1">
+      <w:start w:val="1"/>
+      <w:numFmt w:val="bullet"/>
+      <w:lvlText w:val=""/>
+      <w:lvlJc w:val="left"/>
+      <w:pPr>
+        <w:ind w:left="6480" w:hanging="360"/>
+      </w:pPr>
+      <w:rPr>
+        <w:rFonts w:ascii="Wingdings" w:hAnsi="Wingdings" w:hint="default"/>
+      </w:rPr>
+    </w:lvl>
+  </w:abstractNum>
+  <w:abstractNum w:abstractNumId="1" w15:restartNumberingAfterBreak="0">
+    <w:nsid w:val="17485D18"/>
+    <w:multiLevelType w:val="hybridMultilevel"/>
+    <w:tmpl w:val="AE0E027C"/>
+    <w:lvl w:ilvl="0" w:tplc="32CC45DE">
+      <w:start w:val="1"/>
+      <w:numFmt w:val="bullet"/>
+      <w:lvlText w:val="-"/>
+      <w:lvlJc w:val="left"/>
+      <w:pPr>
+        <w:ind w:left="1530" w:hanging="360"/>
+      </w:pPr>
+      <w:rPr>
+        <w:rFonts w:ascii="Times New Roman" w:eastAsiaTheme="minorEastAsia" w:hAnsi="Times New Roman" w:cs="Times New Roman" w:hint="default"/>
+      </w:rPr>
+    </w:lvl>
+    <w:lvl w:ilvl="1" w:tplc="04090003">
+      <w:start w:val="1"/>
+      <w:numFmt w:val="bullet"/>
+      <w:lvlText w:val="o"/>
+      <w:lvlJc w:val="left"/>
+      <w:pPr>
+        <w:ind w:left="2250" w:hanging="360"/>
+      </w:pPr>
+      <w:rPr>
+        <w:rFonts w:ascii="Courier New" w:hAnsi="Courier New" w:cs="Courier New" w:hint="default"/>
+      </w:rPr>
+    </w:lvl>
+    <w:lvl w:ilvl="2" w:tplc="04090005" w:tentative="1">
+      <w:start w:val="1"/>
+      <w:numFmt w:val="bullet"/>
+      <w:lvlText w:val=""/>
+      <w:lvlJc w:val="left"/>
+      <w:pPr>
+        <w:ind w:left="2970" w:hanging="360"/>
+      </w:pPr>
+      <w:rPr>
+        <w:rFonts w:ascii="Wingdings" w:hAnsi="Wingdings" w:hint="default"/>
+      </w:rPr>
+    </w:lvl>
+    <w:lvl w:ilvl="3" w:tplc="04090001" w:tentative="1">
+      <w:start w:val="1"/>
+      <w:numFmt w:val="bullet"/>
+      <w:lvlText w:val=""/>
+      <w:lvlJc w:val="left"/>
+      <w:pPr>
+        <w:ind w:left="3690" w:hanging="360"/>
+      </w:pPr>
+      <w:rPr>
+        <w:rFonts w:ascii="Symbol" w:hAnsi="Symbol" w:hint="default"/>
+      </w:rPr>
+    </w:lvl>
+    <w:lvl w:ilvl="4" w:tplc="04090003" w:tentative="1">
+      <w:start w:val="1"/>
+      <w:numFmt w:val="bullet"/>
+      <w:lvlText w:val="o"/>
+      <w:lvlJc w:val="left"/>
+      <w:pPr>
+        <w:ind w:left="4410" w:hanging="360"/>
+      </w:pPr>
+      <w:rPr>
+        <w:rFonts w:ascii="Courier New" w:hAnsi="Courier New" w:cs="Courier New" w:hint="default"/>
+      </w:rPr>
+    </w:lvl>
+    <w:lvl w:ilvl="5" w:tplc="04090005" w:tentative="1">
+      <w:start w:val="1"/>
+      <w:numFmt w:val="bullet"/>
+      <w:lvlText w:val=""/>
+      <w:lvlJc w:val="left"/>
+      <w:pPr>
+        <w:ind w:left="5130" w:hanging="360"/>
+      </w:pPr>
+      <w:rPr>
+        <w:rFonts w:ascii="Wingdings" w:hAnsi="Wingdings" w:hint="default"/>
+      </w:rPr>
+    </w:lvl>
+    <w:lvl w:ilvl="6" w:tplc="04090001" w:tentative="1">
+      <w:start w:val="1"/>
+      <w:numFmt w:val="bullet"/>
+      <w:lvlText w:val=""/>
+      <w:lvlJc w:val="left"/>
+      <w:pPr>
+        <w:ind w:left="5850" w:hanging="360"/>
+      </w:pPr>
+      <w:rPr>
+        <w:rFonts w:ascii="Symbol" w:hAnsi="Symbol" w:hint="default"/>
+      </w:rPr>
+    </w:lvl>
+    <w:lvl w:ilvl="7" w:tplc="04090003" w:tentative="1">
+      <w:start w:val="1"/>
+      <w:numFmt w:val="bullet"/>
+      <w:lvlText w:val="o"/>
+      <w:lvlJc w:val="left"/>
+      <w:pPr>
+        <w:ind w:left="6570" w:hanging="360"/>
+      </w:pPr>
+      <w:rPr>
+        <w:rFonts w:ascii="Courier New" w:hAnsi="Courier New" w:cs="Courier New" w:hint="default"/>
+      </w:rPr>
+    </w:lvl>
+    <w:lvl w:ilvl="8" w:tplc="04090005" w:tentative="1">
+      <w:start w:val="1"/>
+      <w:numFmt w:val="bullet"/>
+      <w:lvlText w:val=""/>
+      <w:lvlJc w:val="left"/>
+      <w:pPr>
+        <w:ind w:left="7290" w:hanging="360"/>
+      </w:pPr>
+      <w:rPr>
+        <w:rFonts w:ascii="Wingdings" w:hAnsi="Wingdings" w:hint="default"/>
+      </w:rPr>
+    </w:lvl>
+  </w:abstractNum>
+  <w:abstractNum w:abstractNumId="2" w15:restartNumberingAfterBreak="0">
+    <w:nsid w:val="25143016"/>
+    <w:multiLevelType w:val="hybridMultilevel"/>
+    <w:tmpl w:val="D444D138"/>
+    <w:lvl w:ilvl="0" w:tplc="32CC45DE">
+      <w:start w:val="1"/>
+      <w:numFmt w:val="bullet"/>
+      <w:lvlText w:val="-"/>
+      <w:lvlJc w:val="left"/>
+      <w:pPr>
+        <w:ind w:left="1890" w:hanging="360"/>
+      </w:pPr>
+      <w:rPr>
+        <w:rFonts w:ascii="Times New Roman" w:eastAsiaTheme="minorEastAsia" w:hAnsi="Times New Roman" w:cs="Times New Roman" w:hint="default"/>
+      </w:rPr>
+    </w:lvl>
+    <w:lvl w:ilvl="1" w:tplc="04090003" w:tentative="1">
+      <w:start w:val="1"/>
+      <w:numFmt w:val="bullet"/>
+      <w:lvlText w:val="o"/>
+      <w:lvlJc w:val="left"/>
+      <w:pPr>
+        <w:ind w:left="2610" w:hanging="360"/>
+      </w:pPr>
+      <w:rPr>
+        <w:rFonts w:ascii="Courier New" w:hAnsi="Courier New" w:cs="Courier New" w:hint="default"/>
+      </w:rPr>
+    </w:lvl>
+    <w:lvl w:ilvl="2" w:tplc="04090005" w:tentative="1">
+      <w:start w:val="1"/>
+      <w:numFmt w:val="bullet"/>
+      <w:lvlText w:val=""/>
+      <w:lvlJc w:val="left"/>
+      <w:pPr>
+        <w:ind w:left="3330" w:hanging="360"/>
+      </w:pPr>
+      <w:rPr>
+        <w:rFonts w:ascii="Wingdings" w:hAnsi="Wingdings" w:hint="default"/>
+      </w:rPr>
+    </w:lvl>
+    <w:lvl w:ilvl="3" w:tplc="04090001" w:tentative="1">
+      <w:start w:val="1"/>
+      <w:numFmt w:val="bullet"/>
+      <w:lvlText w:val=""/>
+      <w:lvlJc w:val="left"/>
+      <w:pPr>
+        <w:ind w:left="4050" w:hanging="360"/>
+      </w:pPr>
+      <w:rPr>
+        <w:rFonts w:ascii="Symbol" w:hAnsi="Symbol" w:hint="default"/>
+      </w:rPr>
+    </w:lvl>
+    <w:lvl w:ilvl="4" w:tplc="04090003" w:tentative="1">
+      <w:start w:val="1"/>
+      <w:numFmt w:val="bullet"/>
+      <w:lvlText w:val="o"/>
+      <w:lvlJc w:val="left"/>
+      <w:pPr>
+        <w:ind w:left="4770" w:hanging="360"/>
+      </w:pPr>
+      <w:rPr>
+        <w:rFonts w:ascii="Courier New" w:hAnsi="Courier New" w:cs="Courier New" w:hint="default"/>
+      </w:rPr>
+    </w:lvl>
+    <w:lvl w:ilvl="5" w:tplc="04090005" w:tentative="1">
+      <w:start w:val="1"/>
+      <w:numFmt w:val="bullet"/>
+      <w:lvlText w:val=""/>
+      <w:lvlJc w:val="left"/>
+      <w:pPr>
+        <w:ind w:left="5490" w:hanging="360"/>
+      </w:pPr>
+      <w:rPr>
+        <w:rFonts w:ascii="Wingdings" w:hAnsi="Wingdings" w:hint="default"/>
+      </w:rPr>
+    </w:lvl>
+    <w:lvl w:ilvl="6" w:tplc="04090001" w:tentative="1">
+      <w:start w:val="1"/>
+      <w:numFmt w:val="bullet"/>
+      <w:lvlText w:val=""/>
+      <w:lvlJc w:val="left"/>
+      <w:pPr>
+        <w:ind w:left="6210" w:hanging="360"/>
+      </w:pPr>
+      <w:rPr>
+        <w:rFonts w:ascii="Symbol" w:hAnsi="Symbol" w:hint="default"/>
+      </w:rPr>
+    </w:lvl>
+    <w:lvl w:ilvl="7" w:tplc="04090003" w:tentative="1">
+      <w:start w:val="1"/>
+      <w:numFmt w:val="bullet"/>
+      <w:lvlText w:val="o"/>
+      <w:lvlJc w:val="left"/>
+      <w:pPr>
+        <w:ind w:left="6930" w:hanging="360"/>
+      </w:pPr>
+      <w:rPr>
+        <w:rFonts w:ascii="Courier New" w:hAnsi="Courier New" w:cs="Courier New" w:hint="default"/>
+      </w:rPr>
+    </w:lvl>
+    <w:lvl w:ilvl="8" w:tplc="04090005" w:tentative="1">
+      <w:start w:val="1"/>
+      <w:numFmt w:val="bullet"/>
+      <w:lvlText w:val=""/>
+      <w:lvlJc w:val="left"/>
+      <w:pPr>
+        <w:ind w:left="7650" w:hanging="360"/>
+      </w:pPr>
+      <w:rPr>
+        <w:rFonts w:ascii="Wingdings" w:hAnsi="Wingdings" w:hint="default"/>
+      </w:rPr>
+    </w:lvl>
+  </w:abstractNum>
+  <w:abstractNum w:abstractNumId="3" w15:restartNumberingAfterBreak="0">
+    <w:nsid w:val="39F7674D"/>
+    <w:multiLevelType w:val="hybridMultilevel"/>
+    <w:tmpl w:val="BB3436DE"/>
+    <w:lvl w:ilvl="0" w:tplc="0409000F">
+      <w:start w:val="1"/>
+      <w:numFmt w:val="decimal"/>
+      <w:lvlText w:val="%1."/>
+      <w:lvlJc w:val="left"/>
+      <w:pPr>
+        <w:ind w:left="720" w:hanging="360"/>
+      </w:pPr>
+      <w:rPr>
+        <w:rFonts w:hint="default"/>
+      </w:rPr>
+    </w:lvl>
+    <w:lvl w:ilvl="1" w:tplc="04090019" w:tentative="1">
+      <w:start w:val="1"/>
+      <w:numFmt w:val="lowerLetter"/>
+      <w:lvlText w:val="%2."/>
+      <w:lvlJc w:val="left"/>
+      <w:pPr>
+        <w:ind w:left="1440" w:hanging="360"/>
+      </w:pPr>
+    </w:lvl>
+    <w:lvl w:ilvl="2" w:tplc="0409001B" w:tentative="1">
+      <w:start w:val="1"/>
+      <w:numFmt w:val="lowerRoman"/>
+      <w:lvlText w:val="%3."/>
+      <w:lvlJc w:val="right"/>
+      <w:pPr>
+        <w:ind w:left="2160" w:hanging="180"/>
+      </w:pPr>
+    </w:lvl>
+    <w:lvl w:ilvl="3" w:tplc="0409000F" w:tentative="1">
+      <w:start w:val="1"/>
+      <w:numFmt w:val="decimal"/>
+      <w:lvlText w:val="%4."/>
+      <w:lvlJc w:val="left"/>
+      <w:pPr>
+        <w:ind w:left="2880" w:hanging="360"/>
+      </w:pPr>
+    </w:lvl>
+    <w:lvl w:ilvl="4" w:tplc="04090019" w:tentative="1">
+      <w:start w:val="1"/>
+      <w:numFmt w:val="lowerLetter"/>
+      <w:lvlText w:val="%5."/>
+      <w:lvlJc w:val="left"/>
+      <w:pPr>
+        <w:ind w:left="3600" w:hanging="360"/>
+      </w:pPr>
+    </w:lvl>
+    <w:lvl w:ilvl="5" w:tplc="0409001B" w:tentative="1">
+      <w:start w:val="1"/>
+      <w:numFmt w:val="lowerRoman"/>
+      <w:lvlText w:val="%6."/>
+      <w:lvlJc w:val="right"/>
+      <w:pPr>
+        <w:ind w:left="4320" w:hanging="180"/>
+      </w:pPr>
+    </w:lvl>
+    <w:lvl w:ilvl="6" w:tplc="0409000F" w:tentative="1">
+      <w:start w:val="1"/>
+      <w:numFmt w:val="decimal"/>
+      <w:lvlText w:val="%7."/>
+      <w:lvlJc w:val="left"/>
+      <w:pPr>
+        <w:ind w:left="5040" w:hanging="360"/>
+      </w:pPr>
+    </w:lvl>
+    <w:lvl w:ilvl="7" w:tplc="04090019" w:tentative="1">
+      <w:start w:val="1"/>
+      <w:numFmt w:val="lowerLetter"/>
+      <w:lvlText w:val="%8."/>
+      <w:lvlJc w:val="left"/>
+      <w:pPr>
+        <w:ind w:left="5760" w:hanging="360"/>
+      </w:pPr>
+    </w:lvl>
+    <w:lvl w:ilvl="8" w:tplc="0409001B" w:tentative="1">
+      <w:start w:val="1"/>
+      <w:numFmt w:val="lowerRoman"/>
+      <w:lvlText w:val="%9."/>
+      <w:lvlJc w:val="right"/>
+      <w:pPr>
+        <w:ind w:left="6480" w:hanging="180"/>
+      </w:pPr>
+    </w:lvl>
+  </w:abstractNum>
+  <w:abstractNum w:abstractNumId="4" w15:restartNumberingAfterBreak="0">
+    <w:nsid w:val="43D92EA7"/>
+    <w:multiLevelType w:val="hybridMultilevel"/>
+    <w:tmpl w:val="0B029FD2"/>
+    <w:lvl w:ilvl="0" w:tplc="FD4AA5FA">
+      <w:start w:val="1"/>
+      <w:numFmt w:val="decimal"/>
+      <w:lvlText w:val="%1."/>
+      <w:lvlJc w:val="left"/>
+      <w:pPr>
+        <w:ind w:left="1170" w:hanging="360"/>
+      </w:pPr>
+      <w:rPr>
+        <w:rFonts w:hint="default"/>
+      </w:rPr>
+    </w:lvl>
+    <w:lvl w:ilvl="1" w:tplc="04090019" w:tentative="1">
+      <w:start w:val="1"/>
+      <w:numFmt w:val="lowerLetter"/>
+      <w:lvlText w:val="%2."/>
+      <w:lvlJc w:val="left"/>
+      <w:pPr>
+        <w:ind w:left="1890" w:hanging="360"/>
+      </w:pPr>
+    </w:lvl>
+    <w:lvl w:ilvl="2" w:tplc="0409001B" w:tentative="1">
+      <w:start w:val="1"/>
+      <w:numFmt w:val="lowerRoman"/>
+      <w:lvlText w:val="%3."/>
+      <w:lvlJc w:val="right"/>
+      <w:pPr>
+        <w:ind w:left="2610" w:hanging="180"/>
+      </w:pPr>
+    </w:lvl>
+    <w:lvl w:ilvl="3" w:tplc="0409000F" w:tentative="1">
+      <w:start w:val="1"/>
+      <w:numFmt w:val="decimal"/>
+      <w:lvlText w:val="%4."/>
+      <w:lvlJc w:val="left"/>
+      <w:pPr>
+        <w:ind w:left="3330" w:hanging="360"/>
+      </w:pPr>
+    </w:lvl>
+    <w:lvl w:ilvl="4" w:tplc="04090019" w:tentative="1">
+      <w:start w:val="1"/>
+      <w:numFmt w:val="lowerLetter"/>
+      <w:lvlText w:val="%5."/>
+      <w:lvlJc w:val="left"/>
+      <w:pPr>
+        <w:ind w:left="4050" w:hanging="360"/>
+      </w:pPr>
+    </w:lvl>
+    <w:lvl w:ilvl="5" w:tplc="0409001B" w:tentative="1">
+      <w:start w:val="1"/>
+      <w:numFmt w:val="lowerRoman"/>
+      <w:lvlText w:val="%6."/>
+      <w:lvlJc w:val="right"/>
+      <w:pPr>
+        <w:ind w:left="4770" w:hanging="180"/>
+      </w:pPr>
+    </w:lvl>
+    <w:lvl w:ilvl="6" w:tplc="0409000F" w:tentative="1">
+      <w:start w:val="1"/>
+      <w:numFmt w:val="decimal"/>
+      <w:lvlText w:val="%7."/>
+      <w:lvlJc w:val="left"/>
+      <w:pPr>
+        <w:ind w:left="5490" w:hanging="360"/>
+      </w:pPr>
+    </w:lvl>
+    <w:lvl w:ilvl="7" w:tplc="04090019" w:tentative="1">
+      <w:start w:val="1"/>
+      <w:numFmt w:val="lowerLetter"/>
+      <w:lvlText w:val="%8."/>
+      <w:lvlJc w:val="left"/>
+      <w:pPr>
+        <w:ind w:left="6210" w:hanging="360"/>
+      </w:pPr>
+    </w:lvl>
+    <w:lvl w:ilvl="8" w:tplc="0409001B" w:tentative="1">
+      <w:start w:val="1"/>
+      <w:numFmt w:val="lowerRoman"/>
+      <w:lvlText w:val="%9."/>
+      <w:lvlJc w:val="right"/>
+      <w:pPr>
+        <w:ind w:left="6930" w:hanging="180"/>
+      </w:pPr>
+    </w:lvl>
+  </w:abstractNum>
+  <w:abstractNum w:abstractNumId="5" w15:restartNumberingAfterBreak="0">
+    <w:nsid w:val="44314DED"/>
+    <w:multiLevelType w:val="hybridMultilevel"/>
+    <w:tmpl w:val="668C66A2"/>
+    <w:lvl w:ilvl="0" w:tplc="2F4035E8">
+      <w:start w:val="1"/>
+      <w:numFmt w:val="upperRoman"/>
+      <w:lvlText w:val="%1."/>
+      <w:lvlJc w:val="left"/>
+      <w:pPr>
+        <w:ind w:left="810" w:hanging="720"/>
+      </w:pPr>
+      <w:rPr>
+        <w:rFonts w:hint="default"/>
+      </w:rPr>
+    </w:lvl>
+    <w:lvl w:ilvl="1" w:tplc="04090019" w:tentative="1">
+      <w:start w:val="1"/>
+      <w:numFmt w:val="lowerLetter"/>
+      <w:lvlText w:val="%2."/>
+      <w:lvlJc w:val="left"/>
+      <w:pPr>
+        <w:ind w:left="1170" w:hanging="360"/>
+      </w:pPr>
+    </w:lvl>
+    <w:lvl w:ilvl="2" w:tplc="0409001B" w:tentative="1">
+      <w:start w:val="1"/>
+      <w:numFmt w:val="lowerRoman"/>
+      <w:lvlText w:val="%3."/>
+      <w:lvlJc w:val="right"/>
+      <w:pPr>
+        <w:ind w:left="1890" w:hanging="180"/>
+      </w:pPr>
+    </w:lvl>
+    <w:lvl w:ilvl="3" w:tplc="0409000F" w:tentative="1">
+      <w:start w:val="1"/>
+      <w:numFmt w:val="decimal"/>
+      <w:lvlText w:val="%4."/>
+      <w:lvlJc w:val="left"/>
+      <w:pPr>
+        <w:ind w:left="2610" w:hanging="360"/>
+      </w:pPr>
+    </w:lvl>
+    <w:lvl w:ilvl="4" w:tplc="04090019" w:tentative="1">
+      <w:start w:val="1"/>
+      <w:numFmt w:val="lowerLetter"/>
+      <w:lvlText w:val="%5."/>
+      <w:lvlJc w:val="left"/>
+      <w:pPr>
+        <w:ind w:left="3330" w:hanging="360"/>
+      </w:pPr>
+    </w:lvl>
+    <w:lvl w:ilvl="5" w:tplc="0409001B" w:tentative="1">
+      <w:start w:val="1"/>
+      <w:numFmt w:val="lowerRoman"/>
+      <w:lvlText w:val="%6."/>
+      <w:lvlJc w:val="right"/>
+      <w:pPr>
+        <w:ind w:left="4050" w:hanging="180"/>
+      </w:pPr>
+    </w:lvl>
+    <w:lvl w:ilvl="6" w:tplc="0409000F" w:tentative="1">
+      <w:start w:val="1"/>
+      <w:numFmt w:val="decimal"/>
+      <w:lvlText w:val="%7."/>
+      <w:lvlJc w:val="left"/>
+      <w:pPr>
+        <w:ind w:left="4770" w:hanging="360"/>
+      </w:pPr>
+    </w:lvl>
+    <w:lvl w:ilvl="7" w:tplc="04090019" w:tentative="1">
+      <w:start w:val="1"/>
+      <w:numFmt w:val="lowerLetter"/>
+      <w:lvlText w:val="%8."/>
+      <w:lvlJc w:val="left"/>
+      <w:pPr>
+        <w:ind w:left="5490" w:hanging="360"/>
+      </w:pPr>
+    </w:lvl>
+    <w:lvl w:ilvl="8" w:tplc="0409001B" w:tentative="1">
+      <w:start w:val="1"/>
+      <w:numFmt w:val="lowerRoman"/>
+      <w:lvlText w:val="%9."/>
+      <w:lvlJc w:val="right"/>
+      <w:pPr>
+        <w:ind w:left="6210" w:hanging="180"/>
+      </w:pPr>
+    </w:lvl>
+  </w:abstractNum>
+  <w:abstractNum w:abstractNumId="6" w15:restartNumberingAfterBreak="0">
+    <w:nsid w:val="532F03D2"/>
+    <w:multiLevelType w:val="multilevel"/>
+    <w:tmpl w:val="1A64DBCA"/>
+    <w:lvl w:ilvl="0">
+      <w:start w:val="1"/>
+      <w:numFmt w:val="decimal"/>
+      <w:lvlText w:val="%1."/>
+      <w:lvlJc w:val="left"/>
+      <w:pPr>
+        <w:ind w:left="1170" w:hanging="360"/>
+      </w:pPr>
+      <w:rPr>
+        <w:rFonts w:hint="default"/>
+        <w:sz w:val="32"/>
+      </w:rPr>
+    </w:lvl>
+    <w:lvl w:ilvl="1">
+      <w:start w:val="1"/>
+      <w:numFmt w:val="decimal"/>
+      <w:isLgl/>
+      <w:lvlText w:val="%1.%2."/>
+      <w:lvlJc w:val="left"/>
+      <w:pPr>
+        <w:ind w:left="1890" w:hanging="720"/>
+      </w:pPr>
+      <w:rPr>
+        <w:rFonts w:hint="default"/>
+      </w:rPr>
+    </w:lvl>
+    <w:lvl w:ilvl="2">
+      <w:start w:val="1"/>
+      <w:numFmt w:val="decimal"/>
+      <w:isLgl/>
+      <w:lvlText w:val="%1.%2.%3."/>
+      <w:lvlJc w:val="left"/>
+      <w:pPr>
+        <w:ind w:left="2250" w:hanging="720"/>
+      </w:pPr>
+      <w:rPr>
+        <w:rFonts w:hint="default"/>
+      </w:rPr>
+    </w:lvl>
+    <w:lvl w:ilvl="3">
+      <w:start w:val="1"/>
+      <w:numFmt w:val="decimal"/>
+      <w:isLgl/>
+      <w:lvlText w:val="%1.%2.%3.%4."/>
+      <w:lvlJc w:val="left"/>
+      <w:pPr>
+        <w:ind w:left="2970" w:hanging="1080"/>
+      </w:pPr>
+      <w:rPr>
+        <w:rFonts w:hint="default"/>
+      </w:rPr>
+    </w:lvl>
+    <w:lvl w:ilvl="4">
+      <w:start w:val="1"/>
+      <w:numFmt w:val="decimal"/>
+      <w:isLgl/>
+      <w:lvlText w:val="%1.%2.%3.%4.%5."/>
+      <w:lvlJc w:val="left"/>
+      <w:pPr>
+        <w:ind w:left="3330" w:hanging="1080"/>
+      </w:pPr>
+      <w:rPr>
+        <w:rFonts w:hint="default"/>
+      </w:rPr>
+    </w:lvl>
+    <w:lvl w:ilvl="5">
+      <w:start w:val="1"/>
+      <w:numFmt w:val="decimal"/>
+      <w:isLgl/>
+      <w:lvlText w:val="%1.%2.%3.%4.%5.%6."/>
+      <w:lvlJc w:val="left"/>
+      <w:pPr>
+        <w:ind w:left="4050" w:hanging="1440"/>
+      </w:pPr>
+      <w:rPr>
+        <w:rFonts w:hint="default"/>
+      </w:rPr>
+    </w:lvl>
+    <w:lvl w:ilvl="6">
+      <w:start w:val="1"/>
+      <w:numFmt w:val="decimal"/>
+      <w:isLgl/>
+      <w:lvlText w:val="%1.%2.%3.%4.%5.%6.%7."/>
+      <w:lvlJc w:val="left"/>
+      <w:pPr>
+        <w:ind w:left="4770" w:hanging="1800"/>
+      </w:pPr>
+      <w:rPr>
+        <w:rFonts w:hint="default"/>
+      </w:rPr>
+    </w:lvl>
+    <w:lvl w:ilvl="7">
+      <w:start w:val="1"/>
+      <w:numFmt w:val="decimal"/>
+      <w:isLgl/>
+      <w:lvlText w:val="%1.%2.%3.%4.%5.%6.%7.%8."/>
+      <w:lvlJc w:val="left"/>
+      <w:pPr>
+        <w:ind w:left="5130" w:hanging="1800"/>
+      </w:pPr>
+      <w:rPr>
+        <w:rFonts w:hint="default"/>
+      </w:rPr>
+    </w:lvl>
+    <w:lvl w:ilvl="8">
+      <w:start w:val="1"/>
+      <w:numFmt w:val="decimal"/>
+      <w:isLgl/>
+      <w:lvlText w:val="%1.%2.%3.%4.%5.%6.%7.%8.%9."/>
+      <w:lvlJc w:val="left"/>
+      <w:pPr>
+        <w:ind w:left="5850" w:hanging="2160"/>
+      </w:pPr>
+      <w:rPr>
+        <w:rFonts w:hint="default"/>
+      </w:rPr>
+    </w:lvl>
+  </w:abstractNum>
+  <w:abstractNum w:abstractNumId="7" w15:restartNumberingAfterBreak="0">
+    <w:nsid w:val="7D8408F3"/>
+    <w:multiLevelType w:val="hybridMultilevel"/>
+    <w:tmpl w:val="BE1835A4"/>
+    <w:lvl w:ilvl="0" w:tplc="B706DD12">
+      <w:start w:val="1"/>
+      <w:numFmt w:val="decimal"/>
+      <w:lvlText w:val="%1."/>
+      <w:lvlJc w:val="left"/>
+      <w:pPr>
+        <w:ind w:left="1530" w:hanging="360"/>
+      </w:pPr>
+      <w:rPr>
+        <w:rFonts w:hint="default"/>
+      </w:rPr>
+    </w:lvl>
+    <w:lvl w:ilvl="1" w:tplc="04090019" w:tentative="1">
+      <w:start w:val="1"/>
+      <w:numFmt w:val="lowerLetter"/>
+      <w:lvlText w:val="%2."/>
+      <w:lvlJc w:val="left"/>
+      <w:pPr>
+        <w:ind w:left="2250" w:hanging="360"/>
+      </w:pPr>
+    </w:lvl>
+    <w:lvl w:ilvl="2" w:tplc="0409001B" w:tentative="1">
+      <w:start w:val="1"/>
+      <w:numFmt w:val="lowerRoman"/>
+      <w:lvlText w:val="%3."/>
+      <w:lvlJc w:val="right"/>
+      <w:pPr>
+        <w:ind w:left="2970" w:hanging="180"/>
+      </w:pPr>
+    </w:lvl>
+    <w:lvl w:ilvl="3" w:tplc="0409000F" w:tentative="1">
+      <w:start w:val="1"/>
+      <w:numFmt w:val="decimal"/>
+      <w:lvlText w:val="%4."/>
+      <w:lvlJc w:val="left"/>
+      <w:pPr>
+        <w:ind w:left="3690" w:hanging="360"/>
+      </w:pPr>
+    </w:lvl>
+    <w:lvl w:ilvl="4" w:tplc="04090019" w:tentative="1">
+      <w:start w:val="1"/>
+      <w:numFmt w:val="lowerLetter"/>
+      <w:lvlText w:val="%5."/>
+      <w:lvlJc w:val="left"/>
+      <w:pPr>
+        <w:ind w:left="4410" w:hanging="360"/>
+      </w:pPr>
+    </w:lvl>
+    <w:lvl w:ilvl="5" w:tplc="0409001B" w:tentative="1">
+      <w:start w:val="1"/>
+      <w:numFmt w:val="lowerRoman"/>
+      <w:lvlText w:val="%6."/>
+      <w:lvlJc w:val="right"/>
+      <w:pPr>
+        <w:ind w:left="5130" w:hanging="180"/>
+      </w:pPr>
+    </w:lvl>
+    <w:lvl w:ilvl="6" w:tplc="0409000F" w:tentative="1">
+      <w:start w:val="1"/>
+      <w:numFmt w:val="decimal"/>
+      <w:lvlText w:val="%7."/>
+      <w:lvlJc w:val="left"/>
+      <w:pPr>
+        <w:ind w:left="5850" w:hanging="360"/>
+      </w:pPr>
+    </w:lvl>
+    <w:lvl w:ilvl="7" w:tplc="04090019" w:tentative="1">
+      <w:start w:val="1"/>
+      <w:numFmt w:val="lowerLetter"/>
+      <w:lvlText w:val="%8."/>
+      <w:lvlJc w:val="left"/>
+      <w:pPr>
+        <w:ind w:left="6570" w:hanging="360"/>
+      </w:pPr>
+    </w:lvl>
+    <w:lvl w:ilvl="8" w:tplc="0409001B" w:tentative="1">
+      <w:start w:val="1"/>
+      <w:numFmt w:val="lowerRoman"/>
+      <w:lvlText w:val="%9."/>
+      <w:lvlJc w:val="right"/>
+      <w:pPr>
+        <w:ind w:left="7290" w:hanging="180"/>
+      </w:pPr>
+    </w:lvl>
+  </w:abstractNum>
+  <w:num w:numId="1" w16cid:durableId="1545749271">
+    <w:abstractNumId w:val="5"/>
+  </w:num>
+  <w:num w:numId="2" w16cid:durableId="921572759">
+    <w:abstractNumId w:val="4"/>
+  </w:num>
+  <w:num w:numId="3" w16cid:durableId="375088034">
+    <w:abstractNumId w:val="1"/>
+  </w:num>
+  <w:num w:numId="4" w16cid:durableId="316766596">
+    <w:abstractNumId w:val="6"/>
+  </w:num>
+  <w:num w:numId="5" w16cid:durableId="550073602">
+    <w:abstractNumId w:val="0"/>
+  </w:num>
+  <w:num w:numId="6" w16cid:durableId="730345997">
+    <w:abstractNumId w:val="3"/>
+  </w:num>
+  <w:num w:numId="7" w16cid:durableId="1142499194">
+    <w:abstractNumId w:val="2"/>
+  </w:num>
+  <w:num w:numId="8" w16cid:durableId="2066952850">
+    <w:abstractNumId w:val="7"/>
+  </w:num>
+</w:numbering>
 </file>
 
 <file path=word/styles.xml><?xml version="1.0" encoding="utf-8"?>
@@ -5287,7 +8085,6 @@
   <w:style w:type="character" w:default="1" w:styleId="DefaultParagraphFont">
     <w:name w:val="Default Paragraph Font"/>
     <w:uiPriority w:val="1"/>
-    <w:semiHidden/>
     <w:unhideWhenUsed/>
   </w:style>
   <w:style w:type="table" w:default="1" w:styleId="TableNormal">
@@ -5634,6 +8431,28 @@
       </w:tblBorders>
     </w:tblPr>
   </w:style>
+  <w:style w:type="paragraph" w:styleId="Date">
+    <w:name w:val="Date"/>
+    <w:basedOn w:val="Normal"/>
+    <w:next w:val="Normal"/>
+    <w:link w:val="DateChar"/>
+    <w:uiPriority w:val="99"/>
+    <w:semiHidden/>
+    <w:unhideWhenUsed/>
+    <w:rsid w:val="00E64488"/>
+  </w:style>
+  <w:style w:type="character" w:customStyle="1" w:styleId="DateChar">
+    <w:name w:val="Date Char"/>
+    <w:basedOn w:val="DefaultParagraphFont"/>
+    <w:link w:val="Date"/>
+    <w:uiPriority w:val="99"/>
+    <w:semiHidden/>
+    <w:rsid w:val="00E64488"/>
+    <w:rPr>
+      <w:rFonts w:eastAsiaTheme="minorHAnsi"/>
+      <w:lang w:eastAsia="en-US"/>
+    </w:rPr>
+  </w:style>
 </w:styles>
 </file>
 

--- a/BusinessAnalysis.docx
+++ b/BusinessAnalysis.docx
@@ -1681,15 +1681,7 @@
           <w:sz w:val="28"/>
           <w:szCs w:val="28"/>
         </w:rPr>
-        <w:t>Q</w:t>
-      </w:r>
-      <w:r>
-        <w:rPr>
-          <w:rFonts w:ascii="Times New Roman" w:hAnsi="Times New Roman" w:cs="Times New Roman"/>
-          <w:sz w:val="28"/>
-          <w:szCs w:val="28"/>
-        </w:rPr>
-        <w:t>uản lý tài khoản receptionist, cấu hình hệ thống</w:t>
+        <w:t>Quản lý tài khoản receptionist, cấu hình hệ thống</w:t>
       </w:r>
       <w:r>
         <w:rPr>
@@ -2072,6 +2064,21 @@
     <w:p>
       <w:pPr>
         <w:pStyle w:val="ListParagraph"/>
+        <w:spacing w:line="360" w:lineRule="auto"/>
+        <w:ind w:left="1530"/>
+        <w:jc w:val="both"/>
+        <w:rPr>
+          <w:rFonts w:ascii="Times New Roman" w:hAnsi="Times New Roman" w:cs="Times New Roman"/>
+          <w:b/>
+          <w:bCs/>
+          <w:sz w:val="28"/>
+          <w:szCs w:val="28"/>
+        </w:rPr>
+      </w:pPr>
+    </w:p>
+    <w:p>
+      <w:pPr>
+        <w:pStyle w:val="ListParagraph"/>
         <w:numPr>
           <w:ilvl w:val="0"/>
           <w:numId w:val="4"/>
@@ -2124,6 +2131,524 @@
         </w:rPr>
         <w:t>Các bảng chính</w:t>
       </w:r>
+    </w:p>
+    <w:p>
+      <w:pPr>
+        <w:pStyle w:val="ListParagraph"/>
+        <w:numPr>
+          <w:ilvl w:val="2"/>
+          <w:numId w:val="4"/>
+        </w:numPr>
+        <w:spacing w:line="360" w:lineRule="auto"/>
+        <w:jc w:val="both"/>
+        <w:rPr>
+          <w:rFonts w:ascii="Times New Roman" w:hAnsi="Times New Roman" w:cs="Times New Roman"/>
+          <w:b/>
+          <w:bCs/>
+          <w:sz w:val="28"/>
+          <w:szCs w:val="28"/>
+        </w:rPr>
+      </w:pPr>
+      <w:r>
+        <w:rPr>
+          <w:rFonts w:ascii="Times New Roman" w:hAnsi="Times New Roman" w:cs="Times New Roman"/>
+          <w:b/>
+          <w:bCs/>
+          <w:sz w:val="28"/>
+          <w:szCs w:val="28"/>
+        </w:rPr>
+        <w:t>ENUMs</w:t>
+      </w:r>
+    </w:p>
+    <w:tbl>
+      <w:tblPr>
+        <w:tblStyle w:val="TableGrid"/>
+        <w:tblW w:w="0" w:type="auto"/>
+        <w:tblLook w:val="04A0" w:firstRow="1" w:lastRow="0" w:firstColumn="1" w:lastColumn="0" w:noHBand="0" w:noVBand="1"/>
+      </w:tblPr>
+      <w:tblGrid>
+        <w:gridCol w:w="893"/>
+        <w:gridCol w:w="2083"/>
+        <w:gridCol w:w="3157"/>
+        <w:gridCol w:w="3217"/>
+      </w:tblGrid>
+      <w:tr>
+        <w:tc>
+          <w:tcPr>
+            <w:tcW w:w="895" w:type="dxa"/>
+            <w:shd w:val="clear" w:color="auto" w:fill="D9E2F3" w:themeFill="accent1" w:themeFillTint="33"/>
+          </w:tcPr>
+          <w:p>
+            <w:pPr>
+              <w:spacing w:line="360" w:lineRule="auto"/>
+              <w:jc w:val="center"/>
+              <w:rPr>
+                <w:rFonts w:ascii="Times New Roman" w:hAnsi="Times New Roman" w:cs="Times New Roman"/>
+                <w:b/>
+                <w:bCs/>
+                <w:sz w:val="28"/>
+                <w:szCs w:val="28"/>
+              </w:rPr>
+            </w:pPr>
+            <w:r>
+              <w:rPr>
+                <w:rFonts w:ascii="Times New Roman" w:hAnsi="Times New Roman" w:cs="Times New Roman"/>
+                <w:b/>
+                <w:bCs/>
+                <w:sz w:val="28"/>
+                <w:szCs w:val="28"/>
+              </w:rPr>
+              <w:t>STT</w:t>
+            </w:r>
+          </w:p>
+        </w:tc>
+        <w:tc>
+          <w:tcPr>
+            <w:tcW w:w="1962" w:type="dxa"/>
+            <w:shd w:val="clear" w:color="auto" w:fill="D9E2F3" w:themeFill="accent1" w:themeFillTint="33"/>
+          </w:tcPr>
+          <w:p>
+            <w:pPr>
+              <w:spacing w:line="360" w:lineRule="auto"/>
+              <w:jc w:val="center"/>
+              <w:rPr>
+                <w:rFonts w:ascii="Times New Roman" w:hAnsi="Times New Roman" w:cs="Times New Roman"/>
+                <w:b/>
+                <w:bCs/>
+                <w:sz w:val="28"/>
+                <w:szCs w:val="28"/>
+              </w:rPr>
+            </w:pPr>
+            <w:r>
+              <w:rPr>
+                <w:rFonts w:ascii="Times New Roman" w:hAnsi="Times New Roman" w:cs="Times New Roman"/>
+                <w:b/>
+                <w:bCs/>
+                <w:sz w:val="28"/>
+                <w:szCs w:val="28"/>
+              </w:rPr>
+              <w:t>Tên ENUM</w:t>
+            </w:r>
+          </w:p>
+        </w:tc>
+        <w:tc>
+          <w:tcPr>
+            <w:tcW w:w="3168" w:type="dxa"/>
+            <w:shd w:val="clear" w:color="auto" w:fill="D9E2F3" w:themeFill="accent1" w:themeFillTint="33"/>
+          </w:tcPr>
+          <w:p>
+            <w:pPr>
+              <w:spacing w:line="360" w:lineRule="auto"/>
+              <w:jc w:val="center"/>
+              <w:rPr>
+                <w:rFonts w:ascii="Times New Roman" w:hAnsi="Times New Roman" w:cs="Times New Roman"/>
+                <w:b/>
+                <w:bCs/>
+                <w:sz w:val="28"/>
+                <w:szCs w:val="28"/>
+              </w:rPr>
+            </w:pPr>
+            <w:r>
+              <w:rPr>
+                <w:rFonts w:ascii="Times New Roman" w:hAnsi="Times New Roman" w:cs="Times New Roman"/>
+                <w:b/>
+                <w:bCs/>
+                <w:sz w:val="28"/>
+                <w:szCs w:val="28"/>
+              </w:rPr>
+              <w:t>Giá trị hợp lệ</w:t>
+            </w:r>
+          </w:p>
+        </w:tc>
+        <w:tc>
+          <w:tcPr>
+            <w:tcW w:w="3240" w:type="dxa"/>
+            <w:shd w:val="clear" w:color="auto" w:fill="D9E2F3" w:themeFill="accent1" w:themeFillTint="33"/>
+          </w:tcPr>
+          <w:p>
+            <w:pPr>
+              <w:spacing w:line="360" w:lineRule="auto"/>
+              <w:jc w:val="center"/>
+              <w:rPr>
+                <w:rFonts w:ascii="Times New Roman" w:hAnsi="Times New Roman" w:cs="Times New Roman"/>
+                <w:b/>
+                <w:bCs/>
+                <w:sz w:val="28"/>
+                <w:szCs w:val="28"/>
+              </w:rPr>
+            </w:pPr>
+            <w:r>
+              <w:rPr>
+                <w:rFonts w:ascii="Times New Roman" w:hAnsi="Times New Roman" w:cs="Times New Roman"/>
+                <w:b/>
+                <w:bCs/>
+                <w:sz w:val="28"/>
+                <w:szCs w:val="28"/>
+              </w:rPr>
+              <w:t>Ý nghĩa</w:t>
+            </w:r>
+          </w:p>
+        </w:tc>
+      </w:tr>
+      <w:tr>
+        <w:tc>
+          <w:tcPr>
+            <w:tcW w:w="895" w:type="dxa"/>
+          </w:tcPr>
+          <w:p>
+            <w:pPr>
+              <w:spacing w:line="360" w:lineRule="auto"/>
+              <w:jc w:val="center"/>
+              <w:rPr>
+                <w:rFonts w:ascii="Times New Roman" w:hAnsi="Times New Roman" w:cs="Times New Roman"/>
+                <w:sz w:val="28"/>
+                <w:szCs w:val="28"/>
+              </w:rPr>
+            </w:pPr>
+            <w:r>
+              <w:rPr>
+                <w:rFonts w:ascii="Times New Roman" w:hAnsi="Times New Roman" w:cs="Times New Roman"/>
+                <w:sz w:val="28"/>
+                <w:szCs w:val="28"/>
+              </w:rPr>
+              <w:t>1</w:t>
+            </w:r>
+          </w:p>
+        </w:tc>
+        <w:tc>
+          <w:tcPr>
+            <w:tcW w:w="1962" w:type="dxa"/>
+          </w:tcPr>
+          <w:p>
+            <w:pPr>
+              <w:spacing w:line="360" w:lineRule="auto"/>
+              <w:jc w:val="both"/>
+              <w:rPr>
+                <w:rFonts w:ascii="Times New Roman" w:hAnsi="Times New Roman" w:cs="Times New Roman"/>
+              </w:rPr>
+            </w:pPr>
+            <w:r>
+              <w:rPr>
+                <w:rFonts w:ascii="Times New Roman" w:hAnsi="Times New Roman" w:cs="Times New Roman"/>
+              </w:rPr>
+              <w:t>user_role</w:t>
+            </w:r>
+          </w:p>
+        </w:tc>
+        <w:tc>
+          <w:tcPr>
+            <w:tcW w:w="3168" w:type="dxa"/>
+          </w:tcPr>
+          <w:p>
+            <w:pPr>
+              <w:spacing w:line="360" w:lineRule="auto"/>
+              <w:jc w:val="both"/>
+              <w:rPr>
+                <w:rFonts w:ascii="Times New Roman" w:hAnsi="Times New Roman" w:cs="Times New Roman"/>
+              </w:rPr>
+            </w:pPr>
+            <w:r>
+              <w:rPr>
+                <w:rFonts w:ascii="Times New Roman" w:hAnsi="Times New Roman" w:cs="Times New Roman"/>
+              </w:rPr>
+              <w:t>PATIENT', 'DOCTOR', 'RECEPTIONIST', 'ADMIN'</w:t>
+            </w:r>
+          </w:p>
+        </w:tc>
+        <w:tc>
+          <w:tcPr>
+            <w:tcW w:w="3240" w:type="dxa"/>
+          </w:tcPr>
+          <w:p>
+            <w:pPr>
+              <w:spacing w:line="360" w:lineRule="auto"/>
+              <w:jc w:val="both"/>
+              <w:rPr>
+                <w:rFonts w:ascii="Times New Roman" w:hAnsi="Times New Roman" w:cs="Times New Roman"/>
+              </w:rPr>
+            </w:pPr>
+            <w:r>
+              <w:rPr>
+                <w:rFonts w:ascii="Times New Roman" w:hAnsi="Times New Roman" w:cs="Times New Roman"/>
+              </w:rPr>
+              <w:t>Vai trò và quyền hạn của người dùng trong hệ thống.</w:t>
+            </w:r>
+          </w:p>
+        </w:tc>
+      </w:tr>
+      <w:tr>
+        <w:tc>
+          <w:tcPr>
+            <w:tcW w:w="895" w:type="dxa"/>
+          </w:tcPr>
+          <w:p>
+            <w:pPr>
+              <w:spacing w:line="360" w:lineRule="auto"/>
+              <w:jc w:val="center"/>
+              <w:rPr>
+                <w:rFonts w:ascii="Times New Roman" w:hAnsi="Times New Roman" w:cs="Times New Roman"/>
+                <w:sz w:val="28"/>
+                <w:szCs w:val="28"/>
+              </w:rPr>
+            </w:pPr>
+            <w:r>
+              <w:rPr>
+                <w:rFonts w:ascii="Times New Roman" w:hAnsi="Times New Roman" w:cs="Times New Roman"/>
+                <w:sz w:val="28"/>
+                <w:szCs w:val="28"/>
+              </w:rPr>
+              <w:t>2</w:t>
+            </w:r>
+          </w:p>
+        </w:tc>
+        <w:tc>
+          <w:tcPr>
+            <w:tcW w:w="1962" w:type="dxa"/>
+          </w:tcPr>
+          <w:p>
+            <w:pPr>
+              <w:spacing w:line="360" w:lineRule="auto"/>
+              <w:jc w:val="both"/>
+              <w:rPr>
+                <w:rFonts w:ascii="Times New Roman" w:hAnsi="Times New Roman" w:cs="Times New Roman"/>
+              </w:rPr>
+            </w:pPr>
+            <w:r>
+              <w:rPr>
+                <w:rFonts w:ascii="Times New Roman" w:hAnsi="Times New Roman" w:cs="Times New Roman"/>
+              </w:rPr>
+              <w:t>schedule_status</w:t>
+            </w:r>
+          </w:p>
+        </w:tc>
+        <w:tc>
+          <w:tcPr>
+            <w:tcW w:w="3168" w:type="dxa"/>
+          </w:tcPr>
+          <w:p>
+            <w:pPr>
+              <w:spacing w:line="360" w:lineRule="auto"/>
+              <w:jc w:val="both"/>
+              <w:rPr>
+                <w:rFonts w:ascii="Times New Roman" w:hAnsi="Times New Roman" w:cs="Times New Roman"/>
+              </w:rPr>
+            </w:pPr>
+            <w:r>
+              <w:rPr>
+                <w:rFonts w:ascii="Times New Roman" w:hAnsi="Times New Roman" w:cs="Times New Roman"/>
+              </w:rPr>
+              <w:t>PENDING', 'APPROVED', 'REJECTED'</w:t>
+            </w:r>
+          </w:p>
+        </w:tc>
+        <w:tc>
+          <w:tcPr>
+            <w:tcW w:w="3240" w:type="dxa"/>
+          </w:tcPr>
+          <w:p>
+            <w:pPr>
+              <w:spacing w:line="360" w:lineRule="auto"/>
+              <w:jc w:val="both"/>
+              <w:rPr>
+                <w:rFonts w:ascii="Times New Roman" w:hAnsi="Times New Roman" w:cs="Times New Roman"/>
+              </w:rPr>
+            </w:pPr>
+            <w:r>
+              <w:rPr>
+                <w:rFonts w:ascii="Times New Roman" w:hAnsi="Times New Roman" w:cs="Times New Roman"/>
+              </w:rPr>
+              <w:t>Trạng thái phê duyệt ca làm việc của Bác sĩ do Tiếp tân quản lý.</w:t>
+            </w:r>
+          </w:p>
+        </w:tc>
+      </w:tr>
+      <w:tr>
+        <w:tc>
+          <w:tcPr>
+            <w:tcW w:w="895" w:type="dxa"/>
+          </w:tcPr>
+          <w:p>
+            <w:pPr>
+              <w:spacing w:line="360" w:lineRule="auto"/>
+              <w:jc w:val="center"/>
+              <w:rPr>
+                <w:rFonts w:ascii="Times New Roman" w:hAnsi="Times New Roman" w:cs="Times New Roman"/>
+                <w:sz w:val="28"/>
+                <w:szCs w:val="28"/>
+              </w:rPr>
+            </w:pPr>
+            <w:r>
+              <w:rPr>
+                <w:rFonts w:ascii="Times New Roman" w:hAnsi="Times New Roman" w:cs="Times New Roman"/>
+                <w:sz w:val="28"/>
+                <w:szCs w:val="28"/>
+              </w:rPr>
+              <w:t>3</w:t>
+            </w:r>
+          </w:p>
+        </w:tc>
+        <w:tc>
+          <w:tcPr>
+            <w:tcW w:w="1962" w:type="dxa"/>
+          </w:tcPr>
+          <w:p>
+            <w:pPr>
+              <w:spacing w:line="360" w:lineRule="auto"/>
+              <w:jc w:val="both"/>
+              <w:rPr>
+                <w:rFonts w:ascii="Times New Roman" w:hAnsi="Times New Roman" w:cs="Times New Roman"/>
+              </w:rPr>
+            </w:pPr>
+            <w:r>
+              <w:rPr>
+                <w:rFonts w:ascii="Times New Roman" w:hAnsi="Times New Roman" w:cs="Times New Roman"/>
+              </w:rPr>
+              <w:t>appointment_status</w:t>
+            </w:r>
+          </w:p>
+        </w:tc>
+        <w:tc>
+          <w:tcPr>
+            <w:tcW w:w="3168" w:type="dxa"/>
+          </w:tcPr>
+          <w:p>
+            <w:pPr>
+              <w:spacing w:line="360" w:lineRule="auto"/>
+              <w:jc w:val="both"/>
+              <w:rPr>
+                <w:rFonts w:ascii="Times New Roman" w:hAnsi="Times New Roman" w:cs="Times New Roman"/>
+              </w:rPr>
+            </w:pPr>
+            <w:r>
+              <w:rPr>
+                <w:rFonts w:ascii="Times New Roman" w:hAnsi="Times New Roman" w:cs="Times New Roman"/>
+              </w:rPr>
+              <w:t>PENDING', 'CONFIRMED', 'CHECKED_IN', 'IN_PROGRESS', 'COMPLETED', 'CANCELLED'</w:t>
+            </w:r>
+          </w:p>
+        </w:tc>
+        <w:tc>
+          <w:tcPr>
+            <w:tcW w:w="3240" w:type="dxa"/>
+          </w:tcPr>
+          <w:p>
+            <w:pPr>
+              <w:spacing w:line="360" w:lineRule="auto"/>
+              <w:jc w:val="both"/>
+              <w:rPr>
+                <w:rFonts w:ascii="Times New Roman" w:hAnsi="Times New Roman" w:cs="Times New Roman"/>
+              </w:rPr>
+            </w:pPr>
+            <w:r>
+              <w:rPr>
+                <w:rFonts w:ascii="Times New Roman" w:hAnsi="Times New Roman" w:cs="Times New Roman"/>
+              </w:rPr>
+              <w:t>Vòng đời trạng thái của phiếu đặt lịch khám bệnh.</w:t>
+            </w:r>
+          </w:p>
+        </w:tc>
+      </w:tr>
+      <w:tr>
+        <w:tc>
+          <w:tcPr>
+            <w:tcW w:w="895" w:type="dxa"/>
+          </w:tcPr>
+          <w:p>
+            <w:pPr>
+              <w:spacing w:line="360" w:lineRule="auto"/>
+              <w:jc w:val="center"/>
+              <w:rPr>
+                <w:rFonts w:ascii="Times New Roman" w:hAnsi="Times New Roman" w:cs="Times New Roman"/>
+                <w:sz w:val="28"/>
+                <w:szCs w:val="28"/>
+              </w:rPr>
+            </w:pPr>
+            <w:r>
+              <w:rPr>
+                <w:rFonts w:ascii="Times New Roman" w:hAnsi="Times New Roman" w:cs="Times New Roman"/>
+                <w:sz w:val="28"/>
+                <w:szCs w:val="28"/>
+              </w:rPr>
+              <w:t>4</w:t>
+            </w:r>
+          </w:p>
+        </w:tc>
+        <w:tc>
+          <w:tcPr>
+            <w:tcW w:w="1962" w:type="dxa"/>
+          </w:tcPr>
+          <w:p>
+            <w:pPr>
+              <w:spacing w:line="360" w:lineRule="auto"/>
+              <w:jc w:val="both"/>
+              <w:rPr>
+                <w:rFonts w:ascii="Times New Roman" w:hAnsi="Times New Roman" w:cs="Times New Roman"/>
+              </w:rPr>
+            </w:pPr>
+            <w:r>
+              <w:rPr>
+                <w:rFonts w:ascii="Times New Roman" w:hAnsi="Times New Roman" w:cs="Times New Roman"/>
+              </w:rPr>
+              <w:t>record_status</w:t>
+            </w:r>
+          </w:p>
+        </w:tc>
+        <w:tc>
+          <w:tcPr>
+            <w:tcW w:w="3168" w:type="dxa"/>
+          </w:tcPr>
+          <w:p>
+            <w:pPr>
+              <w:spacing w:line="360" w:lineRule="auto"/>
+              <w:jc w:val="both"/>
+              <w:rPr>
+                <w:rFonts w:ascii="Times New Roman" w:hAnsi="Times New Roman" w:cs="Times New Roman"/>
+              </w:rPr>
+            </w:pPr>
+            <w:r>
+              <w:rPr>
+                <w:rFonts w:ascii="Times New Roman" w:hAnsi="Times New Roman" w:cs="Times New Roman"/>
+              </w:rPr>
+              <w:t>TREATING', 'CURED'</w:t>
+            </w:r>
+          </w:p>
+        </w:tc>
+        <w:tc>
+          <w:tcPr>
+            <w:tcW w:w="3240" w:type="dxa"/>
+          </w:tcPr>
+          <w:p>
+            <w:pPr>
+              <w:spacing w:line="360" w:lineRule="auto"/>
+              <w:jc w:val="both"/>
+              <w:rPr>
+                <w:rFonts w:ascii="Times New Roman" w:hAnsi="Times New Roman" w:cs="Times New Roman"/>
+              </w:rPr>
+            </w:pPr>
+            <w:r>
+              <w:rPr>
+                <w:rFonts w:ascii="Times New Roman" w:hAnsi="Times New Roman" w:cs="Times New Roman"/>
+              </w:rPr>
+              <w:t>Trạng thái tiến trình điều trị bệnh nhân trong Hồ sơ bệnh án.</w:t>
+            </w:r>
+          </w:p>
+        </w:tc>
+      </w:tr>
+    </w:tbl>
+    <w:p>
+      <w:pPr>
+        <w:pStyle w:val="ListParagraph"/>
+        <w:spacing w:line="360" w:lineRule="auto"/>
+        <w:ind w:left="2250"/>
+        <w:jc w:val="both"/>
+        <w:rPr>
+          <w:rFonts w:ascii="Times New Roman" w:hAnsi="Times New Roman" w:cs="Times New Roman"/>
+          <w:b/>
+          <w:bCs/>
+          <w:sz w:val="28"/>
+          <w:szCs w:val="28"/>
+        </w:rPr>
+      </w:pPr>
     </w:p>
     <w:p>
       <w:pPr>
@@ -2198,7 +2723,7 @@
         </w:tc>
         <w:tc>
           <w:tcPr>
-            <w:tcW w:w="1620" w:type="dxa"/>
+            <w:tcW w:w="1683" w:type="dxa"/>
             <w:shd w:val="clear" w:color="auto" w:fill="D9E2F3" w:themeFill="accent1" w:themeFillTint="33"/>
           </w:tcPr>
           <w:p>
@@ -2227,7 +2752,7 @@
         </w:tc>
         <w:tc>
           <w:tcPr>
-            <w:tcW w:w="1800" w:type="dxa"/>
+            <w:tcW w:w="1879" w:type="dxa"/>
             <w:shd w:val="clear" w:color="auto" w:fill="D9E2F3" w:themeFill="accent1" w:themeFillTint="33"/>
           </w:tcPr>
           <w:p>
@@ -2340,15 +2865,13 @@
         </w:tc>
         <w:tc>
           <w:tcPr>
-            <w:tcW w:w="1620" w:type="dxa"/>
-          </w:tcPr>
-          <w:p>
-            <w:pPr>
-              <w:spacing w:line="360" w:lineRule="auto"/>
-              <w:rPr>
-                <w:rFonts w:ascii="Times New Roman" w:hAnsi="Times New Roman" w:cs="Times New Roman"/>
-                <w:sz w:val="28"/>
-                <w:szCs w:val="28"/>
+            <w:tcW w:w="1683" w:type="dxa"/>
+          </w:tcPr>
+          <w:p>
+            <w:pPr>
+              <w:spacing w:line="360" w:lineRule="auto"/>
+              <w:rPr>
+                <w:rFonts w:ascii="Times New Roman" w:hAnsi="Times New Roman" w:cs="Times New Roman"/>
               </w:rPr>
             </w:pPr>
             <w:r>
@@ -2361,15 +2884,13 @@
         </w:tc>
         <w:tc>
           <w:tcPr>
-            <w:tcW w:w="1800" w:type="dxa"/>
-          </w:tcPr>
-          <w:p>
-            <w:pPr>
-              <w:spacing w:line="360" w:lineRule="auto"/>
-              <w:rPr>
-                <w:rFonts w:ascii="Times New Roman" w:hAnsi="Times New Roman" w:cs="Times New Roman"/>
-                <w:sz w:val="28"/>
-                <w:szCs w:val="28"/>
+            <w:tcW w:w="1879" w:type="dxa"/>
+          </w:tcPr>
+          <w:p>
+            <w:pPr>
+              <w:spacing w:line="360" w:lineRule="auto"/>
+              <w:rPr>
+                <w:rFonts w:ascii="Times New Roman" w:hAnsi="Times New Roman" w:cs="Times New Roman"/>
               </w:rPr>
             </w:pPr>
             <w:r>
@@ -2389,15 +2910,13 @@
               <w:spacing w:line="360" w:lineRule="auto"/>
               <w:rPr>
                 <w:rFonts w:ascii="Times New Roman" w:hAnsi="Times New Roman" w:cs="Times New Roman"/>
-                <w:sz w:val="28"/>
-                <w:szCs w:val="28"/>
-              </w:rPr>
-            </w:pPr>
-            <w:r>
-              <w:rPr>
-                <w:rFonts w:ascii="Times New Roman" w:hAnsi="Times New Roman" w:cs="Times New Roman"/>
-              </w:rPr>
-              <w:t>ID user</w:t>
+              </w:rPr>
+            </w:pPr>
+            <w:r>
+              <w:rPr>
+                <w:rFonts w:ascii="Times New Roman" w:hAnsi="Times New Roman" w:cs="Times New Roman"/>
+              </w:rPr>
+              <w:t>Khóa chính tự tăng định danh người dùng.</w:t>
             </w:r>
           </w:p>
         </w:tc>
@@ -2410,17 +2929,13 @@
               <w:spacing w:line="360" w:lineRule="auto"/>
               <w:rPr>
                 <w:rFonts w:ascii="Times New Roman" w:hAnsi="Times New Roman" w:cs="Times New Roman"/>
-                <w:sz w:val="28"/>
-                <w:szCs w:val="28"/>
-              </w:rPr>
-            </w:pPr>
-            <w:r>
-              <w:rPr>
-                <w:rFonts w:ascii="Times New Roman" w:hAnsi="Times New Roman" w:cs="Times New Roman"/>
-                <w:sz w:val="28"/>
-                <w:szCs w:val="28"/>
-              </w:rPr>
-              <w:t>Khoá chính</w:t>
+              </w:rPr>
+            </w:pPr>
+            <w:r>
+              <w:rPr>
+                <w:rFonts w:ascii="Times New Roman" w:hAnsi="Times New Roman" w:cs="Times New Roman"/>
+              </w:rPr>
+              <w:t>PRIMARY KEY</w:t>
             </w:r>
           </w:p>
         </w:tc>
@@ -2452,15 +2967,13 @@
         </w:tc>
         <w:tc>
           <w:tcPr>
-            <w:tcW w:w="1620" w:type="dxa"/>
-          </w:tcPr>
-          <w:p>
-            <w:pPr>
-              <w:spacing w:line="360" w:lineRule="auto"/>
-              <w:rPr>
-                <w:rFonts w:ascii="Times New Roman" w:hAnsi="Times New Roman" w:cs="Times New Roman"/>
-                <w:sz w:val="28"/>
-                <w:szCs w:val="28"/>
+            <w:tcW w:w="1683" w:type="dxa"/>
+          </w:tcPr>
+          <w:p>
+            <w:pPr>
+              <w:spacing w:line="360" w:lineRule="auto"/>
+              <w:rPr>
+                <w:rFonts w:ascii="Times New Roman" w:hAnsi="Times New Roman" w:cs="Times New Roman"/>
               </w:rPr>
             </w:pPr>
             <w:r>
@@ -2473,15 +2986,13 @@
         </w:tc>
         <w:tc>
           <w:tcPr>
-            <w:tcW w:w="1800" w:type="dxa"/>
-          </w:tcPr>
-          <w:p>
-            <w:pPr>
-              <w:spacing w:line="360" w:lineRule="auto"/>
-              <w:rPr>
-                <w:rFonts w:ascii="Times New Roman" w:hAnsi="Times New Roman" w:cs="Times New Roman"/>
-                <w:sz w:val="28"/>
-                <w:szCs w:val="28"/>
+            <w:tcW w:w="1879" w:type="dxa"/>
+          </w:tcPr>
+          <w:p>
+            <w:pPr>
+              <w:spacing w:line="360" w:lineRule="auto"/>
+              <w:rPr>
+                <w:rFonts w:ascii="Times New Roman" w:hAnsi="Times New Roman" w:cs="Times New Roman"/>
               </w:rPr>
             </w:pPr>
             <w:r>
@@ -2501,15 +3012,13 @@
               <w:spacing w:line="360" w:lineRule="auto"/>
               <w:rPr>
                 <w:rFonts w:ascii="Times New Roman" w:hAnsi="Times New Roman" w:cs="Times New Roman"/>
-                <w:sz w:val="28"/>
-                <w:szCs w:val="28"/>
-              </w:rPr>
-            </w:pPr>
-            <w:r>
-              <w:rPr>
-                <w:rFonts w:ascii="Times New Roman" w:hAnsi="Times New Roman" w:cs="Times New Roman"/>
-              </w:rPr>
-              <w:t>Họ tên</w:t>
+              </w:rPr>
+            </w:pPr>
+            <w:r>
+              <w:rPr>
+                <w:rFonts w:ascii="Times New Roman" w:hAnsi="Times New Roman" w:cs="Times New Roman"/>
+              </w:rPr>
+              <w:t>Họ và tên đầy đủ.</w:t>
             </w:r>
           </w:p>
         </w:tc>
@@ -2522,10 +3031,14 @@
               <w:spacing w:line="360" w:lineRule="auto"/>
               <w:rPr>
                 <w:rFonts w:ascii="Times New Roman" w:hAnsi="Times New Roman" w:cs="Times New Roman"/>
-                <w:sz w:val="28"/>
-                <w:szCs w:val="28"/>
-              </w:rPr>
-            </w:pPr>
+              </w:rPr>
+            </w:pPr>
+            <w:r>
+              <w:rPr>
+                <w:rFonts w:ascii="Times New Roman" w:hAnsi="Times New Roman" w:cs="Times New Roman"/>
+              </w:rPr>
+              <w:t>NOT NULL</w:t>
+            </w:r>
           </w:p>
         </w:tc>
       </w:tr>
@@ -2556,15 +3069,13 @@
         </w:tc>
         <w:tc>
           <w:tcPr>
-            <w:tcW w:w="1620" w:type="dxa"/>
-          </w:tcPr>
-          <w:p>
-            <w:pPr>
-              <w:spacing w:line="360" w:lineRule="auto"/>
-              <w:rPr>
-                <w:rFonts w:ascii="Times New Roman" w:hAnsi="Times New Roman" w:cs="Times New Roman"/>
-                <w:sz w:val="28"/>
-                <w:szCs w:val="28"/>
+            <w:tcW w:w="1683" w:type="dxa"/>
+          </w:tcPr>
+          <w:p>
+            <w:pPr>
+              <w:spacing w:line="360" w:lineRule="auto"/>
+              <w:rPr>
+                <w:rFonts w:ascii="Times New Roman" w:hAnsi="Times New Roman" w:cs="Times New Roman"/>
               </w:rPr>
             </w:pPr>
             <w:r>
@@ -2577,15 +3088,13 @@
         </w:tc>
         <w:tc>
           <w:tcPr>
-            <w:tcW w:w="1800" w:type="dxa"/>
-          </w:tcPr>
-          <w:p>
-            <w:pPr>
-              <w:spacing w:line="360" w:lineRule="auto"/>
-              <w:rPr>
-                <w:rFonts w:ascii="Times New Roman" w:hAnsi="Times New Roman" w:cs="Times New Roman"/>
-                <w:sz w:val="28"/>
-                <w:szCs w:val="28"/>
+            <w:tcW w:w="1879" w:type="dxa"/>
+          </w:tcPr>
+          <w:p>
+            <w:pPr>
+              <w:spacing w:line="360" w:lineRule="auto"/>
+              <w:rPr>
+                <w:rFonts w:ascii="Times New Roman" w:hAnsi="Times New Roman" w:cs="Times New Roman"/>
               </w:rPr>
             </w:pPr>
             <w:r>
@@ -2605,15 +3114,13 @@
               <w:spacing w:line="360" w:lineRule="auto"/>
               <w:rPr>
                 <w:rFonts w:ascii="Times New Roman" w:hAnsi="Times New Roman" w:cs="Times New Roman"/>
-                <w:sz w:val="28"/>
-                <w:szCs w:val="28"/>
-              </w:rPr>
-            </w:pPr>
-            <w:r>
-              <w:rPr>
-                <w:rFonts w:ascii="Times New Roman" w:hAnsi="Times New Roman" w:cs="Times New Roman"/>
-              </w:rPr>
-              <w:t>Email đăng nhập</w:t>
+              </w:rPr>
+            </w:pPr>
+            <w:r>
+              <w:rPr>
+                <w:rFonts w:ascii="Times New Roman" w:hAnsi="Times New Roman" w:cs="Times New Roman"/>
+              </w:rPr>
+              <w:t>Địa chỉ email (dùng nhận thông báo/đăng nhập).</w:t>
             </w:r>
           </w:p>
         </w:tc>
@@ -2626,15 +3133,11 @@
               <w:spacing w:line="360" w:lineRule="auto"/>
               <w:rPr>
                 <w:rFonts w:ascii="Times New Roman" w:hAnsi="Times New Roman" w:cs="Times New Roman"/>
-                <w:sz w:val="28"/>
-                <w:szCs w:val="28"/>
-              </w:rPr>
-            </w:pPr>
-            <w:r>
-              <w:rPr>
-                <w:rFonts w:ascii="Times New Roman" w:hAnsi="Times New Roman" w:cs="Times New Roman"/>
-                <w:sz w:val="28"/>
-                <w:szCs w:val="28"/>
+              </w:rPr>
+            </w:pPr>
+            <w:r>
+              <w:rPr>
+                <w:rFonts w:ascii="Times New Roman" w:hAnsi="Times New Roman" w:cs="Times New Roman"/>
               </w:rPr>
               <w:t>UNIQUE</w:t>
             </w:r>
@@ -2668,43 +3171,39 @@
         </w:tc>
         <w:tc>
           <w:tcPr>
-            <w:tcW w:w="1620" w:type="dxa"/>
-          </w:tcPr>
-          <w:p>
-            <w:pPr>
-              <w:spacing w:line="360" w:lineRule="auto"/>
-              <w:rPr>
-                <w:rFonts w:ascii="Times New Roman" w:hAnsi="Times New Roman" w:cs="Times New Roman"/>
-                <w:sz w:val="28"/>
-                <w:szCs w:val="28"/>
-              </w:rPr>
-            </w:pPr>
-            <w:r>
-              <w:rPr>
-                <w:rFonts w:ascii="Times New Roman" w:hAnsi="Times New Roman" w:cs="Times New Roman"/>
-              </w:rPr>
-              <w:t>password_hash</w:t>
-            </w:r>
-          </w:p>
-        </w:tc>
-        <w:tc>
-          <w:tcPr>
-            <w:tcW w:w="1800" w:type="dxa"/>
-          </w:tcPr>
-          <w:p>
-            <w:pPr>
-              <w:spacing w:line="360" w:lineRule="auto"/>
-              <w:rPr>
-                <w:rFonts w:ascii="Times New Roman" w:hAnsi="Times New Roman" w:cs="Times New Roman"/>
-                <w:sz w:val="28"/>
-                <w:szCs w:val="28"/>
-              </w:rPr>
-            </w:pPr>
-            <w:r>
-              <w:rPr>
-                <w:rFonts w:ascii="Times New Roman" w:hAnsi="Times New Roman" w:cs="Times New Roman"/>
-              </w:rPr>
-              <w:t>TEXT</w:t>
+            <w:tcW w:w="1683" w:type="dxa"/>
+          </w:tcPr>
+          <w:p>
+            <w:pPr>
+              <w:spacing w:line="360" w:lineRule="auto"/>
+              <w:rPr>
+                <w:rFonts w:ascii="Times New Roman" w:hAnsi="Times New Roman" w:cs="Times New Roman"/>
+              </w:rPr>
+            </w:pPr>
+            <w:r>
+              <w:rPr>
+                <w:rFonts w:ascii="Times New Roman" w:hAnsi="Times New Roman" w:cs="Times New Roman"/>
+              </w:rPr>
+              <w:t>phone</w:t>
+            </w:r>
+          </w:p>
+        </w:tc>
+        <w:tc>
+          <w:tcPr>
+            <w:tcW w:w="1879" w:type="dxa"/>
+          </w:tcPr>
+          <w:p>
+            <w:pPr>
+              <w:spacing w:line="360" w:lineRule="auto"/>
+              <w:rPr>
+                <w:rFonts w:ascii="Times New Roman" w:hAnsi="Times New Roman" w:cs="Times New Roman"/>
+              </w:rPr>
+            </w:pPr>
+            <w:r>
+              <w:rPr>
+                <w:rFonts w:ascii="Times New Roman" w:hAnsi="Times New Roman" w:cs="Times New Roman"/>
+              </w:rPr>
+              <w:t>VARCHAR(20)</w:t>
             </w:r>
           </w:p>
         </w:tc>
@@ -2717,15 +3216,13 @@
               <w:spacing w:line="360" w:lineRule="auto"/>
               <w:rPr>
                 <w:rFonts w:ascii="Times New Roman" w:hAnsi="Times New Roman" w:cs="Times New Roman"/>
-                <w:sz w:val="28"/>
-                <w:szCs w:val="28"/>
-              </w:rPr>
-            </w:pPr>
-            <w:r>
-              <w:rPr>
-                <w:rFonts w:ascii="Times New Roman" w:hAnsi="Times New Roman" w:cs="Times New Roman"/>
-              </w:rPr>
-              <w:t>Password đã hash</w:t>
+              </w:rPr>
+            </w:pPr>
+            <w:r>
+              <w:rPr>
+                <w:rFonts w:ascii="Times New Roman" w:hAnsi="Times New Roman" w:cs="Times New Roman"/>
+              </w:rPr>
+              <w:t>Số điện thoại (Tên đăng nhập chính của Bệnh nhân).</w:t>
             </w:r>
           </w:p>
         </w:tc>
@@ -2738,10 +3235,14 @@
               <w:spacing w:line="360" w:lineRule="auto"/>
               <w:rPr>
                 <w:rFonts w:ascii="Times New Roman" w:hAnsi="Times New Roman" w:cs="Times New Roman"/>
-                <w:sz w:val="28"/>
-                <w:szCs w:val="28"/>
-              </w:rPr>
-            </w:pPr>
+              </w:rPr>
+            </w:pPr>
+            <w:r>
+              <w:rPr>
+                <w:rFonts w:ascii="Times New Roman" w:hAnsi="Times New Roman" w:cs="Times New Roman"/>
+              </w:rPr>
+              <w:t>UNIQUE, NOT NULL</w:t>
+            </w:r>
           </w:p>
         </w:tc>
       </w:tr>
@@ -2766,49 +3267,46 @@
                 <w:sz w:val="28"/>
                 <w:szCs w:val="28"/>
               </w:rPr>
+              <w:lastRenderedPageBreak/>
               <w:t>5</w:t>
             </w:r>
           </w:p>
         </w:tc>
         <w:tc>
           <w:tcPr>
-            <w:tcW w:w="1620" w:type="dxa"/>
-          </w:tcPr>
-          <w:p>
-            <w:pPr>
-              <w:spacing w:line="360" w:lineRule="auto"/>
-              <w:rPr>
-                <w:rFonts w:ascii="Times New Roman" w:hAnsi="Times New Roman" w:cs="Times New Roman"/>
-                <w:sz w:val="28"/>
-                <w:szCs w:val="28"/>
-              </w:rPr>
-            </w:pPr>
-            <w:r>
-              <w:rPr>
-                <w:rFonts w:ascii="Times New Roman" w:hAnsi="Times New Roman" w:cs="Times New Roman"/>
-              </w:rPr>
-              <w:t>phone</w:t>
-            </w:r>
-          </w:p>
-        </w:tc>
-        <w:tc>
-          <w:tcPr>
-            <w:tcW w:w="1800" w:type="dxa"/>
-          </w:tcPr>
-          <w:p>
-            <w:pPr>
-              <w:spacing w:line="360" w:lineRule="auto"/>
-              <w:rPr>
-                <w:rFonts w:ascii="Times New Roman" w:hAnsi="Times New Roman" w:cs="Times New Roman"/>
-                <w:sz w:val="28"/>
-                <w:szCs w:val="28"/>
-              </w:rPr>
-            </w:pPr>
-            <w:r>
-              <w:rPr>
-                <w:rFonts w:ascii="Times New Roman" w:hAnsi="Times New Roman" w:cs="Times New Roman"/>
-              </w:rPr>
-              <w:t>VARCHAR(20)</w:t>
+            <w:tcW w:w="1683" w:type="dxa"/>
+          </w:tcPr>
+          <w:p>
+            <w:pPr>
+              <w:spacing w:line="360" w:lineRule="auto"/>
+              <w:rPr>
+                <w:rFonts w:ascii="Times New Roman" w:hAnsi="Times New Roman" w:cs="Times New Roman"/>
+              </w:rPr>
+            </w:pPr>
+            <w:r>
+              <w:rPr>
+                <w:rFonts w:ascii="Times New Roman" w:hAnsi="Times New Roman" w:cs="Times New Roman"/>
+              </w:rPr>
+              <w:t>password_hash</w:t>
+            </w:r>
+          </w:p>
+        </w:tc>
+        <w:tc>
+          <w:tcPr>
+            <w:tcW w:w="1879" w:type="dxa"/>
+          </w:tcPr>
+          <w:p>
+            <w:pPr>
+              <w:spacing w:line="360" w:lineRule="auto"/>
+              <w:rPr>
+                <w:rFonts w:ascii="Times New Roman" w:hAnsi="Times New Roman" w:cs="Times New Roman"/>
+              </w:rPr>
+            </w:pPr>
+            <w:r>
+              <w:rPr>
+                <w:rFonts w:ascii="Times New Roman" w:hAnsi="Times New Roman" w:cs="Times New Roman"/>
+              </w:rPr>
+              <w:t>TEXT</w:t>
             </w:r>
           </w:p>
         </w:tc>
@@ -2821,15 +3319,13 @@
               <w:spacing w:line="360" w:lineRule="auto"/>
               <w:rPr>
                 <w:rFonts w:ascii="Times New Roman" w:hAnsi="Times New Roman" w:cs="Times New Roman"/>
-                <w:sz w:val="28"/>
-                <w:szCs w:val="28"/>
-              </w:rPr>
-            </w:pPr>
-            <w:r>
-              <w:rPr>
-                <w:rFonts w:ascii="Times New Roman" w:hAnsi="Times New Roman" w:cs="Times New Roman"/>
-              </w:rPr>
-              <w:t>Số điện thoại</w:t>
+              </w:rPr>
+            </w:pPr>
+            <w:r>
+              <w:rPr>
+                <w:rFonts w:ascii="Times New Roman" w:hAnsi="Times New Roman" w:cs="Times New Roman"/>
+              </w:rPr>
+              <w:t>Mật khẩu đã được mã hóa (Bcrypt/Argon2).</w:t>
             </w:r>
           </w:p>
         </w:tc>
@@ -2842,10 +3338,14 @@
               <w:spacing w:line="360" w:lineRule="auto"/>
               <w:rPr>
                 <w:rFonts w:ascii="Times New Roman" w:hAnsi="Times New Roman" w:cs="Times New Roman"/>
-                <w:sz w:val="28"/>
-                <w:szCs w:val="28"/>
-              </w:rPr>
-            </w:pPr>
+              </w:rPr>
+            </w:pPr>
+            <w:r>
+              <w:rPr>
+                <w:rFonts w:ascii="Times New Roman" w:hAnsi="Times New Roman" w:cs="Times New Roman"/>
+              </w:rPr>
+              <w:t>NOT NULL</w:t>
+            </w:r>
           </w:p>
         </w:tc>
       </w:tr>
@@ -2876,15 +3376,13 @@
         </w:tc>
         <w:tc>
           <w:tcPr>
-            <w:tcW w:w="1620" w:type="dxa"/>
-          </w:tcPr>
-          <w:p>
-            <w:pPr>
-              <w:spacing w:line="360" w:lineRule="auto"/>
-              <w:rPr>
-                <w:rFonts w:ascii="Times New Roman" w:hAnsi="Times New Roman" w:cs="Times New Roman"/>
-                <w:sz w:val="28"/>
-                <w:szCs w:val="28"/>
+            <w:tcW w:w="1683" w:type="dxa"/>
+          </w:tcPr>
+          <w:p>
+            <w:pPr>
+              <w:spacing w:line="360" w:lineRule="auto"/>
+              <w:rPr>
+                <w:rFonts w:ascii="Times New Roman" w:hAnsi="Times New Roman" w:cs="Times New Roman"/>
               </w:rPr>
             </w:pPr>
             <w:r>
@@ -2897,22 +3395,20 @@
         </w:tc>
         <w:tc>
           <w:tcPr>
-            <w:tcW w:w="1800" w:type="dxa"/>
-          </w:tcPr>
-          <w:p>
-            <w:pPr>
-              <w:spacing w:line="360" w:lineRule="auto"/>
-              <w:rPr>
-                <w:rFonts w:ascii="Times New Roman" w:hAnsi="Times New Roman" w:cs="Times New Roman"/>
-                <w:sz w:val="28"/>
-                <w:szCs w:val="28"/>
-              </w:rPr>
-            </w:pPr>
-            <w:r>
-              <w:rPr>
-                <w:rFonts w:ascii="Times New Roman" w:hAnsi="Times New Roman" w:cs="Times New Roman"/>
-              </w:rPr>
-              <w:t>VARCHAR(20)</w:t>
+            <w:tcW w:w="1879" w:type="dxa"/>
+          </w:tcPr>
+          <w:p>
+            <w:pPr>
+              <w:spacing w:line="360" w:lineRule="auto"/>
+              <w:rPr>
+                <w:rFonts w:ascii="Times New Roman" w:hAnsi="Times New Roman" w:cs="Times New Roman"/>
+              </w:rPr>
+            </w:pPr>
+            <w:r>
+              <w:rPr>
+                <w:rFonts w:ascii="Times New Roman" w:hAnsi="Times New Roman" w:cs="Times New Roman"/>
+              </w:rPr>
+              <w:t>user_role</w:t>
             </w:r>
           </w:p>
         </w:tc>
@@ -2925,15 +3421,25 @@
               <w:spacing w:line="360" w:lineRule="auto"/>
               <w:rPr>
                 <w:rFonts w:ascii="Times New Roman" w:hAnsi="Times New Roman" w:cs="Times New Roman"/>
-                <w:sz w:val="28"/>
-                <w:szCs w:val="28"/>
-              </w:rPr>
-            </w:pPr>
-            <w:r>
-              <w:rPr>
-                <w:rFonts w:ascii="Times New Roman" w:hAnsi="Times New Roman" w:cs="Times New Roman"/>
-              </w:rPr>
-              <w:t>PATIENT / DOCTOR / RECEPTIONIST</w:t>
+              </w:rPr>
+            </w:pPr>
+            <w:r>
+              <w:rPr>
+                <w:rFonts w:ascii="Times New Roman" w:hAnsi="Times New Roman" w:cs="Times New Roman"/>
+              </w:rPr>
+              <w:t>Vai trò tài khoản (PATIENT, DOCTOR,</w:t>
+            </w:r>
+            <w:r>
+              <w:rPr>
+                <w:rFonts w:ascii="Times New Roman" w:hAnsi="Times New Roman" w:cs="Times New Roman"/>
+              </w:rPr>
+              <w:t xml:space="preserve"> RECEPTIONIST, ADMIN</w:t>
+            </w:r>
+            <w:r>
+              <w:rPr>
+                <w:rFonts w:ascii="Times New Roman" w:hAnsi="Times New Roman" w:cs="Times New Roman"/>
+              </w:rPr>
+              <w:t>).</w:t>
             </w:r>
           </w:p>
         </w:tc>
@@ -2946,17 +3452,13 @@
               <w:spacing w:line="360" w:lineRule="auto"/>
               <w:rPr>
                 <w:rFonts w:ascii="Times New Roman" w:hAnsi="Times New Roman" w:cs="Times New Roman"/>
-                <w:sz w:val="28"/>
-                <w:szCs w:val="28"/>
-              </w:rPr>
-            </w:pPr>
-            <w:r>
-              <w:rPr>
-                <w:rFonts w:ascii="Times New Roman" w:hAnsi="Times New Roman" w:cs="Times New Roman"/>
-                <w:sz w:val="28"/>
-                <w:szCs w:val="28"/>
-              </w:rPr>
-              <w:t>ENUM</w:t>
+              </w:rPr>
+            </w:pPr>
+            <w:r>
+              <w:rPr>
+                <w:rFonts w:ascii="Times New Roman" w:hAnsi="Times New Roman" w:cs="Times New Roman"/>
+              </w:rPr>
+              <w:t>NOT NULL</w:t>
             </w:r>
           </w:p>
         </w:tc>
@@ -2988,43 +3490,39 @@
         </w:tc>
         <w:tc>
           <w:tcPr>
-            <w:tcW w:w="1620" w:type="dxa"/>
-          </w:tcPr>
-          <w:p>
-            <w:pPr>
-              <w:spacing w:line="360" w:lineRule="auto"/>
-              <w:rPr>
-                <w:rFonts w:ascii="Times New Roman" w:hAnsi="Times New Roman" w:cs="Times New Roman"/>
-                <w:sz w:val="28"/>
-                <w:szCs w:val="28"/>
-              </w:rPr>
-            </w:pPr>
-            <w:r>
-              <w:rPr>
-                <w:rFonts w:ascii="Times New Roman" w:hAnsi="Times New Roman" w:cs="Times New Roman"/>
-              </w:rPr>
-              <w:t>is_active</w:t>
-            </w:r>
-          </w:p>
-        </w:tc>
-        <w:tc>
-          <w:tcPr>
-            <w:tcW w:w="1800" w:type="dxa"/>
-          </w:tcPr>
-          <w:p>
-            <w:pPr>
-              <w:spacing w:line="360" w:lineRule="auto"/>
-              <w:rPr>
-                <w:rFonts w:ascii="Times New Roman" w:hAnsi="Times New Roman" w:cs="Times New Roman"/>
-                <w:sz w:val="28"/>
-                <w:szCs w:val="28"/>
-              </w:rPr>
-            </w:pPr>
-            <w:r>
-              <w:rPr>
-                <w:rFonts w:ascii="Times New Roman" w:hAnsi="Times New Roman" w:cs="Times New Roman"/>
-              </w:rPr>
-              <w:t>BOOLEAN</w:t>
+            <w:tcW w:w="1683" w:type="dxa"/>
+          </w:tcPr>
+          <w:p>
+            <w:pPr>
+              <w:spacing w:line="360" w:lineRule="auto"/>
+              <w:rPr>
+                <w:rFonts w:ascii="Times New Roman" w:hAnsi="Times New Roman" w:cs="Times New Roman"/>
+              </w:rPr>
+            </w:pPr>
+            <w:r>
+              <w:rPr>
+                <w:rFonts w:ascii="Times New Roman" w:hAnsi="Times New Roman" w:cs="Times New Roman"/>
+              </w:rPr>
+              <w:t>avatar_url</w:t>
+            </w:r>
+          </w:p>
+        </w:tc>
+        <w:tc>
+          <w:tcPr>
+            <w:tcW w:w="1879" w:type="dxa"/>
+          </w:tcPr>
+          <w:p>
+            <w:pPr>
+              <w:spacing w:line="360" w:lineRule="auto"/>
+              <w:rPr>
+                <w:rFonts w:ascii="Times New Roman" w:hAnsi="Times New Roman" w:cs="Times New Roman"/>
+              </w:rPr>
+            </w:pPr>
+            <w:r>
+              <w:rPr>
+                <w:rFonts w:ascii="Times New Roman" w:hAnsi="Times New Roman" w:cs="Times New Roman"/>
+              </w:rPr>
+              <w:t>TEXT</w:t>
             </w:r>
           </w:p>
         </w:tc>
@@ -3037,15 +3535,13 @@
               <w:spacing w:line="360" w:lineRule="auto"/>
               <w:rPr>
                 <w:rFonts w:ascii="Times New Roman" w:hAnsi="Times New Roman" w:cs="Times New Roman"/>
-                <w:sz w:val="28"/>
-                <w:szCs w:val="28"/>
-              </w:rPr>
-            </w:pPr>
-            <w:r>
-              <w:rPr>
-                <w:rFonts w:ascii="Times New Roman" w:hAnsi="Times New Roman" w:cs="Times New Roman"/>
-              </w:rPr>
-              <w:t>Tài khoản hoạt động</w:t>
+              </w:rPr>
+            </w:pPr>
+            <w:r>
+              <w:rPr>
+                <w:rFonts w:ascii="Times New Roman" w:hAnsi="Times New Roman" w:cs="Times New Roman"/>
+              </w:rPr>
+              <w:t>Đường dẫn ảnh đại diện.</w:t>
             </w:r>
           </w:p>
         </w:tc>
@@ -3058,10 +3554,14 @@
               <w:spacing w:line="360" w:lineRule="auto"/>
               <w:rPr>
                 <w:rFonts w:ascii="Times New Roman" w:hAnsi="Times New Roman" w:cs="Times New Roman"/>
-                <w:sz w:val="28"/>
-                <w:szCs w:val="28"/>
-              </w:rPr>
-            </w:pPr>
+              </w:rPr>
+            </w:pPr>
+            <w:r>
+              <w:rPr>
+                <w:rFonts w:ascii="Times New Roman" w:hAnsi="Times New Roman" w:cs="Times New Roman"/>
+              </w:rPr>
+              <w:t>NULL</w:t>
+            </w:r>
           </w:p>
         </w:tc>
       </w:tr>
@@ -3092,43 +3592,39 @@
         </w:tc>
         <w:tc>
           <w:tcPr>
-            <w:tcW w:w="1620" w:type="dxa"/>
-          </w:tcPr>
-          <w:p>
-            <w:pPr>
-              <w:spacing w:line="360" w:lineRule="auto"/>
-              <w:rPr>
-                <w:rFonts w:ascii="Times New Roman" w:hAnsi="Times New Roman" w:cs="Times New Roman"/>
-                <w:sz w:val="28"/>
-                <w:szCs w:val="28"/>
-              </w:rPr>
-            </w:pPr>
-            <w:r>
-              <w:rPr>
-                <w:rFonts w:ascii="Times New Roman" w:hAnsi="Times New Roman" w:cs="Times New Roman"/>
-              </w:rPr>
-              <w:t>created_at</w:t>
-            </w:r>
-          </w:p>
-        </w:tc>
-        <w:tc>
-          <w:tcPr>
-            <w:tcW w:w="1800" w:type="dxa"/>
-          </w:tcPr>
-          <w:p>
-            <w:pPr>
-              <w:spacing w:line="360" w:lineRule="auto"/>
-              <w:rPr>
-                <w:rFonts w:ascii="Times New Roman" w:hAnsi="Times New Roman" w:cs="Times New Roman"/>
-                <w:sz w:val="28"/>
-                <w:szCs w:val="28"/>
-              </w:rPr>
-            </w:pPr>
-            <w:r>
-              <w:rPr>
-                <w:rFonts w:ascii="Times New Roman" w:hAnsi="Times New Roman" w:cs="Times New Roman"/>
-              </w:rPr>
-              <w:t>TIMESTAMP</w:t>
+            <w:tcW w:w="1683" w:type="dxa"/>
+          </w:tcPr>
+          <w:p>
+            <w:pPr>
+              <w:spacing w:line="360" w:lineRule="auto"/>
+              <w:rPr>
+                <w:rFonts w:ascii="Times New Roman" w:hAnsi="Times New Roman" w:cs="Times New Roman"/>
+              </w:rPr>
+            </w:pPr>
+            <w:r>
+              <w:rPr>
+                <w:rFonts w:ascii="Times New Roman" w:hAnsi="Times New Roman" w:cs="Times New Roman"/>
+              </w:rPr>
+              <w:t>dob</w:t>
+            </w:r>
+          </w:p>
+        </w:tc>
+        <w:tc>
+          <w:tcPr>
+            <w:tcW w:w="1879" w:type="dxa"/>
+          </w:tcPr>
+          <w:p>
+            <w:pPr>
+              <w:spacing w:line="360" w:lineRule="auto"/>
+              <w:rPr>
+                <w:rFonts w:ascii="Times New Roman" w:hAnsi="Times New Roman" w:cs="Times New Roman"/>
+              </w:rPr>
+            </w:pPr>
+            <w:r>
+              <w:rPr>
+                <w:rFonts w:ascii="Times New Roman" w:hAnsi="Times New Roman" w:cs="Times New Roman"/>
+              </w:rPr>
+              <w:t>DATE</w:t>
             </w:r>
           </w:p>
         </w:tc>
@@ -3141,15 +3637,13 @@
               <w:spacing w:line="360" w:lineRule="auto"/>
               <w:rPr>
                 <w:rFonts w:ascii="Times New Roman" w:hAnsi="Times New Roman" w:cs="Times New Roman"/>
-                <w:sz w:val="28"/>
-                <w:szCs w:val="28"/>
-              </w:rPr>
-            </w:pPr>
-            <w:r>
-              <w:rPr>
-                <w:rFonts w:ascii="Times New Roman" w:hAnsi="Times New Roman" w:cs="Times New Roman"/>
-              </w:rPr>
-              <w:t>Ngày tạo</w:t>
+              </w:rPr>
+            </w:pPr>
+            <w:r>
+              <w:rPr>
+                <w:rFonts w:ascii="Times New Roman" w:hAnsi="Times New Roman" w:cs="Times New Roman"/>
+              </w:rPr>
+              <w:t>Ngày tháng năm sinh.</w:t>
             </w:r>
           </w:p>
         </w:tc>
@@ -3162,10 +3656,14 @@
               <w:spacing w:line="360" w:lineRule="auto"/>
               <w:rPr>
                 <w:rFonts w:ascii="Times New Roman" w:hAnsi="Times New Roman" w:cs="Times New Roman"/>
-                <w:sz w:val="28"/>
-                <w:szCs w:val="28"/>
-              </w:rPr>
-            </w:pPr>
+              </w:rPr>
+            </w:pPr>
+            <w:r>
+              <w:rPr>
+                <w:rFonts w:ascii="Times New Roman" w:hAnsi="Times New Roman" w:cs="Times New Roman"/>
+              </w:rPr>
+              <w:t>NULL</w:t>
+            </w:r>
           </w:p>
         </w:tc>
       </w:tr>
@@ -3196,15 +3694,319 @@
         </w:tc>
         <w:tc>
           <w:tcPr>
-            <w:tcW w:w="1620" w:type="dxa"/>
-          </w:tcPr>
-          <w:p>
-            <w:pPr>
-              <w:spacing w:line="360" w:lineRule="auto"/>
-              <w:rPr>
-                <w:rFonts w:ascii="Times New Roman" w:hAnsi="Times New Roman" w:cs="Times New Roman"/>
-                <w:sz w:val="28"/>
-                <w:szCs w:val="28"/>
+            <w:tcW w:w="1683" w:type="dxa"/>
+          </w:tcPr>
+          <w:p>
+            <w:pPr>
+              <w:spacing w:line="360" w:lineRule="auto"/>
+              <w:rPr>
+                <w:rFonts w:ascii="Times New Roman" w:hAnsi="Times New Roman" w:cs="Times New Roman"/>
+              </w:rPr>
+            </w:pPr>
+            <w:r>
+              <w:rPr>
+                <w:rFonts w:ascii="Times New Roman" w:hAnsi="Times New Roman" w:cs="Times New Roman"/>
+              </w:rPr>
+              <w:t>address</w:t>
+            </w:r>
+          </w:p>
+        </w:tc>
+        <w:tc>
+          <w:tcPr>
+            <w:tcW w:w="1879" w:type="dxa"/>
+          </w:tcPr>
+          <w:p>
+            <w:pPr>
+              <w:spacing w:line="360" w:lineRule="auto"/>
+              <w:rPr>
+                <w:rFonts w:ascii="Times New Roman" w:hAnsi="Times New Roman" w:cs="Times New Roman"/>
+              </w:rPr>
+            </w:pPr>
+            <w:r>
+              <w:rPr>
+                <w:rFonts w:ascii="Times New Roman" w:hAnsi="Times New Roman" w:cs="Times New Roman"/>
+              </w:rPr>
+              <w:t>TEXT</w:t>
+            </w:r>
+          </w:p>
+        </w:tc>
+        <w:tc>
+          <w:tcPr>
+            <w:tcW w:w="3060" w:type="dxa"/>
+          </w:tcPr>
+          <w:p>
+            <w:pPr>
+              <w:spacing w:line="360" w:lineRule="auto"/>
+              <w:rPr>
+                <w:rFonts w:ascii="Times New Roman" w:hAnsi="Times New Roman" w:cs="Times New Roman"/>
+              </w:rPr>
+            </w:pPr>
+            <w:r>
+              <w:rPr>
+                <w:rFonts w:ascii="Times New Roman" w:hAnsi="Times New Roman" w:cs="Times New Roman"/>
+              </w:rPr>
+              <w:t>Địa chỉ liên hệ.</w:t>
+            </w:r>
+          </w:p>
+        </w:tc>
+        <w:tc>
+          <w:tcPr>
+            <w:tcW w:w="1745" w:type="dxa"/>
+          </w:tcPr>
+          <w:p>
+            <w:pPr>
+              <w:spacing w:line="360" w:lineRule="auto"/>
+              <w:rPr>
+                <w:rFonts w:ascii="Times New Roman" w:hAnsi="Times New Roman" w:cs="Times New Roman"/>
+              </w:rPr>
+            </w:pPr>
+            <w:r>
+              <w:rPr>
+                <w:rFonts w:ascii="Times New Roman" w:hAnsi="Times New Roman" w:cs="Times New Roman"/>
+              </w:rPr>
+              <w:t>NULL</w:t>
+            </w:r>
+          </w:p>
+        </w:tc>
+      </w:tr>
+      <w:tr>
+        <w:tc>
+          <w:tcPr>
+            <w:tcW w:w="895" w:type="dxa"/>
+          </w:tcPr>
+          <w:p>
+            <w:pPr>
+              <w:spacing w:line="360" w:lineRule="auto"/>
+              <w:jc w:val="center"/>
+              <w:rPr>
+                <w:rFonts w:ascii="Times New Roman" w:hAnsi="Times New Roman" w:cs="Times New Roman"/>
+                <w:sz w:val="28"/>
+                <w:szCs w:val="28"/>
+              </w:rPr>
+            </w:pPr>
+            <w:r>
+              <w:rPr>
+                <w:rFonts w:ascii="Times New Roman" w:hAnsi="Times New Roman" w:cs="Times New Roman"/>
+                <w:sz w:val="28"/>
+                <w:szCs w:val="28"/>
+              </w:rPr>
+              <w:t>10</w:t>
+            </w:r>
+          </w:p>
+        </w:tc>
+        <w:tc>
+          <w:tcPr>
+            <w:tcW w:w="1683" w:type="dxa"/>
+          </w:tcPr>
+          <w:p>
+            <w:pPr>
+              <w:spacing w:line="360" w:lineRule="auto"/>
+              <w:rPr>
+                <w:rFonts w:ascii="Times New Roman" w:hAnsi="Times New Roman" w:cs="Times New Roman"/>
+              </w:rPr>
+            </w:pPr>
+            <w:r>
+              <w:rPr>
+                <w:rFonts w:ascii="Times New Roman" w:hAnsi="Times New Roman" w:cs="Times New Roman"/>
+              </w:rPr>
+              <w:t>is_active</w:t>
+            </w:r>
+          </w:p>
+        </w:tc>
+        <w:tc>
+          <w:tcPr>
+            <w:tcW w:w="1879" w:type="dxa"/>
+          </w:tcPr>
+          <w:p>
+            <w:pPr>
+              <w:spacing w:line="360" w:lineRule="auto"/>
+              <w:rPr>
+                <w:rFonts w:ascii="Times New Roman" w:hAnsi="Times New Roman" w:cs="Times New Roman"/>
+              </w:rPr>
+            </w:pPr>
+            <w:r>
+              <w:rPr>
+                <w:rFonts w:ascii="Times New Roman" w:hAnsi="Times New Roman" w:cs="Times New Roman"/>
+              </w:rPr>
+              <w:t>BOOLEAN</w:t>
+            </w:r>
+          </w:p>
+        </w:tc>
+        <w:tc>
+          <w:tcPr>
+            <w:tcW w:w="3060" w:type="dxa"/>
+          </w:tcPr>
+          <w:p>
+            <w:pPr>
+              <w:spacing w:line="360" w:lineRule="auto"/>
+              <w:rPr>
+                <w:rFonts w:ascii="Times New Roman" w:hAnsi="Times New Roman" w:cs="Times New Roman"/>
+              </w:rPr>
+            </w:pPr>
+            <w:r>
+              <w:rPr>
+                <w:rFonts w:ascii="Times New Roman" w:hAnsi="Times New Roman" w:cs="Times New Roman"/>
+              </w:rPr>
+              <w:t>Trạng thái tài khoản (Cho phép/Khóa).</w:t>
+            </w:r>
+          </w:p>
+        </w:tc>
+        <w:tc>
+          <w:tcPr>
+            <w:tcW w:w="1745" w:type="dxa"/>
+          </w:tcPr>
+          <w:p>
+            <w:pPr>
+              <w:spacing w:line="360" w:lineRule="auto"/>
+              <w:rPr>
+                <w:rFonts w:ascii="Times New Roman" w:hAnsi="Times New Roman" w:cs="Times New Roman"/>
+              </w:rPr>
+            </w:pPr>
+            <w:r>
+              <w:rPr>
+                <w:rFonts w:ascii="Times New Roman" w:hAnsi="Times New Roman" w:cs="Times New Roman"/>
+              </w:rPr>
+              <w:t>NOT NULL</w:t>
+            </w:r>
+          </w:p>
+        </w:tc>
+      </w:tr>
+      <w:tr>
+        <w:tc>
+          <w:tcPr>
+            <w:tcW w:w="895" w:type="dxa"/>
+          </w:tcPr>
+          <w:p>
+            <w:pPr>
+              <w:spacing w:line="360" w:lineRule="auto"/>
+              <w:jc w:val="center"/>
+              <w:rPr>
+                <w:rFonts w:ascii="Times New Roman" w:hAnsi="Times New Roman" w:cs="Times New Roman"/>
+                <w:sz w:val="28"/>
+                <w:szCs w:val="28"/>
+              </w:rPr>
+            </w:pPr>
+            <w:r>
+              <w:rPr>
+                <w:rFonts w:ascii="Times New Roman" w:hAnsi="Times New Roman" w:cs="Times New Roman"/>
+                <w:sz w:val="28"/>
+                <w:szCs w:val="28"/>
+              </w:rPr>
+              <w:t>11</w:t>
+            </w:r>
+          </w:p>
+        </w:tc>
+        <w:tc>
+          <w:tcPr>
+            <w:tcW w:w="1683" w:type="dxa"/>
+          </w:tcPr>
+          <w:p>
+            <w:pPr>
+              <w:spacing w:line="360" w:lineRule="auto"/>
+              <w:rPr>
+                <w:rFonts w:ascii="Times New Roman" w:hAnsi="Times New Roman" w:cs="Times New Roman"/>
+              </w:rPr>
+            </w:pPr>
+            <w:r>
+              <w:rPr>
+                <w:rFonts w:ascii="Times New Roman" w:hAnsi="Times New Roman" w:cs="Times New Roman"/>
+              </w:rPr>
+              <w:t>created_at</w:t>
+            </w:r>
+          </w:p>
+        </w:tc>
+        <w:tc>
+          <w:tcPr>
+            <w:tcW w:w="1879" w:type="dxa"/>
+          </w:tcPr>
+          <w:p>
+            <w:pPr>
+              <w:spacing w:line="360" w:lineRule="auto"/>
+              <w:rPr>
+                <w:rFonts w:ascii="Times New Roman" w:hAnsi="Times New Roman" w:cs="Times New Roman"/>
+              </w:rPr>
+            </w:pPr>
+            <w:r>
+              <w:rPr>
+                <w:rFonts w:ascii="Times New Roman" w:hAnsi="Times New Roman" w:cs="Times New Roman"/>
+              </w:rPr>
+              <w:t>TIMESTAMP</w:t>
+            </w:r>
+          </w:p>
+        </w:tc>
+        <w:tc>
+          <w:tcPr>
+            <w:tcW w:w="3060" w:type="dxa"/>
+          </w:tcPr>
+          <w:p>
+            <w:pPr>
+              <w:spacing w:line="360" w:lineRule="auto"/>
+              <w:rPr>
+                <w:rFonts w:ascii="Times New Roman" w:hAnsi="Times New Roman" w:cs="Times New Roman"/>
+              </w:rPr>
+            </w:pPr>
+            <w:r>
+              <w:rPr>
+                <w:rFonts w:ascii="Times New Roman" w:hAnsi="Times New Roman" w:cs="Times New Roman"/>
+              </w:rPr>
+              <w:t>Thời điểm khởi tạo tài khoản.</w:t>
+            </w:r>
+          </w:p>
+        </w:tc>
+        <w:tc>
+          <w:tcPr>
+            <w:tcW w:w="1745" w:type="dxa"/>
+          </w:tcPr>
+          <w:p>
+            <w:pPr>
+              <w:spacing w:line="360" w:lineRule="auto"/>
+              <w:rPr>
+                <w:rFonts w:ascii="Times New Roman" w:hAnsi="Times New Roman" w:cs="Times New Roman"/>
+              </w:rPr>
+            </w:pPr>
+            <w:r>
+              <w:rPr>
+                <w:rFonts w:ascii="Times New Roman" w:hAnsi="Times New Roman" w:cs="Times New Roman"/>
+              </w:rPr>
+              <w:t>NOT NULL</w:t>
+            </w:r>
+          </w:p>
+        </w:tc>
+      </w:tr>
+      <w:tr>
+        <w:tc>
+          <w:tcPr>
+            <w:tcW w:w="895" w:type="dxa"/>
+          </w:tcPr>
+          <w:p>
+            <w:pPr>
+              <w:spacing w:line="360" w:lineRule="auto"/>
+              <w:jc w:val="center"/>
+              <w:rPr>
+                <w:rFonts w:ascii="Times New Roman" w:hAnsi="Times New Roman" w:cs="Times New Roman"/>
+                <w:sz w:val="28"/>
+                <w:szCs w:val="28"/>
+              </w:rPr>
+            </w:pPr>
+            <w:r>
+              <w:rPr>
+                <w:rFonts w:ascii="Times New Roman" w:hAnsi="Times New Roman" w:cs="Times New Roman"/>
+                <w:sz w:val="28"/>
+                <w:szCs w:val="28"/>
+              </w:rPr>
+              <w:t>12</w:t>
+            </w:r>
+          </w:p>
+        </w:tc>
+        <w:tc>
+          <w:tcPr>
+            <w:tcW w:w="1683" w:type="dxa"/>
+          </w:tcPr>
+          <w:p>
+            <w:pPr>
+              <w:spacing w:line="360" w:lineRule="auto"/>
+              <w:rPr>
+                <w:rFonts w:ascii="Times New Roman" w:hAnsi="Times New Roman" w:cs="Times New Roman"/>
               </w:rPr>
             </w:pPr>
             <w:r>
@@ -3217,15 +4019,13 @@
         </w:tc>
         <w:tc>
           <w:tcPr>
-            <w:tcW w:w="1800" w:type="dxa"/>
-          </w:tcPr>
-          <w:p>
-            <w:pPr>
-              <w:spacing w:line="360" w:lineRule="auto"/>
-              <w:rPr>
-                <w:rFonts w:ascii="Times New Roman" w:hAnsi="Times New Roman" w:cs="Times New Roman"/>
-                <w:sz w:val="28"/>
-                <w:szCs w:val="28"/>
+            <w:tcW w:w="1879" w:type="dxa"/>
+          </w:tcPr>
+          <w:p>
+            <w:pPr>
+              <w:spacing w:line="360" w:lineRule="auto"/>
+              <w:rPr>
+                <w:rFonts w:ascii="Times New Roman" w:hAnsi="Times New Roman" w:cs="Times New Roman"/>
               </w:rPr>
             </w:pPr>
             <w:r>
@@ -3245,15 +4045,13 @@
               <w:spacing w:line="360" w:lineRule="auto"/>
               <w:rPr>
                 <w:rFonts w:ascii="Times New Roman" w:hAnsi="Times New Roman" w:cs="Times New Roman"/>
-                <w:sz w:val="28"/>
-                <w:szCs w:val="28"/>
-              </w:rPr>
-            </w:pPr>
-            <w:r>
-              <w:rPr>
-                <w:rFonts w:ascii="Times New Roman" w:hAnsi="Times New Roman" w:cs="Times New Roman"/>
-              </w:rPr>
-              <w:t>Ngày cập nhật</w:t>
+              </w:rPr>
+            </w:pPr>
+            <w:r>
+              <w:rPr>
+                <w:rFonts w:ascii="Times New Roman" w:hAnsi="Times New Roman" w:cs="Times New Roman"/>
+              </w:rPr>
+              <w:t>Thời điểm cập nhật thông tin gần nhất.</w:t>
             </w:r>
           </w:p>
         </w:tc>
@@ -3266,10 +4064,14 @@
               <w:spacing w:line="360" w:lineRule="auto"/>
               <w:rPr>
                 <w:rFonts w:ascii="Times New Roman" w:hAnsi="Times New Roman" w:cs="Times New Roman"/>
-                <w:sz w:val="28"/>
-                <w:szCs w:val="28"/>
-              </w:rPr>
-            </w:pPr>
+              </w:rPr>
+            </w:pPr>
+            <w:r>
+              <w:rPr>
+                <w:rFonts w:ascii="Times New Roman" w:hAnsi="Times New Roman" w:cs="Times New Roman"/>
+              </w:rPr>
+              <w:t>NOT NULL</w:t>
+            </w:r>
           </w:p>
         </w:tc>
       </w:tr>
@@ -3312,13 +4114,13 @@
         <w:gridCol w:w="890"/>
         <w:gridCol w:w="1882"/>
         <w:gridCol w:w="1879"/>
-        <w:gridCol w:w="2986"/>
-        <w:gridCol w:w="1713"/>
+        <w:gridCol w:w="2544"/>
+        <w:gridCol w:w="2155"/>
       </w:tblGrid>
       <w:tr>
         <w:tc>
           <w:tcPr>
-            <w:tcW w:w="895" w:type="dxa"/>
+            <w:tcW w:w="890" w:type="dxa"/>
             <w:shd w:val="clear" w:color="auto" w:fill="D9E2F3" w:themeFill="accent1" w:themeFillTint="33"/>
           </w:tcPr>
           <w:p>
@@ -3347,7 +4149,7 @@
         </w:tc>
         <w:tc>
           <w:tcPr>
-            <w:tcW w:w="1620" w:type="dxa"/>
+            <w:tcW w:w="1882" w:type="dxa"/>
             <w:shd w:val="clear" w:color="auto" w:fill="D9E2F3" w:themeFill="accent1" w:themeFillTint="33"/>
           </w:tcPr>
           <w:p>
@@ -3376,7 +4178,7 @@
         </w:tc>
         <w:tc>
           <w:tcPr>
-            <w:tcW w:w="1800" w:type="dxa"/>
+            <w:tcW w:w="1879" w:type="dxa"/>
             <w:shd w:val="clear" w:color="auto" w:fill="D9E2F3" w:themeFill="accent1" w:themeFillTint="33"/>
           </w:tcPr>
           <w:p>
@@ -3405,7 +4207,7 @@
         </w:tc>
         <w:tc>
           <w:tcPr>
-            <w:tcW w:w="3060" w:type="dxa"/>
+            <w:tcW w:w="2544" w:type="dxa"/>
             <w:shd w:val="clear" w:color="auto" w:fill="D9E2F3" w:themeFill="accent1" w:themeFillTint="33"/>
           </w:tcPr>
           <w:p>
@@ -3434,7 +4236,7 @@
         </w:tc>
         <w:tc>
           <w:tcPr>
-            <w:tcW w:w="1745" w:type="dxa"/>
+            <w:tcW w:w="2155" w:type="dxa"/>
             <w:shd w:val="clear" w:color="auto" w:fill="D9E2F3" w:themeFill="accent1" w:themeFillTint="33"/>
           </w:tcPr>
           <w:p>
@@ -3465,7 +4267,7 @@
       <w:tr>
         <w:tc>
           <w:tcPr>
-            <w:tcW w:w="895" w:type="dxa"/>
+            <w:tcW w:w="890" w:type="dxa"/>
           </w:tcPr>
           <w:p>
             <w:pPr>
@@ -3489,15 +4291,13 @@
         </w:tc>
         <w:tc>
           <w:tcPr>
-            <w:tcW w:w="1620" w:type="dxa"/>
-          </w:tcPr>
-          <w:p>
-            <w:pPr>
-              <w:spacing w:line="360" w:lineRule="auto"/>
-              <w:rPr>
-                <w:rFonts w:ascii="Times New Roman" w:hAnsi="Times New Roman" w:cs="Times New Roman"/>
-                <w:sz w:val="28"/>
-                <w:szCs w:val="28"/>
+            <w:tcW w:w="1882" w:type="dxa"/>
+          </w:tcPr>
+          <w:p>
+            <w:pPr>
+              <w:spacing w:line="360" w:lineRule="auto"/>
+              <w:rPr>
+                <w:rFonts w:ascii="Times New Roman" w:hAnsi="Times New Roman" w:cs="Times New Roman"/>
               </w:rPr>
             </w:pPr>
             <w:r>
@@ -3510,15 +4310,13 @@
         </w:tc>
         <w:tc>
           <w:tcPr>
-            <w:tcW w:w="1800" w:type="dxa"/>
-          </w:tcPr>
-          <w:p>
-            <w:pPr>
-              <w:spacing w:line="360" w:lineRule="auto"/>
-              <w:rPr>
-                <w:rFonts w:ascii="Times New Roman" w:hAnsi="Times New Roman" w:cs="Times New Roman"/>
-                <w:sz w:val="28"/>
-                <w:szCs w:val="28"/>
+            <w:tcW w:w="1879" w:type="dxa"/>
+          </w:tcPr>
+          <w:p>
+            <w:pPr>
+              <w:spacing w:line="360" w:lineRule="auto"/>
+              <w:rPr>
+                <w:rFonts w:ascii="Times New Roman" w:hAnsi="Times New Roman" w:cs="Times New Roman"/>
               </w:rPr>
             </w:pPr>
             <w:r>
@@ -3531,45 +4329,40 @@
         </w:tc>
         <w:tc>
           <w:tcPr>
-            <w:tcW w:w="3060" w:type="dxa"/>
-          </w:tcPr>
-          <w:p>
-            <w:pPr>
-              <w:spacing w:line="360" w:lineRule="auto"/>
-              <w:rPr>
-                <w:rFonts w:ascii="Times New Roman" w:hAnsi="Times New Roman" w:cs="Times New Roman"/>
-                <w:sz w:val="28"/>
-                <w:szCs w:val="28"/>
-              </w:rPr>
-            </w:pPr>
-            <w:r>
-              <w:rPr>
-                <w:rFonts w:ascii="Times New Roman" w:hAnsi="Times New Roman" w:cs="Times New Roman"/>
-              </w:rPr>
-              <w:t>ID bác sĩ</w:t>
-            </w:r>
-          </w:p>
-        </w:tc>
-        <w:tc>
-          <w:tcPr>
-            <w:tcW w:w="1745" w:type="dxa"/>
-          </w:tcPr>
-          <w:p>
-            <w:pPr>
-              <w:spacing w:line="360" w:lineRule="auto"/>
-              <w:rPr>
-                <w:rFonts w:ascii="Times New Roman" w:hAnsi="Times New Roman" w:cs="Times New Roman"/>
-                <w:sz w:val="28"/>
-                <w:szCs w:val="28"/>
-              </w:rPr>
-            </w:pPr>
-            <w:r>
-              <w:rPr>
-                <w:rFonts w:ascii="Times New Roman" w:hAnsi="Times New Roman" w:cs="Times New Roman"/>
-                <w:sz w:val="28"/>
-                <w:szCs w:val="28"/>
-              </w:rPr>
-              <w:t>Khoá chính</w:t>
+            <w:tcW w:w="2544" w:type="dxa"/>
+          </w:tcPr>
+          <w:p>
+            <w:pPr>
+              <w:spacing w:line="360" w:lineRule="auto"/>
+              <w:rPr>
+                <w:rFonts w:ascii="Times New Roman" w:hAnsi="Times New Roman" w:cs="Times New Roman"/>
+              </w:rPr>
+            </w:pPr>
+            <w:r>
+              <w:rPr>
+                <w:rFonts w:ascii="Times New Roman" w:hAnsi="Times New Roman" w:cs="Times New Roman"/>
+                <w:color w:val="1F1F1F"/>
+              </w:rPr>
+              <w:t>Khóa chính định danh Bác sĩ.</w:t>
+            </w:r>
+          </w:p>
+        </w:tc>
+        <w:tc>
+          <w:tcPr>
+            <w:tcW w:w="2155" w:type="dxa"/>
+          </w:tcPr>
+          <w:p>
+            <w:pPr>
+              <w:spacing w:line="360" w:lineRule="auto"/>
+              <w:rPr>
+                <w:rFonts w:ascii="Times New Roman" w:hAnsi="Times New Roman" w:cs="Times New Roman"/>
+              </w:rPr>
+            </w:pPr>
+            <w:r>
+              <w:rPr>
+                <w:rFonts w:ascii="Times New Roman" w:hAnsi="Times New Roman" w:cs="Times New Roman"/>
+              </w:rPr>
+              <w:t>PRIMARY KEY</w:t>
             </w:r>
           </w:p>
         </w:tc>
@@ -3577,7 +4370,7 @@
       <w:tr>
         <w:tc>
           <w:tcPr>
-            <w:tcW w:w="895" w:type="dxa"/>
+            <w:tcW w:w="890" w:type="dxa"/>
           </w:tcPr>
           <w:p>
             <w:pPr>
@@ -3601,15 +4394,13 @@
         </w:tc>
         <w:tc>
           <w:tcPr>
-            <w:tcW w:w="1620" w:type="dxa"/>
-          </w:tcPr>
-          <w:p>
-            <w:pPr>
-              <w:spacing w:line="360" w:lineRule="auto"/>
-              <w:rPr>
-                <w:rFonts w:ascii="Times New Roman" w:hAnsi="Times New Roman" w:cs="Times New Roman"/>
-                <w:sz w:val="28"/>
-                <w:szCs w:val="28"/>
+            <w:tcW w:w="1882" w:type="dxa"/>
+          </w:tcPr>
+          <w:p>
+            <w:pPr>
+              <w:spacing w:line="360" w:lineRule="auto"/>
+              <w:rPr>
+                <w:rFonts w:ascii="Times New Roman" w:hAnsi="Times New Roman" w:cs="Times New Roman"/>
               </w:rPr>
             </w:pPr>
             <w:r>
@@ -3622,15 +4413,13 @@
         </w:tc>
         <w:tc>
           <w:tcPr>
-            <w:tcW w:w="1800" w:type="dxa"/>
-          </w:tcPr>
-          <w:p>
-            <w:pPr>
-              <w:spacing w:line="360" w:lineRule="auto"/>
-              <w:rPr>
-                <w:rFonts w:ascii="Times New Roman" w:hAnsi="Times New Roman" w:cs="Times New Roman"/>
-                <w:sz w:val="28"/>
-                <w:szCs w:val="28"/>
+            <w:tcW w:w="1879" w:type="dxa"/>
+          </w:tcPr>
+          <w:p>
+            <w:pPr>
+              <w:spacing w:line="360" w:lineRule="auto"/>
+              <w:rPr>
+                <w:rFonts w:ascii="Times New Roman" w:hAnsi="Times New Roman" w:cs="Times New Roman"/>
               </w:rPr>
             </w:pPr>
             <w:r>
@@ -3643,45 +4432,48 @@
         </w:tc>
         <w:tc>
           <w:tcPr>
-            <w:tcW w:w="3060" w:type="dxa"/>
-          </w:tcPr>
-          <w:p>
-            <w:pPr>
-              <w:spacing w:line="360" w:lineRule="auto"/>
-              <w:rPr>
-                <w:rFonts w:ascii="Times New Roman" w:hAnsi="Times New Roman" w:cs="Times New Roman"/>
-                <w:sz w:val="28"/>
-                <w:szCs w:val="28"/>
-              </w:rPr>
-            </w:pPr>
-            <w:r>
-              <w:rPr>
-                <w:rFonts w:ascii="Times New Roman" w:hAnsi="Times New Roman" w:cs="Times New Roman"/>
-              </w:rPr>
-              <w:t>FK → Users</w:t>
-            </w:r>
-          </w:p>
-        </w:tc>
-        <w:tc>
-          <w:tcPr>
-            <w:tcW w:w="1745" w:type="dxa"/>
-          </w:tcPr>
-          <w:p>
-            <w:pPr>
-              <w:spacing w:line="360" w:lineRule="auto"/>
-              <w:rPr>
-                <w:rFonts w:ascii="Times New Roman" w:hAnsi="Times New Roman" w:cs="Times New Roman"/>
-                <w:sz w:val="28"/>
-                <w:szCs w:val="28"/>
-              </w:rPr>
-            </w:pPr>
+            <w:tcW w:w="2544" w:type="dxa"/>
+          </w:tcPr>
+          <w:p>
+            <w:pPr>
+              <w:spacing w:line="360" w:lineRule="auto"/>
+              <w:rPr>
+                <w:rFonts w:ascii="Times New Roman" w:hAnsi="Times New Roman" w:cs="Times New Roman"/>
+              </w:rPr>
+            </w:pPr>
+            <w:r>
+              <w:rPr>
+                <w:rFonts w:ascii="Times New Roman" w:hAnsi="Times New Roman" w:cs="Times New Roman"/>
+                <w:color w:val="1F1F1F"/>
+              </w:rPr>
+              <w:t>Liên kết 1-1 với tài khoản người dùng tương ứng.</w:t>
+            </w:r>
+          </w:p>
+        </w:tc>
+        <w:tc>
+          <w:tcPr>
+            <w:tcW w:w="2155" w:type="dxa"/>
+          </w:tcPr>
+          <w:p>
+            <w:pPr>
+              <w:spacing w:line="360" w:lineRule="auto"/>
+              <w:rPr>
+                <w:rFonts w:ascii="Times New Roman" w:hAnsi="Times New Roman" w:cs="Times New Roman"/>
+              </w:rPr>
+            </w:pPr>
+            <w:r>
+              <w:rPr>
+                <w:rFonts w:ascii="Times New Roman" w:hAnsi="Times New Roman" w:cs="Times New Roman"/>
+              </w:rPr>
+              <w:t>FOREIGN KEY</w:t>
+            </w:r>
           </w:p>
         </w:tc>
       </w:tr>
       <w:tr>
         <w:tc>
           <w:tcPr>
-            <w:tcW w:w="895" w:type="dxa"/>
+            <w:tcW w:w="890" w:type="dxa"/>
           </w:tcPr>
           <w:p>
             <w:pPr>
@@ -3705,15 +4497,13 @@
         </w:tc>
         <w:tc>
           <w:tcPr>
-            <w:tcW w:w="1620" w:type="dxa"/>
-          </w:tcPr>
-          <w:p>
-            <w:pPr>
-              <w:spacing w:line="360" w:lineRule="auto"/>
-              <w:rPr>
-                <w:rFonts w:ascii="Times New Roman" w:hAnsi="Times New Roman" w:cs="Times New Roman"/>
-                <w:sz w:val="28"/>
-                <w:szCs w:val="28"/>
+            <w:tcW w:w="1882" w:type="dxa"/>
+          </w:tcPr>
+          <w:p>
+            <w:pPr>
+              <w:spacing w:line="360" w:lineRule="auto"/>
+              <w:rPr>
+                <w:rFonts w:ascii="Times New Roman" w:hAnsi="Times New Roman" w:cs="Times New Roman"/>
               </w:rPr>
             </w:pPr>
             <w:r>
@@ -3726,15 +4516,13 @@
         </w:tc>
         <w:tc>
           <w:tcPr>
-            <w:tcW w:w="1800" w:type="dxa"/>
-          </w:tcPr>
-          <w:p>
-            <w:pPr>
-              <w:spacing w:line="360" w:lineRule="auto"/>
-              <w:rPr>
-                <w:rFonts w:ascii="Times New Roman" w:hAnsi="Times New Roman" w:cs="Times New Roman"/>
-                <w:sz w:val="28"/>
-                <w:szCs w:val="28"/>
+            <w:tcW w:w="1879" w:type="dxa"/>
+          </w:tcPr>
+          <w:p>
+            <w:pPr>
+              <w:spacing w:line="360" w:lineRule="auto"/>
+              <w:rPr>
+                <w:rFonts w:ascii="Times New Roman" w:hAnsi="Times New Roman" w:cs="Times New Roman"/>
               </w:rPr>
             </w:pPr>
             <w:r>
@@ -3747,36 +4535,33 @@
         </w:tc>
         <w:tc>
           <w:tcPr>
-            <w:tcW w:w="3060" w:type="dxa"/>
-          </w:tcPr>
-          <w:p>
-            <w:pPr>
-              <w:spacing w:line="360" w:lineRule="auto"/>
-              <w:rPr>
-                <w:rFonts w:ascii="Times New Roman" w:hAnsi="Times New Roman" w:cs="Times New Roman"/>
-                <w:sz w:val="28"/>
-                <w:szCs w:val="28"/>
-              </w:rPr>
-            </w:pPr>
-            <w:r>
-              <w:rPr>
-                <w:rFonts w:ascii="Times New Roman" w:hAnsi="Times New Roman" w:cs="Times New Roman"/>
-              </w:rPr>
-              <w:t>Chuyên khoa</w:t>
-            </w:r>
-          </w:p>
-        </w:tc>
-        <w:tc>
-          <w:tcPr>
-            <w:tcW w:w="1745" w:type="dxa"/>
-          </w:tcPr>
-          <w:p>
-            <w:pPr>
-              <w:spacing w:line="360" w:lineRule="auto"/>
-              <w:rPr>
-                <w:rFonts w:ascii="Times New Roman" w:hAnsi="Times New Roman" w:cs="Times New Roman"/>
-                <w:sz w:val="28"/>
-                <w:szCs w:val="28"/>
+            <w:tcW w:w="2544" w:type="dxa"/>
+          </w:tcPr>
+          <w:p>
+            <w:pPr>
+              <w:spacing w:line="360" w:lineRule="auto"/>
+              <w:rPr>
+                <w:rFonts w:ascii="Times New Roman" w:hAnsi="Times New Roman" w:cs="Times New Roman"/>
+              </w:rPr>
+            </w:pPr>
+            <w:r>
+              <w:rPr>
+                <w:rFonts w:ascii="Times New Roman" w:hAnsi="Times New Roman" w:cs="Times New Roman"/>
+                <w:color w:val="1F1F1F"/>
+              </w:rPr>
+              <w:t>Chuyên khoa (Khoa Nội, Khoa Ngoại, Nhi,...).</w:t>
+            </w:r>
+          </w:p>
+        </w:tc>
+        <w:tc>
+          <w:tcPr>
+            <w:tcW w:w="2155" w:type="dxa"/>
+          </w:tcPr>
+          <w:p>
+            <w:pPr>
+              <w:spacing w:line="360" w:lineRule="auto"/>
+              <w:rPr>
+                <w:rFonts w:ascii="Times New Roman" w:hAnsi="Times New Roman" w:cs="Times New Roman"/>
               </w:rPr>
             </w:pPr>
           </w:p>
@@ -3785,7 +4570,7 @@
       <w:tr>
         <w:tc>
           <w:tcPr>
-            <w:tcW w:w="895" w:type="dxa"/>
+            <w:tcW w:w="890" w:type="dxa"/>
           </w:tcPr>
           <w:p>
             <w:pPr>
@@ -3809,15 +4594,13 @@
         </w:tc>
         <w:tc>
           <w:tcPr>
-            <w:tcW w:w="1620" w:type="dxa"/>
-          </w:tcPr>
-          <w:p>
-            <w:pPr>
-              <w:spacing w:line="360" w:lineRule="auto"/>
-              <w:rPr>
-                <w:rFonts w:ascii="Times New Roman" w:hAnsi="Times New Roman" w:cs="Times New Roman"/>
-                <w:sz w:val="28"/>
-                <w:szCs w:val="28"/>
+            <w:tcW w:w="1882" w:type="dxa"/>
+          </w:tcPr>
+          <w:p>
+            <w:pPr>
+              <w:spacing w:line="360" w:lineRule="auto"/>
+              <w:rPr>
+                <w:rFonts w:ascii="Times New Roman" w:hAnsi="Times New Roman" w:cs="Times New Roman"/>
               </w:rPr>
             </w:pPr>
             <w:r>
@@ -3830,15 +4613,13 @@
         </w:tc>
         <w:tc>
           <w:tcPr>
-            <w:tcW w:w="1800" w:type="dxa"/>
-          </w:tcPr>
-          <w:p>
-            <w:pPr>
-              <w:spacing w:line="360" w:lineRule="auto"/>
-              <w:rPr>
-                <w:rFonts w:ascii="Times New Roman" w:hAnsi="Times New Roman" w:cs="Times New Roman"/>
-                <w:sz w:val="28"/>
-                <w:szCs w:val="28"/>
+            <w:tcW w:w="1879" w:type="dxa"/>
+          </w:tcPr>
+          <w:p>
+            <w:pPr>
+              <w:spacing w:line="360" w:lineRule="auto"/>
+              <w:rPr>
+                <w:rFonts w:ascii="Times New Roman" w:hAnsi="Times New Roman" w:cs="Times New Roman"/>
               </w:rPr>
             </w:pPr>
             <w:r>
@@ -3851,36 +4632,33 @@
         </w:tc>
         <w:tc>
           <w:tcPr>
-            <w:tcW w:w="3060" w:type="dxa"/>
-          </w:tcPr>
-          <w:p>
-            <w:pPr>
-              <w:spacing w:line="360" w:lineRule="auto"/>
-              <w:rPr>
-                <w:rFonts w:ascii="Times New Roman" w:hAnsi="Times New Roman" w:cs="Times New Roman"/>
-                <w:sz w:val="28"/>
-                <w:szCs w:val="28"/>
-              </w:rPr>
-            </w:pPr>
-            <w:r>
-              <w:rPr>
-                <w:rFonts w:ascii="Times New Roman" w:hAnsi="Times New Roman" w:cs="Times New Roman"/>
-              </w:rPr>
-              <w:t>Số năm kinh nghiệm</w:t>
-            </w:r>
-          </w:p>
-        </w:tc>
-        <w:tc>
-          <w:tcPr>
-            <w:tcW w:w="1745" w:type="dxa"/>
-          </w:tcPr>
-          <w:p>
-            <w:pPr>
-              <w:spacing w:line="360" w:lineRule="auto"/>
-              <w:rPr>
-                <w:rFonts w:ascii="Times New Roman" w:hAnsi="Times New Roman" w:cs="Times New Roman"/>
-                <w:sz w:val="28"/>
-                <w:szCs w:val="28"/>
+            <w:tcW w:w="2544" w:type="dxa"/>
+          </w:tcPr>
+          <w:p>
+            <w:pPr>
+              <w:spacing w:line="360" w:lineRule="auto"/>
+              <w:rPr>
+                <w:rFonts w:ascii="Times New Roman" w:hAnsi="Times New Roman" w:cs="Times New Roman"/>
+              </w:rPr>
+            </w:pPr>
+            <w:r>
+              <w:rPr>
+                <w:rFonts w:ascii="Times New Roman" w:hAnsi="Times New Roman" w:cs="Times New Roman"/>
+                <w:color w:val="1F1F1F"/>
+              </w:rPr>
+              <w:t>Số năm kinh nghiệm làm việc.</w:t>
+            </w:r>
+          </w:p>
+        </w:tc>
+        <w:tc>
+          <w:tcPr>
+            <w:tcW w:w="2155" w:type="dxa"/>
+          </w:tcPr>
+          <w:p>
+            <w:pPr>
+              <w:spacing w:line="360" w:lineRule="auto"/>
+              <w:rPr>
+                <w:rFonts w:ascii="Times New Roman" w:hAnsi="Times New Roman" w:cs="Times New Roman"/>
               </w:rPr>
             </w:pPr>
           </w:p>
@@ -3889,7 +4667,7 @@
       <w:tr>
         <w:tc>
           <w:tcPr>
-            <w:tcW w:w="895" w:type="dxa"/>
+            <w:tcW w:w="890" w:type="dxa"/>
           </w:tcPr>
           <w:p>
             <w:pPr>
@@ -3913,15 +4691,13 @@
         </w:tc>
         <w:tc>
           <w:tcPr>
-            <w:tcW w:w="1620" w:type="dxa"/>
-          </w:tcPr>
-          <w:p>
-            <w:pPr>
-              <w:spacing w:line="360" w:lineRule="auto"/>
-              <w:rPr>
-                <w:rFonts w:ascii="Times New Roman" w:hAnsi="Times New Roman" w:cs="Times New Roman"/>
-                <w:sz w:val="28"/>
-                <w:szCs w:val="28"/>
+            <w:tcW w:w="1882" w:type="dxa"/>
+          </w:tcPr>
+          <w:p>
+            <w:pPr>
+              <w:spacing w:line="360" w:lineRule="auto"/>
+              <w:rPr>
+                <w:rFonts w:ascii="Times New Roman" w:hAnsi="Times New Roman" w:cs="Times New Roman"/>
               </w:rPr>
             </w:pPr>
             <w:r>
@@ -3934,15 +4710,13 @@
         </w:tc>
         <w:tc>
           <w:tcPr>
-            <w:tcW w:w="1800" w:type="dxa"/>
-          </w:tcPr>
-          <w:p>
-            <w:pPr>
-              <w:spacing w:line="360" w:lineRule="auto"/>
-              <w:rPr>
-                <w:rFonts w:ascii="Times New Roman" w:hAnsi="Times New Roman" w:cs="Times New Roman"/>
-                <w:sz w:val="28"/>
-                <w:szCs w:val="28"/>
+            <w:tcW w:w="1879" w:type="dxa"/>
+          </w:tcPr>
+          <w:p>
+            <w:pPr>
+              <w:spacing w:line="360" w:lineRule="auto"/>
+              <w:rPr>
+                <w:rFonts w:ascii="Times New Roman" w:hAnsi="Times New Roman" w:cs="Times New Roman"/>
               </w:rPr>
             </w:pPr>
             <w:r>
@@ -3955,36 +4729,33 @@
         </w:tc>
         <w:tc>
           <w:tcPr>
-            <w:tcW w:w="3060" w:type="dxa"/>
-          </w:tcPr>
-          <w:p>
-            <w:pPr>
-              <w:spacing w:line="360" w:lineRule="auto"/>
-              <w:rPr>
-                <w:rFonts w:ascii="Times New Roman" w:hAnsi="Times New Roman" w:cs="Times New Roman"/>
-                <w:sz w:val="28"/>
-                <w:szCs w:val="28"/>
-              </w:rPr>
-            </w:pPr>
-            <w:r>
-              <w:rPr>
-                <w:rFonts w:ascii="Times New Roman" w:hAnsi="Times New Roman" w:cs="Times New Roman"/>
-              </w:rPr>
-              <w:t>Phòng làm việc</w:t>
-            </w:r>
-          </w:p>
-        </w:tc>
-        <w:tc>
-          <w:tcPr>
-            <w:tcW w:w="1745" w:type="dxa"/>
-          </w:tcPr>
-          <w:p>
-            <w:pPr>
-              <w:spacing w:line="360" w:lineRule="auto"/>
-              <w:rPr>
-                <w:rFonts w:ascii="Times New Roman" w:hAnsi="Times New Roman" w:cs="Times New Roman"/>
-                <w:sz w:val="28"/>
-                <w:szCs w:val="28"/>
+            <w:tcW w:w="2544" w:type="dxa"/>
+          </w:tcPr>
+          <w:p>
+            <w:pPr>
+              <w:spacing w:line="360" w:lineRule="auto"/>
+              <w:rPr>
+                <w:rFonts w:ascii="Times New Roman" w:hAnsi="Times New Roman" w:cs="Times New Roman"/>
+              </w:rPr>
+            </w:pPr>
+            <w:r>
+              <w:rPr>
+                <w:rFonts w:ascii="Times New Roman" w:hAnsi="Times New Roman" w:cs="Times New Roman"/>
+                <w:color w:val="1F1F1F"/>
+              </w:rPr>
+              <w:t>Số phòng khám/Phòng làm việc cố định.</w:t>
+            </w:r>
+          </w:p>
+        </w:tc>
+        <w:tc>
+          <w:tcPr>
+            <w:tcW w:w="2155" w:type="dxa"/>
+          </w:tcPr>
+          <w:p>
+            <w:pPr>
+              <w:spacing w:line="360" w:lineRule="auto"/>
+              <w:rPr>
+                <w:rFonts w:ascii="Times New Roman" w:hAnsi="Times New Roman" w:cs="Times New Roman"/>
               </w:rPr>
             </w:pPr>
           </w:p>
@@ -3993,7 +4764,7 @@
       <w:tr>
         <w:tc>
           <w:tcPr>
-            <w:tcW w:w="895" w:type="dxa"/>
+            <w:tcW w:w="890" w:type="dxa"/>
           </w:tcPr>
           <w:p>
             <w:pPr>
@@ -4011,84 +4782,78 @@
                 <w:sz w:val="28"/>
                 <w:szCs w:val="28"/>
               </w:rPr>
+              <w:lastRenderedPageBreak/>
               <w:t>6</w:t>
             </w:r>
           </w:p>
         </w:tc>
         <w:tc>
           <w:tcPr>
-            <w:tcW w:w="1620" w:type="dxa"/>
-          </w:tcPr>
-          <w:p>
-            <w:pPr>
-              <w:spacing w:line="360" w:lineRule="auto"/>
-              <w:rPr>
-                <w:rFonts w:ascii="Times New Roman" w:hAnsi="Times New Roman" w:cs="Times New Roman"/>
-                <w:sz w:val="28"/>
-                <w:szCs w:val="28"/>
-              </w:rPr>
-            </w:pPr>
-            <w:r>
-              <w:rPr>
-                <w:rFonts w:ascii="Times New Roman" w:hAnsi="Times New Roman" w:cs="Times New Roman"/>
-              </w:rPr>
-              <w:t>created_at</w:t>
-            </w:r>
-          </w:p>
-        </w:tc>
-        <w:tc>
-          <w:tcPr>
-            <w:tcW w:w="1800" w:type="dxa"/>
-          </w:tcPr>
-          <w:p>
-            <w:pPr>
-              <w:spacing w:line="360" w:lineRule="auto"/>
-              <w:rPr>
-                <w:rFonts w:ascii="Times New Roman" w:hAnsi="Times New Roman" w:cs="Times New Roman"/>
-                <w:sz w:val="28"/>
-                <w:szCs w:val="28"/>
-              </w:rPr>
-            </w:pPr>
-            <w:r>
-              <w:rPr>
-                <w:rFonts w:ascii="Times New Roman" w:hAnsi="Times New Roman" w:cs="Times New Roman"/>
-              </w:rPr>
-              <w:t>TIMESTAMP</w:t>
-            </w:r>
-          </w:p>
-        </w:tc>
-        <w:tc>
-          <w:tcPr>
-            <w:tcW w:w="3060" w:type="dxa"/>
-          </w:tcPr>
-          <w:p>
-            <w:pPr>
-              <w:spacing w:line="360" w:lineRule="auto"/>
-              <w:rPr>
-                <w:rFonts w:ascii="Times New Roman" w:hAnsi="Times New Roman" w:cs="Times New Roman"/>
-                <w:sz w:val="28"/>
-                <w:szCs w:val="28"/>
-              </w:rPr>
-            </w:pPr>
-            <w:r>
-              <w:rPr>
-                <w:rFonts w:ascii="Times New Roman" w:hAnsi="Times New Roman" w:cs="Times New Roman"/>
-              </w:rPr>
-              <w:t>Ngày tạo</w:t>
-            </w:r>
-          </w:p>
-        </w:tc>
-        <w:tc>
-          <w:tcPr>
-            <w:tcW w:w="1745" w:type="dxa"/>
-          </w:tcPr>
-          <w:p>
-            <w:pPr>
-              <w:spacing w:line="360" w:lineRule="auto"/>
-              <w:rPr>
-                <w:rFonts w:ascii="Times New Roman" w:hAnsi="Times New Roman" w:cs="Times New Roman"/>
-                <w:sz w:val="28"/>
-                <w:szCs w:val="28"/>
+            <w:tcW w:w="1882" w:type="dxa"/>
+          </w:tcPr>
+          <w:p>
+            <w:pPr>
+              <w:spacing w:line="360" w:lineRule="auto"/>
+              <w:rPr>
+                <w:rFonts w:ascii="Times New Roman" w:hAnsi="Times New Roman" w:cs="Times New Roman"/>
+              </w:rPr>
+            </w:pPr>
+            <w:r>
+              <w:rPr>
+                <w:rFonts w:ascii="Times New Roman" w:hAnsi="Times New Roman" w:cs="Times New Roman"/>
+              </w:rPr>
+              <w:t>qualifications</w:t>
+            </w:r>
+          </w:p>
+        </w:tc>
+        <w:tc>
+          <w:tcPr>
+            <w:tcW w:w="1879" w:type="dxa"/>
+          </w:tcPr>
+          <w:p>
+            <w:pPr>
+              <w:spacing w:line="360" w:lineRule="auto"/>
+              <w:rPr>
+                <w:rFonts w:ascii="Times New Roman" w:hAnsi="Times New Roman" w:cs="Times New Roman"/>
+              </w:rPr>
+            </w:pPr>
+            <w:r>
+              <w:rPr>
+                <w:rFonts w:ascii="Times New Roman" w:hAnsi="Times New Roman" w:cs="Times New Roman"/>
+              </w:rPr>
+              <w:t>TEXT</w:t>
+            </w:r>
+          </w:p>
+        </w:tc>
+        <w:tc>
+          <w:tcPr>
+            <w:tcW w:w="2544" w:type="dxa"/>
+          </w:tcPr>
+          <w:p>
+            <w:pPr>
+              <w:spacing w:line="360" w:lineRule="auto"/>
+              <w:rPr>
+                <w:rFonts w:ascii="Times New Roman" w:hAnsi="Times New Roman" w:cs="Times New Roman"/>
+              </w:rPr>
+            </w:pPr>
+            <w:r>
+              <w:rPr>
+                <w:rFonts w:ascii="Times New Roman" w:hAnsi="Times New Roman" w:cs="Times New Roman"/>
+                <w:color w:val="1F1F1F"/>
+              </w:rPr>
+              <w:t>Bằng cấp, chứng chỉ hành nghề y khoa.</w:t>
+            </w:r>
+          </w:p>
+        </w:tc>
+        <w:tc>
+          <w:tcPr>
+            <w:tcW w:w="2155" w:type="dxa"/>
+          </w:tcPr>
+          <w:p>
+            <w:pPr>
+              <w:spacing w:line="360" w:lineRule="auto"/>
+              <w:rPr>
+                <w:rFonts w:ascii="Times New Roman" w:hAnsi="Times New Roman" w:cs="Times New Roman"/>
               </w:rPr>
             </w:pPr>
           </w:p>
@@ -4097,7 +4862,7 @@
       <w:tr>
         <w:tc>
           <w:tcPr>
-            <w:tcW w:w="895" w:type="dxa"/>
+            <w:tcW w:w="890" w:type="dxa"/>
           </w:tcPr>
           <w:p>
             <w:pPr>
@@ -4121,15 +4886,311 @@
         </w:tc>
         <w:tc>
           <w:tcPr>
-            <w:tcW w:w="1620" w:type="dxa"/>
-          </w:tcPr>
-          <w:p>
-            <w:pPr>
-              <w:spacing w:line="360" w:lineRule="auto"/>
-              <w:rPr>
-                <w:rFonts w:ascii="Times New Roman" w:hAnsi="Times New Roman" w:cs="Times New Roman"/>
-                <w:sz w:val="28"/>
-                <w:szCs w:val="28"/>
+            <w:tcW w:w="1882" w:type="dxa"/>
+          </w:tcPr>
+          <w:p>
+            <w:pPr>
+              <w:spacing w:line="360" w:lineRule="auto"/>
+              <w:rPr>
+                <w:rFonts w:ascii="Times New Roman" w:hAnsi="Times New Roman" w:cs="Times New Roman"/>
+              </w:rPr>
+            </w:pPr>
+            <w:r>
+              <w:rPr>
+                <w:rFonts w:ascii="Times New Roman" w:hAnsi="Times New Roman" w:cs="Times New Roman"/>
+              </w:rPr>
+              <w:t>rating_avg</w:t>
+            </w:r>
+          </w:p>
+        </w:tc>
+        <w:tc>
+          <w:tcPr>
+            <w:tcW w:w="1879" w:type="dxa"/>
+          </w:tcPr>
+          <w:p>
+            <w:pPr>
+              <w:spacing w:line="360" w:lineRule="auto"/>
+              <w:rPr>
+                <w:rFonts w:ascii="Times New Roman" w:hAnsi="Times New Roman" w:cs="Times New Roman"/>
+              </w:rPr>
+            </w:pPr>
+            <w:r>
+              <w:rPr>
+                <w:rFonts w:ascii="Times New Roman" w:hAnsi="Times New Roman" w:cs="Times New Roman"/>
+              </w:rPr>
+              <w:t>NUMERIC(3,2)</w:t>
+            </w:r>
+          </w:p>
+        </w:tc>
+        <w:tc>
+          <w:tcPr>
+            <w:tcW w:w="2544" w:type="dxa"/>
+          </w:tcPr>
+          <w:p>
+            <w:pPr>
+              <w:spacing w:line="360" w:lineRule="auto"/>
+              <w:rPr>
+                <w:rFonts w:ascii="Times New Roman" w:hAnsi="Times New Roman" w:cs="Times New Roman"/>
+              </w:rPr>
+            </w:pPr>
+            <w:r>
+              <w:rPr>
+                <w:rFonts w:ascii="Times New Roman" w:hAnsi="Times New Roman" w:cs="Times New Roman"/>
+                <w:color w:val="1F1F1F"/>
+              </w:rPr>
+              <w:t>Điểm đánh giá trung bình (từ 1.00 đến 5.00).</w:t>
+            </w:r>
+          </w:p>
+        </w:tc>
+        <w:tc>
+          <w:tcPr>
+            <w:tcW w:w="2155" w:type="dxa"/>
+          </w:tcPr>
+          <w:p>
+            <w:pPr>
+              <w:spacing w:line="360" w:lineRule="auto"/>
+              <w:rPr>
+                <w:rFonts w:ascii="Times New Roman" w:hAnsi="Times New Roman" w:cs="Times New Roman"/>
+              </w:rPr>
+            </w:pPr>
+          </w:p>
+        </w:tc>
+      </w:tr>
+      <w:tr>
+        <w:tc>
+          <w:tcPr>
+            <w:tcW w:w="890" w:type="dxa"/>
+          </w:tcPr>
+          <w:p>
+            <w:pPr>
+              <w:spacing w:line="360" w:lineRule="auto"/>
+              <w:jc w:val="center"/>
+              <w:rPr>
+                <w:rFonts w:ascii="Times New Roman" w:hAnsi="Times New Roman" w:cs="Times New Roman"/>
+                <w:sz w:val="28"/>
+                <w:szCs w:val="28"/>
+              </w:rPr>
+            </w:pPr>
+            <w:r>
+              <w:rPr>
+                <w:rFonts w:ascii="Times New Roman" w:hAnsi="Times New Roman" w:cs="Times New Roman"/>
+                <w:sz w:val="28"/>
+                <w:szCs w:val="28"/>
+              </w:rPr>
+              <w:t>8</w:t>
+            </w:r>
+          </w:p>
+        </w:tc>
+        <w:tc>
+          <w:tcPr>
+            <w:tcW w:w="1882" w:type="dxa"/>
+          </w:tcPr>
+          <w:p>
+            <w:pPr>
+              <w:spacing w:line="360" w:lineRule="auto"/>
+              <w:rPr>
+                <w:rFonts w:ascii="Times New Roman" w:hAnsi="Times New Roman" w:cs="Times New Roman"/>
+              </w:rPr>
+            </w:pPr>
+            <w:r>
+              <w:rPr>
+                <w:rFonts w:ascii="Times New Roman" w:hAnsi="Times New Roman" w:cs="Times New Roman"/>
+              </w:rPr>
+              <w:t>review_count</w:t>
+            </w:r>
+          </w:p>
+        </w:tc>
+        <w:tc>
+          <w:tcPr>
+            <w:tcW w:w="1879" w:type="dxa"/>
+          </w:tcPr>
+          <w:p>
+            <w:pPr>
+              <w:spacing w:line="360" w:lineRule="auto"/>
+              <w:rPr>
+                <w:rFonts w:ascii="Times New Roman" w:hAnsi="Times New Roman" w:cs="Times New Roman"/>
+              </w:rPr>
+            </w:pPr>
+            <w:r>
+              <w:rPr>
+                <w:rFonts w:ascii="Times New Roman" w:hAnsi="Times New Roman" w:cs="Times New Roman"/>
+              </w:rPr>
+              <w:t>INT</w:t>
+            </w:r>
+          </w:p>
+        </w:tc>
+        <w:tc>
+          <w:tcPr>
+            <w:tcW w:w="2544" w:type="dxa"/>
+          </w:tcPr>
+          <w:p>
+            <w:pPr>
+              <w:spacing w:line="360" w:lineRule="auto"/>
+              <w:rPr>
+                <w:rFonts w:ascii="Times New Roman" w:hAnsi="Times New Roman" w:cs="Times New Roman"/>
+              </w:rPr>
+            </w:pPr>
+            <w:r>
+              <w:rPr>
+                <w:rFonts w:ascii="Times New Roman" w:hAnsi="Times New Roman" w:cs="Times New Roman"/>
+                <w:color w:val="1F1F1F"/>
+              </w:rPr>
+              <w:t>Tổng số lượt đã được bệnh nhân đánh giá.</w:t>
+            </w:r>
+          </w:p>
+        </w:tc>
+        <w:tc>
+          <w:tcPr>
+            <w:tcW w:w="2155" w:type="dxa"/>
+          </w:tcPr>
+          <w:p>
+            <w:pPr>
+              <w:spacing w:line="360" w:lineRule="auto"/>
+              <w:rPr>
+                <w:rFonts w:ascii="Times New Roman" w:hAnsi="Times New Roman" w:cs="Times New Roman"/>
+              </w:rPr>
+            </w:pPr>
+          </w:p>
+        </w:tc>
+      </w:tr>
+      <w:tr>
+        <w:tc>
+          <w:tcPr>
+            <w:tcW w:w="890" w:type="dxa"/>
+          </w:tcPr>
+          <w:p>
+            <w:pPr>
+              <w:spacing w:line="360" w:lineRule="auto"/>
+              <w:jc w:val="center"/>
+              <w:rPr>
+                <w:rFonts w:ascii="Times New Roman" w:hAnsi="Times New Roman" w:cs="Times New Roman"/>
+                <w:sz w:val="28"/>
+                <w:szCs w:val="28"/>
+              </w:rPr>
+            </w:pPr>
+            <w:r>
+              <w:rPr>
+                <w:rFonts w:ascii="Times New Roman" w:hAnsi="Times New Roman" w:cs="Times New Roman"/>
+                <w:sz w:val="28"/>
+                <w:szCs w:val="28"/>
+              </w:rPr>
+              <w:t>9</w:t>
+            </w:r>
+          </w:p>
+        </w:tc>
+        <w:tc>
+          <w:tcPr>
+            <w:tcW w:w="1882" w:type="dxa"/>
+          </w:tcPr>
+          <w:p>
+            <w:pPr>
+              <w:spacing w:line="360" w:lineRule="auto"/>
+              <w:rPr>
+                <w:rFonts w:ascii="Times New Roman" w:hAnsi="Times New Roman" w:cs="Times New Roman"/>
+              </w:rPr>
+            </w:pPr>
+            <w:r>
+              <w:rPr>
+                <w:rFonts w:ascii="Times New Roman" w:hAnsi="Times New Roman" w:cs="Times New Roman"/>
+              </w:rPr>
+              <w:t>created_at</w:t>
+            </w:r>
+          </w:p>
+        </w:tc>
+        <w:tc>
+          <w:tcPr>
+            <w:tcW w:w="1879" w:type="dxa"/>
+          </w:tcPr>
+          <w:p>
+            <w:pPr>
+              <w:spacing w:line="360" w:lineRule="auto"/>
+              <w:rPr>
+                <w:rFonts w:ascii="Times New Roman" w:hAnsi="Times New Roman" w:cs="Times New Roman"/>
+              </w:rPr>
+            </w:pPr>
+            <w:r>
+              <w:rPr>
+                <w:rFonts w:ascii="Times New Roman" w:hAnsi="Times New Roman" w:cs="Times New Roman"/>
+              </w:rPr>
+              <w:t>TIMESTAMP</w:t>
+            </w:r>
+          </w:p>
+        </w:tc>
+        <w:tc>
+          <w:tcPr>
+            <w:tcW w:w="2544" w:type="dxa"/>
+          </w:tcPr>
+          <w:p>
+            <w:pPr>
+              <w:spacing w:line="360" w:lineRule="auto"/>
+              <w:rPr>
+                <w:rFonts w:ascii="Times New Roman" w:hAnsi="Times New Roman" w:cs="Times New Roman"/>
+              </w:rPr>
+            </w:pPr>
+            <w:r>
+              <w:rPr>
+                <w:rFonts w:ascii="Times New Roman" w:hAnsi="Times New Roman" w:cs="Times New Roman"/>
+                <w:color w:val="1F1F1F"/>
+              </w:rPr>
+              <w:t>Thời điểm tạo hồ sơ bác sĩ.</w:t>
+            </w:r>
+          </w:p>
+        </w:tc>
+        <w:tc>
+          <w:tcPr>
+            <w:tcW w:w="2155" w:type="dxa"/>
+          </w:tcPr>
+          <w:p>
+            <w:pPr>
+              <w:spacing w:line="360" w:lineRule="auto"/>
+              <w:rPr>
+                <w:rFonts w:ascii="Times New Roman" w:hAnsi="Times New Roman" w:cs="Times New Roman"/>
+              </w:rPr>
+            </w:pPr>
+            <w:r>
+              <w:rPr>
+                <w:rFonts w:ascii="Times New Roman" w:hAnsi="Times New Roman" w:cs="Times New Roman"/>
+                <w:color w:val="1F1F1F"/>
+              </w:rPr>
+              <w:t>NOT NULL</w:t>
+            </w:r>
+          </w:p>
+        </w:tc>
+      </w:tr>
+      <w:tr>
+        <w:tc>
+          <w:tcPr>
+            <w:tcW w:w="890" w:type="dxa"/>
+          </w:tcPr>
+          <w:p>
+            <w:pPr>
+              <w:spacing w:line="360" w:lineRule="auto"/>
+              <w:jc w:val="center"/>
+              <w:rPr>
+                <w:rFonts w:ascii="Times New Roman" w:hAnsi="Times New Roman" w:cs="Times New Roman"/>
+                <w:sz w:val="28"/>
+                <w:szCs w:val="28"/>
+              </w:rPr>
+            </w:pPr>
+            <w:r>
+              <w:rPr>
+                <w:rFonts w:ascii="Times New Roman" w:hAnsi="Times New Roman" w:cs="Times New Roman"/>
+                <w:sz w:val="28"/>
+                <w:szCs w:val="28"/>
+              </w:rPr>
+              <w:t>10</w:t>
+            </w:r>
+          </w:p>
+        </w:tc>
+        <w:tc>
+          <w:tcPr>
+            <w:tcW w:w="1882" w:type="dxa"/>
+          </w:tcPr>
+          <w:p>
+            <w:pPr>
+              <w:spacing w:line="360" w:lineRule="auto"/>
+              <w:rPr>
+                <w:rFonts w:ascii="Times New Roman" w:hAnsi="Times New Roman" w:cs="Times New Roman"/>
               </w:rPr>
             </w:pPr>
             <w:r>
@@ -4142,15 +5203,13 @@
         </w:tc>
         <w:tc>
           <w:tcPr>
-            <w:tcW w:w="1800" w:type="dxa"/>
-          </w:tcPr>
-          <w:p>
-            <w:pPr>
-              <w:spacing w:line="360" w:lineRule="auto"/>
-              <w:rPr>
-                <w:rFonts w:ascii="Times New Roman" w:hAnsi="Times New Roman" w:cs="Times New Roman"/>
-                <w:sz w:val="28"/>
-                <w:szCs w:val="28"/>
+            <w:tcW w:w="1879" w:type="dxa"/>
+          </w:tcPr>
+          <w:p>
+            <w:pPr>
+              <w:spacing w:line="360" w:lineRule="auto"/>
+              <w:rPr>
+                <w:rFonts w:ascii="Times New Roman" w:hAnsi="Times New Roman" w:cs="Times New Roman"/>
               </w:rPr>
             </w:pPr>
             <w:r>
@@ -4163,38 +5222,42 @@
         </w:tc>
         <w:tc>
           <w:tcPr>
-            <w:tcW w:w="3060" w:type="dxa"/>
-          </w:tcPr>
-          <w:p>
-            <w:pPr>
-              <w:spacing w:line="360" w:lineRule="auto"/>
-              <w:rPr>
-                <w:rFonts w:ascii="Times New Roman" w:hAnsi="Times New Roman" w:cs="Times New Roman"/>
-                <w:sz w:val="28"/>
-                <w:szCs w:val="28"/>
-              </w:rPr>
-            </w:pPr>
-            <w:r>
-              <w:rPr>
-                <w:rFonts w:ascii="Times New Roman" w:hAnsi="Times New Roman" w:cs="Times New Roman"/>
-              </w:rPr>
-              <w:t>Ngày cập nhật</w:t>
-            </w:r>
-          </w:p>
-        </w:tc>
-        <w:tc>
-          <w:tcPr>
-            <w:tcW w:w="1745" w:type="dxa"/>
-          </w:tcPr>
-          <w:p>
-            <w:pPr>
-              <w:spacing w:line="360" w:lineRule="auto"/>
-              <w:rPr>
-                <w:rFonts w:ascii="Times New Roman" w:hAnsi="Times New Roman" w:cs="Times New Roman"/>
-                <w:sz w:val="28"/>
-                <w:szCs w:val="28"/>
-              </w:rPr>
-            </w:pPr>
+            <w:tcW w:w="2544" w:type="dxa"/>
+          </w:tcPr>
+          <w:p>
+            <w:pPr>
+              <w:spacing w:line="360" w:lineRule="auto"/>
+              <w:rPr>
+                <w:rFonts w:ascii="Times New Roman" w:hAnsi="Times New Roman" w:cs="Times New Roman"/>
+              </w:rPr>
+            </w:pPr>
+            <w:r>
+              <w:rPr>
+                <w:rFonts w:ascii="Times New Roman" w:hAnsi="Times New Roman" w:cs="Times New Roman"/>
+                <w:color w:val="1F1F1F"/>
+              </w:rPr>
+              <w:t>Thời điểm cập nhật hồ sơ.</w:t>
+            </w:r>
+          </w:p>
+        </w:tc>
+        <w:tc>
+          <w:tcPr>
+            <w:tcW w:w="2155" w:type="dxa"/>
+          </w:tcPr>
+          <w:p>
+            <w:pPr>
+              <w:spacing w:line="360" w:lineRule="auto"/>
+              <w:rPr>
+                <w:rFonts w:ascii="Times New Roman" w:hAnsi="Times New Roman" w:cs="Times New Roman"/>
+              </w:rPr>
+            </w:pPr>
+            <w:r>
+              <w:rPr>
+                <w:rFonts w:ascii="Times New Roman" w:hAnsi="Times New Roman" w:cs="Times New Roman"/>
+                <w:color w:val="1F1F1F"/>
+              </w:rPr>
+              <w:t>NOT NULL</w:t>
+            </w:r>
           </w:p>
         </w:tc>
       </w:tr>
@@ -4249,16 +5312,16 @@
         <w:tblLook w:val="04A0" w:firstRow="1" w:lastRow="0" w:firstColumn="1" w:lastColumn="0" w:noHBand="0" w:noVBand="1"/>
       </w:tblPr>
       <w:tblGrid>
-        <w:gridCol w:w="885"/>
-        <w:gridCol w:w="1865"/>
-        <w:gridCol w:w="1776"/>
-        <w:gridCol w:w="2913"/>
-        <w:gridCol w:w="1681"/>
+        <w:gridCol w:w="729"/>
+        <w:gridCol w:w="1751"/>
+        <w:gridCol w:w="1675"/>
+        <w:gridCol w:w="3941"/>
+        <w:gridCol w:w="1254"/>
       </w:tblGrid>
       <w:tr>
         <w:tc>
           <w:tcPr>
-            <w:tcW w:w="885" w:type="dxa"/>
+            <w:tcW w:w="729" w:type="dxa"/>
             <w:shd w:val="clear" w:color="auto" w:fill="D9E2F3" w:themeFill="accent1" w:themeFillTint="33"/>
           </w:tcPr>
           <w:p>
@@ -4281,14 +5344,13 @@
                 <w:sz w:val="28"/>
                 <w:szCs w:val="28"/>
               </w:rPr>
-              <w:lastRenderedPageBreak/>
               <w:t>STT</w:t>
             </w:r>
           </w:p>
         </w:tc>
         <w:tc>
           <w:tcPr>
-            <w:tcW w:w="1865" w:type="dxa"/>
+            <w:tcW w:w="1751" w:type="dxa"/>
             <w:shd w:val="clear" w:color="auto" w:fill="D9E2F3" w:themeFill="accent1" w:themeFillTint="33"/>
           </w:tcPr>
           <w:p>
@@ -4317,7 +5379,7 @@
         </w:tc>
         <w:tc>
           <w:tcPr>
-            <w:tcW w:w="1776" w:type="dxa"/>
+            <w:tcW w:w="1675" w:type="dxa"/>
             <w:shd w:val="clear" w:color="auto" w:fill="D9E2F3" w:themeFill="accent1" w:themeFillTint="33"/>
           </w:tcPr>
           <w:p>
@@ -4346,7 +5408,7 @@
         </w:tc>
         <w:tc>
           <w:tcPr>
-            <w:tcW w:w="2913" w:type="dxa"/>
+            <w:tcW w:w="3400" w:type="dxa"/>
             <w:shd w:val="clear" w:color="auto" w:fill="D9E2F3" w:themeFill="accent1" w:themeFillTint="33"/>
           </w:tcPr>
           <w:p>
@@ -4375,7 +5437,7 @@
         </w:tc>
         <w:tc>
           <w:tcPr>
-            <w:tcW w:w="1681" w:type="dxa"/>
+            <w:tcW w:w="1795" w:type="dxa"/>
             <w:shd w:val="clear" w:color="auto" w:fill="D9E2F3" w:themeFill="accent1" w:themeFillTint="33"/>
           </w:tcPr>
           <w:p>
@@ -4406,7 +5468,7 @@
       <w:tr>
         <w:tc>
           <w:tcPr>
-            <w:tcW w:w="885" w:type="dxa"/>
+            <w:tcW w:w="729" w:type="dxa"/>
           </w:tcPr>
           <w:p>
             <w:pPr>
@@ -4430,15 +5492,13 @@
         </w:tc>
         <w:tc>
           <w:tcPr>
-            <w:tcW w:w="1865" w:type="dxa"/>
-          </w:tcPr>
-          <w:p>
-            <w:pPr>
-              <w:spacing w:line="360" w:lineRule="auto"/>
-              <w:rPr>
-                <w:rFonts w:ascii="Times New Roman" w:hAnsi="Times New Roman" w:cs="Times New Roman"/>
-                <w:sz w:val="28"/>
-                <w:szCs w:val="28"/>
+            <w:tcW w:w="1751" w:type="dxa"/>
+          </w:tcPr>
+          <w:p>
+            <w:pPr>
+              <w:spacing w:line="360" w:lineRule="auto"/>
+              <w:rPr>
+                <w:rFonts w:ascii="Times New Roman" w:hAnsi="Times New Roman" w:cs="Times New Roman"/>
               </w:rPr>
             </w:pPr>
             <w:r>
@@ -4451,15 +5511,13 @@
         </w:tc>
         <w:tc>
           <w:tcPr>
-            <w:tcW w:w="1776" w:type="dxa"/>
-          </w:tcPr>
-          <w:p>
-            <w:pPr>
-              <w:spacing w:line="360" w:lineRule="auto"/>
-              <w:rPr>
-                <w:rFonts w:ascii="Times New Roman" w:hAnsi="Times New Roman" w:cs="Times New Roman"/>
-                <w:sz w:val="28"/>
-                <w:szCs w:val="28"/>
+            <w:tcW w:w="1675" w:type="dxa"/>
+          </w:tcPr>
+          <w:p>
+            <w:pPr>
+              <w:spacing w:line="360" w:lineRule="auto"/>
+              <w:rPr>
+                <w:rFonts w:ascii="Times New Roman" w:hAnsi="Times New Roman" w:cs="Times New Roman"/>
               </w:rPr>
             </w:pPr>
             <w:r>
@@ -4472,45 +5530,40 @@
         </w:tc>
         <w:tc>
           <w:tcPr>
-            <w:tcW w:w="2913" w:type="dxa"/>
-          </w:tcPr>
-          <w:p>
-            <w:pPr>
-              <w:spacing w:line="360" w:lineRule="auto"/>
-              <w:rPr>
-                <w:rFonts w:ascii="Times New Roman" w:hAnsi="Times New Roman" w:cs="Times New Roman"/>
-                <w:sz w:val="28"/>
-                <w:szCs w:val="28"/>
-              </w:rPr>
-            </w:pPr>
-            <w:r>
-              <w:rPr>
-                <w:rFonts w:ascii="Times New Roman" w:hAnsi="Times New Roman" w:cs="Times New Roman"/>
-              </w:rPr>
-              <w:t>ID schedule</w:t>
-            </w:r>
-          </w:p>
-        </w:tc>
-        <w:tc>
-          <w:tcPr>
-            <w:tcW w:w="1681" w:type="dxa"/>
-          </w:tcPr>
-          <w:p>
-            <w:pPr>
-              <w:spacing w:line="360" w:lineRule="auto"/>
-              <w:rPr>
-                <w:rFonts w:ascii="Times New Roman" w:hAnsi="Times New Roman" w:cs="Times New Roman"/>
-                <w:sz w:val="28"/>
-                <w:szCs w:val="28"/>
-              </w:rPr>
-            </w:pPr>
-            <w:r>
-              <w:rPr>
-                <w:rFonts w:ascii="Times New Roman" w:hAnsi="Times New Roman" w:cs="Times New Roman"/>
-                <w:sz w:val="28"/>
-                <w:szCs w:val="28"/>
-              </w:rPr>
-              <w:t>Khoá chính</w:t>
+            <w:tcW w:w="3400" w:type="dxa"/>
+          </w:tcPr>
+          <w:p>
+            <w:pPr>
+              <w:spacing w:line="360" w:lineRule="auto"/>
+              <w:rPr>
+                <w:rFonts w:ascii="Times New Roman" w:hAnsi="Times New Roman" w:cs="Times New Roman"/>
+              </w:rPr>
+            </w:pPr>
+            <w:r>
+              <w:rPr>
+                <w:rFonts w:ascii="Times New Roman" w:hAnsi="Times New Roman" w:cs="Times New Roman"/>
+                <w:color w:val="1F1F1F"/>
+              </w:rPr>
+              <w:t>Khóa chính định danh ca làm việc.</w:t>
+            </w:r>
+          </w:p>
+        </w:tc>
+        <w:tc>
+          <w:tcPr>
+            <w:tcW w:w="1795" w:type="dxa"/>
+          </w:tcPr>
+          <w:p>
+            <w:pPr>
+              <w:spacing w:line="360" w:lineRule="auto"/>
+              <w:rPr>
+                <w:rFonts w:ascii="Times New Roman" w:hAnsi="Times New Roman" w:cs="Times New Roman"/>
+              </w:rPr>
+            </w:pPr>
+            <w:r>
+              <w:rPr>
+                <w:rFonts w:ascii="Times New Roman" w:hAnsi="Times New Roman" w:cs="Times New Roman"/>
+              </w:rPr>
+              <w:t>PRIMARY KEY</w:t>
             </w:r>
           </w:p>
         </w:tc>
@@ -4518,7 +5571,7 @@
       <w:tr>
         <w:tc>
           <w:tcPr>
-            <w:tcW w:w="885" w:type="dxa"/>
+            <w:tcW w:w="729" w:type="dxa"/>
           </w:tcPr>
           <w:p>
             <w:pPr>
@@ -4542,15 +5595,13 @@
         </w:tc>
         <w:tc>
           <w:tcPr>
-            <w:tcW w:w="1865" w:type="dxa"/>
-          </w:tcPr>
-          <w:p>
-            <w:pPr>
-              <w:spacing w:line="360" w:lineRule="auto"/>
-              <w:rPr>
-                <w:rFonts w:ascii="Times New Roman" w:hAnsi="Times New Roman" w:cs="Times New Roman"/>
-                <w:sz w:val="28"/>
-                <w:szCs w:val="28"/>
+            <w:tcW w:w="1751" w:type="dxa"/>
+          </w:tcPr>
+          <w:p>
+            <w:pPr>
+              <w:spacing w:line="360" w:lineRule="auto"/>
+              <w:rPr>
+                <w:rFonts w:ascii="Times New Roman" w:hAnsi="Times New Roman" w:cs="Times New Roman"/>
               </w:rPr>
             </w:pPr>
             <w:r>
@@ -4563,15 +5614,13 @@
         </w:tc>
         <w:tc>
           <w:tcPr>
-            <w:tcW w:w="1776" w:type="dxa"/>
-          </w:tcPr>
-          <w:p>
-            <w:pPr>
-              <w:spacing w:line="360" w:lineRule="auto"/>
-              <w:rPr>
-                <w:rFonts w:ascii="Times New Roman" w:hAnsi="Times New Roman" w:cs="Times New Roman"/>
-                <w:sz w:val="28"/>
-                <w:szCs w:val="28"/>
+            <w:tcW w:w="1675" w:type="dxa"/>
+          </w:tcPr>
+          <w:p>
+            <w:pPr>
+              <w:spacing w:line="360" w:lineRule="auto"/>
+              <w:rPr>
+                <w:rFonts w:ascii="Times New Roman" w:hAnsi="Times New Roman" w:cs="Times New Roman"/>
               </w:rPr>
             </w:pPr>
             <w:r>
@@ -4584,45 +5633,48 @@
         </w:tc>
         <w:tc>
           <w:tcPr>
-            <w:tcW w:w="2913" w:type="dxa"/>
-          </w:tcPr>
-          <w:p>
-            <w:pPr>
-              <w:spacing w:line="360" w:lineRule="auto"/>
-              <w:rPr>
-                <w:rFonts w:ascii="Times New Roman" w:hAnsi="Times New Roman" w:cs="Times New Roman"/>
-                <w:sz w:val="28"/>
-                <w:szCs w:val="28"/>
-              </w:rPr>
-            </w:pPr>
-            <w:r>
-              <w:rPr>
-                <w:rFonts w:ascii="Times New Roman" w:hAnsi="Times New Roman" w:cs="Times New Roman"/>
-              </w:rPr>
-              <w:t>FK → Doctors</w:t>
-            </w:r>
-          </w:p>
-        </w:tc>
-        <w:tc>
-          <w:tcPr>
-            <w:tcW w:w="1681" w:type="dxa"/>
-          </w:tcPr>
-          <w:p>
-            <w:pPr>
-              <w:spacing w:line="360" w:lineRule="auto"/>
-              <w:rPr>
-                <w:rFonts w:ascii="Times New Roman" w:hAnsi="Times New Roman" w:cs="Times New Roman"/>
-                <w:sz w:val="28"/>
-                <w:szCs w:val="28"/>
-              </w:rPr>
-            </w:pPr>
+            <w:tcW w:w="3400" w:type="dxa"/>
+          </w:tcPr>
+          <w:p>
+            <w:pPr>
+              <w:spacing w:line="360" w:lineRule="auto"/>
+              <w:rPr>
+                <w:rFonts w:ascii="Times New Roman" w:hAnsi="Times New Roman" w:cs="Times New Roman"/>
+              </w:rPr>
+            </w:pPr>
+            <w:r>
+              <w:rPr>
+                <w:rFonts w:ascii="Times New Roman" w:hAnsi="Times New Roman" w:cs="Times New Roman"/>
+                <w:color w:val="1F1F1F"/>
+              </w:rPr>
+              <w:t>Liên kết đến Bác sĩ phụ trách.</w:t>
+            </w:r>
+          </w:p>
+        </w:tc>
+        <w:tc>
+          <w:tcPr>
+            <w:tcW w:w="1795" w:type="dxa"/>
+          </w:tcPr>
+          <w:p>
+            <w:pPr>
+              <w:spacing w:line="360" w:lineRule="auto"/>
+              <w:rPr>
+                <w:rFonts w:ascii="Times New Roman" w:hAnsi="Times New Roman" w:cs="Times New Roman"/>
+              </w:rPr>
+            </w:pPr>
+            <w:r>
+              <w:rPr>
+                <w:rFonts w:ascii="Times New Roman" w:hAnsi="Times New Roman" w:cs="Times New Roman"/>
+              </w:rPr>
+              <w:t>FOREIGN KEY</w:t>
+            </w:r>
           </w:p>
         </w:tc>
       </w:tr>
       <w:tr>
         <w:tc>
           <w:tcPr>
-            <w:tcW w:w="885" w:type="dxa"/>
+            <w:tcW w:w="729" w:type="dxa"/>
           </w:tcPr>
           <w:p>
             <w:pPr>
@@ -4646,15 +5698,13 @@
         </w:tc>
         <w:tc>
           <w:tcPr>
-            <w:tcW w:w="1865" w:type="dxa"/>
-          </w:tcPr>
-          <w:p>
-            <w:pPr>
-              <w:spacing w:line="360" w:lineRule="auto"/>
-              <w:rPr>
-                <w:rFonts w:ascii="Times New Roman" w:hAnsi="Times New Roman" w:cs="Times New Roman"/>
-                <w:sz w:val="28"/>
-                <w:szCs w:val="28"/>
+            <w:tcW w:w="1751" w:type="dxa"/>
+          </w:tcPr>
+          <w:p>
+            <w:pPr>
+              <w:spacing w:line="360" w:lineRule="auto"/>
+              <w:rPr>
+                <w:rFonts w:ascii="Times New Roman" w:hAnsi="Times New Roman" w:cs="Times New Roman"/>
               </w:rPr>
             </w:pPr>
             <w:r>
@@ -4667,15 +5717,13 @@
         </w:tc>
         <w:tc>
           <w:tcPr>
-            <w:tcW w:w="1776" w:type="dxa"/>
-          </w:tcPr>
-          <w:p>
-            <w:pPr>
-              <w:spacing w:line="360" w:lineRule="auto"/>
-              <w:rPr>
-                <w:rFonts w:ascii="Times New Roman" w:hAnsi="Times New Roman" w:cs="Times New Roman"/>
-                <w:sz w:val="28"/>
-                <w:szCs w:val="28"/>
+            <w:tcW w:w="1675" w:type="dxa"/>
+          </w:tcPr>
+          <w:p>
+            <w:pPr>
+              <w:spacing w:line="360" w:lineRule="auto"/>
+              <w:rPr>
+                <w:rFonts w:ascii="Times New Roman" w:hAnsi="Times New Roman" w:cs="Times New Roman"/>
               </w:rPr>
             </w:pPr>
             <w:r>
@@ -4688,45 +5736,49 @@
         </w:tc>
         <w:tc>
           <w:tcPr>
-            <w:tcW w:w="2913" w:type="dxa"/>
-          </w:tcPr>
-          <w:p>
-            <w:pPr>
-              <w:spacing w:line="360" w:lineRule="auto"/>
-              <w:rPr>
-                <w:rFonts w:ascii="Times New Roman" w:hAnsi="Times New Roman" w:cs="Times New Roman"/>
-                <w:sz w:val="28"/>
-                <w:szCs w:val="28"/>
-              </w:rPr>
-            </w:pPr>
-            <w:r>
-              <w:rPr>
-                <w:rFonts w:ascii="Times New Roman" w:hAnsi="Times New Roman" w:cs="Times New Roman"/>
-              </w:rPr>
-              <w:t>Ngày làm việc</w:t>
-            </w:r>
-          </w:p>
-        </w:tc>
-        <w:tc>
-          <w:tcPr>
-            <w:tcW w:w="1681" w:type="dxa"/>
-          </w:tcPr>
-          <w:p>
-            <w:pPr>
-              <w:spacing w:line="360" w:lineRule="auto"/>
-              <w:rPr>
-                <w:rFonts w:ascii="Times New Roman" w:hAnsi="Times New Roman" w:cs="Times New Roman"/>
-                <w:sz w:val="28"/>
-                <w:szCs w:val="28"/>
-              </w:rPr>
-            </w:pPr>
+            <w:tcW w:w="3400" w:type="dxa"/>
+          </w:tcPr>
+          <w:p>
+            <w:pPr>
+              <w:spacing w:line="360" w:lineRule="auto"/>
+              <w:rPr>
+                <w:rFonts w:ascii="Times New Roman" w:hAnsi="Times New Roman" w:cs="Times New Roman"/>
+              </w:rPr>
+            </w:pPr>
+            <w:r>
+              <w:rPr>
+                <w:rFonts w:ascii="Times New Roman" w:hAnsi="Times New Roman" w:cs="Times New Roman"/>
+                <w:color w:val="1F1F1F"/>
+              </w:rPr>
+              <w:t>Ngày làm việc.</w:t>
+            </w:r>
+          </w:p>
+        </w:tc>
+        <w:tc>
+          <w:tcPr>
+            <w:tcW w:w="1795" w:type="dxa"/>
+          </w:tcPr>
+          <w:p>
+            <w:pPr>
+              <w:spacing w:line="360" w:lineRule="auto"/>
+              <w:rPr>
+                <w:rFonts w:ascii="Times New Roman" w:hAnsi="Times New Roman" w:cs="Times New Roman"/>
+              </w:rPr>
+            </w:pPr>
+            <w:r>
+              <w:rPr>
+                <w:rFonts w:ascii="Times New Roman" w:hAnsi="Times New Roman" w:cs="Times New Roman"/>
+                <w:color w:val="1F1F1F"/>
+              </w:rPr>
+              <w:t>NOT NULL</w:t>
+            </w:r>
           </w:p>
         </w:tc>
       </w:tr>
       <w:tr>
         <w:tc>
           <w:tcPr>
-            <w:tcW w:w="885" w:type="dxa"/>
+            <w:tcW w:w="729" w:type="dxa"/>
           </w:tcPr>
           <w:p>
             <w:pPr>
@@ -4750,15 +5802,13 @@
         </w:tc>
         <w:tc>
           <w:tcPr>
-            <w:tcW w:w="1865" w:type="dxa"/>
-          </w:tcPr>
-          <w:p>
-            <w:pPr>
-              <w:spacing w:line="360" w:lineRule="auto"/>
-              <w:rPr>
-                <w:rFonts w:ascii="Times New Roman" w:hAnsi="Times New Roman" w:cs="Times New Roman"/>
-                <w:sz w:val="28"/>
-                <w:szCs w:val="28"/>
+            <w:tcW w:w="1751" w:type="dxa"/>
+          </w:tcPr>
+          <w:p>
+            <w:pPr>
+              <w:spacing w:line="360" w:lineRule="auto"/>
+              <w:rPr>
+                <w:rFonts w:ascii="Times New Roman" w:hAnsi="Times New Roman" w:cs="Times New Roman"/>
               </w:rPr>
             </w:pPr>
             <w:r>
@@ -4771,15 +5821,13 @@
         </w:tc>
         <w:tc>
           <w:tcPr>
-            <w:tcW w:w="1776" w:type="dxa"/>
-          </w:tcPr>
-          <w:p>
-            <w:pPr>
-              <w:spacing w:line="360" w:lineRule="auto"/>
-              <w:rPr>
-                <w:rFonts w:ascii="Times New Roman" w:hAnsi="Times New Roman" w:cs="Times New Roman"/>
-                <w:sz w:val="28"/>
-                <w:szCs w:val="28"/>
+            <w:tcW w:w="1675" w:type="dxa"/>
+          </w:tcPr>
+          <w:p>
+            <w:pPr>
+              <w:spacing w:line="360" w:lineRule="auto"/>
+              <w:rPr>
+                <w:rFonts w:ascii="Times New Roman" w:hAnsi="Times New Roman" w:cs="Times New Roman"/>
               </w:rPr>
             </w:pPr>
             <w:r>
@@ -4792,45 +5840,49 @@
         </w:tc>
         <w:tc>
           <w:tcPr>
-            <w:tcW w:w="2913" w:type="dxa"/>
-          </w:tcPr>
-          <w:p>
-            <w:pPr>
-              <w:spacing w:line="360" w:lineRule="auto"/>
-              <w:rPr>
-                <w:rFonts w:ascii="Times New Roman" w:hAnsi="Times New Roman" w:cs="Times New Roman"/>
-                <w:sz w:val="28"/>
-                <w:szCs w:val="28"/>
-              </w:rPr>
-            </w:pPr>
-            <w:r>
-              <w:rPr>
-                <w:rFonts w:ascii="Times New Roman" w:hAnsi="Times New Roman" w:cs="Times New Roman"/>
-              </w:rPr>
-              <w:t>Giờ bắt đầu</w:t>
-            </w:r>
-          </w:p>
-        </w:tc>
-        <w:tc>
-          <w:tcPr>
-            <w:tcW w:w="1681" w:type="dxa"/>
-          </w:tcPr>
-          <w:p>
-            <w:pPr>
-              <w:spacing w:line="360" w:lineRule="auto"/>
-              <w:rPr>
-                <w:rFonts w:ascii="Times New Roman" w:hAnsi="Times New Roman" w:cs="Times New Roman"/>
-                <w:sz w:val="28"/>
-                <w:szCs w:val="28"/>
-              </w:rPr>
-            </w:pPr>
+            <w:tcW w:w="3400" w:type="dxa"/>
+          </w:tcPr>
+          <w:p>
+            <w:pPr>
+              <w:spacing w:line="360" w:lineRule="auto"/>
+              <w:rPr>
+                <w:rFonts w:ascii="Times New Roman" w:hAnsi="Times New Roman" w:cs="Times New Roman"/>
+              </w:rPr>
+            </w:pPr>
+            <w:r>
+              <w:rPr>
+                <w:rFonts w:ascii="Times New Roman" w:hAnsi="Times New Roman" w:cs="Times New Roman"/>
+                <w:color w:val="1F1F1F"/>
+              </w:rPr>
+              <w:t>Giờ bắt đầu ca khám.</w:t>
+            </w:r>
+          </w:p>
+        </w:tc>
+        <w:tc>
+          <w:tcPr>
+            <w:tcW w:w="1795" w:type="dxa"/>
+          </w:tcPr>
+          <w:p>
+            <w:pPr>
+              <w:spacing w:line="360" w:lineRule="auto"/>
+              <w:rPr>
+                <w:rFonts w:ascii="Times New Roman" w:hAnsi="Times New Roman" w:cs="Times New Roman"/>
+              </w:rPr>
+            </w:pPr>
+            <w:r>
+              <w:rPr>
+                <w:rFonts w:ascii="Times New Roman" w:hAnsi="Times New Roman" w:cs="Times New Roman"/>
+                <w:color w:val="1F1F1F"/>
+              </w:rPr>
+              <w:t>NOT NULL</w:t>
+            </w:r>
           </w:p>
         </w:tc>
       </w:tr>
       <w:tr>
         <w:tc>
           <w:tcPr>
-            <w:tcW w:w="885" w:type="dxa"/>
+            <w:tcW w:w="729" w:type="dxa"/>
           </w:tcPr>
           <w:p>
             <w:pPr>
@@ -4854,15 +5906,13 @@
         </w:tc>
         <w:tc>
           <w:tcPr>
-            <w:tcW w:w="1865" w:type="dxa"/>
-          </w:tcPr>
-          <w:p>
-            <w:pPr>
-              <w:spacing w:line="360" w:lineRule="auto"/>
-              <w:rPr>
-                <w:rFonts w:ascii="Times New Roman" w:hAnsi="Times New Roman" w:cs="Times New Roman"/>
-                <w:sz w:val="28"/>
-                <w:szCs w:val="28"/>
+            <w:tcW w:w="1751" w:type="dxa"/>
+          </w:tcPr>
+          <w:p>
+            <w:pPr>
+              <w:spacing w:line="360" w:lineRule="auto"/>
+              <w:rPr>
+                <w:rFonts w:ascii="Times New Roman" w:hAnsi="Times New Roman" w:cs="Times New Roman"/>
               </w:rPr>
             </w:pPr>
             <w:r>
@@ -4875,15 +5925,13 @@
         </w:tc>
         <w:tc>
           <w:tcPr>
-            <w:tcW w:w="1776" w:type="dxa"/>
-          </w:tcPr>
-          <w:p>
-            <w:pPr>
-              <w:spacing w:line="360" w:lineRule="auto"/>
-              <w:rPr>
-                <w:rFonts w:ascii="Times New Roman" w:hAnsi="Times New Roman" w:cs="Times New Roman"/>
-                <w:sz w:val="28"/>
-                <w:szCs w:val="28"/>
+            <w:tcW w:w="1675" w:type="dxa"/>
+          </w:tcPr>
+          <w:p>
+            <w:pPr>
+              <w:spacing w:line="360" w:lineRule="auto"/>
+              <w:rPr>
+                <w:rFonts w:ascii="Times New Roman" w:hAnsi="Times New Roman" w:cs="Times New Roman"/>
               </w:rPr>
             </w:pPr>
             <w:r>
@@ -4896,45 +5944,49 @@
         </w:tc>
         <w:tc>
           <w:tcPr>
-            <w:tcW w:w="2913" w:type="dxa"/>
-          </w:tcPr>
-          <w:p>
-            <w:pPr>
-              <w:spacing w:line="360" w:lineRule="auto"/>
-              <w:rPr>
-                <w:rFonts w:ascii="Times New Roman" w:hAnsi="Times New Roman" w:cs="Times New Roman"/>
-                <w:sz w:val="28"/>
-                <w:szCs w:val="28"/>
-              </w:rPr>
-            </w:pPr>
-            <w:r>
-              <w:rPr>
-                <w:rFonts w:ascii="Times New Roman" w:hAnsi="Times New Roman" w:cs="Times New Roman"/>
-              </w:rPr>
-              <w:t>Giờ kết thúc</w:t>
-            </w:r>
-          </w:p>
-        </w:tc>
-        <w:tc>
-          <w:tcPr>
-            <w:tcW w:w="1681" w:type="dxa"/>
-          </w:tcPr>
-          <w:p>
-            <w:pPr>
-              <w:spacing w:line="360" w:lineRule="auto"/>
-              <w:rPr>
-                <w:rFonts w:ascii="Times New Roman" w:hAnsi="Times New Roman" w:cs="Times New Roman"/>
-                <w:sz w:val="28"/>
-                <w:szCs w:val="28"/>
-              </w:rPr>
-            </w:pPr>
+            <w:tcW w:w="3400" w:type="dxa"/>
+          </w:tcPr>
+          <w:p>
+            <w:pPr>
+              <w:spacing w:line="360" w:lineRule="auto"/>
+              <w:rPr>
+                <w:rFonts w:ascii="Times New Roman" w:hAnsi="Times New Roman" w:cs="Times New Roman"/>
+              </w:rPr>
+            </w:pPr>
+            <w:r>
+              <w:rPr>
+                <w:rFonts w:ascii="Times New Roman" w:hAnsi="Times New Roman" w:cs="Times New Roman"/>
+                <w:color w:val="1F1F1F"/>
+              </w:rPr>
+              <w:t>Giờ kết thúc ca khám.</w:t>
+            </w:r>
+          </w:p>
+        </w:tc>
+        <w:tc>
+          <w:tcPr>
+            <w:tcW w:w="1795" w:type="dxa"/>
+          </w:tcPr>
+          <w:p>
+            <w:pPr>
+              <w:spacing w:line="360" w:lineRule="auto"/>
+              <w:rPr>
+                <w:rFonts w:ascii="Times New Roman" w:hAnsi="Times New Roman" w:cs="Times New Roman"/>
+              </w:rPr>
+            </w:pPr>
+            <w:r>
+              <w:rPr>
+                <w:rFonts w:ascii="Times New Roman" w:hAnsi="Times New Roman" w:cs="Times New Roman"/>
+                <w:color w:val="1F1F1F"/>
+              </w:rPr>
+              <w:t>NOT NULL</w:t>
+            </w:r>
           </w:p>
         </w:tc>
       </w:tr>
       <w:tr>
         <w:tc>
           <w:tcPr>
-            <w:tcW w:w="885" w:type="dxa"/>
+            <w:tcW w:w="729" w:type="dxa"/>
           </w:tcPr>
           <w:p>
             <w:pPr>
@@ -4958,15 +6010,13 @@
         </w:tc>
         <w:tc>
           <w:tcPr>
-            <w:tcW w:w="1865" w:type="dxa"/>
-          </w:tcPr>
-          <w:p>
-            <w:pPr>
-              <w:spacing w:line="360" w:lineRule="auto"/>
-              <w:rPr>
-                <w:rFonts w:ascii="Times New Roman" w:hAnsi="Times New Roman" w:cs="Times New Roman"/>
-                <w:sz w:val="28"/>
-                <w:szCs w:val="28"/>
+            <w:tcW w:w="1751" w:type="dxa"/>
+          </w:tcPr>
+          <w:p>
+            <w:pPr>
+              <w:spacing w:line="360" w:lineRule="auto"/>
+              <w:rPr>
+                <w:rFonts w:ascii="Times New Roman" w:hAnsi="Times New Roman" w:cs="Times New Roman"/>
               </w:rPr>
             </w:pPr>
             <w:r>
@@ -4979,15 +6029,13 @@
         </w:tc>
         <w:tc>
           <w:tcPr>
-            <w:tcW w:w="1776" w:type="dxa"/>
-          </w:tcPr>
-          <w:p>
-            <w:pPr>
-              <w:spacing w:line="360" w:lineRule="auto"/>
-              <w:rPr>
-                <w:rFonts w:ascii="Times New Roman" w:hAnsi="Times New Roman" w:cs="Times New Roman"/>
-                <w:sz w:val="28"/>
-                <w:szCs w:val="28"/>
+            <w:tcW w:w="1675" w:type="dxa"/>
+          </w:tcPr>
+          <w:p>
+            <w:pPr>
+              <w:spacing w:line="360" w:lineRule="auto"/>
+              <w:rPr>
+                <w:rFonts w:ascii="Times New Roman" w:hAnsi="Times New Roman" w:cs="Times New Roman"/>
               </w:rPr>
             </w:pPr>
             <w:r>
@@ -5000,36 +6048,33 @@
         </w:tc>
         <w:tc>
           <w:tcPr>
-            <w:tcW w:w="2913" w:type="dxa"/>
-          </w:tcPr>
-          <w:p>
-            <w:pPr>
-              <w:spacing w:line="360" w:lineRule="auto"/>
-              <w:rPr>
-                <w:rFonts w:ascii="Times New Roman" w:hAnsi="Times New Roman" w:cs="Times New Roman"/>
-                <w:sz w:val="28"/>
-                <w:szCs w:val="28"/>
-              </w:rPr>
-            </w:pPr>
-            <w:r>
-              <w:rPr>
-                <w:rFonts w:ascii="Times New Roman" w:hAnsi="Times New Roman" w:cs="Times New Roman"/>
-              </w:rPr>
-              <w:t>Có thể đặt lịch</w:t>
-            </w:r>
-          </w:p>
-        </w:tc>
-        <w:tc>
-          <w:tcPr>
-            <w:tcW w:w="1681" w:type="dxa"/>
-          </w:tcPr>
-          <w:p>
-            <w:pPr>
-              <w:spacing w:line="360" w:lineRule="auto"/>
-              <w:rPr>
-                <w:rFonts w:ascii="Times New Roman" w:hAnsi="Times New Roman" w:cs="Times New Roman"/>
-                <w:sz w:val="28"/>
-                <w:szCs w:val="28"/>
+            <w:tcW w:w="3400" w:type="dxa"/>
+          </w:tcPr>
+          <w:p>
+            <w:pPr>
+              <w:spacing w:line="360" w:lineRule="auto"/>
+              <w:rPr>
+                <w:rFonts w:ascii="Times New Roman" w:hAnsi="Times New Roman" w:cs="Times New Roman"/>
+              </w:rPr>
+            </w:pPr>
+            <w:r>
+              <w:rPr>
+                <w:rFonts w:ascii="Times New Roman" w:hAnsi="Times New Roman" w:cs="Times New Roman"/>
+                <w:color w:val="1F1F1F"/>
+              </w:rPr>
+              <w:t>Trạng thái khung giờ (True = Còn trống/Được đặt, False = Đã đầy/Đóng).</w:t>
+            </w:r>
+          </w:p>
+        </w:tc>
+        <w:tc>
+          <w:tcPr>
+            <w:tcW w:w="1795" w:type="dxa"/>
+          </w:tcPr>
+          <w:p>
+            <w:pPr>
+              <w:spacing w:line="360" w:lineRule="auto"/>
+              <w:rPr>
+                <w:rFonts w:ascii="Times New Roman" w:hAnsi="Times New Roman" w:cs="Times New Roman"/>
               </w:rPr>
             </w:pPr>
           </w:p>
@@ -5038,7 +6083,7 @@
       <w:tr>
         <w:tc>
           <w:tcPr>
-            <w:tcW w:w="885" w:type="dxa"/>
+            <w:tcW w:w="729" w:type="dxa"/>
           </w:tcPr>
           <w:p>
             <w:pPr>
@@ -5056,21 +6101,324 @@
                 <w:sz w:val="28"/>
                 <w:szCs w:val="28"/>
               </w:rPr>
+              <w:lastRenderedPageBreak/>
               <w:t>7</w:t>
             </w:r>
           </w:p>
         </w:tc>
         <w:tc>
           <w:tcPr>
-            <w:tcW w:w="1865" w:type="dxa"/>
-          </w:tcPr>
-          <w:p>
-            <w:pPr>
-              <w:spacing w:line="360" w:lineRule="auto"/>
-              <w:rPr>
-                <w:rFonts w:ascii="Times New Roman" w:hAnsi="Times New Roman" w:cs="Times New Roman"/>
-                <w:sz w:val="28"/>
-                <w:szCs w:val="28"/>
+            <w:tcW w:w="1751" w:type="dxa"/>
+          </w:tcPr>
+          <w:p>
+            <w:pPr>
+              <w:spacing w:line="360" w:lineRule="auto"/>
+              <w:rPr>
+                <w:rFonts w:ascii="Times New Roman" w:hAnsi="Times New Roman" w:cs="Times New Roman"/>
+              </w:rPr>
+            </w:pPr>
+            <w:r>
+              <w:rPr>
+                <w:rFonts w:ascii="Times New Roman" w:hAnsi="Times New Roman" w:cs="Times New Roman"/>
+              </w:rPr>
+              <w:t>status</w:t>
+            </w:r>
+          </w:p>
+        </w:tc>
+        <w:tc>
+          <w:tcPr>
+            <w:tcW w:w="1675" w:type="dxa"/>
+          </w:tcPr>
+          <w:p>
+            <w:pPr>
+              <w:spacing w:line="360" w:lineRule="auto"/>
+              <w:rPr>
+                <w:rFonts w:ascii="Times New Roman" w:hAnsi="Times New Roman" w:cs="Times New Roman"/>
+              </w:rPr>
+            </w:pPr>
+            <w:r>
+              <w:rPr>
+                <w:rFonts w:ascii="Times New Roman" w:hAnsi="Times New Roman" w:cs="Times New Roman"/>
+              </w:rPr>
+              <w:t>schedule_status</w:t>
+            </w:r>
+          </w:p>
+        </w:tc>
+        <w:tc>
+          <w:tcPr>
+            <w:tcW w:w="3400" w:type="dxa"/>
+          </w:tcPr>
+          <w:p>
+            <w:pPr>
+              <w:spacing w:line="360" w:lineRule="auto"/>
+              <w:rPr>
+                <w:rFonts w:ascii="Times New Roman" w:hAnsi="Times New Roman" w:cs="Times New Roman"/>
+              </w:rPr>
+            </w:pPr>
+            <w:r>
+              <w:rPr>
+                <w:rFonts w:ascii="Times New Roman" w:hAnsi="Times New Roman" w:cs="Times New Roman"/>
+                <w:color w:val="1F1F1F"/>
+              </w:rPr>
+              <w:t>Trạng thái xét duyệt (PENDING/APPROVED/REJECTED).</w:t>
+            </w:r>
+          </w:p>
+        </w:tc>
+        <w:tc>
+          <w:tcPr>
+            <w:tcW w:w="1795" w:type="dxa"/>
+          </w:tcPr>
+          <w:p>
+            <w:pPr>
+              <w:spacing w:line="360" w:lineRule="auto"/>
+              <w:rPr>
+                <w:rFonts w:ascii="Times New Roman" w:hAnsi="Times New Roman" w:cs="Times New Roman"/>
+              </w:rPr>
+            </w:pPr>
+          </w:p>
+        </w:tc>
+      </w:tr>
+      <w:tr>
+        <w:tc>
+          <w:tcPr>
+            <w:tcW w:w="729" w:type="dxa"/>
+          </w:tcPr>
+          <w:p>
+            <w:pPr>
+              <w:spacing w:line="360" w:lineRule="auto"/>
+              <w:jc w:val="center"/>
+              <w:rPr>
+                <w:rFonts w:ascii="Times New Roman" w:hAnsi="Times New Roman" w:cs="Times New Roman"/>
+                <w:sz w:val="28"/>
+                <w:szCs w:val="28"/>
+              </w:rPr>
+            </w:pPr>
+            <w:r>
+              <w:rPr>
+                <w:rFonts w:ascii="Times New Roman" w:hAnsi="Times New Roman" w:cs="Times New Roman"/>
+                <w:sz w:val="28"/>
+                <w:szCs w:val="28"/>
+              </w:rPr>
+              <w:t>8</w:t>
+            </w:r>
+          </w:p>
+        </w:tc>
+        <w:tc>
+          <w:tcPr>
+            <w:tcW w:w="1751" w:type="dxa"/>
+          </w:tcPr>
+          <w:p>
+            <w:pPr>
+              <w:spacing w:line="360" w:lineRule="auto"/>
+              <w:rPr>
+                <w:rFonts w:ascii="Times New Roman" w:hAnsi="Times New Roman" w:cs="Times New Roman"/>
+              </w:rPr>
+            </w:pPr>
+            <w:r>
+              <w:rPr>
+                <w:rFonts w:ascii="Times New Roman" w:hAnsi="Times New Roman" w:cs="Times New Roman"/>
+              </w:rPr>
+              <w:t>approved_by</w:t>
+            </w:r>
+          </w:p>
+        </w:tc>
+        <w:tc>
+          <w:tcPr>
+            <w:tcW w:w="1675" w:type="dxa"/>
+          </w:tcPr>
+          <w:p>
+            <w:pPr>
+              <w:spacing w:line="360" w:lineRule="auto"/>
+              <w:rPr>
+                <w:rFonts w:ascii="Times New Roman" w:hAnsi="Times New Roman" w:cs="Times New Roman"/>
+              </w:rPr>
+            </w:pPr>
+            <w:r>
+              <w:rPr>
+                <w:rFonts w:ascii="Times New Roman" w:hAnsi="Times New Roman" w:cs="Times New Roman"/>
+              </w:rPr>
+              <w:t>BIGINT</w:t>
+            </w:r>
+          </w:p>
+        </w:tc>
+        <w:tc>
+          <w:tcPr>
+            <w:tcW w:w="3400" w:type="dxa"/>
+          </w:tcPr>
+          <w:p>
+            <w:pPr>
+              <w:spacing w:line="360" w:lineRule="auto"/>
+              <w:rPr>
+                <w:rFonts w:ascii="Times New Roman" w:hAnsi="Times New Roman" w:cs="Times New Roman"/>
+              </w:rPr>
+            </w:pPr>
+            <w:r>
+              <w:rPr>
+                <w:rFonts w:ascii="Times New Roman" w:hAnsi="Times New Roman" w:cs="Times New Roman"/>
+                <w:color w:val="1F1F1F"/>
+              </w:rPr>
+              <w:t>ID Tiếp tân thực hiện duyệt/từ chối lịch.</w:t>
+            </w:r>
+          </w:p>
+        </w:tc>
+        <w:tc>
+          <w:tcPr>
+            <w:tcW w:w="1795" w:type="dxa"/>
+          </w:tcPr>
+          <w:p>
+            <w:pPr>
+              <w:spacing w:line="360" w:lineRule="auto"/>
+              <w:rPr>
+                <w:rFonts w:ascii="Times New Roman" w:hAnsi="Times New Roman" w:cs="Times New Roman"/>
+              </w:rPr>
+            </w:pPr>
+            <w:r>
+              <w:rPr>
+                <w:rFonts w:ascii="Times New Roman" w:hAnsi="Times New Roman" w:cs="Times New Roman"/>
+              </w:rPr>
+              <w:t>FOREIGN KEY</w:t>
+            </w:r>
+          </w:p>
+        </w:tc>
+      </w:tr>
+      <w:tr>
+        <w:tc>
+          <w:tcPr>
+            <w:tcW w:w="729" w:type="dxa"/>
+          </w:tcPr>
+          <w:p>
+            <w:pPr>
+              <w:spacing w:line="360" w:lineRule="auto"/>
+              <w:jc w:val="center"/>
+              <w:rPr>
+                <w:rFonts w:ascii="Times New Roman" w:hAnsi="Times New Roman" w:cs="Times New Roman"/>
+                <w:sz w:val="28"/>
+                <w:szCs w:val="28"/>
+              </w:rPr>
+            </w:pPr>
+            <w:r>
+              <w:rPr>
+                <w:rFonts w:ascii="Times New Roman" w:hAnsi="Times New Roman" w:cs="Times New Roman"/>
+                <w:sz w:val="28"/>
+                <w:szCs w:val="28"/>
+              </w:rPr>
+              <w:t>9</w:t>
+            </w:r>
+          </w:p>
+        </w:tc>
+        <w:tc>
+          <w:tcPr>
+            <w:tcW w:w="1751" w:type="dxa"/>
+          </w:tcPr>
+          <w:p>
+            <w:pPr>
+              <w:spacing w:line="360" w:lineRule="auto"/>
+              <w:rPr>
+                <w:rFonts w:ascii="Times New Roman" w:hAnsi="Times New Roman" w:cs="Times New Roman"/>
+              </w:rPr>
+            </w:pPr>
+            <w:r>
+              <w:rPr>
+                <w:rFonts w:ascii="Times New Roman" w:hAnsi="Times New Roman" w:cs="Times New Roman"/>
+              </w:rPr>
+              <w:t>rejection_reason</w:t>
+            </w:r>
+          </w:p>
+        </w:tc>
+        <w:tc>
+          <w:tcPr>
+            <w:tcW w:w="1675" w:type="dxa"/>
+          </w:tcPr>
+          <w:p>
+            <w:pPr>
+              <w:spacing w:line="360" w:lineRule="auto"/>
+              <w:rPr>
+                <w:rFonts w:ascii="Times New Roman" w:hAnsi="Times New Roman" w:cs="Times New Roman"/>
+              </w:rPr>
+            </w:pPr>
+            <w:r>
+              <w:rPr>
+                <w:rFonts w:ascii="Times New Roman" w:hAnsi="Times New Roman" w:cs="Times New Roman"/>
+              </w:rPr>
+              <w:t>TEXT</w:t>
+            </w:r>
+          </w:p>
+        </w:tc>
+        <w:tc>
+          <w:tcPr>
+            <w:tcW w:w="3400" w:type="dxa"/>
+          </w:tcPr>
+          <w:p>
+            <w:pPr>
+              <w:spacing w:line="360" w:lineRule="auto"/>
+              <w:rPr>
+                <w:rFonts w:ascii="Times New Roman" w:hAnsi="Times New Roman" w:cs="Times New Roman"/>
+              </w:rPr>
+            </w:pPr>
+            <w:r>
+              <w:rPr>
+                <w:rFonts w:ascii="Times New Roman" w:hAnsi="Times New Roman" w:cs="Times New Roman"/>
+                <w:color w:val="1F1F1F"/>
+              </w:rPr>
+              <w:t>Lý do tiếp tân từ chối lịch đăng ký.</w:t>
+            </w:r>
+          </w:p>
+        </w:tc>
+        <w:tc>
+          <w:tcPr>
+            <w:tcW w:w="1795" w:type="dxa"/>
+          </w:tcPr>
+          <w:p>
+            <w:pPr>
+              <w:spacing w:line="360" w:lineRule="auto"/>
+              <w:rPr>
+                <w:rFonts w:ascii="Times New Roman" w:hAnsi="Times New Roman" w:cs="Times New Roman"/>
+              </w:rPr>
+            </w:pPr>
+            <w:r>
+              <w:rPr>
+                <w:rFonts w:ascii="Times New Roman" w:hAnsi="Times New Roman" w:cs="Times New Roman"/>
+                <w:color w:val="1F1F1F"/>
+              </w:rPr>
+              <w:t>NULL</w:t>
+            </w:r>
+          </w:p>
+        </w:tc>
+      </w:tr>
+      <w:tr>
+        <w:tc>
+          <w:tcPr>
+            <w:tcW w:w="729" w:type="dxa"/>
+          </w:tcPr>
+          <w:p>
+            <w:pPr>
+              <w:spacing w:line="360" w:lineRule="auto"/>
+              <w:jc w:val="center"/>
+              <w:rPr>
+                <w:rFonts w:ascii="Times New Roman" w:hAnsi="Times New Roman" w:cs="Times New Roman"/>
+                <w:sz w:val="28"/>
+                <w:szCs w:val="28"/>
+              </w:rPr>
+            </w:pPr>
+            <w:r>
+              <w:rPr>
+                <w:rFonts w:ascii="Times New Roman" w:hAnsi="Times New Roman" w:cs="Times New Roman"/>
+                <w:sz w:val="28"/>
+                <w:szCs w:val="28"/>
+              </w:rPr>
+              <w:t>10</w:t>
+            </w:r>
+          </w:p>
+        </w:tc>
+        <w:tc>
+          <w:tcPr>
+            <w:tcW w:w="1751" w:type="dxa"/>
+          </w:tcPr>
+          <w:p>
+            <w:pPr>
+              <w:spacing w:line="360" w:lineRule="auto"/>
+              <w:rPr>
+                <w:rFonts w:ascii="Times New Roman" w:hAnsi="Times New Roman" w:cs="Times New Roman"/>
               </w:rPr>
             </w:pPr>
             <w:r>
@@ -5083,15 +6431,13 @@
         </w:tc>
         <w:tc>
           <w:tcPr>
-            <w:tcW w:w="1776" w:type="dxa"/>
-          </w:tcPr>
-          <w:p>
-            <w:pPr>
-              <w:spacing w:line="360" w:lineRule="auto"/>
-              <w:rPr>
-                <w:rFonts w:ascii="Times New Roman" w:hAnsi="Times New Roman" w:cs="Times New Roman"/>
-                <w:sz w:val="28"/>
-                <w:szCs w:val="28"/>
+            <w:tcW w:w="1675" w:type="dxa"/>
+          </w:tcPr>
+          <w:p>
+            <w:pPr>
+              <w:spacing w:line="360" w:lineRule="auto"/>
+              <w:rPr>
+                <w:rFonts w:ascii="Times New Roman" w:hAnsi="Times New Roman" w:cs="Times New Roman"/>
               </w:rPr>
             </w:pPr>
             <w:r>
@@ -5104,38 +6450,42 @@
         </w:tc>
         <w:tc>
           <w:tcPr>
-            <w:tcW w:w="2913" w:type="dxa"/>
-          </w:tcPr>
-          <w:p>
-            <w:pPr>
-              <w:spacing w:line="360" w:lineRule="auto"/>
-              <w:rPr>
-                <w:rFonts w:ascii="Times New Roman" w:hAnsi="Times New Roman" w:cs="Times New Roman"/>
-                <w:sz w:val="28"/>
-                <w:szCs w:val="28"/>
-              </w:rPr>
-            </w:pPr>
-            <w:r>
-              <w:rPr>
-                <w:rFonts w:ascii="Times New Roman" w:hAnsi="Times New Roman" w:cs="Times New Roman"/>
-              </w:rPr>
-              <w:t>Ngày tạo</w:t>
-            </w:r>
-          </w:p>
-        </w:tc>
-        <w:tc>
-          <w:tcPr>
-            <w:tcW w:w="1681" w:type="dxa"/>
-          </w:tcPr>
-          <w:p>
-            <w:pPr>
-              <w:spacing w:line="360" w:lineRule="auto"/>
-              <w:rPr>
-                <w:rFonts w:ascii="Times New Roman" w:hAnsi="Times New Roman" w:cs="Times New Roman"/>
-                <w:sz w:val="28"/>
-                <w:szCs w:val="28"/>
-              </w:rPr>
-            </w:pPr>
+            <w:tcW w:w="3400" w:type="dxa"/>
+          </w:tcPr>
+          <w:p>
+            <w:pPr>
+              <w:spacing w:line="360" w:lineRule="auto"/>
+              <w:rPr>
+                <w:rFonts w:ascii="Times New Roman" w:hAnsi="Times New Roman" w:cs="Times New Roman"/>
+              </w:rPr>
+            </w:pPr>
+            <w:r>
+              <w:rPr>
+                <w:rFonts w:ascii="Times New Roman" w:hAnsi="Times New Roman" w:cs="Times New Roman"/>
+                <w:color w:val="1F1F1F"/>
+              </w:rPr>
+              <w:t>Thời điểm bác sĩ tạo đăng ký ca làm việc.</w:t>
+            </w:r>
+          </w:p>
+        </w:tc>
+        <w:tc>
+          <w:tcPr>
+            <w:tcW w:w="1795" w:type="dxa"/>
+          </w:tcPr>
+          <w:p>
+            <w:pPr>
+              <w:spacing w:line="360" w:lineRule="auto"/>
+              <w:rPr>
+                <w:rFonts w:ascii="Times New Roman" w:hAnsi="Times New Roman" w:cs="Times New Roman"/>
+              </w:rPr>
+            </w:pPr>
+            <w:r>
+              <w:rPr>
+                <w:rFonts w:ascii="Times New Roman" w:hAnsi="Times New Roman" w:cs="Times New Roman"/>
+                <w:color w:val="1F1F1F"/>
+              </w:rPr>
+              <w:t>NOT NULL</w:t>
+            </w:r>
           </w:p>
         </w:tc>
       </w:tr>
@@ -5193,16 +6543,16 @@
         <w:tblLook w:val="04A0" w:firstRow="1" w:lastRow="0" w:firstColumn="1" w:lastColumn="0" w:noHBand="0" w:noVBand="1"/>
       </w:tblPr>
       <w:tblGrid>
-        <w:gridCol w:w="767"/>
-        <w:gridCol w:w="1408"/>
-        <w:gridCol w:w="1759"/>
-        <w:gridCol w:w="4297"/>
-        <w:gridCol w:w="1119"/>
+        <w:gridCol w:w="746"/>
+        <w:gridCol w:w="1963"/>
+        <w:gridCol w:w="2083"/>
+        <w:gridCol w:w="3036"/>
+        <w:gridCol w:w="1522"/>
       </w:tblGrid>
       <w:tr>
         <w:tc>
           <w:tcPr>
-            <w:tcW w:w="784" w:type="dxa"/>
+            <w:tcW w:w="746" w:type="dxa"/>
             <w:tcBorders>
               <w:top w:val="single" w:sz="4" w:space="0" w:color="auto"/>
               <w:left w:val="single" w:sz="4" w:space="0" w:color="auto"/>
@@ -5238,7 +6588,7 @@
         </w:tc>
         <w:tc>
           <w:tcPr>
-            <w:tcW w:w="1445" w:type="dxa"/>
+            <w:tcW w:w="1939" w:type="dxa"/>
             <w:tcBorders>
               <w:top w:val="single" w:sz="4" w:space="0" w:color="auto"/>
               <w:left w:val="single" w:sz="4" w:space="0" w:color="auto"/>
@@ -5274,7 +6624,7 @@
         </w:tc>
         <w:tc>
           <w:tcPr>
-            <w:tcW w:w="1609" w:type="dxa"/>
+            <w:tcW w:w="2080" w:type="dxa"/>
             <w:tcBorders>
               <w:top w:val="single" w:sz="4" w:space="0" w:color="auto"/>
               <w:left w:val="single" w:sz="4" w:space="0" w:color="auto"/>
@@ -5310,7 +6660,7 @@
         </w:tc>
         <w:tc>
           <w:tcPr>
-            <w:tcW w:w="4330" w:type="dxa"/>
+            <w:tcW w:w="3060" w:type="dxa"/>
             <w:tcBorders>
               <w:top w:val="single" w:sz="4" w:space="0" w:color="auto"/>
               <w:left w:val="single" w:sz="4" w:space="0" w:color="auto"/>
@@ -5346,7 +6696,7 @@
         </w:tc>
         <w:tc>
           <w:tcPr>
-            <w:tcW w:w="1182" w:type="dxa"/>
+            <w:tcW w:w="1525" w:type="dxa"/>
             <w:tcBorders>
               <w:top w:val="single" w:sz="4" w:space="0" w:color="auto"/>
               <w:left w:val="single" w:sz="4" w:space="0" w:color="auto"/>
@@ -5384,7 +6734,7 @@
       <w:tr>
         <w:tc>
           <w:tcPr>
-            <w:tcW w:w="784" w:type="dxa"/>
+            <w:tcW w:w="746" w:type="dxa"/>
             <w:tcBorders>
               <w:top w:val="single" w:sz="4" w:space="0" w:color="auto"/>
               <w:left w:val="single" w:sz="4" w:space="0" w:color="auto"/>
@@ -5415,7 +6765,7 @@
         </w:tc>
         <w:tc>
           <w:tcPr>
-            <w:tcW w:w="1445" w:type="dxa"/>
+            <w:tcW w:w="1939" w:type="dxa"/>
             <w:tcBorders>
               <w:top w:val="single" w:sz="4" w:space="0" w:color="auto"/>
               <w:left w:val="single" w:sz="4" w:space="0" w:color="auto"/>
@@ -5429,8 +6779,6 @@
               <w:spacing w:line="360" w:lineRule="auto"/>
               <w:rPr>
                 <w:rFonts w:ascii="Times New Roman" w:hAnsi="Times New Roman" w:cs="Times New Roman"/>
-                <w:sz w:val="28"/>
-                <w:szCs w:val="28"/>
               </w:rPr>
             </w:pPr>
             <w:r>
@@ -5443,7 +6791,7 @@
         </w:tc>
         <w:tc>
           <w:tcPr>
-            <w:tcW w:w="1609" w:type="dxa"/>
+            <w:tcW w:w="2080" w:type="dxa"/>
             <w:tcBorders>
               <w:top w:val="single" w:sz="4" w:space="0" w:color="auto"/>
               <w:left w:val="single" w:sz="4" w:space="0" w:color="auto"/>
@@ -5457,8 +6805,6 @@
               <w:spacing w:line="360" w:lineRule="auto"/>
               <w:rPr>
                 <w:rFonts w:ascii="Times New Roman" w:hAnsi="Times New Roman" w:cs="Times New Roman"/>
-                <w:sz w:val="28"/>
-                <w:szCs w:val="28"/>
               </w:rPr>
             </w:pPr>
             <w:r>
@@ -5471,7 +6817,7 @@
         </w:tc>
         <w:tc>
           <w:tcPr>
-            <w:tcW w:w="4330" w:type="dxa"/>
+            <w:tcW w:w="3060" w:type="dxa"/>
             <w:tcBorders>
               <w:top w:val="single" w:sz="4" w:space="0" w:color="auto"/>
               <w:left w:val="single" w:sz="4" w:space="0" w:color="auto"/>
@@ -5485,21 +6831,20 @@
               <w:spacing w:line="360" w:lineRule="auto"/>
               <w:rPr>
                 <w:rFonts w:ascii="Times New Roman" w:hAnsi="Times New Roman" w:cs="Times New Roman"/>
-                <w:sz w:val="28"/>
-                <w:szCs w:val="28"/>
-              </w:rPr>
-            </w:pPr>
-            <w:r>
-              <w:rPr>
-                <w:rFonts w:ascii="Times New Roman" w:hAnsi="Times New Roman" w:cs="Times New Roman"/>
-              </w:rPr>
-              <w:t>ID đặt lịch</w:t>
-            </w:r>
-          </w:p>
-        </w:tc>
-        <w:tc>
-          <w:tcPr>
-            <w:tcW w:w="1182" w:type="dxa"/>
+              </w:rPr>
+            </w:pPr>
+            <w:r>
+              <w:rPr>
+                <w:rFonts w:ascii="Times New Roman" w:hAnsi="Times New Roman" w:cs="Times New Roman"/>
+                <w:color w:val="1F1F1F"/>
+              </w:rPr>
+              <w:t>Khóa chính định danh phiếu đặt lịch.</w:t>
+            </w:r>
+          </w:p>
+        </w:tc>
+        <w:tc>
+          <w:tcPr>
+            <w:tcW w:w="1525" w:type="dxa"/>
             <w:tcBorders>
               <w:top w:val="single" w:sz="4" w:space="0" w:color="auto"/>
               <w:left w:val="single" w:sz="4" w:space="0" w:color="auto"/>
@@ -5513,17 +6858,16 @@
               <w:spacing w:line="360" w:lineRule="auto"/>
               <w:rPr>
                 <w:rFonts w:ascii="Times New Roman" w:hAnsi="Times New Roman" w:cs="Times New Roman"/>
-                <w:sz w:val="28"/>
-                <w:szCs w:val="28"/>
-              </w:rPr>
-            </w:pPr>
-            <w:r>
-              <w:rPr>
-                <w:rFonts w:ascii="Times New Roman" w:hAnsi="Times New Roman" w:cs="Times New Roman"/>
-                <w:sz w:val="28"/>
-                <w:szCs w:val="28"/>
-              </w:rPr>
-              <w:t>Khoá chính</w:t>
+              </w:rPr>
+            </w:pPr>
+            <w:r>
+              <w:rPr>
+                <w:rFonts w:ascii="Times New Roman" w:hAnsi="Times New Roman" w:cs="Times New Roman"/>
+                <w:b/>
+                <w:bCs/>
+                <w:color w:val="1F1F1F"/>
+              </w:rPr>
+              <w:t>PRIMARY KEY</w:t>
             </w:r>
           </w:p>
         </w:tc>
@@ -5531,7 +6875,7 @@
       <w:tr>
         <w:tc>
           <w:tcPr>
-            <w:tcW w:w="784" w:type="dxa"/>
+            <w:tcW w:w="746" w:type="dxa"/>
             <w:tcBorders>
               <w:top w:val="single" w:sz="4" w:space="0" w:color="auto"/>
               <w:left w:val="single" w:sz="4" w:space="0" w:color="auto"/>
@@ -5562,7 +6906,7 @@
         </w:tc>
         <w:tc>
           <w:tcPr>
-            <w:tcW w:w="1445" w:type="dxa"/>
+            <w:tcW w:w="1939" w:type="dxa"/>
             <w:tcBorders>
               <w:top w:val="single" w:sz="4" w:space="0" w:color="auto"/>
               <w:left w:val="single" w:sz="4" w:space="0" w:color="auto"/>
@@ -5576,21 +6920,19 @@
               <w:spacing w:line="360" w:lineRule="auto"/>
               <w:rPr>
                 <w:rFonts w:ascii="Times New Roman" w:hAnsi="Times New Roman" w:cs="Times New Roman"/>
-                <w:sz w:val="28"/>
-                <w:szCs w:val="28"/>
-              </w:rPr>
-            </w:pPr>
-            <w:r>
-              <w:rPr>
-                <w:rFonts w:ascii="Times New Roman" w:hAnsi="Times New Roman" w:cs="Times New Roman"/>
-              </w:rPr>
-              <w:t>patient_id</w:t>
-            </w:r>
-          </w:p>
-        </w:tc>
-        <w:tc>
-          <w:tcPr>
-            <w:tcW w:w="1609" w:type="dxa"/>
+              </w:rPr>
+            </w:pPr>
+            <w:r>
+              <w:rPr>
+                <w:rFonts w:ascii="Times New Roman" w:hAnsi="Times New Roman" w:cs="Times New Roman"/>
+              </w:rPr>
+              <w:t>appointment_uuid</w:t>
+            </w:r>
+          </w:p>
+        </w:tc>
+        <w:tc>
+          <w:tcPr>
+            <w:tcW w:w="2080" w:type="dxa"/>
             <w:tcBorders>
               <w:top w:val="single" w:sz="4" w:space="0" w:color="auto"/>
               <w:left w:val="single" w:sz="4" w:space="0" w:color="auto"/>
@@ -5604,21 +6946,19 @@
               <w:spacing w:line="360" w:lineRule="auto"/>
               <w:rPr>
                 <w:rFonts w:ascii="Times New Roman" w:hAnsi="Times New Roman" w:cs="Times New Roman"/>
-                <w:sz w:val="28"/>
-                <w:szCs w:val="28"/>
-              </w:rPr>
-            </w:pPr>
-            <w:r>
-              <w:rPr>
-                <w:rFonts w:ascii="Times New Roman" w:hAnsi="Times New Roman" w:cs="Times New Roman"/>
-              </w:rPr>
-              <w:t>BIGINT</w:t>
-            </w:r>
-          </w:p>
-        </w:tc>
-        <w:tc>
-          <w:tcPr>
-            <w:tcW w:w="4330" w:type="dxa"/>
+              </w:rPr>
+            </w:pPr>
+            <w:r>
+              <w:rPr>
+                <w:rFonts w:ascii="Times New Roman" w:hAnsi="Times New Roman" w:cs="Times New Roman"/>
+              </w:rPr>
+              <w:t>UUID</w:t>
+            </w:r>
+          </w:p>
+        </w:tc>
+        <w:tc>
+          <w:tcPr>
+            <w:tcW w:w="3060" w:type="dxa"/>
             <w:tcBorders>
               <w:top w:val="single" w:sz="4" w:space="0" w:color="auto"/>
               <w:left w:val="single" w:sz="4" w:space="0" w:color="auto"/>
@@ -5632,21 +6972,20 @@
               <w:spacing w:line="360" w:lineRule="auto"/>
               <w:rPr>
                 <w:rFonts w:ascii="Times New Roman" w:hAnsi="Times New Roman" w:cs="Times New Roman"/>
-                <w:sz w:val="28"/>
-                <w:szCs w:val="28"/>
-              </w:rPr>
-            </w:pPr>
-            <w:r>
-              <w:rPr>
-                <w:rFonts w:ascii="Times New Roman" w:hAnsi="Times New Roman" w:cs="Times New Roman"/>
-              </w:rPr>
-              <w:t>FK → Users</w:t>
-            </w:r>
-          </w:p>
-        </w:tc>
-        <w:tc>
-          <w:tcPr>
-            <w:tcW w:w="1182" w:type="dxa"/>
+              </w:rPr>
+            </w:pPr>
+            <w:r>
+              <w:rPr>
+                <w:rFonts w:ascii="Times New Roman" w:hAnsi="Times New Roman" w:cs="Times New Roman"/>
+                <w:color w:val="1F1F1F"/>
+              </w:rPr>
+              <w:t>Chuỗi UUID duy nhất mã hóa thành mã QR Code.</w:t>
+            </w:r>
+          </w:p>
+        </w:tc>
+        <w:tc>
+          <w:tcPr>
+            <w:tcW w:w="1525" w:type="dxa"/>
             <w:tcBorders>
               <w:top w:val="single" w:sz="4" w:space="0" w:color="auto"/>
               <w:left w:val="single" w:sz="4" w:space="0" w:color="auto"/>
@@ -5660,17 +6999,14 @@
               <w:spacing w:line="360" w:lineRule="auto"/>
               <w:rPr>
                 <w:rFonts w:ascii="Times New Roman" w:hAnsi="Times New Roman" w:cs="Times New Roman"/>
-                <w:sz w:val="28"/>
-                <w:szCs w:val="28"/>
-              </w:rPr>
-            </w:pPr>
-            <w:r>
-              <w:rPr>
-                <w:rFonts w:ascii="Times New Roman" w:hAnsi="Times New Roman" w:cs="Times New Roman"/>
-                <w:sz w:val="28"/>
-                <w:szCs w:val="28"/>
-              </w:rPr>
-              <w:t> </w:t>
+              </w:rPr>
+            </w:pPr>
+            <w:r>
+              <w:rPr>
+                <w:rFonts w:ascii="Times New Roman" w:hAnsi="Times New Roman" w:cs="Times New Roman"/>
+                <w:color w:val="1F1F1F"/>
+              </w:rPr>
+              <w:t>UNIQUE</w:t>
             </w:r>
           </w:p>
         </w:tc>
@@ -5678,7 +7014,7 @@
       <w:tr>
         <w:tc>
           <w:tcPr>
-            <w:tcW w:w="784" w:type="dxa"/>
+            <w:tcW w:w="746" w:type="dxa"/>
             <w:tcBorders>
               <w:top w:val="single" w:sz="4" w:space="0" w:color="auto"/>
               <w:left w:val="single" w:sz="4" w:space="0" w:color="auto"/>
@@ -5709,7 +7045,7 @@
         </w:tc>
         <w:tc>
           <w:tcPr>
-            <w:tcW w:w="1445" w:type="dxa"/>
+            <w:tcW w:w="1939" w:type="dxa"/>
             <w:tcBorders>
               <w:top w:val="single" w:sz="4" w:space="0" w:color="auto"/>
               <w:left w:val="single" w:sz="4" w:space="0" w:color="auto"/>
@@ -5723,21 +7059,19 @@
               <w:spacing w:line="360" w:lineRule="auto"/>
               <w:rPr>
                 <w:rFonts w:ascii="Times New Roman" w:hAnsi="Times New Roman" w:cs="Times New Roman"/>
-                <w:sz w:val="28"/>
-                <w:szCs w:val="28"/>
-              </w:rPr>
-            </w:pPr>
-            <w:r>
-              <w:rPr>
-                <w:rFonts w:ascii="Times New Roman" w:hAnsi="Times New Roman" w:cs="Times New Roman"/>
-              </w:rPr>
-              <w:t>doctor_id</w:t>
-            </w:r>
-          </w:p>
-        </w:tc>
-        <w:tc>
-          <w:tcPr>
-            <w:tcW w:w="1609" w:type="dxa"/>
+              </w:rPr>
+            </w:pPr>
+            <w:r>
+              <w:rPr>
+                <w:rFonts w:ascii="Times New Roman" w:hAnsi="Times New Roman" w:cs="Times New Roman"/>
+              </w:rPr>
+              <w:t>patient_id</w:t>
+            </w:r>
+          </w:p>
+        </w:tc>
+        <w:tc>
+          <w:tcPr>
+            <w:tcW w:w="2080" w:type="dxa"/>
             <w:tcBorders>
               <w:top w:val="single" w:sz="4" w:space="0" w:color="auto"/>
               <w:left w:val="single" w:sz="4" w:space="0" w:color="auto"/>
@@ -5751,8 +7085,6 @@
               <w:spacing w:line="360" w:lineRule="auto"/>
               <w:rPr>
                 <w:rFonts w:ascii="Times New Roman" w:hAnsi="Times New Roman" w:cs="Times New Roman"/>
-                <w:sz w:val="28"/>
-                <w:szCs w:val="28"/>
               </w:rPr>
             </w:pPr>
             <w:r>
@@ -5765,7 +7097,7 @@
         </w:tc>
         <w:tc>
           <w:tcPr>
-            <w:tcW w:w="4330" w:type="dxa"/>
+            <w:tcW w:w="3060" w:type="dxa"/>
             <w:tcBorders>
               <w:top w:val="single" w:sz="4" w:space="0" w:color="auto"/>
               <w:left w:val="single" w:sz="4" w:space="0" w:color="auto"/>
@@ -5779,21 +7111,20 @@
               <w:spacing w:line="360" w:lineRule="auto"/>
               <w:rPr>
                 <w:rFonts w:ascii="Times New Roman" w:hAnsi="Times New Roman" w:cs="Times New Roman"/>
-                <w:sz w:val="28"/>
-                <w:szCs w:val="28"/>
-              </w:rPr>
-            </w:pPr>
-            <w:r>
-              <w:rPr>
-                <w:rFonts w:ascii="Times New Roman" w:hAnsi="Times New Roman" w:cs="Times New Roman"/>
-              </w:rPr>
-              <w:t>FK → Doctors</w:t>
-            </w:r>
-          </w:p>
-        </w:tc>
-        <w:tc>
-          <w:tcPr>
-            <w:tcW w:w="1182" w:type="dxa"/>
+              </w:rPr>
+            </w:pPr>
+            <w:r>
+              <w:rPr>
+                <w:rFonts w:ascii="Times New Roman" w:hAnsi="Times New Roman" w:cs="Times New Roman"/>
+                <w:color w:val="1F1F1F"/>
+              </w:rPr>
+              <w:t>ID tài khoản đặt lịch.</w:t>
+            </w:r>
+          </w:p>
+        </w:tc>
+        <w:tc>
+          <w:tcPr>
+            <w:tcW w:w="1525" w:type="dxa"/>
             <w:tcBorders>
               <w:top w:val="single" w:sz="4" w:space="0" w:color="auto"/>
               <w:left w:val="single" w:sz="4" w:space="0" w:color="auto"/>
@@ -5807,17 +7138,16 @@
               <w:spacing w:line="360" w:lineRule="auto"/>
               <w:rPr>
                 <w:rFonts w:ascii="Times New Roman" w:hAnsi="Times New Roman" w:cs="Times New Roman"/>
-                <w:sz w:val="28"/>
-                <w:szCs w:val="28"/>
-              </w:rPr>
-            </w:pPr>
-            <w:r>
-              <w:rPr>
-                <w:rFonts w:ascii="Times New Roman" w:hAnsi="Times New Roman" w:cs="Times New Roman"/>
-                <w:sz w:val="28"/>
-                <w:szCs w:val="28"/>
-              </w:rPr>
-              <w:t> </w:t>
+              </w:rPr>
+            </w:pPr>
+            <w:r>
+              <w:rPr>
+                <w:rFonts w:ascii="Times New Roman" w:hAnsi="Times New Roman" w:cs="Times New Roman"/>
+                <w:b/>
+                <w:bCs/>
+                <w:color w:val="1F1F1F"/>
+              </w:rPr>
+              <w:t xml:space="preserve">FOREIGN KEY </w:t>
             </w:r>
           </w:p>
         </w:tc>
@@ -5825,7 +7155,7 @@
       <w:tr>
         <w:tc>
           <w:tcPr>
-            <w:tcW w:w="784" w:type="dxa"/>
+            <w:tcW w:w="746" w:type="dxa"/>
             <w:tcBorders>
               <w:top w:val="single" w:sz="4" w:space="0" w:color="auto"/>
               <w:left w:val="single" w:sz="4" w:space="0" w:color="auto"/>
@@ -5856,7 +7186,7 @@
         </w:tc>
         <w:tc>
           <w:tcPr>
-            <w:tcW w:w="1445" w:type="dxa"/>
+            <w:tcW w:w="1939" w:type="dxa"/>
             <w:tcBorders>
               <w:top w:val="single" w:sz="4" w:space="0" w:color="auto"/>
               <w:left w:val="single" w:sz="4" w:space="0" w:color="auto"/>
@@ -5870,21 +7200,19 @@
               <w:spacing w:line="360" w:lineRule="auto"/>
               <w:rPr>
                 <w:rFonts w:ascii="Times New Roman" w:hAnsi="Times New Roman" w:cs="Times New Roman"/>
-                <w:sz w:val="28"/>
-                <w:szCs w:val="28"/>
-              </w:rPr>
-            </w:pPr>
-            <w:r>
-              <w:rPr>
-                <w:rFonts w:ascii="Times New Roman" w:hAnsi="Times New Roman" w:cs="Times New Roman"/>
-              </w:rPr>
-              <w:t>schedule_id</w:t>
-            </w:r>
-          </w:p>
-        </w:tc>
-        <w:tc>
-          <w:tcPr>
-            <w:tcW w:w="1609" w:type="dxa"/>
+              </w:rPr>
+            </w:pPr>
+            <w:r>
+              <w:rPr>
+                <w:rFonts w:ascii="Times New Roman" w:hAnsi="Times New Roman" w:cs="Times New Roman"/>
+              </w:rPr>
+              <w:t>doctor_id</w:t>
+            </w:r>
+          </w:p>
+        </w:tc>
+        <w:tc>
+          <w:tcPr>
+            <w:tcW w:w="2080" w:type="dxa"/>
             <w:tcBorders>
               <w:top w:val="single" w:sz="4" w:space="0" w:color="auto"/>
               <w:left w:val="single" w:sz="4" w:space="0" w:color="auto"/>
@@ -5898,8 +7226,6 @@
               <w:spacing w:line="360" w:lineRule="auto"/>
               <w:rPr>
                 <w:rFonts w:ascii="Times New Roman" w:hAnsi="Times New Roman" w:cs="Times New Roman"/>
-                <w:sz w:val="28"/>
-                <w:szCs w:val="28"/>
               </w:rPr>
             </w:pPr>
             <w:r>
@@ -5912,7 +7238,7 @@
         </w:tc>
         <w:tc>
           <w:tcPr>
-            <w:tcW w:w="4330" w:type="dxa"/>
+            <w:tcW w:w="3060" w:type="dxa"/>
             <w:tcBorders>
               <w:top w:val="single" w:sz="4" w:space="0" w:color="auto"/>
               <w:left w:val="single" w:sz="4" w:space="0" w:color="auto"/>
@@ -5926,21 +7252,20 @@
               <w:spacing w:line="360" w:lineRule="auto"/>
               <w:rPr>
                 <w:rFonts w:ascii="Times New Roman" w:hAnsi="Times New Roman" w:cs="Times New Roman"/>
-                <w:sz w:val="28"/>
-                <w:szCs w:val="28"/>
-              </w:rPr>
-            </w:pPr>
-            <w:r>
-              <w:rPr>
-                <w:rFonts w:ascii="Times New Roman" w:hAnsi="Times New Roman" w:cs="Times New Roman"/>
-              </w:rPr>
-              <w:t>FK → Schedules</w:t>
-            </w:r>
-          </w:p>
-        </w:tc>
-        <w:tc>
-          <w:tcPr>
-            <w:tcW w:w="1182" w:type="dxa"/>
+              </w:rPr>
+            </w:pPr>
+            <w:r>
+              <w:rPr>
+                <w:rFonts w:ascii="Times New Roman" w:hAnsi="Times New Roman" w:cs="Times New Roman"/>
+                <w:color w:val="1F1F1F"/>
+              </w:rPr>
+              <w:t>ID bác sĩ được chọn khám.</w:t>
+            </w:r>
+          </w:p>
+        </w:tc>
+        <w:tc>
+          <w:tcPr>
+            <w:tcW w:w="1525" w:type="dxa"/>
             <w:tcBorders>
               <w:top w:val="single" w:sz="4" w:space="0" w:color="auto"/>
               <w:left w:val="single" w:sz="4" w:space="0" w:color="auto"/>
@@ -5954,17 +7279,16 @@
               <w:spacing w:line="360" w:lineRule="auto"/>
               <w:rPr>
                 <w:rFonts w:ascii="Times New Roman" w:hAnsi="Times New Roman" w:cs="Times New Roman"/>
-                <w:sz w:val="28"/>
-                <w:szCs w:val="28"/>
-              </w:rPr>
-            </w:pPr>
-            <w:r>
-              <w:rPr>
-                <w:rFonts w:ascii="Times New Roman" w:hAnsi="Times New Roman" w:cs="Times New Roman"/>
-                <w:sz w:val="28"/>
-                <w:szCs w:val="28"/>
-              </w:rPr>
-              <w:t> </w:t>
+              </w:rPr>
+            </w:pPr>
+            <w:r>
+              <w:rPr>
+                <w:rFonts w:ascii="Times New Roman" w:hAnsi="Times New Roman" w:cs="Times New Roman"/>
+                <w:b/>
+                <w:bCs/>
+                <w:color w:val="1F1F1F"/>
+              </w:rPr>
+              <w:t xml:space="preserve">FOREIGN KEY </w:t>
             </w:r>
           </w:p>
         </w:tc>
@@ -5972,7 +7296,7 @@
       <w:tr>
         <w:tc>
           <w:tcPr>
-            <w:tcW w:w="784" w:type="dxa"/>
+            <w:tcW w:w="746" w:type="dxa"/>
             <w:tcBorders>
               <w:top w:val="single" w:sz="4" w:space="0" w:color="auto"/>
               <w:left w:val="single" w:sz="4" w:space="0" w:color="auto"/>
@@ -6002,111 +7326,105 @@
         </w:tc>
         <w:tc>
           <w:tcPr>
-            <w:tcW w:w="1445" w:type="dxa"/>
-            <w:tcBorders>
-              <w:top w:val="single" w:sz="4" w:space="0" w:color="auto"/>
-              <w:left w:val="single" w:sz="4" w:space="0" w:color="auto"/>
-              <w:bottom w:val="single" w:sz="4" w:space="0" w:color="auto"/>
-              <w:right w:val="single" w:sz="4" w:space="0" w:color="auto"/>
-            </w:tcBorders>
-          </w:tcPr>
-          <w:p>
-            <w:pPr>
-              <w:spacing w:line="360" w:lineRule="auto"/>
-              <w:rPr>
-                <w:rFonts w:ascii="Times New Roman" w:hAnsi="Times New Roman" w:cs="Times New Roman"/>
-                <w:sz w:val="28"/>
-                <w:szCs w:val="28"/>
-              </w:rPr>
-            </w:pPr>
-            <w:r>
-              <w:rPr>
-                <w:rFonts w:ascii="Times New Roman" w:hAnsi="Times New Roman" w:cs="Times New Roman"/>
-              </w:rPr>
-              <w:t>status</w:t>
-            </w:r>
-          </w:p>
-        </w:tc>
-        <w:tc>
-          <w:tcPr>
-            <w:tcW w:w="1609" w:type="dxa"/>
-            <w:tcBorders>
-              <w:top w:val="single" w:sz="4" w:space="0" w:color="auto"/>
-              <w:left w:val="single" w:sz="4" w:space="0" w:color="auto"/>
-              <w:bottom w:val="single" w:sz="4" w:space="0" w:color="auto"/>
-              <w:right w:val="single" w:sz="4" w:space="0" w:color="auto"/>
-            </w:tcBorders>
-          </w:tcPr>
-          <w:p>
-            <w:pPr>
-              <w:spacing w:line="360" w:lineRule="auto"/>
-              <w:rPr>
-                <w:rFonts w:ascii="Times New Roman" w:hAnsi="Times New Roman" w:cs="Times New Roman"/>
-                <w:sz w:val="28"/>
-                <w:szCs w:val="28"/>
-              </w:rPr>
-            </w:pPr>
-            <w:r>
-              <w:rPr>
-                <w:rFonts w:ascii="Times New Roman" w:hAnsi="Times New Roman" w:cs="Times New Roman"/>
-              </w:rPr>
-              <w:t>VARCHAR(20)</w:t>
-            </w:r>
-          </w:p>
-        </w:tc>
-        <w:tc>
-          <w:tcPr>
-            <w:tcW w:w="4330" w:type="dxa"/>
-            <w:tcBorders>
-              <w:top w:val="single" w:sz="4" w:space="0" w:color="auto"/>
-              <w:left w:val="single" w:sz="4" w:space="0" w:color="auto"/>
-              <w:bottom w:val="single" w:sz="4" w:space="0" w:color="auto"/>
-              <w:right w:val="single" w:sz="4" w:space="0" w:color="auto"/>
-            </w:tcBorders>
-          </w:tcPr>
-          <w:p>
-            <w:pPr>
-              <w:spacing w:line="360" w:lineRule="auto"/>
-              <w:rPr>
-                <w:rFonts w:ascii="Times New Roman" w:hAnsi="Times New Roman" w:cs="Times New Roman"/>
-                <w:sz w:val="28"/>
-                <w:szCs w:val="28"/>
-              </w:rPr>
-            </w:pPr>
-            <w:r>
-              <w:rPr>
-                <w:rFonts w:ascii="Times New Roman" w:hAnsi="Times New Roman" w:cs="Times New Roman"/>
-              </w:rPr>
-              <w:t>Pending/Confirmed/Cancelled/Completed</w:t>
-            </w:r>
-          </w:p>
-        </w:tc>
-        <w:tc>
-          <w:tcPr>
-            <w:tcW w:w="1182" w:type="dxa"/>
-            <w:tcBorders>
-              <w:top w:val="single" w:sz="4" w:space="0" w:color="auto"/>
-              <w:left w:val="single" w:sz="4" w:space="0" w:color="auto"/>
-              <w:bottom w:val="single" w:sz="4" w:space="0" w:color="auto"/>
-              <w:right w:val="single" w:sz="4" w:space="0" w:color="auto"/>
-            </w:tcBorders>
-          </w:tcPr>
-          <w:p>
-            <w:pPr>
-              <w:spacing w:line="360" w:lineRule="auto"/>
-              <w:rPr>
-                <w:rFonts w:ascii="Times New Roman" w:hAnsi="Times New Roman" w:cs="Times New Roman"/>
-                <w:sz w:val="28"/>
-                <w:szCs w:val="28"/>
-              </w:rPr>
-            </w:pPr>
-            <w:r>
-              <w:rPr>
-                <w:rFonts w:ascii="Times New Roman" w:hAnsi="Times New Roman" w:cs="Times New Roman"/>
-                <w:sz w:val="28"/>
-                <w:szCs w:val="28"/>
-              </w:rPr>
-              <w:t>ENUM</w:t>
+            <w:tcW w:w="1939" w:type="dxa"/>
+            <w:tcBorders>
+              <w:top w:val="single" w:sz="4" w:space="0" w:color="auto"/>
+              <w:left w:val="single" w:sz="4" w:space="0" w:color="auto"/>
+              <w:bottom w:val="single" w:sz="4" w:space="0" w:color="auto"/>
+              <w:right w:val="single" w:sz="4" w:space="0" w:color="auto"/>
+            </w:tcBorders>
+          </w:tcPr>
+          <w:p>
+            <w:pPr>
+              <w:spacing w:line="360" w:lineRule="auto"/>
+              <w:rPr>
+                <w:rFonts w:ascii="Times New Roman" w:hAnsi="Times New Roman" w:cs="Times New Roman"/>
+              </w:rPr>
+            </w:pPr>
+            <w:r>
+              <w:rPr>
+                <w:rFonts w:ascii="Times New Roman" w:hAnsi="Times New Roman" w:cs="Times New Roman"/>
+              </w:rPr>
+              <w:t>schedule_id</w:t>
+            </w:r>
+          </w:p>
+        </w:tc>
+        <w:tc>
+          <w:tcPr>
+            <w:tcW w:w="2080" w:type="dxa"/>
+            <w:tcBorders>
+              <w:top w:val="single" w:sz="4" w:space="0" w:color="auto"/>
+              <w:left w:val="single" w:sz="4" w:space="0" w:color="auto"/>
+              <w:bottom w:val="single" w:sz="4" w:space="0" w:color="auto"/>
+              <w:right w:val="single" w:sz="4" w:space="0" w:color="auto"/>
+            </w:tcBorders>
+          </w:tcPr>
+          <w:p>
+            <w:pPr>
+              <w:spacing w:line="360" w:lineRule="auto"/>
+              <w:rPr>
+                <w:rFonts w:ascii="Times New Roman" w:hAnsi="Times New Roman" w:cs="Times New Roman"/>
+              </w:rPr>
+            </w:pPr>
+            <w:r>
+              <w:rPr>
+                <w:rFonts w:ascii="Times New Roman" w:hAnsi="Times New Roman" w:cs="Times New Roman"/>
+              </w:rPr>
+              <w:t>BIGINT</w:t>
+            </w:r>
+          </w:p>
+        </w:tc>
+        <w:tc>
+          <w:tcPr>
+            <w:tcW w:w="3060" w:type="dxa"/>
+            <w:tcBorders>
+              <w:top w:val="single" w:sz="4" w:space="0" w:color="auto"/>
+              <w:left w:val="single" w:sz="4" w:space="0" w:color="auto"/>
+              <w:bottom w:val="single" w:sz="4" w:space="0" w:color="auto"/>
+              <w:right w:val="single" w:sz="4" w:space="0" w:color="auto"/>
+            </w:tcBorders>
+          </w:tcPr>
+          <w:p>
+            <w:pPr>
+              <w:spacing w:line="360" w:lineRule="auto"/>
+              <w:rPr>
+                <w:rFonts w:ascii="Times New Roman" w:hAnsi="Times New Roman" w:cs="Times New Roman"/>
+              </w:rPr>
+            </w:pPr>
+            <w:r>
+              <w:rPr>
+                <w:rFonts w:ascii="Times New Roman" w:hAnsi="Times New Roman" w:cs="Times New Roman"/>
+                <w:color w:val="1F1F1F"/>
+              </w:rPr>
+              <w:t>ID ca làm việc tương ứng.</w:t>
+            </w:r>
+          </w:p>
+        </w:tc>
+        <w:tc>
+          <w:tcPr>
+            <w:tcW w:w="1525" w:type="dxa"/>
+            <w:tcBorders>
+              <w:top w:val="single" w:sz="4" w:space="0" w:color="auto"/>
+              <w:left w:val="single" w:sz="4" w:space="0" w:color="auto"/>
+              <w:bottom w:val="single" w:sz="4" w:space="0" w:color="auto"/>
+              <w:right w:val="single" w:sz="4" w:space="0" w:color="auto"/>
+            </w:tcBorders>
+          </w:tcPr>
+          <w:p>
+            <w:pPr>
+              <w:spacing w:line="360" w:lineRule="auto"/>
+              <w:rPr>
+                <w:rFonts w:ascii="Times New Roman" w:hAnsi="Times New Roman" w:cs="Times New Roman"/>
+              </w:rPr>
+            </w:pPr>
+            <w:r>
+              <w:rPr>
+                <w:rFonts w:ascii="Times New Roman" w:hAnsi="Times New Roman" w:cs="Times New Roman"/>
+                <w:b/>
+                <w:bCs/>
+                <w:color w:val="1F1F1F"/>
+              </w:rPr>
+              <w:t xml:space="preserve">FOREIGN KEY </w:t>
             </w:r>
           </w:p>
         </w:tc>
@@ -6114,7 +7432,7 @@
       <w:tr>
         <w:tc>
           <w:tcPr>
-            <w:tcW w:w="784" w:type="dxa"/>
+            <w:tcW w:w="746" w:type="dxa"/>
             <w:tcBorders>
               <w:top w:val="single" w:sz="4" w:space="0" w:color="auto"/>
               <w:left w:val="single" w:sz="4" w:space="0" w:color="auto"/>
@@ -6144,102 +7462,95 @@
         </w:tc>
         <w:tc>
           <w:tcPr>
-            <w:tcW w:w="1445" w:type="dxa"/>
-            <w:tcBorders>
-              <w:top w:val="single" w:sz="4" w:space="0" w:color="auto"/>
-              <w:left w:val="single" w:sz="4" w:space="0" w:color="auto"/>
-              <w:bottom w:val="single" w:sz="4" w:space="0" w:color="auto"/>
-              <w:right w:val="single" w:sz="4" w:space="0" w:color="auto"/>
-            </w:tcBorders>
-          </w:tcPr>
-          <w:p>
-            <w:pPr>
-              <w:spacing w:line="360" w:lineRule="auto"/>
-              <w:rPr>
-                <w:rFonts w:ascii="Times New Roman" w:hAnsi="Times New Roman" w:cs="Times New Roman"/>
-                <w:sz w:val="28"/>
-                <w:szCs w:val="28"/>
-              </w:rPr>
-            </w:pPr>
-            <w:r>
-              <w:rPr>
-                <w:rFonts w:ascii="Times New Roman" w:hAnsi="Times New Roman" w:cs="Times New Roman"/>
-              </w:rPr>
-              <w:t>reason</w:t>
-            </w:r>
-          </w:p>
-        </w:tc>
-        <w:tc>
-          <w:tcPr>
-            <w:tcW w:w="1609" w:type="dxa"/>
-            <w:tcBorders>
-              <w:top w:val="single" w:sz="4" w:space="0" w:color="auto"/>
-              <w:left w:val="single" w:sz="4" w:space="0" w:color="auto"/>
-              <w:bottom w:val="single" w:sz="4" w:space="0" w:color="auto"/>
-              <w:right w:val="single" w:sz="4" w:space="0" w:color="auto"/>
-            </w:tcBorders>
-          </w:tcPr>
-          <w:p>
-            <w:pPr>
-              <w:spacing w:line="360" w:lineRule="auto"/>
-              <w:rPr>
-                <w:rFonts w:ascii="Times New Roman" w:hAnsi="Times New Roman" w:cs="Times New Roman"/>
-                <w:sz w:val="28"/>
-                <w:szCs w:val="28"/>
-              </w:rPr>
-            </w:pPr>
-            <w:r>
-              <w:rPr>
-                <w:rFonts w:ascii="Times New Roman" w:hAnsi="Times New Roman" w:cs="Times New Roman"/>
-              </w:rPr>
-              <w:t>TEXT</w:t>
-            </w:r>
-          </w:p>
-        </w:tc>
-        <w:tc>
-          <w:tcPr>
-            <w:tcW w:w="4330" w:type="dxa"/>
-            <w:tcBorders>
-              <w:top w:val="single" w:sz="4" w:space="0" w:color="auto"/>
-              <w:left w:val="single" w:sz="4" w:space="0" w:color="auto"/>
-              <w:bottom w:val="single" w:sz="4" w:space="0" w:color="auto"/>
-              <w:right w:val="single" w:sz="4" w:space="0" w:color="auto"/>
-            </w:tcBorders>
-          </w:tcPr>
-          <w:p>
-            <w:pPr>
-              <w:spacing w:line="360" w:lineRule="auto"/>
-              <w:rPr>
-                <w:rFonts w:ascii="Times New Roman" w:hAnsi="Times New Roman" w:cs="Times New Roman"/>
-                <w:sz w:val="28"/>
-                <w:szCs w:val="28"/>
-              </w:rPr>
-            </w:pPr>
-            <w:r>
-              <w:rPr>
-                <w:rFonts w:ascii="Times New Roman" w:hAnsi="Times New Roman" w:cs="Times New Roman"/>
-              </w:rPr>
-              <w:t>Lý do khám</w:t>
-            </w:r>
-          </w:p>
-        </w:tc>
-        <w:tc>
-          <w:tcPr>
-            <w:tcW w:w="1182" w:type="dxa"/>
-            <w:tcBorders>
-              <w:top w:val="single" w:sz="4" w:space="0" w:color="auto"/>
-              <w:left w:val="single" w:sz="4" w:space="0" w:color="auto"/>
-              <w:bottom w:val="single" w:sz="4" w:space="0" w:color="auto"/>
-              <w:right w:val="single" w:sz="4" w:space="0" w:color="auto"/>
-            </w:tcBorders>
-          </w:tcPr>
-          <w:p>
-            <w:pPr>
-              <w:spacing w:line="360" w:lineRule="auto"/>
-              <w:rPr>
-                <w:rFonts w:ascii="Times New Roman" w:hAnsi="Times New Roman" w:cs="Times New Roman"/>
-                <w:sz w:val="28"/>
-                <w:szCs w:val="28"/>
+            <w:tcW w:w="1939" w:type="dxa"/>
+            <w:tcBorders>
+              <w:top w:val="single" w:sz="4" w:space="0" w:color="auto"/>
+              <w:left w:val="single" w:sz="4" w:space="0" w:color="auto"/>
+              <w:bottom w:val="single" w:sz="4" w:space="0" w:color="auto"/>
+              <w:right w:val="single" w:sz="4" w:space="0" w:color="auto"/>
+            </w:tcBorders>
+          </w:tcPr>
+          <w:p>
+            <w:pPr>
+              <w:spacing w:line="360" w:lineRule="auto"/>
+              <w:rPr>
+                <w:rFonts w:ascii="Times New Roman" w:hAnsi="Times New Roman" w:cs="Times New Roman"/>
+              </w:rPr>
+            </w:pPr>
+            <w:r>
+              <w:rPr>
+                <w:rFonts w:ascii="Times New Roman" w:hAnsi="Times New Roman" w:cs="Times New Roman"/>
+              </w:rPr>
+              <w:t>status</w:t>
+            </w:r>
+          </w:p>
+        </w:tc>
+        <w:tc>
+          <w:tcPr>
+            <w:tcW w:w="2080" w:type="dxa"/>
+            <w:tcBorders>
+              <w:top w:val="single" w:sz="4" w:space="0" w:color="auto"/>
+              <w:left w:val="single" w:sz="4" w:space="0" w:color="auto"/>
+              <w:bottom w:val="single" w:sz="4" w:space="0" w:color="auto"/>
+              <w:right w:val="single" w:sz="4" w:space="0" w:color="auto"/>
+            </w:tcBorders>
+          </w:tcPr>
+          <w:p>
+            <w:pPr>
+              <w:spacing w:line="360" w:lineRule="auto"/>
+              <w:rPr>
+                <w:rFonts w:ascii="Times New Roman" w:hAnsi="Times New Roman" w:cs="Times New Roman"/>
+              </w:rPr>
+            </w:pPr>
+            <w:r>
+              <w:rPr>
+                <w:rFonts w:ascii="Times New Roman" w:hAnsi="Times New Roman" w:cs="Times New Roman"/>
+              </w:rPr>
+              <w:t>appointment_status</w:t>
+            </w:r>
+          </w:p>
+        </w:tc>
+        <w:tc>
+          <w:tcPr>
+            <w:tcW w:w="3060" w:type="dxa"/>
+            <w:tcBorders>
+              <w:top w:val="single" w:sz="4" w:space="0" w:color="auto"/>
+              <w:left w:val="single" w:sz="4" w:space="0" w:color="auto"/>
+              <w:bottom w:val="single" w:sz="4" w:space="0" w:color="auto"/>
+              <w:right w:val="single" w:sz="4" w:space="0" w:color="auto"/>
+            </w:tcBorders>
+          </w:tcPr>
+          <w:p>
+            <w:pPr>
+              <w:spacing w:line="360" w:lineRule="auto"/>
+              <w:rPr>
+                <w:rFonts w:ascii="Times New Roman" w:hAnsi="Times New Roman" w:cs="Times New Roman"/>
+              </w:rPr>
+            </w:pPr>
+            <w:r>
+              <w:rPr>
+                <w:rFonts w:ascii="Times New Roman" w:hAnsi="Times New Roman" w:cs="Times New Roman"/>
+                <w:color w:val="1F1F1F"/>
+              </w:rPr>
+              <w:t>Trạng thái phiếu hẹn (PENDING /CHECKED_IN / COMPLETED).</w:t>
+            </w:r>
+          </w:p>
+        </w:tc>
+        <w:tc>
+          <w:tcPr>
+            <w:tcW w:w="1525" w:type="dxa"/>
+            <w:tcBorders>
+              <w:top w:val="single" w:sz="4" w:space="0" w:color="auto"/>
+              <w:left w:val="single" w:sz="4" w:space="0" w:color="auto"/>
+              <w:bottom w:val="single" w:sz="4" w:space="0" w:color="auto"/>
+              <w:right w:val="single" w:sz="4" w:space="0" w:color="auto"/>
+            </w:tcBorders>
+          </w:tcPr>
+          <w:p>
+            <w:pPr>
+              <w:spacing w:line="360" w:lineRule="auto"/>
+              <w:rPr>
+                <w:rFonts w:ascii="Times New Roman" w:hAnsi="Times New Roman" w:cs="Times New Roman"/>
               </w:rPr>
             </w:pPr>
           </w:p>
@@ -6248,7 +7559,7 @@
       <w:tr>
         <w:tc>
           <w:tcPr>
-            <w:tcW w:w="784" w:type="dxa"/>
+            <w:tcW w:w="746" w:type="dxa"/>
             <w:tcBorders>
               <w:top w:val="single" w:sz="4" w:space="0" w:color="auto"/>
               <w:left w:val="single" w:sz="4" w:space="0" w:color="auto"/>
@@ -6272,108 +7583,102 @@
                 <w:sz w:val="28"/>
                 <w:szCs w:val="28"/>
               </w:rPr>
+              <w:lastRenderedPageBreak/>
               <w:t>7</w:t>
             </w:r>
           </w:p>
         </w:tc>
         <w:tc>
           <w:tcPr>
-            <w:tcW w:w="1445" w:type="dxa"/>
-            <w:tcBorders>
-              <w:top w:val="single" w:sz="4" w:space="0" w:color="auto"/>
-              <w:left w:val="single" w:sz="4" w:space="0" w:color="auto"/>
-              <w:bottom w:val="single" w:sz="4" w:space="0" w:color="auto"/>
-              <w:right w:val="single" w:sz="4" w:space="0" w:color="auto"/>
-            </w:tcBorders>
-          </w:tcPr>
-          <w:p>
-            <w:pPr>
-              <w:spacing w:line="360" w:lineRule="auto"/>
-              <w:rPr>
-                <w:rFonts w:ascii="Times New Roman" w:hAnsi="Times New Roman" w:cs="Times New Roman"/>
-                <w:sz w:val="28"/>
-                <w:szCs w:val="28"/>
-              </w:rPr>
-            </w:pPr>
-            <w:r>
-              <w:rPr>
-                <w:rFonts w:ascii="Times New Roman" w:hAnsi="Times New Roman" w:cs="Times New Roman"/>
-              </w:rPr>
-              <w:t>created_at</w:t>
-            </w:r>
-          </w:p>
-        </w:tc>
-        <w:tc>
-          <w:tcPr>
-            <w:tcW w:w="1609" w:type="dxa"/>
-            <w:tcBorders>
-              <w:top w:val="single" w:sz="4" w:space="0" w:color="auto"/>
-              <w:left w:val="single" w:sz="4" w:space="0" w:color="auto"/>
-              <w:bottom w:val="single" w:sz="4" w:space="0" w:color="auto"/>
-              <w:right w:val="single" w:sz="4" w:space="0" w:color="auto"/>
-            </w:tcBorders>
-          </w:tcPr>
-          <w:p>
-            <w:pPr>
-              <w:spacing w:line="360" w:lineRule="auto"/>
-              <w:rPr>
-                <w:rFonts w:ascii="Times New Roman" w:hAnsi="Times New Roman" w:cs="Times New Roman"/>
-                <w:sz w:val="28"/>
-                <w:szCs w:val="28"/>
-              </w:rPr>
-            </w:pPr>
-            <w:r>
-              <w:rPr>
-                <w:rFonts w:ascii="Times New Roman" w:hAnsi="Times New Roman" w:cs="Times New Roman"/>
-              </w:rPr>
-              <w:t>TIMESTAMP</w:t>
-            </w:r>
-          </w:p>
-        </w:tc>
-        <w:tc>
-          <w:tcPr>
-            <w:tcW w:w="4330" w:type="dxa"/>
-            <w:tcBorders>
-              <w:top w:val="single" w:sz="4" w:space="0" w:color="auto"/>
-              <w:left w:val="single" w:sz="4" w:space="0" w:color="auto"/>
-              <w:bottom w:val="single" w:sz="4" w:space="0" w:color="auto"/>
-              <w:right w:val="single" w:sz="4" w:space="0" w:color="auto"/>
-            </w:tcBorders>
-          </w:tcPr>
-          <w:p>
-            <w:pPr>
-              <w:spacing w:line="360" w:lineRule="auto"/>
-              <w:rPr>
-                <w:rFonts w:ascii="Times New Roman" w:hAnsi="Times New Roman" w:cs="Times New Roman"/>
-                <w:sz w:val="28"/>
-                <w:szCs w:val="28"/>
-              </w:rPr>
-            </w:pPr>
-            <w:r>
-              <w:rPr>
-                <w:rFonts w:ascii="Times New Roman" w:hAnsi="Times New Roman" w:cs="Times New Roman"/>
-              </w:rPr>
-              <w:t>Thời điểm đặt</w:t>
-            </w:r>
-          </w:p>
-        </w:tc>
-        <w:tc>
-          <w:tcPr>
-            <w:tcW w:w="1182" w:type="dxa"/>
-            <w:tcBorders>
-              <w:top w:val="single" w:sz="4" w:space="0" w:color="auto"/>
-              <w:left w:val="single" w:sz="4" w:space="0" w:color="auto"/>
-              <w:bottom w:val="single" w:sz="4" w:space="0" w:color="auto"/>
-              <w:right w:val="single" w:sz="4" w:space="0" w:color="auto"/>
-            </w:tcBorders>
-          </w:tcPr>
-          <w:p>
-            <w:pPr>
-              <w:spacing w:line="360" w:lineRule="auto"/>
-              <w:rPr>
-                <w:rFonts w:ascii="Times New Roman" w:hAnsi="Times New Roman" w:cs="Times New Roman"/>
-                <w:sz w:val="28"/>
-                <w:szCs w:val="28"/>
+            <w:tcW w:w="1939" w:type="dxa"/>
+            <w:tcBorders>
+              <w:top w:val="single" w:sz="4" w:space="0" w:color="auto"/>
+              <w:left w:val="single" w:sz="4" w:space="0" w:color="auto"/>
+              <w:bottom w:val="single" w:sz="4" w:space="0" w:color="auto"/>
+              <w:right w:val="single" w:sz="4" w:space="0" w:color="auto"/>
+            </w:tcBorders>
+          </w:tcPr>
+          <w:p>
+            <w:pPr>
+              <w:spacing w:line="360" w:lineRule="auto"/>
+              <w:rPr>
+                <w:rFonts w:ascii="Times New Roman" w:hAnsi="Times New Roman" w:cs="Times New Roman"/>
+              </w:rPr>
+            </w:pPr>
+            <w:r>
+              <w:rPr>
+                <w:rFonts w:ascii="Times New Roman" w:hAnsi="Times New Roman" w:cs="Times New Roman"/>
+              </w:rPr>
+              <w:t>reason</w:t>
+            </w:r>
+          </w:p>
+        </w:tc>
+        <w:tc>
+          <w:tcPr>
+            <w:tcW w:w="2080" w:type="dxa"/>
+            <w:tcBorders>
+              <w:top w:val="single" w:sz="4" w:space="0" w:color="auto"/>
+              <w:left w:val="single" w:sz="4" w:space="0" w:color="auto"/>
+              <w:bottom w:val="single" w:sz="4" w:space="0" w:color="auto"/>
+              <w:right w:val="single" w:sz="4" w:space="0" w:color="auto"/>
+            </w:tcBorders>
+          </w:tcPr>
+          <w:p>
+            <w:pPr>
+              <w:spacing w:line="360" w:lineRule="auto"/>
+              <w:rPr>
+                <w:rFonts w:ascii="Times New Roman" w:hAnsi="Times New Roman" w:cs="Times New Roman"/>
+              </w:rPr>
+            </w:pPr>
+            <w:r>
+              <w:rPr>
+                <w:rFonts w:ascii="Times New Roman" w:hAnsi="Times New Roman" w:cs="Times New Roman"/>
+              </w:rPr>
+              <w:t>TEXT</w:t>
+            </w:r>
+          </w:p>
+        </w:tc>
+        <w:tc>
+          <w:tcPr>
+            <w:tcW w:w="3060" w:type="dxa"/>
+            <w:tcBorders>
+              <w:top w:val="single" w:sz="4" w:space="0" w:color="auto"/>
+              <w:left w:val="single" w:sz="4" w:space="0" w:color="auto"/>
+              <w:bottom w:val="single" w:sz="4" w:space="0" w:color="auto"/>
+              <w:right w:val="single" w:sz="4" w:space="0" w:color="auto"/>
+            </w:tcBorders>
+          </w:tcPr>
+          <w:p>
+            <w:pPr>
+              <w:spacing w:line="360" w:lineRule="auto"/>
+              <w:rPr>
+                <w:rFonts w:ascii="Times New Roman" w:hAnsi="Times New Roman" w:cs="Times New Roman"/>
+              </w:rPr>
+            </w:pPr>
+            <w:r>
+              <w:rPr>
+                <w:rFonts w:ascii="Times New Roman" w:hAnsi="Times New Roman" w:cs="Times New Roman"/>
+                <w:color w:val="1F1F1F"/>
+              </w:rPr>
+              <w:t>Lý do khám bệnh / Triệu chứng ban đầu.</w:t>
+            </w:r>
+          </w:p>
+        </w:tc>
+        <w:tc>
+          <w:tcPr>
+            <w:tcW w:w="1525" w:type="dxa"/>
+            <w:tcBorders>
+              <w:top w:val="single" w:sz="4" w:space="0" w:color="auto"/>
+              <w:left w:val="single" w:sz="4" w:space="0" w:color="auto"/>
+              <w:bottom w:val="single" w:sz="4" w:space="0" w:color="auto"/>
+              <w:right w:val="single" w:sz="4" w:space="0" w:color="auto"/>
+            </w:tcBorders>
+          </w:tcPr>
+          <w:p>
+            <w:pPr>
+              <w:spacing w:line="360" w:lineRule="auto"/>
+              <w:rPr>
+                <w:rFonts w:ascii="Times New Roman" w:hAnsi="Times New Roman" w:cs="Times New Roman"/>
               </w:rPr>
             </w:pPr>
           </w:p>
@@ -6382,7 +7687,7 @@
       <w:tr>
         <w:tc>
           <w:tcPr>
-            <w:tcW w:w="784" w:type="dxa"/>
+            <w:tcW w:w="746" w:type="dxa"/>
             <w:tcBorders>
               <w:top w:val="single" w:sz="4" w:space="0" w:color="auto"/>
               <w:left w:val="single" w:sz="4" w:space="0" w:color="auto"/>
@@ -6412,21 +7717,661 @@
         </w:tc>
         <w:tc>
           <w:tcPr>
-            <w:tcW w:w="1445" w:type="dxa"/>
-            <w:tcBorders>
-              <w:top w:val="single" w:sz="4" w:space="0" w:color="auto"/>
-              <w:left w:val="single" w:sz="4" w:space="0" w:color="auto"/>
-              <w:bottom w:val="single" w:sz="4" w:space="0" w:color="auto"/>
-              <w:right w:val="single" w:sz="4" w:space="0" w:color="auto"/>
-            </w:tcBorders>
-          </w:tcPr>
-          <w:p>
-            <w:pPr>
-              <w:spacing w:line="360" w:lineRule="auto"/>
-              <w:rPr>
-                <w:rFonts w:ascii="Times New Roman" w:hAnsi="Times New Roman" w:cs="Times New Roman"/>
-                <w:sz w:val="28"/>
-                <w:szCs w:val="28"/>
+            <w:tcW w:w="1939" w:type="dxa"/>
+            <w:tcBorders>
+              <w:top w:val="single" w:sz="4" w:space="0" w:color="auto"/>
+              <w:left w:val="single" w:sz="4" w:space="0" w:color="auto"/>
+              <w:bottom w:val="single" w:sz="4" w:space="0" w:color="auto"/>
+              <w:right w:val="single" w:sz="4" w:space="0" w:color="auto"/>
+            </w:tcBorders>
+          </w:tcPr>
+          <w:p>
+            <w:pPr>
+              <w:spacing w:line="360" w:lineRule="auto"/>
+              <w:rPr>
+                <w:rFonts w:ascii="Times New Roman" w:hAnsi="Times New Roman" w:cs="Times New Roman"/>
+              </w:rPr>
+            </w:pPr>
+            <w:r>
+              <w:rPr>
+                <w:rFonts w:ascii="Times New Roman" w:hAnsi="Times New Roman" w:cs="Times New Roman"/>
+              </w:rPr>
+              <w:t>is_for_relative</w:t>
+            </w:r>
+          </w:p>
+        </w:tc>
+        <w:tc>
+          <w:tcPr>
+            <w:tcW w:w="2080" w:type="dxa"/>
+            <w:tcBorders>
+              <w:top w:val="single" w:sz="4" w:space="0" w:color="auto"/>
+              <w:left w:val="single" w:sz="4" w:space="0" w:color="auto"/>
+              <w:bottom w:val="single" w:sz="4" w:space="0" w:color="auto"/>
+              <w:right w:val="single" w:sz="4" w:space="0" w:color="auto"/>
+            </w:tcBorders>
+          </w:tcPr>
+          <w:p>
+            <w:pPr>
+              <w:spacing w:line="360" w:lineRule="auto"/>
+              <w:rPr>
+                <w:rFonts w:ascii="Times New Roman" w:hAnsi="Times New Roman" w:cs="Times New Roman"/>
+              </w:rPr>
+            </w:pPr>
+            <w:r>
+              <w:rPr>
+                <w:rFonts w:ascii="Times New Roman" w:hAnsi="Times New Roman" w:cs="Times New Roman"/>
+              </w:rPr>
+              <w:t>BOOLEAN</w:t>
+            </w:r>
+          </w:p>
+        </w:tc>
+        <w:tc>
+          <w:tcPr>
+            <w:tcW w:w="3060" w:type="dxa"/>
+            <w:tcBorders>
+              <w:top w:val="single" w:sz="4" w:space="0" w:color="auto"/>
+              <w:left w:val="single" w:sz="4" w:space="0" w:color="auto"/>
+              <w:bottom w:val="single" w:sz="4" w:space="0" w:color="auto"/>
+              <w:right w:val="single" w:sz="4" w:space="0" w:color="auto"/>
+            </w:tcBorders>
+          </w:tcPr>
+          <w:p>
+            <w:pPr>
+              <w:spacing w:line="360" w:lineRule="auto"/>
+              <w:rPr>
+                <w:rFonts w:ascii="Times New Roman" w:hAnsi="Times New Roman" w:cs="Times New Roman"/>
+              </w:rPr>
+            </w:pPr>
+            <w:r>
+              <w:rPr>
+                <w:rFonts w:ascii="Times New Roman" w:hAnsi="Times New Roman" w:cs="Times New Roman"/>
+                <w:color w:val="1F1F1F"/>
+              </w:rPr>
+              <w:t>Đánh dấu nếu đặt lịch hộ người thân.</w:t>
+            </w:r>
+          </w:p>
+        </w:tc>
+        <w:tc>
+          <w:tcPr>
+            <w:tcW w:w="1525" w:type="dxa"/>
+            <w:tcBorders>
+              <w:top w:val="single" w:sz="4" w:space="0" w:color="auto"/>
+              <w:left w:val="single" w:sz="4" w:space="0" w:color="auto"/>
+              <w:bottom w:val="single" w:sz="4" w:space="0" w:color="auto"/>
+              <w:right w:val="single" w:sz="4" w:space="0" w:color="auto"/>
+            </w:tcBorders>
+          </w:tcPr>
+          <w:p>
+            <w:pPr>
+              <w:spacing w:line="360" w:lineRule="auto"/>
+              <w:rPr>
+                <w:rFonts w:ascii="Times New Roman" w:hAnsi="Times New Roman" w:cs="Times New Roman"/>
+              </w:rPr>
+            </w:pPr>
+          </w:p>
+        </w:tc>
+      </w:tr>
+      <w:tr>
+        <w:tc>
+          <w:tcPr>
+            <w:tcW w:w="746" w:type="dxa"/>
+            <w:tcBorders>
+              <w:top w:val="single" w:sz="4" w:space="0" w:color="auto"/>
+              <w:left w:val="single" w:sz="4" w:space="0" w:color="auto"/>
+              <w:bottom w:val="single" w:sz="4" w:space="0" w:color="auto"/>
+              <w:right w:val="single" w:sz="4" w:space="0" w:color="auto"/>
+            </w:tcBorders>
+          </w:tcPr>
+          <w:p>
+            <w:pPr>
+              <w:spacing w:line="360" w:lineRule="auto"/>
+              <w:jc w:val="center"/>
+              <w:rPr>
+                <w:rFonts w:ascii="Times New Roman" w:hAnsi="Times New Roman" w:cs="Times New Roman"/>
+                <w:sz w:val="28"/>
+                <w:szCs w:val="28"/>
+              </w:rPr>
+            </w:pPr>
+            <w:r>
+              <w:rPr>
+                <w:rFonts w:ascii="Times New Roman" w:hAnsi="Times New Roman" w:cs="Times New Roman"/>
+                <w:sz w:val="28"/>
+                <w:szCs w:val="28"/>
+              </w:rPr>
+              <w:t>9</w:t>
+            </w:r>
+          </w:p>
+        </w:tc>
+        <w:tc>
+          <w:tcPr>
+            <w:tcW w:w="1939" w:type="dxa"/>
+            <w:tcBorders>
+              <w:top w:val="single" w:sz="4" w:space="0" w:color="auto"/>
+              <w:left w:val="single" w:sz="4" w:space="0" w:color="auto"/>
+              <w:bottom w:val="single" w:sz="4" w:space="0" w:color="auto"/>
+              <w:right w:val="single" w:sz="4" w:space="0" w:color="auto"/>
+            </w:tcBorders>
+          </w:tcPr>
+          <w:p>
+            <w:pPr>
+              <w:spacing w:line="360" w:lineRule="auto"/>
+              <w:rPr>
+                <w:rFonts w:ascii="Times New Roman" w:hAnsi="Times New Roman" w:cs="Times New Roman"/>
+              </w:rPr>
+            </w:pPr>
+            <w:r>
+              <w:rPr>
+                <w:rFonts w:ascii="Times New Roman" w:hAnsi="Times New Roman" w:cs="Times New Roman"/>
+              </w:rPr>
+              <w:t>patient_name</w:t>
+            </w:r>
+          </w:p>
+        </w:tc>
+        <w:tc>
+          <w:tcPr>
+            <w:tcW w:w="2080" w:type="dxa"/>
+            <w:tcBorders>
+              <w:top w:val="single" w:sz="4" w:space="0" w:color="auto"/>
+              <w:left w:val="single" w:sz="4" w:space="0" w:color="auto"/>
+              <w:bottom w:val="single" w:sz="4" w:space="0" w:color="auto"/>
+              <w:right w:val="single" w:sz="4" w:space="0" w:color="auto"/>
+            </w:tcBorders>
+          </w:tcPr>
+          <w:p>
+            <w:pPr>
+              <w:spacing w:line="360" w:lineRule="auto"/>
+              <w:rPr>
+                <w:rFonts w:ascii="Times New Roman" w:hAnsi="Times New Roman" w:cs="Times New Roman"/>
+              </w:rPr>
+            </w:pPr>
+            <w:r>
+              <w:rPr>
+                <w:rFonts w:ascii="Times New Roman" w:hAnsi="Times New Roman" w:cs="Times New Roman"/>
+              </w:rPr>
+              <w:t>VARCHAR(100)</w:t>
+            </w:r>
+          </w:p>
+        </w:tc>
+        <w:tc>
+          <w:tcPr>
+            <w:tcW w:w="3060" w:type="dxa"/>
+            <w:tcBorders>
+              <w:top w:val="single" w:sz="4" w:space="0" w:color="auto"/>
+              <w:left w:val="single" w:sz="4" w:space="0" w:color="auto"/>
+              <w:bottom w:val="single" w:sz="4" w:space="0" w:color="auto"/>
+              <w:right w:val="single" w:sz="4" w:space="0" w:color="auto"/>
+            </w:tcBorders>
+          </w:tcPr>
+          <w:p>
+            <w:pPr>
+              <w:spacing w:line="360" w:lineRule="auto"/>
+              <w:rPr>
+                <w:rFonts w:ascii="Times New Roman" w:hAnsi="Times New Roman" w:cs="Times New Roman"/>
+              </w:rPr>
+            </w:pPr>
+            <w:r>
+              <w:rPr>
+                <w:rFonts w:ascii="Times New Roman" w:hAnsi="Times New Roman" w:cs="Times New Roman"/>
+                <w:color w:val="1F1F1F"/>
+              </w:rPr>
+              <w:t>Tên người thực tế đến khám (nếu đặt hộ).</w:t>
+            </w:r>
+          </w:p>
+        </w:tc>
+        <w:tc>
+          <w:tcPr>
+            <w:tcW w:w="1525" w:type="dxa"/>
+            <w:tcBorders>
+              <w:top w:val="single" w:sz="4" w:space="0" w:color="auto"/>
+              <w:left w:val="single" w:sz="4" w:space="0" w:color="auto"/>
+              <w:bottom w:val="single" w:sz="4" w:space="0" w:color="auto"/>
+              <w:right w:val="single" w:sz="4" w:space="0" w:color="auto"/>
+            </w:tcBorders>
+          </w:tcPr>
+          <w:p>
+            <w:pPr>
+              <w:spacing w:line="360" w:lineRule="auto"/>
+              <w:rPr>
+                <w:rFonts w:ascii="Times New Roman" w:hAnsi="Times New Roman" w:cs="Times New Roman"/>
+              </w:rPr>
+            </w:pPr>
+          </w:p>
+        </w:tc>
+      </w:tr>
+      <w:tr>
+        <w:tc>
+          <w:tcPr>
+            <w:tcW w:w="746" w:type="dxa"/>
+            <w:tcBorders>
+              <w:top w:val="single" w:sz="4" w:space="0" w:color="auto"/>
+              <w:left w:val="single" w:sz="4" w:space="0" w:color="auto"/>
+              <w:bottom w:val="single" w:sz="4" w:space="0" w:color="auto"/>
+              <w:right w:val="single" w:sz="4" w:space="0" w:color="auto"/>
+            </w:tcBorders>
+          </w:tcPr>
+          <w:p>
+            <w:pPr>
+              <w:spacing w:line="360" w:lineRule="auto"/>
+              <w:jc w:val="center"/>
+              <w:rPr>
+                <w:rFonts w:ascii="Times New Roman" w:hAnsi="Times New Roman" w:cs="Times New Roman"/>
+                <w:sz w:val="28"/>
+                <w:szCs w:val="28"/>
+              </w:rPr>
+            </w:pPr>
+            <w:r>
+              <w:rPr>
+                <w:rFonts w:ascii="Times New Roman" w:hAnsi="Times New Roman" w:cs="Times New Roman"/>
+                <w:sz w:val="28"/>
+                <w:szCs w:val="28"/>
+              </w:rPr>
+              <w:t>10</w:t>
+            </w:r>
+          </w:p>
+        </w:tc>
+        <w:tc>
+          <w:tcPr>
+            <w:tcW w:w="1939" w:type="dxa"/>
+            <w:tcBorders>
+              <w:top w:val="single" w:sz="4" w:space="0" w:color="auto"/>
+              <w:left w:val="single" w:sz="4" w:space="0" w:color="auto"/>
+              <w:bottom w:val="single" w:sz="4" w:space="0" w:color="auto"/>
+              <w:right w:val="single" w:sz="4" w:space="0" w:color="auto"/>
+            </w:tcBorders>
+          </w:tcPr>
+          <w:p>
+            <w:pPr>
+              <w:spacing w:line="360" w:lineRule="auto"/>
+              <w:rPr>
+                <w:rFonts w:ascii="Times New Roman" w:hAnsi="Times New Roman" w:cs="Times New Roman"/>
+              </w:rPr>
+            </w:pPr>
+            <w:r>
+              <w:rPr>
+                <w:rFonts w:ascii="Times New Roman" w:hAnsi="Times New Roman" w:cs="Times New Roman"/>
+              </w:rPr>
+              <w:t>patient_phone</w:t>
+            </w:r>
+          </w:p>
+        </w:tc>
+        <w:tc>
+          <w:tcPr>
+            <w:tcW w:w="2080" w:type="dxa"/>
+            <w:tcBorders>
+              <w:top w:val="single" w:sz="4" w:space="0" w:color="auto"/>
+              <w:left w:val="single" w:sz="4" w:space="0" w:color="auto"/>
+              <w:bottom w:val="single" w:sz="4" w:space="0" w:color="auto"/>
+              <w:right w:val="single" w:sz="4" w:space="0" w:color="auto"/>
+            </w:tcBorders>
+          </w:tcPr>
+          <w:p>
+            <w:pPr>
+              <w:spacing w:line="360" w:lineRule="auto"/>
+              <w:rPr>
+                <w:rFonts w:ascii="Times New Roman" w:hAnsi="Times New Roman" w:cs="Times New Roman"/>
+              </w:rPr>
+            </w:pPr>
+            <w:r>
+              <w:rPr>
+                <w:rFonts w:ascii="Times New Roman" w:hAnsi="Times New Roman" w:cs="Times New Roman"/>
+              </w:rPr>
+              <w:t>VARCHAR(20)</w:t>
+            </w:r>
+          </w:p>
+        </w:tc>
+        <w:tc>
+          <w:tcPr>
+            <w:tcW w:w="3060" w:type="dxa"/>
+            <w:tcBorders>
+              <w:top w:val="single" w:sz="4" w:space="0" w:color="auto"/>
+              <w:left w:val="single" w:sz="4" w:space="0" w:color="auto"/>
+              <w:bottom w:val="single" w:sz="4" w:space="0" w:color="auto"/>
+              <w:right w:val="single" w:sz="4" w:space="0" w:color="auto"/>
+            </w:tcBorders>
+          </w:tcPr>
+          <w:p>
+            <w:pPr>
+              <w:spacing w:line="360" w:lineRule="auto"/>
+              <w:rPr>
+                <w:rFonts w:ascii="Times New Roman" w:hAnsi="Times New Roman" w:cs="Times New Roman"/>
+              </w:rPr>
+            </w:pPr>
+            <w:r>
+              <w:rPr>
+                <w:rFonts w:ascii="Times New Roman" w:hAnsi="Times New Roman" w:cs="Times New Roman"/>
+                <w:color w:val="1F1F1F"/>
+              </w:rPr>
+              <w:t>SĐT người thực tế đến khám (nếu đặt hộ).</w:t>
+            </w:r>
+          </w:p>
+        </w:tc>
+        <w:tc>
+          <w:tcPr>
+            <w:tcW w:w="1525" w:type="dxa"/>
+            <w:tcBorders>
+              <w:top w:val="single" w:sz="4" w:space="0" w:color="auto"/>
+              <w:left w:val="single" w:sz="4" w:space="0" w:color="auto"/>
+              <w:bottom w:val="single" w:sz="4" w:space="0" w:color="auto"/>
+              <w:right w:val="single" w:sz="4" w:space="0" w:color="auto"/>
+            </w:tcBorders>
+          </w:tcPr>
+          <w:p>
+            <w:pPr>
+              <w:spacing w:line="360" w:lineRule="auto"/>
+              <w:rPr>
+                <w:rFonts w:ascii="Times New Roman" w:hAnsi="Times New Roman" w:cs="Times New Roman"/>
+              </w:rPr>
+            </w:pPr>
+          </w:p>
+        </w:tc>
+      </w:tr>
+      <w:tr>
+        <w:tc>
+          <w:tcPr>
+            <w:tcW w:w="746" w:type="dxa"/>
+            <w:tcBorders>
+              <w:top w:val="single" w:sz="4" w:space="0" w:color="auto"/>
+              <w:left w:val="single" w:sz="4" w:space="0" w:color="auto"/>
+              <w:bottom w:val="single" w:sz="4" w:space="0" w:color="auto"/>
+              <w:right w:val="single" w:sz="4" w:space="0" w:color="auto"/>
+            </w:tcBorders>
+          </w:tcPr>
+          <w:p>
+            <w:pPr>
+              <w:spacing w:line="360" w:lineRule="auto"/>
+              <w:jc w:val="center"/>
+              <w:rPr>
+                <w:rFonts w:ascii="Times New Roman" w:hAnsi="Times New Roman" w:cs="Times New Roman"/>
+                <w:sz w:val="28"/>
+                <w:szCs w:val="28"/>
+              </w:rPr>
+            </w:pPr>
+            <w:r>
+              <w:rPr>
+                <w:rFonts w:ascii="Times New Roman" w:hAnsi="Times New Roman" w:cs="Times New Roman"/>
+                <w:sz w:val="28"/>
+                <w:szCs w:val="28"/>
+              </w:rPr>
+              <w:t>11</w:t>
+            </w:r>
+          </w:p>
+        </w:tc>
+        <w:tc>
+          <w:tcPr>
+            <w:tcW w:w="1939" w:type="dxa"/>
+            <w:tcBorders>
+              <w:top w:val="single" w:sz="4" w:space="0" w:color="auto"/>
+              <w:left w:val="single" w:sz="4" w:space="0" w:color="auto"/>
+              <w:bottom w:val="single" w:sz="4" w:space="0" w:color="auto"/>
+              <w:right w:val="single" w:sz="4" w:space="0" w:color="auto"/>
+            </w:tcBorders>
+          </w:tcPr>
+          <w:p>
+            <w:pPr>
+              <w:spacing w:line="360" w:lineRule="auto"/>
+              <w:rPr>
+                <w:rFonts w:ascii="Times New Roman" w:hAnsi="Times New Roman" w:cs="Times New Roman"/>
+              </w:rPr>
+            </w:pPr>
+            <w:r>
+              <w:rPr>
+                <w:rFonts w:ascii="Times New Roman" w:hAnsi="Times New Roman" w:cs="Times New Roman"/>
+              </w:rPr>
+              <w:t>patient_address</w:t>
+            </w:r>
+          </w:p>
+        </w:tc>
+        <w:tc>
+          <w:tcPr>
+            <w:tcW w:w="2080" w:type="dxa"/>
+            <w:tcBorders>
+              <w:top w:val="single" w:sz="4" w:space="0" w:color="auto"/>
+              <w:left w:val="single" w:sz="4" w:space="0" w:color="auto"/>
+              <w:bottom w:val="single" w:sz="4" w:space="0" w:color="auto"/>
+              <w:right w:val="single" w:sz="4" w:space="0" w:color="auto"/>
+            </w:tcBorders>
+          </w:tcPr>
+          <w:p>
+            <w:pPr>
+              <w:spacing w:line="360" w:lineRule="auto"/>
+              <w:rPr>
+                <w:rFonts w:ascii="Times New Roman" w:hAnsi="Times New Roman" w:cs="Times New Roman"/>
+              </w:rPr>
+            </w:pPr>
+            <w:r>
+              <w:rPr>
+                <w:rFonts w:ascii="Times New Roman" w:hAnsi="Times New Roman" w:cs="Times New Roman"/>
+              </w:rPr>
+              <w:t>TEXT</w:t>
+            </w:r>
+          </w:p>
+        </w:tc>
+        <w:tc>
+          <w:tcPr>
+            <w:tcW w:w="3060" w:type="dxa"/>
+            <w:tcBorders>
+              <w:top w:val="single" w:sz="4" w:space="0" w:color="auto"/>
+              <w:left w:val="single" w:sz="4" w:space="0" w:color="auto"/>
+              <w:bottom w:val="single" w:sz="4" w:space="0" w:color="auto"/>
+              <w:right w:val="single" w:sz="4" w:space="0" w:color="auto"/>
+            </w:tcBorders>
+          </w:tcPr>
+          <w:p>
+            <w:pPr>
+              <w:spacing w:line="360" w:lineRule="auto"/>
+              <w:rPr>
+                <w:rFonts w:ascii="Times New Roman" w:hAnsi="Times New Roman" w:cs="Times New Roman"/>
+              </w:rPr>
+            </w:pPr>
+            <w:r>
+              <w:rPr>
+                <w:rFonts w:ascii="Times New Roman" w:hAnsi="Times New Roman" w:cs="Times New Roman"/>
+                <w:color w:val="1F1F1F"/>
+              </w:rPr>
+              <w:t>Địa chỉ người thực tế đến khám (nếu đặt hộ).</w:t>
+            </w:r>
+          </w:p>
+        </w:tc>
+        <w:tc>
+          <w:tcPr>
+            <w:tcW w:w="1525" w:type="dxa"/>
+            <w:tcBorders>
+              <w:top w:val="single" w:sz="4" w:space="0" w:color="auto"/>
+              <w:left w:val="single" w:sz="4" w:space="0" w:color="auto"/>
+              <w:bottom w:val="single" w:sz="4" w:space="0" w:color="auto"/>
+              <w:right w:val="single" w:sz="4" w:space="0" w:color="auto"/>
+            </w:tcBorders>
+          </w:tcPr>
+          <w:p>
+            <w:pPr>
+              <w:spacing w:line="360" w:lineRule="auto"/>
+              <w:rPr>
+                <w:rFonts w:ascii="Times New Roman" w:hAnsi="Times New Roman" w:cs="Times New Roman"/>
+              </w:rPr>
+            </w:pPr>
+          </w:p>
+        </w:tc>
+      </w:tr>
+      <w:tr>
+        <w:tc>
+          <w:tcPr>
+            <w:tcW w:w="746" w:type="dxa"/>
+            <w:tcBorders>
+              <w:top w:val="single" w:sz="4" w:space="0" w:color="auto"/>
+              <w:left w:val="single" w:sz="4" w:space="0" w:color="auto"/>
+              <w:bottom w:val="single" w:sz="4" w:space="0" w:color="auto"/>
+              <w:right w:val="single" w:sz="4" w:space="0" w:color="auto"/>
+            </w:tcBorders>
+          </w:tcPr>
+          <w:p>
+            <w:pPr>
+              <w:spacing w:line="360" w:lineRule="auto"/>
+              <w:jc w:val="center"/>
+              <w:rPr>
+                <w:rFonts w:ascii="Times New Roman" w:hAnsi="Times New Roman" w:cs="Times New Roman"/>
+                <w:sz w:val="28"/>
+                <w:szCs w:val="28"/>
+              </w:rPr>
+            </w:pPr>
+            <w:r>
+              <w:rPr>
+                <w:rFonts w:ascii="Times New Roman" w:hAnsi="Times New Roman" w:cs="Times New Roman"/>
+                <w:sz w:val="28"/>
+                <w:szCs w:val="28"/>
+              </w:rPr>
+              <w:t>12</w:t>
+            </w:r>
+          </w:p>
+        </w:tc>
+        <w:tc>
+          <w:tcPr>
+            <w:tcW w:w="1939" w:type="dxa"/>
+            <w:tcBorders>
+              <w:top w:val="single" w:sz="4" w:space="0" w:color="auto"/>
+              <w:left w:val="single" w:sz="4" w:space="0" w:color="auto"/>
+              <w:bottom w:val="single" w:sz="4" w:space="0" w:color="auto"/>
+              <w:right w:val="single" w:sz="4" w:space="0" w:color="auto"/>
+            </w:tcBorders>
+          </w:tcPr>
+          <w:p>
+            <w:pPr>
+              <w:spacing w:line="360" w:lineRule="auto"/>
+              <w:rPr>
+                <w:rFonts w:ascii="Times New Roman" w:hAnsi="Times New Roman" w:cs="Times New Roman"/>
+              </w:rPr>
+            </w:pPr>
+            <w:r>
+              <w:rPr>
+                <w:rFonts w:ascii="Times New Roman" w:hAnsi="Times New Roman" w:cs="Times New Roman"/>
+              </w:rPr>
+              <w:t>created_at</w:t>
+            </w:r>
+          </w:p>
+        </w:tc>
+        <w:tc>
+          <w:tcPr>
+            <w:tcW w:w="2080" w:type="dxa"/>
+            <w:tcBorders>
+              <w:top w:val="single" w:sz="4" w:space="0" w:color="auto"/>
+              <w:left w:val="single" w:sz="4" w:space="0" w:color="auto"/>
+              <w:bottom w:val="single" w:sz="4" w:space="0" w:color="auto"/>
+              <w:right w:val="single" w:sz="4" w:space="0" w:color="auto"/>
+            </w:tcBorders>
+          </w:tcPr>
+          <w:p>
+            <w:pPr>
+              <w:spacing w:line="360" w:lineRule="auto"/>
+              <w:rPr>
+                <w:rFonts w:ascii="Times New Roman" w:hAnsi="Times New Roman" w:cs="Times New Roman"/>
+              </w:rPr>
+            </w:pPr>
+            <w:r>
+              <w:rPr>
+                <w:rFonts w:ascii="Times New Roman" w:hAnsi="Times New Roman" w:cs="Times New Roman"/>
+              </w:rPr>
+              <w:t>TIMESTAMP</w:t>
+            </w:r>
+          </w:p>
+        </w:tc>
+        <w:tc>
+          <w:tcPr>
+            <w:tcW w:w="3060" w:type="dxa"/>
+            <w:tcBorders>
+              <w:top w:val="single" w:sz="4" w:space="0" w:color="auto"/>
+              <w:left w:val="single" w:sz="4" w:space="0" w:color="auto"/>
+              <w:bottom w:val="single" w:sz="4" w:space="0" w:color="auto"/>
+              <w:right w:val="single" w:sz="4" w:space="0" w:color="auto"/>
+            </w:tcBorders>
+          </w:tcPr>
+          <w:p>
+            <w:pPr>
+              <w:spacing w:line="360" w:lineRule="auto"/>
+              <w:rPr>
+                <w:rFonts w:ascii="Times New Roman" w:hAnsi="Times New Roman" w:cs="Times New Roman"/>
+              </w:rPr>
+            </w:pPr>
+            <w:r>
+              <w:rPr>
+                <w:rFonts w:ascii="Times New Roman" w:hAnsi="Times New Roman" w:cs="Times New Roman"/>
+                <w:color w:val="1F1F1F"/>
+              </w:rPr>
+              <w:t>Thời điểm bấm tạo lịch hẹn.</w:t>
+            </w:r>
+          </w:p>
+        </w:tc>
+        <w:tc>
+          <w:tcPr>
+            <w:tcW w:w="1525" w:type="dxa"/>
+            <w:tcBorders>
+              <w:top w:val="single" w:sz="4" w:space="0" w:color="auto"/>
+              <w:left w:val="single" w:sz="4" w:space="0" w:color="auto"/>
+              <w:bottom w:val="single" w:sz="4" w:space="0" w:color="auto"/>
+              <w:right w:val="single" w:sz="4" w:space="0" w:color="auto"/>
+            </w:tcBorders>
+          </w:tcPr>
+          <w:p>
+            <w:pPr>
+              <w:spacing w:line="360" w:lineRule="auto"/>
+              <w:rPr>
+                <w:rFonts w:ascii="Times New Roman" w:hAnsi="Times New Roman" w:cs="Times New Roman"/>
+              </w:rPr>
+            </w:pPr>
+            <w:r>
+              <w:rPr>
+                <w:rFonts w:ascii="Times New Roman" w:hAnsi="Times New Roman" w:cs="Times New Roman"/>
+                <w:color w:val="1F1F1F"/>
+              </w:rPr>
+              <w:t>NOT NULL</w:t>
+            </w:r>
+          </w:p>
+        </w:tc>
+      </w:tr>
+      <w:tr>
+        <w:tc>
+          <w:tcPr>
+            <w:tcW w:w="746" w:type="dxa"/>
+            <w:tcBorders>
+              <w:top w:val="single" w:sz="4" w:space="0" w:color="auto"/>
+              <w:left w:val="single" w:sz="4" w:space="0" w:color="auto"/>
+              <w:bottom w:val="single" w:sz="4" w:space="0" w:color="auto"/>
+              <w:right w:val="single" w:sz="4" w:space="0" w:color="auto"/>
+            </w:tcBorders>
+          </w:tcPr>
+          <w:p>
+            <w:pPr>
+              <w:spacing w:line="360" w:lineRule="auto"/>
+              <w:jc w:val="center"/>
+              <w:rPr>
+                <w:rFonts w:ascii="Times New Roman" w:hAnsi="Times New Roman" w:cs="Times New Roman"/>
+                <w:sz w:val="28"/>
+                <w:szCs w:val="28"/>
+              </w:rPr>
+            </w:pPr>
+            <w:r>
+              <w:rPr>
+                <w:rFonts w:ascii="Times New Roman" w:hAnsi="Times New Roman" w:cs="Times New Roman"/>
+                <w:sz w:val="28"/>
+                <w:szCs w:val="28"/>
+              </w:rPr>
+              <w:t>13</w:t>
+            </w:r>
+          </w:p>
+        </w:tc>
+        <w:tc>
+          <w:tcPr>
+            <w:tcW w:w="1939" w:type="dxa"/>
+            <w:tcBorders>
+              <w:top w:val="single" w:sz="4" w:space="0" w:color="auto"/>
+              <w:left w:val="single" w:sz="4" w:space="0" w:color="auto"/>
+              <w:bottom w:val="single" w:sz="4" w:space="0" w:color="auto"/>
+              <w:right w:val="single" w:sz="4" w:space="0" w:color="auto"/>
+            </w:tcBorders>
+          </w:tcPr>
+          <w:p>
+            <w:pPr>
+              <w:spacing w:line="360" w:lineRule="auto"/>
+              <w:rPr>
+                <w:rFonts w:ascii="Times New Roman" w:hAnsi="Times New Roman" w:cs="Times New Roman"/>
               </w:rPr>
             </w:pPr>
             <w:r>
@@ -6439,21 +8384,19 @@
         </w:tc>
         <w:tc>
           <w:tcPr>
-            <w:tcW w:w="1609" w:type="dxa"/>
-            <w:tcBorders>
-              <w:top w:val="single" w:sz="4" w:space="0" w:color="auto"/>
-              <w:left w:val="single" w:sz="4" w:space="0" w:color="auto"/>
-              <w:bottom w:val="single" w:sz="4" w:space="0" w:color="auto"/>
-              <w:right w:val="single" w:sz="4" w:space="0" w:color="auto"/>
-            </w:tcBorders>
-          </w:tcPr>
-          <w:p>
-            <w:pPr>
-              <w:spacing w:line="360" w:lineRule="auto"/>
-              <w:rPr>
-                <w:rFonts w:ascii="Times New Roman" w:hAnsi="Times New Roman" w:cs="Times New Roman"/>
-                <w:sz w:val="28"/>
-                <w:szCs w:val="28"/>
+            <w:tcW w:w="2080" w:type="dxa"/>
+            <w:tcBorders>
+              <w:top w:val="single" w:sz="4" w:space="0" w:color="auto"/>
+              <w:left w:val="single" w:sz="4" w:space="0" w:color="auto"/>
+              <w:bottom w:val="single" w:sz="4" w:space="0" w:color="auto"/>
+              <w:right w:val="single" w:sz="4" w:space="0" w:color="auto"/>
+            </w:tcBorders>
+          </w:tcPr>
+          <w:p>
+            <w:pPr>
+              <w:spacing w:line="360" w:lineRule="auto"/>
+              <w:rPr>
+                <w:rFonts w:ascii="Times New Roman" w:hAnsi="Times New Roman" w:cs="Times New Roman"/>
               </w:rPr>
             </w:pPr>
             <w:r>
@@ -6466,58 +8409,3245 @@
         </w:tc>
         <w:tc>
           <w:tcPr>
-            <w:tcW w:w="4330" w:type="dxa"/>
-            <w:tcBorders>
-              <w:top w:val="single" w:sz="4" w:space="0" w:color="auto"/>
-              <w:left w:val="single" w:sz="4" w:space="0" w:color="auto"/>
-              <w:bottom w:val="single" w:sz="4" w:space="0" w:color="auto"/>
-              <w:right w:val="single" w:sz="4" w:space="0" w:color="auto"/>
-            </w:tcBorders>
-          </w:tcPr>
-          <w:p>
-            <w:pPr>
-              <w:spacing w:line="360" w:lineRule="auto"/>
-              <w:rPr>
-                <w:rFonts w:ascii="Times New Roman" w:hAnsi="Times New Roman" w:cs="Times New Roman"/>
-                <w:sz w:val="28"/>
-                <w:szCs w:val="28"/>
-              </w:rPr>
-            </w:pPr>
-            <w:r>
-              <w:rPr>
-                <w:rFonts w:ascii="Times New Roman" w:hAnsi="Times New Roman" w:cs="Times New Roman"/>
-              </w:rPr>
-              <w:t>Cập nhật</w:t>
-            </w:r>
-          </w:p>
-        </w:tc>
-        <w:tc>
-          <w:tcPr>
-            <w:tcW w:w="1182" w:type="dxa"/>
-            <w:tcBorders>
-              <w:top w:val="single" w:sz="4" w:space="0" w:color="auto"/>
-              <w:left w:val="single" w:sz="4" w:space="0" w:color="auto"/>
-              <w:bottom w:val="single" w:sz="4" w:space="0" w:color="auto"/>
-              <w:right w:val="single" w:sz="4" w:space="0" w:color="auto"/>
-            </w:tcBorders>
-          </w:tcPr>
-          <w:p>
-            <w:pPr>
-              <w:spacing w:line="360" w:lineRule="auto"/>
-              <w:rPr>
-                <w:rFonts w:ascii="Times New Roman" w:hAnsi="Times New Roman" w:cs="Times New Roman"/>
-                <w:sz w:val="28"/>
-                <w:szCs w:val="28"/>
-              </w:rPr>
-            </w:pPr>
+            <w:tcW w:w="3060" w:type="dxa"/>
+            <w:tcBorders>
+              <w:top w:val="single" w:sz="4" w:space="0" w:color="auto"/>
+              <w:left w:val="single" w:sz="4" w:space="0" w:color="auto"/>
+              <w:bottom w:val="single" w:sz="4" w:space="0" w:color="auto"/>
+              <w:right w:val="single" w:sz="4" w:space="0" w:color="auto"/>
+            </w:tcBorders>
+          </w:tcPr>
+          <w:p>
+            <w:pPr>
+              <w:spacing w:line="360" w:lineRule="auto"/>
+              <w:rPr>
+                <w:rFonts w:ascii="Times New Roman" w:hAnsi="Times New Roman" w:cs="Times New Roman"/>
+              </w:rPr>
+            </w:pPr>
+            <w:r>
+              <w:rPr>
+                <w:rFonts w:ascii="Times New Roman" w:hAnsi="Times New Roman" w:cs="Times New Roman"/>
+                <w:color w:val="1F1F1F"/>
+              </w:rPr>
+              <w:t>Thời điểm cập nhật trạng thái gần nhất.</w:t>
+            </w:r>
+          </w:p>
+        </w:tc>
+        <w:tc>
+          <w:tcPr>
+            <w:tcW w:w="1525" w:type="dxa"/>
+            <w:tcBorders>
+              <w:top w:val="single" w:sz="4" w:space="0" w:color="auto"/>
+              <w:left w:val="single" w:sz="4" w:space="0" w:color="auto"/>
+              <w:bottom w:val="single" w:sz="4" w:space="0" w:color="auto"/>
+              <w:right w:val="single" w:sz="4" w:space="0" w:color="auto"/>
+            </w:tcBorders>
+          </w:tcPr>
+          <w:p>
+            <w:pPr>
+              <w:spacing w:line="360" w:lineRule="auto"/>
+              <w:rPr>
+                <w:rFonts w:ascii="Times New Roman" w:hAnsi="Times New Roman" w:cs="Times New Roman"/>
+              </w:rPr>
+            </w:pPr>
+            <w:r>
+              <w:rPr>
+                <w:rFonts w:ascii="Times New Roman" w:hAnsi="Times New Roman" w:cs="Times New Roman"/>
+                <w:color w:val="1F1F1F"/>
+              </w:rPr>
+              <w:t>NOT NULL</w:t>
+            </w:r>
           </w:p>
         </w:tc>
       </w:tr>
     </w:tbl>
     <w:p>
       <w:pPr>
+        <w:pStyle w:val="ListParagraph"/>
+        <w:numPr>
+          <w:ilvl w:val="2"/>
+          <w:numId w:val="4"/>
+        </w:numPr>
         <w:spacing w:line="360" w:lineRule="auto"/>
-        <w:ind w:left="1530"/>
+        <w:jc w:val="both"/>
+        <w:rPr>
+          <w:rFonts w:ascii="Times New Roman" w:hAnsi="Times New Roman" w:cs="Times New Roman"/>
+          <w:b/>
+          <w:bCs/>
+          <w:sz w:val="28"/>
+          <w:szCs w:val="28"/>
+        </w:rPr>
+      </w:pPr>
+      <w:r>
+        <w:rPr>
+          <w:rFonts w:ascii="Times New Roman" w:hAnsi="Times New Roman" w:cs="Times New Roman"/>
+          <w:b/>
+          <w:bCs/>
+          <w:sz w:val="28"/>
+          <w:szCs w:val="28"/>
+        </w:rPr>
+        <w:t>Bảng Medical records</w:t>
+      </w:r>
+    </w:p>
+    <w:tbl>
+      <w:tblPr>
+        <w:tblW w:w="0" w:type="auto"/>
+        <w:tblBorders>
+          <w:top w:val="single" w:sz="4" w:space="0" w:color="auto"/>
+          <w:left w:val="single" w:sz="4" w:space="0" w:color="auto"/>
+          <w:bottom w:val="single" w:sz="4" w:space="0" w:color="auto"/>
+          <w:right w:val="single" w:sz="4" w:space="0" w:color="auto"/>
+        </w:tblBorders>
+        <w:tblLook w:val="04A0" w:firstRow="1" w:lastRow="0" w:firstColumn="1" w:lastColumn="0" w:noHBand="0" w:noVBand="1"/>
+      </w:tblPr>
+      <w:tblGrid>
+        <w:gridCol w:w="746"/>
+        <w:gridCol w:w="1963"/>
+        <w:gridCol w:w="2083"/>
+        <w:gridCol w:w="3036"/>
+        <w:gridCol w:w="1522"/>
+      </w:tblGrid>
+      <w:tr>
+        <w:tc>
+          <w:tcPr>
+            <w:tcW w:w="746" w:type="dxa"/>
+            <w:tcBorders>
+              <w:top w:val="single" w:sz="4" w:space="0" w:color="auto"/>
+              <w:left w:val="single" w:sz="4" w:space="0" w:color="auto"/>
+              <w:bottom w:val="single" w:sz="4" w:space="0" w:color="auto"/>
+              <w:right w:val="single" w:sz="4" w:space="0" w:color="auto"/>
+            </w:tcBorders>
+            <w:shd w:val="clear" w:color="auto" w:fill="D9E2F3" w:themeFill="accent1" w:themeFillTint="33"/>
+            <w:hideMark/>
+          </w:tcPr>
+          <w:p>
+            <w:pPr>
+              <w:spacing w:line="360" w:lineRule="auto"/>
+              <w:jc w:val="center"/>
+              <w:rPr>
+                <w:rFonts w:ascii="Times New Roman" w:hAnsi="Times New Roman" w:cs="Times New Roman"/>
+                <w:b/>
+                <w:bCs/>
+                <w:sz w:val="28"/>
+                <w:szCs w:val="28"/>
+              </w:rPr>
+            </w:pPr>
+            <w:r>
+              <w:rPr>
+                <w:rFonts w:ascii="Times New Roman" w:hAnsi="Times New Roman" w:cs="Times New Roman"/>
+                <w:b/>
+                <w:bCs/>
+                <w:sz w:val="28"/>
+                <w:szCs w:val="28"/>
+              </w:rPr>
+              <w:t>STT</w:t>
+            </w:r>
+          </w:p>
+        </w:tc>
+        <w:tc>
+          <w:tcPr>
+            <w:tcW w:w="1963" w:type="dxa"/>
+            <w:tcBorders>
+              <w:top w:val="single" w:sz="4" w:space="0" w:color="auto"/>
+              <w:left w:val="single" w:sz="4" w:space="0" w:color="auto"/>
+              <w:bottom w:val="single" w:sz="4" w:space="0" w:color="auto"/>
+              <w:right w:val="single" w:sz="4" w:space="0" w:color="auto"/>
+            </w:tcBorders>
+            <w:shd w:val="clear" w:color="auto" w:fill="D9E2F3" w:themeFill="accent1" w:themeFillTint="33"/>
+            <w:hideMark/>
+          </w:tcPr>
+          <w:p>
+            <w:pPr>
+              <w:spacing w:line="360" w:lineRule="auto"/>
+              <w:jc w:val="center"/>
+              <w:rPr>
+                <w:rFonts w:ascii="Times New Roman" w:hAnsi="Times New Roman" w:cs="Times New Roman"/>
+                <w:b/>
+                <w:bCs/>
+                <w:sz w:val="28"/>
+                <w:szCs w:val="28"/>
+              </w:rPr>
+            </w:pPr>
+            <w:r>
+              <w:rPr>
+                <w:rFonts w:ascii="Times New Roman" w:hAnsi="Times New Roman" w:cs="Times New Roman"/>
+                <w:b/>
+                <w:bCs/>
+                <w:sz w:val="28"/>
+                <w:szCs w:val="28"/>
+              </w:rPr>
+              <w:t>Thuộc tính</w:t>
+            </w:r>
+          </w:p>
+        </w:tc>
+        <w:tc>
+          <w:tcPr>
+            <w:tcW w:w="2083" w:type="dxa"/>
+            <w:tcBorders>
+              <w:top w:val="single" w:sz="4" w:space="0" w:color="auto"/>
+              <w:left w:val="single" w:sz="4" w:space="0" w:color="auto"/>
+              <w:bottom w:val="single" w:sz="4" w:space="0" w:color="auto"/>
+              <w:right w:val="single" w:sz="4" w:space="0" w:color="auto"/>
+            </w:tcBorders>
+            <w:shd w:val="clear" w:color="auto" w:fill="D9E2F3" w:themeFill="accent1" w:themeFillTint="33"/>
+            <w:hideMark/>
+          </w:tcPr>
+          <w:p>
+            <w:pPr>
+              <w:spacing w:line="360" w:lineRule="auto"/>
+              <w:jc w:val="center"/>
+              <w:rPr>
+                <w:rFonts w:ascii="Times New Roman" w:hAnsi="Times New Roman" w:cs="Times New Roman"/>
+                <w:b/>
+                <w:bCs/>
+                <w:sz w:val="28"/>
+                <w:szCs w:val="28"/>
+              </w:rPr>
+            </w:pPr>
+            <w:r>
+              <w:rPr>
+                <w:rFonts w:ascii="Times New Roman" w:hAnsi="Times New Roman" w:cs="Times New Roman"/>
+                <w:b/>
+                <w:bCs/>
+                <w:sz w:val="28"/>
+                <w:szCs w:val="28"/>
+              </w:rPr>
+              <w:t>Kiểu dữ liệu</w:t>
+            </w:r>
+          </w:p>
+        </w:tc>
+        <w:tc>
+          <w:tcPr>
+            <w:tcW w:w="3036" w:type="dxa"/>
+            <w:tcBorders>
+              <w:top w:val="single" w:sz="4" w:space="0" w:color="auto"/>
+              <w:left w:val="single" w:sz="4" w:space="0" w:color="auto"/>
+              <w:bottom w:val="single" w:sz="4" w:space="0" w:color="auto"/>
+              <w:right w:val="single" w:sz="4" w:space="0" w:color="auto"/>
+            </w:tcBorders>
+            <w:shd w:val="clear" w:color="auto" w:fill="D9E2F3" w:themeFill="accent1" w:themeFillTint="33"/>
+            <w:hideMark/>
+          </w:tcPr>
+          <w:p>
+            <w:pPr>
+              <w:spacing w:line="360" w:lineRule="auto"/>
+              <w:jc w:val="center"/>
+              <w:rPr>
+                <w:rFonts w:ascii="Times New Roman" w:hAnsi="Times New Roman" w:cs="Times New Roman"/>
+                <w:b/>
+                <w:bCs/>
+                <w:sz w:val="28"/>
+                <w:szCs w:val="28"/>
+              </w:rPr>
+            </w:pPr>
+            <w:r>
+              <w:rPr>
+                <w:rFonts w:ascii="Times New Roman" w:hAnsi="Times New Roman" w:cs="Times New Roman"/>
+                <w:b/>
+                <w:bCs/>
+                <w:sz w:val="28"/>
+                <w:szCs w:val="28"/>
+              </w:rPr>
+              <w:t>Ý nghĩa</w:t>
+            </w:r>
+          </w:p>
+        </w:tc>
+        <w:tc>
+          <w:tcPr>
+            <w:tcW w:w="1522" w:type="dxa"/>
+            <w:tcBorders>
+              <w:top w:val="single" w:sz="4" w:space="0" w:color="auto"/>
+              <w:left w:val="single" w:sz="4" w:space="0" w:color="auto"/>
+              <w:bottom w:val="single" w:sz="4" w:space="0" w:color="auto"/>
+              <w:right w:val="single" w:sz="4" w:space="0" w:color="auto"/>
+            </w:tcBorders>
+            <w:shd w:val="clear" w:color="auto" w:fill="D9E2F3" w:themeFill="accent1" w:themeFillTint="33"/>
+            <w:hideMark/>
+          </w:tcPr>
+          <w:p>
+            <w:pPr>
+              <w:spacing w:line="360" w:lineRule="auto"/>
+              <w:jc w:val="center"/>
+              <w:rPr>
+                <w:rFonts w:ascii="Times New Roman" w:hAnsi="Times New Roman" w:cs="Times New Roman"/>
+                <w:b/>
+                <w:bCs/>
+                <w:sz w:val="28"/>
+                <w:szCs w:val="28"/>
+              </w:rPr>
+            </w:pPr>
+            <w:r>
+              <w:rPr>
+                <w:rFonts w:ascii="Times New Roman" w:hAnsi="Times New Roman" w:cs="Times New Roman"/>
+                <w:b/>
+                <w:bCs/>
+                <w:sz w:val="28"/>
+                <w:szCs w:val="28"/>
+              </w:rPr>
+              <w:t>Ràng buộc</w:t>
+            </w:r>
+          </w:p>
+        </w:tc>
+      </w:tr>
+      <w:tr>
+        <w:tc>
+          <w:tcPr>
+            <w:tcW w:w="746" w:type="dxa"/>
+            <w:tcBorders>
+              <w:top w:val="single" w:sz="4" w:space="0" w:color="auto"/>
+              <w:left w:val="single" w:sz="4" w:space="0" w:color="auto"/>
+              <w:bottom w:val="single" w:sz="4" w:space="0" w:color="auto"/>
+              <w:right w:val="single" w:sz="4" w:space="0" w:color="auto"/>
+            </w:tcBorders>
+            <w:hideMark/>
+          </w:tcPr>
+          <w:p>
+            <w:pPr>
+              <w:spacing w:line="360" w:lineRule="auto"/>
+              <w:jc w:val="center"/>
+              <w:rPr>
+                <w:rFonts w:ascii="Times New Roman" w:hAnsi="Times New Roman" w:cs="Times New Roman"/>
+                <w:sz w:val="28"/>
+                <w:szCs w:val="28"/>
+              </w:rPr>
+            </w:pPr>
+            <w:r>
+              <w:rPr>
+                <w:rFonts w:ascii="Times New Roman" w:hAnsi="Times New Roman" w:cs="Times New Roman"/>
+                <w:sz w:val="28"/>
+                <w:szCs w:val="28"/>
+              </w:rPr>
+              <w:t>1</w:t>
+            </w:r>
+          </w:p>
+        </w:tc>
+        <w:tc>
+          <w:tcPr>
+            <w:tcW w:w="1963" w:type="dxa"/>
+            <w:tcBorders>
+              <w:top w:val="single" w:sz="4" w:space="0" w:color="auto"/>
+              <w:left w:val="single" w:sz="4" w:space="0" w:color="auto"/>
+              <w:bottom w:val="single" w:sz="4" w:space="0" w:color="auto"/>
+              <w:right w:val="single" w:sz="4" w:space="0" w:color="auto"/>
+            </w:tcBorders>
+            <w:hideMark/>
+          </w:tcPr>
+          <w:p>
+            <w:pPr>
+              <w:spacing w:line="360" w:lineRule="auto"/>
+              <w:rPr>
+                <w:rFonts w:ascii="Times New Roman" w:hAnsi="Times New Roman" w:cs="Times New Roman"/>
+              </w:rPr>
+            </w:pPr>
+            <w:r>
+              <w:rPr>
+                <w:rFonts w:ascii="Times New Roman" w:hAnsi="Times New Roman" w:cs="Times New Roman"/>
+              </w:rPr>
+              <w:t>id</w:t>
+            </w:r>
+          </w:p>
+        </w:tc>
+        <w:tc>
+          <w:tcPr>
+            <w:tcW w:w="2083" w:type="dxa"/>
+            <w:tcBorders>
+              <w:top w:val="single" w:sz="4" w:space="0" w:color="auto"/>
+              <w:left w:val="single" w:sz="4" w:space="0" w:color="auto"/>
+              <w:bottom w:val="single" w:sz="4" w:space="0" w:color="auto"/>
+              <w:right w:val="single" w:sz="4" w:space="0" w:color="auto"/>
+            </w:tcBorders>
+            <w:hideMark/>
+          </w:tcPr>
+          <w:p>
+            <w:pPr>
+              <w:spacing w:line="360" w:lineRule="auto"/>
+              <w:rPr>
+                <w:rFonts w:ascii="Times New Roman" w:hAnsi="Times New Roman" w:cs="Times New Roman"/>
+              </w:rPr>
+            </w:pPr>
+            <w:r>
+              <w:rPr>
+                <w:rFonts w:ascii="Times New Roman" w:hAnsi="Times New Roman" w:cs="Times New Roman"/>
+              </w:rPr>
+              <w:t>BIGSERIAL</w:t>
+            </w:r>
+          </w:p>
+        </w:tc>
+        <w:tc>
+          <w:tcPr>
+            <w:tcW w:w="3036" w:type="dxa"/>
+            <w:tcBorders>
+              <w:top w:val="single" w:sz="4" w:space="0" w:color="auto"/>
+              <w:left w:val="single" w:sz="4" w:space="0" w:color="auto"/>
+              <w:bottom w:val="single" w:sz="4" w:space="0" w:color="auto"/>
+              <w:right w:val="single" w:sz="4" w:space="0" w:color="auto"/>
+            </w:tcBorders>
+            <w:hideMark/>
+          </w:tcPr>
+          <w:p>
+            <w:pPr>
+              <w:spacing w:line="360" w:lineRule="auto"/>
+              <w:rPr>
+                <w:rFonts w:ascii="Times New Roman" w:hAnsi="Times New Roman" w:cs="Times New Roman"/>
+              </w:rPr>
+            </w:pPr>
+            <w:r>
+              <w:rPr>
+                <w:rFonts w:ascii="Times New Roman" w:hAnsi="Times New Roman" w:cs="Times New Roman"/>
+                <w:color w:val="1F1F1F"/>
+              </w:rPr>
+              <w:t>Khóa chính định danh bệnh án.</w:t>
+            </w:r>
+          </w:p>
+        </w:tc>
+        <w:tc>
+          <w:tcPr>
+            <w:tcW w:w="1522" w:type="dxa"/>
+            <w:tcBorders>
+              <w:top w:val="single" w:sz="4" w:space="0" w:color="auto"/>
+              <w:left w:val="single" w:sz="4" w:space="0" w:color="auto"/>
+              <w:bottom w:val="single" w:sz="4" w:space="0" w:color="auto"/>
+              <w:right w:val="single" w:sz="4" w:space="0" w:color="auto"/>
+            </w:tcBorders>
+            <w:hideMark/>
+          </w:tcPr>
+          <w:p>
+            <w:pPr>
+              <w:spacing w:line="360" w:lineRule="auto"/>
+              <w:rPr>
+                <w:rFonts w:ascii="Times New Roman" w:hAnsi="Times New Roman" w:cs="Times New Roman"/>
+              </w:rPr>
+            </w:pPr>
+            <w:r>
+              <w:rPr>
+                <w:rFonts w:ascii="Times New Roman" w:hAnsi="Times New Roman" w:cs="Times New Roman"/>
+                <w:b/>
+                <w:bCs/>
+                <w:color w:val="1F1F1F"/>
+              </w:rPr>
+              <w:t>PRIMARY KEY</w:t>
+            </w:r>
+          </w:p>
+        </w:tc>
+      </w:tr>
+      <w:tr>
+        <w:tc>
+          <w:tcPr>
+            <w:tcW w:w="746" w:type="dxa"/>
+            <w:tcBorders>
+              <w:top w:val="single" w:sz="4" w:space="0" w:color="auto"/>
+              <w:left w:val="single" w:sz="4" w:space="0" w:color="auto"/>
+              <w:bottom w:val="single" w:sz="4" w:space="0" w:color="auto"/>
+              <w:right w:val="single" w:sz="4" w:space="0" w:color="auto"/>
+            </w:tcBorders>
+            <w:hideMark/>
+          </w:tcPr>
+          <w:p>
+            <w:pPr>
+              <w:spacing w:line="360" w:lineRule="auto"/>
+              <w:jc w:val="center"/>
+              <w:rPr>
+                <w:rFonts w:ascii="Times New Roman" w:hAnsi="Times New Roman" w:cs="Times New Roman"/>
+                <w:sz w:val="28"/>
+                <w:szCs w:val="28"/>
+              </w:rPr>
+            </w:pPr>
+            <w:r>
+              <w:rPr>
+                <w:rFonts w:ascii="Times New Roman" w:hAnsi="Times New Roman" w:cs="Times New Roman"/>
+                <w:sz w:val="28"/>
+                <w:szCs w:val="28"/>
+              </w:rPr>
+              <w:t>2</w:t>
+            </w:r>
+          </w:p>
+        </w:tc>
+        <w:tc>
+          <w:tcPr>
+            <w:tcW w:w="1963" w:type="dxa"/>
+            <w:tcBorders>
+              <w:top w:val="single" w:sz="4" w:space="0" w:color="auto"/>
+              <w:left w:val="single" w:sz="4" w:space="0" w:color="auto"/>
+              <w:bottom w:val="single" w:sz="4" w:space="0" w:color="auto"/>
+              <w:right w:val="single" w:sz="4" w:space="0" w:color="auto"/>
+            </w:tcBorders>
+            <w:hideMark/>
+          </w:tcPr>
+          <w:p>
+            <w:pPr>
+              <w:spacing w:line="360" w:lineRule="auto"/>
+              <w:rPr>
+                <w:rFonts w:ascii="Times New Roman" w:hAnsi="Times New Roman" w:cs="Times New Roman"/>
+              </w:rPr>
+            </w:pPr>
+            <w:r>
+              <w:rPr>
+                <w:rFonts w:ascii="Times New Roman" w:hAnsi="Times New Roman" w:cs="Times New Roman"/>
+              </w:rPr>
+              <w:t>appointment_id</w:t>
+            </w:r>
+          </w:p>
+        </w:tc>
+        <w:tc>
+          <w:tcPr>
+            <w:tcW w:w="2083" w:type="dxa"/>
+            <w:tcBorders>
+              <w:top w:val="single" w:sz="4" w:space="0" w:color="auto"/>
+              <w:left w:val="single" w:sz="4" w:space="0" w:color="auto"/>
+              <w:bottom w:val="single" w:sz="4" w:space="0" w:color="auto"/>
+              <w:right w:val="single" w:sz="4" w:space="0" w:color="auto"/>
+            </w:tcBorders>
+            <w:hideMark/>
+          </w:tcPr>
+          <w:p>
+            <w:pPr>
+              <w:spacing w:line="360" w:lineRule="auto"/>
+              <w:rPr>
+                <w:rFonts w:ascii="Times New Roman" w:hAnsi="Times New Roman" w:cs="Times New Roman"/>
+              </w:rPr>
+            </w:pPr>
+            <w:r>
+              <w:rPr>
+                <w:rFonts w:ascii="Times New Roman" w:hAnsi="Times New Roman" w:cs="Times New Roman"/>
+              </w:rPr>
+              <w:t>BIGINT</w:t>
+            </w:r>
+          </w:p>
+        </w:tc>
+        <w:tc>
+          <w:tcPr>
+            <w:tcW w:w="3036" w:type="dxa"/>
+            <w:tcBorders>
+              <w:top w:val="single" w:sz="4" w:space="0" w:color="auto"/>
+              <w:left w:val="single" w:sz="4" w:space="0" w:color="auto"/>
+              <w:bottom w:val="single" w:sz="4" w:space="0" w:color="auto"/>
+              <w:right w:val="single" w:sz="4" w:space="0" w:color="auto"/>
+            </w:tcBorders>
+            <w:hideMark/>
+          </w:tcPr>
+          <w:p>
+            <w:pPr>
+              <w:spacing w:line="360" w:lineRule="auto"/>
+              <w:rPr>
+                <w:rFonts w:ascii="Times New Roman" w:hAnsi="Times New Roman" w:cs="Times New Roman"/>
+              </w:rPr>
+            </w:pPr>
+            <w:r>
+              <w:rPr>
+                <w:rFonts w:ascii="Times New Roman" w:hAnsi="Times New Roman" w:cs="Times New Roman"/>
+                <w:color w:val="1F1F1F"/>
+              </w:rPr>
+              <w:t>Liên kết 1-1 với buổi hẹn khám đã hoàn tất.</w:t>
+            </w:r>
+          </w:p>
+        </w:tc>
+        <w:tc>
+          <w:tcPr>
+            <w:tcW w:w="1522" w:type="dxa"/>
+            <w:tcBorders>
+              <w:top w:val="single" w:sz="4" w:space="0" w:color="auto"/>
+              <w:left w:val="single" w:sz="4" w:space="0" w:color="auto"/>
+              <w:bottom w:val="single" w:sz="4" w:space="0" w:color="auto"/>
+              <w:right w:val="single" w:sz="4" w:space="0" w:color="auto"/>
+            </w:tcBorders>
+            <w:hideMark/>
+          </w:tcPr>
+          <w:p>
+            <w:pPr>
+              <w:spacing w:line="360" w:lineRule="auto"/>
+              <w:rPr>
+                <w:rFonts w:ascii="Times New Roman" w:hAnsi="Times New Roman" w:cs="Times New Roman"/>
+              </w:rPr>
+            </w:pPr>
+            <w:r>
+              <w:rPr>
+                <w:rFonts w:ascii="Times New Roman" w:hAnsi="Times New Roman" w:cs="Times New Roman"/>
+                <w:b/>
+                <w:bCs/>
+                <w:color w:val="1F1F1F"/>
+              </w:rPr>
+              <w:t>FOREIGN KEY, UNIQUE</w:t>
+            </w:r>
+          </w:p>
+        </w:tc>
+      </w:tr>
+      <w:tr>
+        <w:tc>
+          <w:tcPr>
+            <w:tcW w:w="746" w:type="dxa"/>
+            <w:tcBorders>
+              <w:top w:val="single" w:sz="4" w:space="0" w:color="auto"/>
+              <w:left w:val="single" w:sz="4" w:space="0" w:color="auto"/>
+              <w:bottom w:val="single" w:sz="4" w:space="0" w:color="auto"/>
+              <w:right w:val="single" w:sz="4" w:space="0" w:color="auto"/>
+            </w:tcBorders>
+            <w:hideMark/>
+          </w:tcPr>
+          <w:p>
+            <w:pPr>
+              <w:spacing w:line="360" w:lineRule="auto"/>
+              <w:jc w:val="center"/>
+              <w:rPr>
+                <w:rFonts w:ascii="Times New Roman" w:hAnsi="Times New Roman" w:cs="Times New Roman"/>
+                <w:sz w:val="28"/>
+                <w:szCs w:val="28"/>
+              </w:rPr>
+            </w:pPr>
+            <w:r>
+              <w:rPr>
+                <w:rFonts w:ascii="Times New Roman" w:hAnsi="Times New Roman" w:cs="Times New Roman"/>
+                <w:sz w:val="28"/>
+                <w:szCs w:val="28"/>
+              </w:rPr>
+              <w:t>3</w:t>
+            </w:r>
+          </w:p>
+        </w:tc>
+        <w:tc>
+          <w:tcPr>
+            <w:tcW w:w="1963" w:type="dxa"/>
+            <w:tcBorders>
+              <w:top w:val="single" w:sz="4" w:space="0" w:color="auto"/>
+              <w:left w:val="single" w:sz="4" w:space="0" w:color="auto"/>
+              <w:bottom w:val="single" w:sz="4" w:space="0" w:color="auto"/>
+              <w:right w:val="single" w:sz="4" w:space="0" w:color="auto"/>
+            </w:tcBorders>
+            <w:hideMark/>
+          </w:tcPr>
+          <w:p>
+            <w:pPr>
+              <w:spacing w:line="360" w:lineRule="auto"/>
+              <w:rPr>
+                <w:rFonts w:ascii="Times New Roman" w:hAnsi="Times New Roman" w:cs="Times New Roman"/>
+              </w:rPr>
+            </w:pPr>
+            <w:r>
+              <w:rPr>
+                <w:rFonts w:ascii="Times New Roman" w:hAnsi="Times New Roman" w:cs="Times New Roman"/>
+              </w:rPr>
+              <w:t>patient_id</w:t>
+            </w:r>
+          </w:p>
+        </w:tc>
+        <w:tc>
+          <w:tcPr>
+            <w:tcW w:w="2083" w:type="dxa"/>
+            <w:tcBorders>
+              <w:top w:val="single" w:sz="4" w:space="0" w:color="auto"/>
+              <w:left w:val="single" w:sz="4" w:space="0" w:color="auto"/>
+              <w:bottom w:val="single" w:sz="4" w:space="0" w:color="auto"/>
+              <w:right w:val="single" w:sz="4" w:space="0" w:color="auto"/>
+            </w:tcBorders>
+            <w:hideMark/>
+          </w:tcPr>
+          <w:p>
+            <w:pPr>
+              <w:spacing w:line="360" w:lineRule="auto"/>
+              <w:rPr>
+                <w:rFonts w:ascii="Times New Roman" w:hAnsi="Times New Roman" w:cs="Times New Roman"/>
+              </w:rPr>
+            </w:pPr>
+            <w:r>
+              <w:rPr>
+                <w:rFonts w:ascii="Times New Roman" w:hAnsi="Times New Roman" w:cs="Times New Roman"/>
+              </w:rPr>
+              <w:t>BIGINT</w:t>
+            </w:r>
+          </w:p>
+        </w:tc>
+        <w:tc>
+          <w:tcPr>
+            <w:tcW w:w="3036" w:type="dxa"/>
+            <w:tcBorders>
+              <w:top w:val="single" w:sz="4" w:space="0" w:color="auto"/>
+              <w:left w:val="single" w:sz="4" w:space="0" w:color="auto"/>
+              <w:bottom w:val="single" w:sz="4" w:space="0" w:color="auto"/>
+              <w:right w:val="single" w:sz="4" w:space="0" w:color="auto"/>
+            </w:tcBorders>
+            <w:hideMark/>
+          </w:tcPr>
+          <w:p>
+            <w:pPr>
+              <w:spacing w:line="360" w:lineRule="auto"/>
+              <w:rPr>
+                <w:rFonts w:ascii="Times New Roman" w:hAnsi="Times New Roman" w:cs="Times New Roman"/>
+              </w:rPr>
+            </w:pPr>
+            <w:r>
+              <w:rPr>
+                <w:rFonts w:ascii="Times New Roman" w:hAnsi="Times New Roman" w:cs="Times New Roman"/>
+                <w:color w:val="1F1F1F"/>
+              </w:rPr>
+              <w:t>ID Bệnh nhân sở hữu bệnh án.</w:t>
+            </w:r>
+          </w:p>
+        </w:tc>
+        <w:tc>
+          <w:tcPr>
+            <w:tcW w:w="1522" w:type="dxa"/>
+            <w:tcBorders>
+              <w:top w:val="single" w:sz="4" w:space="0" w:color="auto"/>
+              <w:left w:val="single" w:sz="4" w:space="0" w:color="auto"/>
+              <w:bottom w:val="single" w:sz="4" w:space="0" w:color="auto"/>
+              <w:right w:val="single" w:sz="4" w:space="0" w:color="auto"/>
+            </w:tcBorders>
+            <w:hideMark/>
+          </w:tcPr>
+          <w:p>
+            <w:pPr>
+              <w:spacing w:line="360" w:lineRule="auto"/>
+              <w:rPr>
+                <w:rFonts w:ascii="Times New Roman" w:hAnsi="Times New Roman" w:cs="Times New Roman"/>
+              </w:rPr>
+            </w:pPr>
+            <w:r>
+              <w:rPr>
+                <w:rFonts w:ascii="Times New Roman" w:hAnsi="Times New Roman" w:cs="Times New Roman"/>
+                <w:b/>
+                <w:bCs/>
+                <w:color w:val="1F1F1F"/>
+              </w:rPr>
+              <w:t xml:space="preserve">FOREIGN KEY </w:t>
+            </w:r>
+          </w:p>
+        </w:tc>
+      </w:tr>
+      <w:tr>
+        <w:tc>
+          <w:tcPr>
+            <w:tcW w:w="746" w:type="dxa"/>
+            <w:tcBorders>
+              <w:top w:val="single" w:sz="4" w:space="0" w:color="auto"/>
+              <w:left w:val="single" w:sz="4" w:space="0" w:color="auto"/>
+              <w:bottom w:val="single" w:sz="4" w:space="0" w:color="auto"/>
+              <w:right w:val="single" w:sz="4" w:space="0" w:color="auto"/>
+            </w:tcBorders>
+            <w:hideMark/>
+          </w:tcPr>
+          <w:p>
+            <w:pPr>
+              <w:spacing w:line="360" w:lineRule="auto"/>
+              <w:jc w:val="center"/>
+              <w:rPr>
+                <w:rFonts w:ascii="Times New Roman" w:hAnsi="Times New Roman" w:cs="Times New Roman"/>
+                <w:sz w:val="28"/>
+                <w:szCs w:val="28"/>
+              </w:rPr>
+            </w:pPr>
+            <w:r>
+              <w:rPr>
+                <w:rFonts w:ascii="Times New Roman" w:hAnsi="Times New Roman" w:cs="Times New Roman"/>
+                <w:sz w:val="28"/>
+                <w:szCs w:val="28"/>
+              </w:rPr>
+              <w:t>4</w:t>
+            </w:r>
+          </w:p>
+        </w:tc>
+        <w:tc>
+          <w:tcPr>
+            <w:tcW w:w="1963" w:type="dxa"/>
+            <w:tcBorders>
+              <w:top w:val="single" w:sz="4" w:space="0" w:color="auto"/>
+              <w:left w:val="single" w:sz="4" w:space="0" w:color="auto"/>
+              <w:bottom w:val="single" w:sz="4" w:space="0" w:color="auto"/>
+              <w:right w:val="single" w:sz="4" w:space="0" w:color="auto"/>
+            </w:tcBorders>
+            <w:hideMark/>
+          </w:tcPr>
+          <w:p>
+            <w:pPr>
+              <w:spacing w:line="360" w:lineRule="auto"/>
+              <w:rPr>
+                <w:rFonts w:ascii="Times New Roman" w:hAnsi="Times New Roman" w:cs="Times New Roman"/>
+              </w:rPr>
+            </w:pPr>
+            <w:r>
+              <w:rPr>
+                <w:rFonts w:ascii="Times New Roman" w:hAnsi="Times New Roman" w:cs="Times New Roman"/>
+              </w:rPr>
+              <w:t>doctor_id</w:t>
+            </w:r>
+          </w:p>
+        </w:tc>
+        <w:tc>
+          <w:tcPr>
+            <w:tcW w:w="2083" w:type="dxa"/>
+            <w:tcBorders>
+              <w:top w:val="single" w:sz="4" w:space="0" w:color="auto"/>
+              <w:left w:val="single" w:sz="4" w:space="0" w:color="auto"/>
+              <w:bottom w:val="single" w:sz="4" w:space="0" w:color="auto"/>
+              <w:right w:val="single" w:sz="4" w:space="0" w:color="auto"/>
+            </w:tcBorders>
+            <w:hideMark/>
+          </w:tcPr>
+          <w:p>
+            <w:pPr>
+              <w:spacing w:line="360" w:lineRule="auto"/>
+              <w:rPr>
+                <w:rFonts w:ascii="Times New Roman" w:hAnsi="Times New Roman" w:cs="Times New Roman"/>
+              </w:rPr>
+            </w:pPr>
+            <w:r>
+              <w:rPr>
+                <w:rFonts w:ascii="Times New Roman" w:hAnsi="Times New Roman" w:cs="Times New Roman"/>
+              </w:rPr>
+              <w:t>BIGINT</w:t>
+            </w:r>
+          </w:p>
+        </w:tc>
+        <w:tc>
+          <w:tcPr>
+            <w:tcW w:w="3036" w:type="dxa"/>
+            <w:tcBorders>
+              <w:top w:val="single" w:sz="4" w:space="0" w:color="auto"/>
+              <w:left w:val="single" w:sz="4" w:space="0" w:color="auto"/>
+              <w:bottom w:val="single" w:sz="4" w:space="0" w:color="auto"/>
+              <w:right w:val="single" w:sz="4" w:space="0" w:color="auto"/>
+            </w:tcBorders>
+            <w:hideMark/>
+          </w:tcPr>
+          <w:p>
+            <w:pPr>
+              <w:spacing w:line="360" w:lineRule="auto"/>
+              <w:rPr>
+                <w:rFonts w:ascii="Times New Roman" w:hAnsi="Times New Roman" w:cs="Times New Roman"/>
+              </w:rPr>
+            </w:pPr>
+            <w:r>
+              <w:rPr>
+                <w:rFonts w:ascii="Times New Roman" w:hAnsi="Times New Roman" w:cs="Times New Roman"/>
+                <w:color w:val="1F1F1F"/>
+              </w:rPr>
+              <w:t>ID Bác sĩ chẩn đoán và lập bệnh án.</w:t>
+            </w:r>
+          </w:p>
+        </w:tc>
+        <w:tc>
+          <w:tcPr>
+            <w:tcW w:w="1522" w:type="dxa"/>
+            <w:tcBorders>
+              <w:top w:val="single" w:sz="4" w:space="0" w:color="auto"/>
+              <w:left w:val="single" w:sz="4" w:space="0" w:color="auto"/>
+              <w:bottom w:val="single" w:sz="4" w:space="0" w:color="auto"/>
+              <w:right w:val="single" w:sz="4" w:space="0" w:color="auto"/>
+            </w:tcBorders>
+            <w:hideMark/>
+          </w:tcPr>
+          <w:p>
+            <w:pPr>
+              <w:spacing w:line="360" w:lineRule="auto"/>
+              <w:rPr>
+                <w:rFonts w:ascii="Times New Roman" w:hAnsi="Times New Roman" w:cs="Times New Roman"/>
+              </w:rPr>
+            </w:pPr>
+            <w:r>
+              <w:rPr>
+                <w:rFonts w:ascii="Times New Roman" w:hAnsi="Times New Roman" w:cs="Times New Roman"/>
+                <w:b/>
+                <w:bCs/>
+                <w:color w:val="1F1F1F"/>
+              </w:rPr>
+              <w:t xml:space="preserve">FOREIGN KEY </w:t>
+            </w:r>
+          </w:p>
+        </w:tc>
+      </w:tr>
+      <w:tr>
+        <w:tc>
+          <w:tcPr>
+            <w:tcW w:w="746" w:type="dxa"/>
+            <w:tcBorders>
+              <w:top w:val="single" w:sz="4" w:space="0" w:color="auto"/>
+              <w:left w:val="single" w:sz="4" w:space="0" w:color="auto"/>
+              <w:bottom w:val="single" w:sz="4" w:space="0" w:color="auto"/>
+              <w:right w:val="single" w:sz="4" w:space="0" w:color="auto"/>
+            </w:tcBorders>
+          </w:tcPr>
+          <w:p>
+            <w:pPr>
+              <w:spacing w:line="360" w:lineRule="auto"/>
+              <w:jc w:val="center"/>
+              <w:rPr>
+                <w:rFonts w:ascii="Times New Roman" w:hAnsi="Times New Roman" w:cs="Times New Roman"/>
+                <w:sz w:val="28"/>
+                <w:szCs w:val="28"/>
+              </w:rPr>
+            </w:pPr>
+            <w:r>
+              <w:rPr>
+                <w:rFonts w:ascii="Times New Roman" w:hAnsi="Times New Roman" w:cs="Times New Roman"/>
+                <w:sz w:val="28"/>
+                <w:szCs w:val="28"/>
+              </w:rPr>
+              <w:lastRenderedPageBreak/>
+              <w:t>5</w:t>
+            </w:r>
+          </w:p>
+        </w:tc>
+        <w:tc>
+          <w:tcPr>
+            <w:tcW w:w="1963" w:type="dxa"/>
+            <w:tcBorders>
+              <w:top w:val="single" w:sz="4" w:space="0" w:color="auto"/>
+              <w:left w:val="single" w:sz="4" w:space="0" w:color="auto"/>
+              <w:bottom w:val="single" w:sz="4" w:space="0" w:color="auto"/>
+              <w:right w:val="single" w:sz="4" w:space="0" w:color="auto"/>
+            </w:tcBorders>
+          </w:tcPr>
+          <w:p>
+            <w:pPr>
+              <w:spacing w:line="360" w:lineRule="auto"/>
+              <w:rPr>
+                <w:rFonts w:ascii="Times New Roman" w:hAnsi="Times New Roman" w:cs="Times New Roman"/>
+              </w:rPr>
+            </w:pPr>
+            <w:r>
+              <w:rPr>
+                <w:rFonts w:ascii="Times New Roman" w:hAnsi="Times New Roman" w:cs="Times New Roman"/>
+              </w:rPr>
+              <w:t>symptoms</w:t>
+            </w:r>
+          </w:p>
+        </w:tc>
+        <w:tc>
+          <w:tcPr>
+            <w:tcW w:w="2083" w:type="dxa"/>
+            <w:tcBorders>
+              <w:top w:val="single" w:sz="4" w:space="0" w:color="auto"/>
+              <w:left w:val="single" w:sz="4" w:space="0" w:color="auto"/>
+              <w:bottom w:val="single" w:sz="4" w:space="0" w:color="auto"/>
+              <w:right w:val="single" w:sz="4" w:space="0" w:color="auto"/>
+            </w:tcBorders>
+          </w:tcPr>
+          <w:p>
+            <w:pPr>
+              <w:spacing w:line="360" w:lineRule="auto"/>
+              <w:rPr>
+                <w:rFonts w:ascii="Times New Roman" w:hAnsi="Times New Roman" w:cs="Times New Roman"/>
+              </w:rPr>
+            </w:pPr>
+            <w:r>
+              <w:rPr>
+                <w:rFonts w:ascii="Times New Roman" w:hAnsi="Times New Roman" w:cs="Times New Roman"/>
+              </w:rPr>
+              <w:t>TEXT</w:t>
+            </w:r>
+          </w:p>
+        </w:tc>
+        <w:tc>
+          <w:tcPr>
+            <w:tcW w:w="3036" w:type="dxa"/>
+            <w:tcBorders>
+              <w:top w:val="single" w:sz="4" w:space="0" w:color="auto"/>
+              <w:left w:val="single" w:sz="4" w:space="0" w:color="auto"/>
+              <w:bottom w:val="single" w:sz="4" w:space="0" w:color="auto"/>
+              <w:right w:val="single" w:sz="4" w:space="0" w:color="auto"/>
+            </w:tcBorders>
+          </w:tcPr>
+          <w:p>
+            <w:pPr>
+              <w:spacing w:line="360" w:lineRule="auto"/>
+              <w:rPr>
+                <w:rFonts w:ascii="Times New Roman" w:hAnsi="Times New Roman" w:cs="Times New Roman"/>
+              </w:rPr>
+            </w:pPr>
+            <w:r>
+              <w:rPr>
+                <w:rFonts w:ascii="Times New Roman" w:hAnsi="Times New Roman" w:cs="Times New Roman"/>
+                <w:color w:val="1F1F1F"/>
+              </w:rPr>
+              <w:t>Mô tả triệu chứng lâm sàng chi tiết.</w:t>
+            </w:r>
+          </w:p>
+        </w:tc>
+        <w:tc>
+          <w:tcPr>
+            <w:tcW w:w="1522" w:type="dxa"/>
+            <w:tcBorders>
+              <w:top w:val="single" w:sz="4" w:space="0" w:color="auto"/>
+              <w:left w:val="single" w:sz="4" w:space="0" w:color="auto"/>
+              <w:bottom w:val="single" w:sz="4" w:space="0" w:color="auto"/>
+              <w:right w:val="single" w:sz="4" w:space="0" w:color="auto"/>
+            </w:tcBorders>
+          </w:tcPr>
+          <w:p>
+            <w:pPr>
+              <w:spacing w:line="360" w:lineRule="auto"/>
+              <w:rPr>
+                <w:rFonts w:ascii="Times New Roman" w:hAnsi="Times New Roman" w:cs="Times New Roman"/>
+              </w:rPr>
+            </w:pPr>
+          </w:p>
+        </w:tc>
+      </w:tr>
+      <w:tr>
+        <w:tc>
+          <w:tcPr>
+            <w:tcW w:w="746" w:type="dxa"/>
+            <w:tcBorders>
+              <w:top w:val="single" w:sz="4" w:space="0" w:color="auto"/>
+              <w:left w:val="single" w:sz="4" w:space="0" w:color="auto"/>
+              <w:bottom w:val="single" w:sz="4" w:space="0" w:color="auto"/>
+              <w:right w:val="single" w:sz="4" w:space="0" w:color="auto"/>
+            </w:tcBorders>
+          </w:tcPr>
+          <w:p>
+            <w:pPr>
+              <w:spacing w:line="360" w:lineRule="auto"/>
+              <w:jc w:val="center"/>
+              <w:rPr>
+                <w:rFonts w:ascii="Times New Roman" w:hAnsi="Times New Roman" w:cs="Times New Roman"/>
+                <w:sz w:val="28"/>
+                <w:szCs w:val="28"/>
+              </w:rPr>
+            </w:pPr>
+            <w:r>
+              <w:rPr>
+                <w:rFonts w:ascii="Times New Roman" w:hAnsi="Times New Roman" w:cs="Times New Roman"/>
+                <w:sz w:val="28"/>
+                <w:szCs w:val="28"/>
+              </w:rPr>
+              <w:t>6</w:t>
+            </w:r>
+          </w:p>
+        </w:tc>
+        <w:tc>
+          <w:tcPr>
+            <w:tcW w:w="1963" w:type="dxa"/>
+            <w:tcBorders>
+              <w:top w:val="single" w:sz="4" w:space="0" w:color="auto"/>
+              <w:left w:val="single" w:sz="4" w:space="0" w:color="auto"/>
+              <w:bottom w:val="single" w:sz="4" w:space="0" w:color="auto"/>
+              <w:right w:val="single" w:sz="4" w:space="0" w:color="auto"/>
+            </w:tcBorders>
+          </w:tcPr>
+          <w:p>
+            <w:pPr>
+              <w:spacing w:line="360" w:lineRule="auto"/>
+              <w:rPr>
+                <w:rFonts w:ascii="Times New Roman" w:hAnsi="Times New Roman" w:cs="Times New Roman"/>
+              </w:rPr>
+            </w:pPr>
+            <w:r>
+              <w:rPr>
+                <w:rFonts w:ascii="Times New Roman" w:hAnsi="Times New Roman" w:cs="Times New Roman"/>
+              </w:rPr>
+              <w:t>diagnosis</w:t>
+            </w:r>
+          </w:p>
+        </w:tc>
+        <w:tc>
+          <w:tcPr>
+            <w:tcW w:w="2083" w:type="dxa"/>
+            <w:tcBorders>
+              <w:top w:val="single" w:sz="4" w:space="0" w:color="auto"/>
+              <w:left w:val="single" w:sz="4" w:space="0" w:color="auto"/>
+              <w:bottom w:val="single" w:sz="4" w:space="0" w:color="auto"/>
+              <w:right w:val="single" w:sz="4" w:space="0" w:color="auto"/>
+            </w:tcBorders>
+          </w:tcPr>
+          <w:p>
+            <w:pPr>
+              <w:spacing w:line="360" w:lineRule="auto"/>
+              <w:rPr>
+                <w:rFonts w:ascii="Times New Roman" w:hAnsi="Times New Roman" w:cs="Times New Roman"/>
+              </w:rPr>
+            </w:pPr>
+            <w:r>
+              <w:rPr>
+                <w:rFonts w:ascii="Times New Roman" w:hAnsi="Times New Roman" w:cs="Times New Roman"/>
+              </w:rPr>
+              <w:t>TEXT</w:t>
+            </w:r>
+          </w:p>
+        </w:tc>
+        <w:tc>
+          <w:tcPr>
+            <w:tcW w:w="3036" w:type="dxa"/>
+            <w:tcBorders>
+              <w:top w:val="single" w:sz="4" w:space="0" w:color="auto"/>
+              <w:left w:val="single" w:sz="4" w:space="0" w:color="auto"/>
+              <w:bottom w:val="single" w:sz="4" w:space="0" w:color="auto"/>
+              <w:right w:val="single" w:sz="4" w:space="0" w:color="auto"/>
+            </w:tcBorders>
+          </w:tcPr>
+          <w:p>
+            <w:pPr>
+              <w:spacing w:line="360" w:lineRule="auto"/>
+              <w:rPr>
+                <w:rFonts w:ascii="Times New Roman" w:hAnsi="Times New Roman" w:cs="Times New Roman"/>
+              </w:rPr>
+            </w:pPr>
+            <w:r>
+              <w:rPr>
+                <w:rFonts w:ascii="Times New Roman" w:hAnsi="Times New Roman" w:cs="Times New Roman"/>
+                <w:color w:val="1F1F1F"/>
+              </w:rPr>
+              <w:t>Chẩn đoán y khoa/Kết luận bệnh.</w:t>
+            </w:r>
+          </w:p>
+        </w:tc>
+        <w:tc>
+          <w:tcPr>
+            <w:tcW w:w="1522" w:type="dxa"/>
+            <w:tcBorders>
+              <w:top w:val="single" w:sz="4" w:space="0" w:color="auto"/>
+              <w:left w:val="single" w:sz="4" w:space="0" w:color="auto"/>
+              <w:bottom w:val="single" w:sz="4" w:space="0" w:color="auto"/>
+              <w:right w:val="single" w:sz="4" w:space="0" w:color="auto"/>
+            </w:tcBorders>
+          </w:tcPr>
+          <w:p>
+            <w:pPr>
+              <w:spacing w:line="360" w:lineRule="auto"/>
+              <w:rPr>
+                <w:rFonts w:ascii="Times New Roman" w:hAnsi="Times New Roman" w:cs="Times New Roman"/>
+              </w:rPr>
+            </w:pPr>
+          </w:p>
+        </w:tc>
+      </w:tr>
+      <w:tr>
+        <w:tc>
+          <w:tcPr>
+            <w:tcW w:w="746" w:type="dxa"/>
+            <w:tcBorders>
+              <w:top w:val="single" w:sz="4" w:space="0" w:color="auto"/>
+              <w:left w:val="single" w:sz="4" w:space="0" w:color="auto"/>
+              <w:bottom w:val="single" w:sz="4" w:space="0" w:color="auto"/>
+              <w:right w:val="single" w:sz="4" w:space="0" w:color="auto"/>
+            </w:tcBorders>
+          </w:tcPr>
+          <w:p>
+            <w:pPr>
+              <w:spacing w:line="360" w:lineRule="auto"/>
+              <w:jc w:val="center"/>
+              <w:rPr>
+                <w:rFonts w:ascii="Times New Roman" w:hAnsi="Times New Roman" w:cs="Times New Roman"/>
+                <w:sz w:val="28"/>
+                <w:szCs w:val="28"/>
+              </w:rPr>
+            </w:pPr>
+            <w:r>
+              <w:rPr>
+                <w:rFonts w:ascii="Times New Roman" w:hAnsi="Times New Roman" w:cs="Times New Roman"/>
+                <w:sz w:val="28"/>
+                <w:szCs w:val="28"/>
+              </w:rPr>
+              <w:t>7</w:t>
+            </w:r>
+          </w:p>
+        </w:tc>
+        <w:tc>
+          <w:tcPr>
+            <w:tcW w:w="1963" w:type="dxa"/>
+            <w:tcBorders>
+              <w:top w:val="single" w:sz="4" w:space="0" w:color="auto"/>
+              <w:left w:val="single" w:sz="4" w:space="0" w:color="auto"/>
+              <w:bottom w:val="single" w:sz="4" w:space="0" w:color="auto"/>
+              <w:right w:val="single" w:sz="4" w:space="0" w:color="auto"/>
+            </w:tcBorders>
+          </w:tcPr>
+          <w:p>
+            <w:pPr>
+              <w:spacing w:line="360" w:lineRule="auto"/>
+              <w:rPr>
+                <w:rFonts w:ascii="Times New Roman" w:hAnsi="Times New Roman" w:cs="Times New Roman"/>
+              </w:rPr>
+            </w:pPr>
+            <w:r>
+              <w:rPr>
+                <w:rFonts w:ascii="Times New Roman" w:hAnsi="Times New Roman" w:cs="Times New Roman"/>
+              </w:rPr>
+              <w:t>treatment_plan</w:t>
+            </w:r>
+          </w:p>
+        </w:tc>
+        <w:tc>
+          <w:tcPr>
+            <w:tcW w:w="2083" w:type="dxa"/>
+            <w:tcBorders>
+              <w:top w:val="single" w:sz="4" w:space="0" w:color="auto"/>
+              <w:left w:val="single" w:sz="4" w:space="0" w:color="auto"/>
+              <w:bottom w:val="single" w:sz="4" w:space="0" w:color="auto"/>
+              <w:right w:val="single" w:sz="4" w:space="0" w:color="auto"/>
+            </w:tcBorders>
+          </w:tcPr>
+          <w:p>
+            <w:pPr>
+              <w:spacing w:line="360" w:lineRule="auto"/>
+              <w:rPr>
+                <w:rFonts w:ascii="Times New Roman" w:hAnsi="Times New Roman" w:cs="Times New Roman"/>
+              </w:rPr>
+            </w:pPr>
+            <w:r>
+              <w:rPr>
+                <w:rFonts w:ascii="Times New Roman" w:hAnsi="Times New Roman" w:cs="Times New Roman"/>
+              </w:rPr>
+              <w:t>TEXT</w:t>
+            </w:r>
+          </w:p>
+        </w:tc>
+        <w:tc>
+          <w:tcPr>
+            <w:tcW w:w="3036" w:type="dxa"/>
+            <w:tcBorders>
+              <w:top w:val="single" w:sz="4" w:space="0" w:color="auto"/>
+              <w:left w:val="single" w:sz="4" w:space="0" w:color="auto"/>
+              <w:bottom w:val="single" w:sz="4" w:space="0" w:color="auto"/>
+              <w:right w:val="single" w:sz="4" w:space="0" w:color="auto"/>
+            </w:tcBorders>
+          </w:tcPr>
+          <w:p>
+            <w:pPr>
+              <w:spacing w:line="360" w:lineRule="auto"/>
+              <w:rPr>
+                <w:rFonts w:ascii="Times New Roman" w:hAnsi="Times New Roman" w:cs="Times New Roman"/>
+              </w:rPr>
+            </w:pPr>
+            <w:r>
+              <w:rPr>
+                <w:rFonts w:ascii="Times New Roman" w:hAnsi="Times New Roman" w:cs="Times New Roman"/>
+                <w:color w:val="1F1F1F"/>
+              </w:rPr>
+              <w:t>Phác đồ điều trị / Lời khuyên / Kê đơn thuốc.</w:t>
+            </w:r>
+          </w:p>
+        </w:tc>
+        <w:tc>
+          <w:tcPr>
+            <w:tcW w:w="1522" w:type="dxa"/>
+            <w:tcBorders>
+              <w:top w:val="single" w:sz="4" w:space="0" w:color="auto"/>
+              <w:left w:val="single" w:sz="4" w:space="0" w:color="auto"/>
+              <w:bottom w:val="single" w:sz="4" w:space="0" w:color="auto"/>
+              <w:right w:val="single" w:sz="4" w:space="0" w:color="auto"/>
+            </w:tcBorders>
+          </w:tcPr>
+          <w:p>
+            <w:pPr>
+              <w:spacing w:line="360" w:lineRule="auto"/>
+              <w:rPr>
+                <w:rFonts w:ascii="Times New Roman" w:hAnsi="Times New Roman" w:cs="Times New Roman"/>
+              </w:rPr>
+            </w:pPr>
+          </w:p>
+        </w:tc>
+      </w:tr>
+      <w:tr>
+        <w:tc>
+          <w:tcPr>
+            <w:tcW w:w="746" w:type="dxa"/>
+            <w:tcBorders>
+              <w:top w:val="single" w:sz="4" w:space="0" w:color="auto"/>
+              <w:left w:val="single" w:sz="4" w:space="0" w:color="auto"/>
+              <w:bottom w:val="single" w:sz="4" w:space="0" w:color="auto"/>
+              <w:right w:val="single" w:sz="4" w:space="0" w:color="auto"/>
+            </w:tcBorders>
+          </w:tcPr>
+          <w:p>
+            <w:pPr>
+              <w:spacing w:line="360" w:lineRule="auto"/>
+              <w:jc w:val="center"/>
+              <w:rPr>
+                <w:rFonts w:ascii="Times New Roman" w:hAnsi="Times New Roman" w:cs="Times New Roman"/>
+                <w:sz w:val="28"/>
+                <w:szCs w:val="28"/>
+              </w:rPr>
+            </w:pPr>
+            <w:r>
+              <w:rPr>
+                <w:rFonts w:ascii="Times New Roman" w:hAnsi="Times New Roman" w:cs="Times New Roman"/>
+                <w:sz w:val="28"/>
+                <w:szCs w:val="28"/>
+              </w:rPr>
+              <w:t>8</w:t>
+            </w:r>
+          </w:p>
+        </w:tc>
+        <w:tc>
+          <w:tcPr>
+            <w:tcW w:w="1963" w:type="dxa"/>
+            <w:tcBorders>
+              <w:top w:val="single" w:sz="4" w:space="0" w:color="auto"/>
+              <w:left w:val="single" w:sz="4" w:space="0" w:color="auto"/>
+              <w:bottom w:val="single" w:sz="4" w:space="0" w:color="auto"/>
+              <w:right w:val="single" w:sz="4" w:space="0" w:color="auto"/>
+            </w:tcBorders>
+          </w:tcPr>
+          <w:p>
+            <w:pPr>
+              <w:spacing w:line="360" w:lineRule="auto"/>
+              <w:rPr>
+                <w:rFonts w:ascii="Times New Roman" w:hAnsi="Times New Roman" w:cs="Times New Roman"/>
+              </w:rPr>
+            </w:pPr>
+            <w:r>
+              <w:rPr>
+                <w:rFonts w:ascii="Times New Roman" w:hAnsi="Times New Roman" w:cs="Times New Roman"/>
+              </w:rPr>
+              <w:t>revisit_date</w:t>
+            </w:r>
+          </w:p>
+        </w:tc>
+        <w:tc>
+          <w:tcPr>
+            <w:tcW w:w="2083" w:type="dxa"/>
+            <w:tcBorders>
+              <w:top w:val="single" w:sz="4" w:space="0" w:color="auto"/>
+              <w:left w:val="single" w:sz="4" w:space="0" w:color="auto"/>
+              <w:bottom w:val="single" w:sz="4" w:space="0" w:color="auto"/>
+              <w:right w:val="single" w:sz="4" w:space="0" w:color="auto"/>
+            </w:tcBorders>
+          </w:tcPr>
+          <w:p>
+            <w:pPr>
+              <w:spacing w:line="360" w:lineRule="auto"/>
+              <w:rPr>
+                <w:rFonts w:ascii="Times New Roman" w:hAnsi="Times New Roman" w:cs="Times New Roman"/>
+              </w:rPr>
+            </w:pPr>
+            <w:r>
+              <w:rPr>
+                <w:rFonts w:ascii="Times New Roman" w:hAnsi="Times New Roman" w:cs="Times New Roman"/>
+              </w:rPr>
+              <w:t>DATE</w:t>
+            </w:r>
+          </w:p>
+        </w:tc>
+        <w:tc>
+          <w:tcPr>
+            <w:tcW w:w="3036" w:type="dxa"/>
+            <w:tcBorders>
+              <w:top w:val="single" w:sz="4" w:space="0" w:color="auto"/>
+              <w:left w:val="single" w:sz="4" w:space="0" w:color="auto"/>
+              <w:bottom w:val="single" w:sz="4" w:space="0" w:color="auto"/>
+              <w:right w:val="single" w:sz="4" w:space="0" w:color="auto"/>
+            </w:tcBorders>
+          </w:tcPr>
+          <w:p>
+            <w:pPr>
+              <w:spacing w:line="360" w:lineRule="auto"/>
+              <w:rPr>
+                <w:rFonts w:ascii="Times New Roman" w:hAnsi="Times New Roman" w:cs="Times New Roman"/>
+              </w:rPr>
+            </w:pPr>
+            <w:r>
+              <w:rPr>
+                <w:rFonts w:ascii="Times New Roman" w:hAnsi="Times New Roman" w:cs="Times New Roman"/>
+                <w:color w:val="1F1F1F"/>
+              </w:rPr>
+              <w:t>Lịch hẹn tái khám (nếu có).</w:t>
+            </w:r>
+          </w:p>
+        </w:tc>
+        <w:tc>
+          <w:tcPr>
+            <w:tcW w:w="1522" w:type="dxa"/>
+            <w:tcBorders>
+              <w:top w:val="single" w:sz="4" w:space="0" w:color="auto"/>
+              <w:left w:val="single" w:sz="4" w:space="0" w:color="auto"/>
+              <w:bottom w:val="single" w:sz="4" w:space="0" w:color="auto"/>
+              <w:right w:val="single" w:sz="4" w:space="0" w:color="auto"/>
+            </w:tcBorders>
+          </w:tcPr>
+          <w:p>
+            <w:pPr>
+              <w:spacing w:line="360" w:lineRule="auto"/>
+              <w:rPr>
+                <w:rFonts w:ascii="Times New Roman" w:hAnsi="Times New Roman" w:cs="Times New Roman"/>
+              </w:rPr>
+            </w:pPr>
+            <w:r>
+              <w:rPr>
+                <w:rFonts w:ascii="Times New Roman" w:hAnsi="Times New Roman" w:cs="Times New Roman"/>
+                <w:color w:val="1F1F1F"/>
+              </w:rPr>
+              <w:t>NULL</w:t>
+            </w:r>
+          </w:p>
+        </w:tc>
+      </w:tr>
+      <w:tr>
+        <w:tc>
+          <w:tcPr>
+            <w:tcW w:w="746" w:type="dxa"/>
+            <w:tcBorders>
+              <w:top w:val="single" w:sz="4" w:space="0" w:color="auto"/>
+              <w:left w:val="single" w:sz="4" w:space="0" w:color="auto"/>
+              <w:bottom w:val="single" w:sz="4" w:space="0" w:color="auto"/>
+              <w:right w:val="single" w:sz="4" w:space="0" w:color="auto"/>
+            </w:tcBorders>
+          </w:tcPr>
+          <w:p>
+            <w:pPr>
+              <w:spacing w:line="360" w:lineRule="auto"/>
+              <w:jc w:val="center"/>
+              <w:rPr>
+                <w:rFonts w:ascii="Times New Roman" w:hAnsi="Times New Roman" w:cs="Times New Roman"/>
+                <w:sz w:val="28"/>
+                <w:szCs w:val="28"/>
+              </w:rPr>
+            </w:pPr>
+            <w:r>
+              <w:rPr>
+                <w:rFonts w:ascii="Times New Roman" w:hAnsi="Times New Roman" w:cs="Times New Roman"/>
+                <w:sz w:val="28"/>
+                <w:szCs w:val="28"/>
+              </w:rPr>
+              <w:t>9</w:t>
+            </w:r>
+          </w:p>
+        </w:tc>
+        <w:tc>
+          <w:tcPr>
+            <w:tcW w:w="1963" w:type="dxa"/>
+            <w:tcBorders>
+              <w:top w:val="single" w:sz="4" w:space="0" w:color="auto"/>
+              <w:left w:val="single" w:sz="4" w:space="0" w:color="auto"/>
+              <w:bottom w:val="single" w:sz="4" w:space="0" w:color="auto"/>
+              <w:right w:val="single" w:sz="4" w:space="0" w:color="auto"/>
+            </w:tcBorders>
+          </w:tcPr>
+          <w:p>
+            <w:pPr>
+              <w:spacing w:line="360" w:lineRule="auto"/>
+              <w:rPr>
+                <w:rFonts w:ascii="Times New Roman" w:hAnsi="Times New Roman" w:cs="Times New Roman"/>
+              </w:rPr>
+            </w:pPr>
+            <w:r>
+              <w:rPr>
+                <w:rFonts w:ascii="Times New Roman" w:hAnsi="Times New Roman" w:cs="Times New Roman"/>
+              </w:rPr>
+              <w:t>status</w:t>
+            </w:r>
+          </w:p>
+        </w:tc>
+        <w:tc>
+          <w:tcPr>
+            <w:tcW w:w="2083" w:type="dxa"/>
+            <w:tcBorders>
+              <w:top w:val="single" w:sz="4" w:space="0" w:color="auto"/>
+              <w:left w:val="single" w:sz="4" w:space="0" w:color="auto"/>
+              <w:bottom w:val="single" w:sz="4" w:space="0" w:color="auto"/>
+              <w:right w:val="single" w:sz="4" w:space="0" w:color="auto"/>
+            </w:tcBorders>
+          </w:tcPr>
+          <w:p>
+            <w:pPr>
+              <w:spacing w:line="360" w:lineRule="auto"/>
+              <w:rPr>
+                <w:rFonts w:ascii="Times New Roman" w:hAnsi="Times New Roman" w:cs="Times New Roman"/>
+              </w:rPr>
+            </w:pPr>
+            <w:r>
+              <w:rPr>
+                <w:rFonts w:ascii="Times New Roman" w:hAnsi="Times New Roman" w:cs="Times New Roman"/>
+              </w:rPr>
+              <w:t>record_status</w:t>
+            </w:r>
+          </w:p>
+        </w:tc>
+        <w:tc>
+          <w:tcPr>
+            <w:tcW w:w="3036" w:type="dxa"/>
+            <w:tcBorders>
+              <w:top w:val="single" w:sz="4" w:space="0" w:color="auto"/>
+              <w:left w:val="single" w:sz="4" w:space="0" w:color="auto"/>
+              <w:bottom w:val="single" w:sz="4" w:space="0" w:color="auto"/>
+              <w:right w:val="single" w:sz="4" w:space="0" w:color="auto"/>
+            </w:tcBorders>
+          </w:tcPr>
+          <w:p>
+            <w:pPr>
+              <w:spacing w:line="360" w:lineRule="auto"/>
+              <w:rPr>
+                <w:rFonts w:ascii="Times New Roman" w:hAnsi="Times New Roman" w:cs="Times New Roman"/>
+              </w:rPr>
+            </w:pPr>
+            <w:r>
+              <w:rPr>
+                <w:rFonts w:ascii="Times New Roman" w:hAnsi="Times New Roman" w:cs="Times New Roman"/>
+                <w:color w:val="1F1F1F"/>
+              </w:rPr>
+              <w:t>Trạng thái sức khỏe (Đang chữa trị / Đã khỏi).</w:t>
+            </w:r>
+          </w:p>
+        </w:tc>
+        <w:tc>
+          <w:tcPr>
+            <w:tcW w:w="1522" w:type="dxa"/>
+            <w:tcBorders>
+              <w:top w:val="single" w:sz="4" w:space="0" w:color="auto"/>
+              <w:left w:val="single" w:sz="4" w:space="0" w:color="auto"/>
+              <w:bottom w:val="single" w:sz="4" w:space="0" w:color="auto"/>
+              <w:right w:val="single" w:sz="4" w:space="0" w:color="auto"/>
+            </w:tcBorders>
+          </w:tcPr>
+          <w:p>
+            <w:pPr>
+              <w:spacing w:line="360" w:lineRule="auto"/>
+              <w:rPr>
+                <w:rFonts w:ascii="Times New Roman" w:hAnsi="Times New Roman" w:cs="Times New Roman"/>
+              </w:rPr>
+            </w:pPr>
+          </w:p>
+        </w:tc>
+      </w:tr>
+      <w:tr>
+        <w:tc>
+          <w:tcPr>
+            <w:tcW w:w="746" w:type="dxa"/>
+            <w:tcBorders>
+              <w:top w:val="single" w:sz="4" w:space="0" w:color="auto"/>
+              <w:left w:val="single" w:sz="4" w:space="0" w:color="auto"/>
+              <w:bottom w:val="single" w:sz="4" w:space="0" w:color="auto"/>
+              <w:right w:val="single" w:sz="4" w:space="0" w:color="auto"/>
+            </w:tcBorders>
+          </w:tcPr>
+          <w:p>
+            <w:pPr>
+              <w:spacing w:line="360" w:lineRule="auto"/>
+              <w:jc w:val="center"/>
+              <w:rPr>
+                <w:rFonts w:ascii="Times New Roman" w:hAnsi="Times New Roman" w:cs="Times New Roman"/>
+                <w:sz w:val="28"/>
+                <w:szCs w:val="28"/>
+              </w:rPr>
+            </w:pPr>
+            <w:r>
+              <w:rPr>
+                <w:rFonts w:ascii="Times New Roman" w:hAnsi="Times New Roman" w:cs="Times New Roman"/>
+                <w:sz w:val="28"/>
+                <w:szCs w:val="28"/>
+              </w:rPr>
+              <w:t>10</w:t>
+            </w:r>
+          </w:p>
+        </w:tc>
+        <w:tc>
+          <w:tcPr>
+            <w:tcW w:w="1963" w:type="dxa"/>
+            <w:tcBorders>
+              <w:top w:val="single" w:sz="4" w:space="0" w:color="auto"/>
+              <w:left w:val="single" w:sz="4" w:space="0" w:color="auto"/>
+              <w:bottom w:val="single" w:sz="4" w:space="0" w:color="auto"/>
+              <w:right w:val="single" w:sz="4" w:space="0" w:color="auto"/>
+            </w:tcBorders>
+          </w:tcPr>
+          <w:p>
+            <w:pPr>
+              <w:spacing w:line="360" w:lineRule="auto"/>
+              <w:rPr>
+                <w:rFonts w:ascii="Times New Roman" w:hAnsi="Times New Roman" w:cs="Times New Roman"/>
+              </w:rPr>
+            </w:pPr>
+            <w:r>
+              <w:rPr>
+                <w:rFonts w:ascii="Times New Roman" w:hAnsi="Times New Roman" w:cs="Times New Roman"/>
+              </w:rPr>
+              <w:t>doctor_signature</w:t>
+            </w:r>
+          </w:p>
+        </w:tc>
+        <w:tc>
+          <w:tcPr>
+            <w:tcW w:w="2083" w:type="dxa"/>
+            <w:tcBorders>
+              <w:top w:val="single" w:sz="4" w:space="0" w:color="auto"/>
+              <w:left w:val="single" w:sz="4" w:space="0" w:color="auto"/>
+              <w:bottom w:val="single" w:sz="4" w:space="0" w:color="auto"/>
+              <w:right w:val="single" w:sz="4" w:space="0" w:color="auto"/>
+            </w:tcBorders>
+          </w:tcPr>
+          <w:p>
+            <w:pPr>
+              <w:spacing w:line="360" w:lineRule="auto"/>
+              <w:rPr>
+                <w:rFonts w:ascii="Times New Roman" w:hAnsi="Times New Roman" w:cs="Times New Roman"/>
+              </w:rPr>
+            </w:pPr>
+            <w:r>
+              <w:rPr>
+                <w:rFonts w:ascii="Times New Roman" w:hAnsi="Times New Roman" w:cs="Times New Roman"/>
+              </w:rPr>
+              <w:t>TEXT</w:t>
+            </w:r>
+          </w:p>
+        </w:tc>
+        <w:tc>
+          <w:tcPr>
+            <w:tcW w:w="3036" w:type="dxa"/>
+            <w:tcBorders>
+              <w:top w:val="single" w:sz="4" w:space="0" w:color="auto"/>
+              <w:left w:val="single" w:sz="4" w:space="0" w:color="auto"/>
+              <w:bottom w:val="single" w:sz="4" w:space="0" w:color="auto"/>
+              <w:right w:val="single" w:sz="4" w:space="0" w:color="auto"/>
+            </w:tcBorders>
+          </w:tcPr>
+          <w:p>
+            <w:pPr>
+              <w:spacing w:line="360" w:lineRule="auto"/>
+              <w:rPr>
+                <w:rFonts w:ascii="Times New Roman" w:hAnsi="Times New Roman" w:cs="Times New Roman"/>
+              </w:rPr>
+            </w:pPr>
+            <w:r>
+              <w:rPr>
+                <w:rFonts w:ascii="Times New Roman" w:hAnsi="Times New Roman" w:cs="Times New Roman"/>
+                <w:color w:val="1F1F1F"/>
+              </w:rPr>
+              <w:t>Chữ ký số / Mã xác thực của bác sĩ.</w:t>
+            </w:r>
+          </w:p>
+        </w:tc>
+        <w:tc>
+          <w:tcPr>
+            <w:tcW w:w="1522" w:type="dxa"/>
+            <w:tcBorders>
+              <w:top w:val="single" w:sz="4" w:space="0" w:color="auto"/>
+              <w:left w:val="single" w:sz="4" w:space="0" w:color="auto"/>
+              <w:bottom w:val="single" w:sz="4" w:space="0" w:color="auto"/>
+              <w:right w:val="single" w:sz="4" w:space="0" w:color="auto"/>
+            </w:tcBorders>
+          </w:tcPr>
+          <w:p>
+            <w:pPr>
+              <w:spacing w:line="360" w:lineRule="auto"/>
+              <w:rPr>
+                <w:rFonts w:ascii="Times New Roman" w:hAnsi="Times New Roman" w:cs="Times New Roman"/>
+              </w:rPr>
+            </w:pPr>
+            <w:r>
+              <w:rPr>
+                <w:rFonts w:ascii="Times New Roman" w:hAnsi="Times New Roman" w:cs="Times New Roman"/>
+                <w:color w:val="1F1F1F"/>
+              </w:rPr>
+              <w:t>NULL</w:t>
+            </w:r>
+          </w:p>
+        </w:tc>
+      </w:tr>
+      <w:tr>
+        <w:tc>
+          <w:tcPr>
+            <w:tcW w:w="746" w:type="dxa"/>
+            <w:tcBorders>
+              <w:top w:val="single" w:sz="4" w:space="0" w:color="auto"/>
+              <w:left w:val="single" w:sz="4" w:space="0" w:color="auto"/>
+              <w:bottom w:val="single" w:sz="4" w:space="0" w:color="auto"/>
+              <w:right w:val="single" w:sz="4" w:space="0" w:color="auto"/>
+            </w:tcBorders>
+          </w:tcPr>
+          <w:p>
+            <w:pPr>
+              <w:spacing w:line="360" w:lineRule="auto"/>
+              <w:jc w:val="center"/>
+              <w:rPr>
+                <w:rFonts w:ascii="Times New Roman" w:hAnsi="Times New Roman" w:cs="Times New Roman"/>
+                <w:sz w:val="28"/>
+                <w:szCs w:val="28"/>
+              </w:rPr>
+            </w:pPr>
+            <w:r>
+              <w:rPr>
+                <w:rFonts w:ascii="Times New Roman" w:hAnsi="Times New Roman" w:cs="Times New Roman"/>
+                <w:sz w:val="28"/>
+                <w:szCs w:val="28"/>
+              </w:rPr>
+              <w:t>11</w:t>
+            </w:r>
+          </w:p>
+        </w:tc>
+        <w:tc>
+          <w:tcPr>
+            <w:tcW w:w="1963" w:type="dxa"/>
+            <w:tcBorders>
+              <w:top w:val="single" w:sz="4" w:space="0" w:color="auto"/>
+              <w:left w:val="single" w:sz="4" w:space="0" w:color="auto"/>
+              <w:bottom w:val="single" w:sz="4" w:space="0" w:color="auto"/>
+              <w:right w:val="single" w:sz="4" w:space="0" w:color="auto"/>
+            </w:tcBorders>
+          </w:tcPr>
+          <w:p>
+            <w:pPr>
+              <w:spacing w:line="360" w:lineRule="auto"/>
+              <w:rPr>
+                <w:rFonts w:ascii="Times New Roman" w:hAnsi="Times New Roman" w:cs="Times New Roman"/>
+              </w:rPr>
+            </w:pPr>
+            <w:r>
+              <w:rPr>
+                <w:rFonts w:ascii="Times New Roman" w:hAnsi="Times New Roman" w:cs="Times New Roman"/>
+              </w:rPr>
+              <w:t>qr_code_data</w:t>
+            </w:r>
+          </w:p>
+        </w:tc>
+        <w:tc>
+          <w:tcPr>
+            <w:tcW w:w="2083" w:type="dxa"/>
+            <w:tcBorders>
+              <w:top w:val="single" w:sz="4" w:space="0" w:color="auto"/>
+              <w:left w:val="single" w:sz="4" w:space="0" w:color="auto"/>
+              <w:bottom w:val="single" w:sz="4" w:space="0" w:color="auto"/>
+              <w:right w:val="single" w:sz="4" w:space="0" w:color="auto"/>
+            </w:tcBorders>
+          </w:tcPr>
+          <w:p>
+            <w:pPr>
+              <w:spacing w:line="360" w:lineRule="auto"/>
+              <w:rPr>
+                <w:rFonts w:ascii="Times New Roman" w:hAnsi="Times New Roman" w:cs="Times New Roman"/>
+              </w:rPr>
+            </w:pPr>
+            <w:r>
+              <w:rPr>
+                <w:rFonts w:ascii="Times New Roman" w:hAnsi="Times New Roman" w:cs="Times New Roman"/>
+              </w:rPr>
+              <w:t>TEXT</w:t>
+            </w:r>
+          </w:p>
+        </w:tc>
+        <w:tc>
+          <w:tcPr>
+            <w:tcW w:w="3036" w:type="dxa"/>
+            <w:tcBorders>
+              <w:top w:val="single" w:sz="4" w:space="0" w:color="auto"/>
+              <w:left w:val="single" w:sz="4" w:space="0" w:color="auto"/>
+              <w:bottom w:val="single" w:sz="4" w:space="0" w:color="auto"/>
+              <w:right w:val="single" w:sz="4" w:space="0" w:color="auto"/>
+            </w:tcBorders>
+          </w:tcPr>
+          <w:p>
+            <w:pPr>
+              <w:spacing w:line="360" w:lineRule="auto"/>
+              <w:rPr>
+                <w:rFonts w:ascii="Times New Roman" w:hAnsi="Times New Roman" w:cs="Times New Roman"/>
+              </w:rPr>
+            </w:pPr>
+            <w:r>
+              <w:rPr>
+                <w:rFonts w:ascii="Times New Roman" w:hAnsi="Times New Roman" w:cs="Times New Roman"/>
+                <w:color w:val="1F1F1F"/>
+              </w:rPr>
+              <w:t>Dữ liệu/Đường dẫn QR Bệnh án để quét tại nhà thuốc.</w:t>
+            </w:r>
+          </w:p>
+        </w:tc>
+        <w:tc>
+          <w:tcPr>
+            <w:tcW w:w="1522" w:type="dxa"/>
+            <w:tcBorders>
+              <w:top w:val="single" w:sz="4" w:space="0" w:color="auto"/>
+              <w:left w:val="single" w:sz="4" w:space="0" w:color="auto"/>
+              <w:bottom w:val="single" w:sz="4" w:space="0" w:color="auto"/>
+              <w:right w:val="single" w:sz="4" w:space="0" w:color="auto"/>
+            </w:tcBorders>
+          </w:tcPr>
+          <w:p>
+            <w:pPr>
+              <w:spacing w:line="360" w:lineRule="auto"/>
+              <w:rPr>
+                <w:rFonts w:ascii="Times New Roman" w:hAnsi="Times New Roman" w:cs="Times New Roman"/>
+              </w:rPr>
+            </w:pPr>
+            <w:r>
+              <w:rPr>
+                <w:rFonts w:ascii="Times New Roman" w:hAnsi="Times New Roman" w:cs="Times New Roman"/>
+                <w:color w:val="1F1F1F"/>
+              </w:rPr>
+              <w:t>NULL</w:t>
+            </w:r>
+          </w:p>
+        </w:tc>
+      </w:tr>
+      <w:tr>
+        <w:tc>
+          <w:tcPr>
+            <w:tcW w:w="746" w:type="dxa"/>
+            <w:tcBorders>
+              <w:top w:val="single" w:sz="4" w:space="0" w:color="auto"/>
+              <w:left w:val="single" w:sz="4" w:space="0" w:color="auto"/>
+              <w:bottom w:val="single" w:sz="4" w:space="0" w:color="auto"/>
+              <w:right w:val="single" w:sz="4" w:space="0" w:color="auto"/>
+            </w:tcBorders>
+          </w:tcPr>
+          <w:p>
+            <w:pPr>
+              <w:spacing w:line="360" w:lineRule="auto"/>
+              <w:jc w:val="center"/>
+              <w:rPr>
+                <w:rFonts w:ascii="Times New Roman" w:hAnsi="Times New Roman" w:cs="Times New Roman"/>
+                <w:sz w:val="28"/>
+                <w:szCs w:val="28"/>
+              </w:rPr>
+            </w:pPr>
+            <w:r>
+              <w:rPr>
+                <w:rFonts w:ascii="Times New Roman" w:hAnsi="Times New Roman" w:cs="Times New Roman"/>
+                <w:sz w:val="28"/>
+                <w:szCs w:val="28"/>
+              </w:rPr>
+              <w:t>12</w:t>
+            </w:r>
+          </w:p>
+        </w:tc>
+        <w:tc>
+          <w:tcPr>
+            <w:tcW w:w="1963" w:type="dxa"/>
+            <w:tcBorders>
+              <w:top w:val="single" w:sz="4" w:space="0" w:color="auto"/>
+              <w:left w:val="single" w:sz="4" w:space="0" w:color="auto"/>
+              <w:bottom w:val="single" w:sz="4" w:space="0" w:color="auto"/>
+              <w:right w:val="single" w:sz="4" w:space="0" w:color="auto"/>
+            </w:tcBorders>
+          </w:tcPr>
+          <w:p>
+            <w:pPr>
+              <w:spacing w:line="360" w:lineRule="auto"/>
+              <w:rPr>
+                <w:rFonts w:ascii="Times New Roman" w:hAnsi="Times New Roman" w:cs="Times New Roman"/>
+              </w:rPr>
+            </w:pPr>
+            <w:r>
+              <w:rPr>
+                <w:rFonts w:ascii="Times New Roman" w:hAnsi="Times New Roman" w:cs="Times New Roman"/>
+              </w:rPr>
+              <w:t>created_at</w:t>
+            </w:r>
+          </w:p>
+        </w:tc>
+        <w:tc>
+          <w:tcPr>
+            <w:tcW w:w="2083" w:type="dxa"/>
+            <w:tcBorders>
+              <w:top w:val="single" w:sz="4" w:space="0" w:color="auto"/>
+              <w:left w:val="single" w:sz="4" w:space="0" w:color="auto"/>
+              <w:bottom w:val="single" w:sz="4" w:space="0" w:color="auto"/>
+              <w:right w:val="single" w:sz="4" w:space="0" w:color="auto"/>
+            </w:tcBorders>
+          </w:tcPr>
+          <w:p>
+            <w:pPr>
+              <w:spacing w:line="360" w:lineRule="auto"/>
+              <w:rPr>
+                <w:rFonts w:ascii="Times New Roman" w:hAnsi="Times New Roman" w:cs="Times New Roman"/>
+              </w:rPr>
+            </w:pPr>
+            <w:r>
+              <w:rPr>
+                <w:rFonts w:ascii="Times New Roman" w:hAnsi="Times New Roman" w:cs="Times New Roman"/>
+              </w:rPr>
+              <w:t>TIMESTAMP</w:t>
+            </w:r>
+          </w:p>
+        </w:tc>
+        <w:tc>
+          <w:tcPr>
+            <w:tcW w:w="3036" w:type="dxa"/>
+            <w:tcBorders>
+              <w:top w:val="single" w:sz="4" w:space="0" w:color="auto"/>
+              <w:left w:val="single" w:sz="4" w:space="0" w:color="auto"/>
+              <w:bottom w:val="single" w:sz="4" w:space="0" w:color="auto"/>
+              <w:right w:val="single" w:sz="4" w:space="0" w:color="auto"/>
+            </w:tcBorders>
+          </w:tcPr>
+          <w:p>
+            <w:pPr>
+              <w:spacing w:line="360" w:lineRule="auto"/>
+              <w:rPr>
+                <w:rFonts w:ascii="Times New Roman" w:hAnsi="Times New Roman" w:cs="Times New Roman"/>
+              </w:rPr>
+            </w:pPr>
+            <w:r>
+              <w:rPr>
+                <w:rFonts w:ascii="Times New Roman" w:hAnsi="Times New Roman" w:cs="Times New Roman"/>
+                <w:color w:val="1F1F1F"/>
+              </w:rPr>
+              <w:t>Ngày tạo bệnh án.</w:t>
+            </w:r>
+          </w:p>
+        </w:tc>
+        <w:tc>
+          <w:tcPr>
+            <w:tcW w:w="1522" w:type="dxa"/>
+            <w:tcBorders>
+              <w:top w:val="single" w:sz="4" w:space="0" w:color="auto"/>
+              <w:left w:val="single" w:sz="4" w:space="0" w:color="auto"/>
+              <w:bottom w:val="single" w:sz="4" w:space="0" w:color="auto"/>
+              <w:right w:val="single" w:sz="4" w:space="0" w:color="auto"/>
+            </w:tcBorders>
+          </w:tcPr>
+          <w:p>
+            <w:pPr>
+              <w:spacing w:line="360" w:lineRule="auto"/>
+              <w:rPr>
+                <w:rFonts w:ascii="Times New Roman" w:hAnsi="Times New Roman" w:cs="Times New Roman"/>
+              </w:rPr>
+            </w:pPr>
+            <w:r>
+              <w:rPr>
+                <w:rFonts w:ascii="Times New Roman" w:hAnsi="Times New Roman" w:cs="Times New Roman"/>
+                <w:color w:val="1F1F1F"/>
+              </w:rPr>
+              <w:t>NOT NULL</w:t>
+            </w:r>
+          </w:p>
+        </w:tc>
+      </w:tr>
+      <w:tr>
+        <w:tc>
+          <w:tcPr>
+            <w:tcW w:w="746" w:type="dxa"/>
+            <w:tcBorders>
+              <w:top w:val="single" w:sz="4" w:space="0" w:color="auto"/>
+              <w:left w:val="single" w:sz="4" w:space="0" w:color="auto"/>
+              <w:bottom w:val="single" w:sz="4" w:space="0" w:color="auto"/>
+              <w:right w:val="single" w:sz="4" w:space="0" w:color="auto"/>
+            </w:tcBorders>
+          </w:tcPr>
+          <w:p>
+            <w:pPr>
+              <w:spacing w:line="360" w:lineRule="auto"/>
+              <w:jc w:val="center"/>
+              <w:rPr>
+                <w:rFonts w:ascii="Times New Roman" w:hAnsi="Times New Roman" w:cs="Times New Roman"/>
+                <w:sz w:val="28"/>
+                <w:szCs w:val="28"/>
+              </w:rPr>
+            </w:pPr>
+            <w:r>
+              <w:rPr>
+                <w:rFonts w:ascii="Times New Roman" w:hAnsi="Times New Roman" w:cs="Times New Roman"/>
+                <w:sz w:val="28"/>
+                <w:szCs w:val="28"/>
+              </w:rPr>
+              <w:t>13</w:t>
+            </w:r>
+          </w:p>
+        </w:tc>
+        <w:tc>
+          <w:tcPr>
+            <w:tcW w:w="1963" w:type="dxa"/>
+            <w:tcBorders>
+              <w:top w:val="single" w:sz="4" w:space="0" w:color="auto"/>
+              <w:left w:val="single" w:sz="4" w:space="0" w:color="auto"/>
+              <w:bottom w:val="single" w:sz="4" w:space="0" w:color="auto"/>
+              <w:right w:val="single" w:sz="4" w:space="0" w:color="auto"/>
+            </w:tcBorders>
+          </w:tcPr>
+          <w:p>
+            <w:pPr>
+              <w:spacing w:line="360" w:lineRule="auto"/>
+              <w:rPr>
+                <w:rFonts w:ascii="Times New Roman" w:hAnsi="Times New Roman" w:cs="Times New Roman"/>
+              </w:rPr>
+            </w:pPr>
+            <w:r>
+              <w:rPr>
+                <w:rFonts w:ascii="Times New Roman" w:hAnsi="Times New Roman" w:cs="Times New Roman"/>
+              </w:rPr>
+              <w:t>updated_at</w:t>
+            </w:r>
+          </w:p>
+        </w:tc>
+        <w:tc>
+          <w:tcPr>
+            <w:tcW w:w="2083" w:type="dxa"/>
+            <w:tcBorders>
+              <w:top w:val="single" w:sz="4" w:space="0" w:color="auto"/>
+              <w:left w:val="single" w:sz="4" w:space="0" w:color="auto"/>
+              <w:bottom w:val="single" w:sz="4" w:space="0" w:color="auto"/>
+              <w:right w:val="single" w:sz="4" w:space="0" w:color="auto"/>
+            </w:tcBorders>
+          </w:tcPr>
+          <w:p>
+            <w:pPr>
+              <w:spacing w:line="360" w:lineRule="auto"/>
+              <w:rPr>
+                <w:rFonts w:ascii="Times New Roman" w:hAnsi="Times New Roman" w:cs="Times New Roman"/>
+              </w:rPr>
+            </w:pPr>
+            <w:r>
+              <w:rPr>
+                <w:rFonts w:ascii="Times New Roman" w:hAnsi="Times New Roman" w:cs="Times New Roman"/>
+              </w:rPr>
+              <w:t>TIMESTAMP</w:t>
+            </w:r>
+          </w:p>
+        </w:tc>
+        <w:tc>
+          <w:tcPr>
+            <w:tcW w:w="3036" w:type="dxa"/>
+            <w:tcBorders>
+              <w:top w:val="single" w:sz="4" w:space="0" w:color="auto"/>
+              <w:left w:val="single" w:sz="4" w:space="0" w:color="auto"/>
+              <w:bottom w:val="single" w:sz="4" w:space="0" w:color="auto"/>
+              <w:right w:val="single" w:sz="4" w:space="0" w:color="auto"/>
+            </w:tcBorders>
+          </w:tcPr>
+          <w:p>
+            <w:pPr>
+              <w:spacing w:line="360" w:lineRule="auto"/>
+              <w:rPr>
+                <w:rFonts w:ascii="Times New Roman" w:hAnsi="Times New Roman" w:cs="Times New Roman"/>
+              </w:rPr>
+            </w:pPr>
+            <w:r>
+              <w:rPr>
+                <w:rFonts w:ascii="Times New Roman" w:hAnsi="Times New Roman" w:cs="Times New Roman"/>
+                <w:color w:val="1F1F1F"/>
+              </w:rPr>
+              <w:t>Ngày cập nhật bệnh án (khi tái khám).</w:t>
+            </w:r>
+          </w:p>
+        </w:tc>
+        <w:tc>
+          <w:tcPr>
+            <w:tcW w:w="1522" w:type="dxa"/>
+            <w:tcBorders>
+              <w:top w:val="single" w:sz="4" w:space="0" w:color="auto"/>
+              <w:left w:val="single" w:sz="4" w:space="0" w:color="auto"/>
+              <w:bottom w:val="single" w:sz="4" w:space="0" w:color="auto"/>
+              <w:right w:val="single" w:sz="4" w:space="0" w:color="auto"/>
+            </w:tcBorders>
+          </w:tcPr>
+          <w:p>
+            <w:pPr>
+              <w:spacing w:line="360" w:lineRule="auto"/>
+              <w:rPr>
+                <w:rFonts w:ascii="Times New Roman" w:hAnsi="Times New Roman" w:cs="Times New Roman"/>
+              </w:rPr>
+            </w:pPr>
+            <w:r>
+              <w:rPr>
+                <w:rFonts w:ascii="Times New Roman" w:hAnsi="Times New Roman" w:cs="Times New Roman"/>
+                <w:color w:val="1F1F1F"/>
+              </w:rPr>
+              <w:t>NOT NULL</w:t>
+            </w:r>
+          </w:p>
+        </w:tc>
+      </w:tr>
+    </w:tbl>
+    <w:p>
+      <w:pPr>
+        <w:pStyle w:val="ListParagraph"/>
+        <w:spacing w:line="360" w:lineRule="auto"/>
+        <w:ind w:left="2250"/>
+        <w:jc w:val="both"/>
+        <w:rPr>
+          <w:rFonts w:ascii="Times New Roman" w:hAnsi="Times New Roman" w:cs="Times New Roman"/>
+          <w:b/>
+          <w:bCs/>
+          <w:sz w:val="28"/>
+          <w:szCs w:val="28"/>
+        </w:rPr>
+      </w:pPr>
+    </w:p>
+    <w:p>
+      <w:pPr>
+        <w:pStyle w:val="ListParagraph"/>
+        <w:numPr>
+          <w:ilvl w:val="2"/>
+          <w:numId w:val="4"/>
+        </w:numPr>
+        <w:spacing w:line="360" w:lineRule="auto"/>
+        <w:jc w:val="both"/>
+        <w:rPr>
+          <w:rFonts w:ascii="Times New Roman" w:hAnsi="Times New Roman" w:cs="Times New Roman"/>
+          <w:b/>
+          <w:bCs/>
+          <w:sz w:val="28"/>
+          <w:szCs w:val="28"/>
+        </w:rPr>
+      </w:pPr>
+      <w:r>
+        <w:rPr>
+          <w:rFonts w:ascii="Times New Roman" w:hAnsi="Times New Roman" w:cs="Times New Roman"/>
+          <w:b/>
+          <w:bCs/>
+          <w:sz w:val="28"/>
+          <w:szCs w:val="28"/>
+        </w:rPr>
+        <w:t>Bảng Reviews</w:t>
+      </w:r>
+    </w:p>
+    <w:tbl>
+      <w:tblPr>
+        <w:tblW w:w="0" w:type="auto"/>
+        <w:tblBorders>
+          <w:top w:val="single" w:sz="4" w:space="0" w:color="auto"/>
+          <w:left w:val="single" w:sz="4" w:space="0" w:color="auto"/>
+          <w:bottom w:val="single" w:sz="4" w:space="0" w:color="auto"/>
+          <w:right w:val="single" w:sz="4" w:space="0" w:color="auto"/>
+        </w:tblBorders>
+        <w:tblLook w:val="04A0" w:firstRow="1" w:lastRow="0" w:firstColumn="1" w:lastColumn="0" w:noHBand="0" w:noVBand="1"/>
+      </w:tblPr>
+      <w:tblGrid>
+        <w:gridCol w:w="746"/>
+        <w:gridCol w:w="1963"/>
+        <w:gridCol w:w="2083"/>
+        <w:gridCol w:w="3036"/>
+        <w:gridCol w:w="1522"/>
+      </w:tblGrid>
+      <w:tr>
+        <w:tc>
+          <w:tcPr>
+            <w:tcW w:w="746" w:type="dxa"/>
+            <w:tcBorders>
+              <w:top w:val="single" w:sz="4" w:space="0" w:color="auto"/>
+              <w:left w:val="single" w:sz="4" w:space="0" w:color="auto"/>
+              <w:bottom w:val="single" w:sz="4" w:space="0" w:color="auto"/>
+              <w:right w:val="single" w:sz="4" w:space="0" w:color="auto"/>
+            </w:tcBorders>
+            <w:shd w:val="clear" w:color="auto" w:fill="D9E2F3" w:themeFill="accent1" w:themeFillTint="33"/>
+            <w:hideMark/>
+          </w:tcPr>
+          <w:p>
+            <w:pPr>
+              <w:spacing w:line="360" w:lineRule="auto"/>
+              <w:jc w:val="center"/>
+              <w:rPr>
+                <w:rFonts w:ascii="Times New Roman" w:hAnsi="Times New Roman" w:cs="Times New Roman"/>
+                <w:b/>
+                <w:bCs/>
+                <w:sz w:val="28"/>
+                <w:szCs w:val="28"/>
+              </w:rPr>
+            </w:pPr>
+            <w:r>
+              <w:rPr>
+                <w:rFonts w:ascii="Times New Roman" w:hAnsi="Times New Roman" w:cs="Times New Roman"/>
+                <w:b/>
+                <w:bCs/>
+                <w:sz w:val="28"/>
+                <w:szCs w:val="28"/>
+              </w:rPr>
+              <w:t>STT</w:t>
+            </w:r>
+          </w:p>
+        </w:tc>
+        <w:tc>
+          <w:tcPr>
+            <w:tcW w:w="1963" w:type="dxa"/>
+            <w:tcBorders>
+              <w:top w:val="single" w:sz="4" w:space="0" w:color="auto"/>
+              <w:left w:val="single" w:sz="4" w:space="0" w:color="auto"/>
+              <w:bottom w:val="single" w:sz="4" w:space="0" w:color="auto"/>
+              <w:right w:val="single" w:sz="4" w:space="0" w:color="auto"/>
+            </w:tcBorders>
+            <w:shd w:val="clear" w:color="auto" w:fill="D9E2F3" w:themeFill="accent1" w:themeFillTint="33"/>
+            <w:hideMark/>
+          </w:tcPr>
+          <w:p>
+            <w:pPr>
+              <w:spacing w:line="360" w:lineRule="auto"/>
+              <w:jc w:val="center"/>
+              <w:rPr>
+                <w:rFonts w:ascii="Times New Roman" w:hAnsi="Times New Roman" w:cs="Times New Roman"/>
+                <w:b/>
+                <w:bCs/>
+                <w:sz w:val="28"/>
+                <w:szCs w:val="28"/>
+              </w:rPr>
+            </w:pPr>
+            <w:r>
+              <w:rPr>
+                <w:rFonts w:ascii="Times New Roman" w:hAnsi="Times New Roman" w:cs="Times New Roman"/>
+                <w:b/>
+                <w:bCs/>
+                <w:sz w:val="28"/>
+                <w:szCs w:val="28"/>
+              </w:rPr>
+              <w:t>Thuộc tính</w:t>
+            </w:r>
+          </w:p>
+        </w:tc>
+        <w:tc>
+          <w:tcPr>
+            <w:tcW w:w="2083" w:type="dxa"/>
+            <w:tcBorders>
+              <w:top w:val="single" w:sz="4" w:space="0" w:color="auto"/>
+              <w:left w:val="single" w:sz="4" w:space="0" w:color="auto"/>
+              <w:bottom w:val="single" w:sz="4" w:space="0" w:color="auto"/>
+              <w:right w:val="single" w:sz="4" w:space="0" w:color="auto"/>
+            </w:tcBorders>
+            <w:shd w:val="clear" w:color="auto" w:fill="D9E2F3" w:themeFill="accent1" w:themeFillTint="33"/>
+            <w:hideMark/>
+          </w:tcPr>
+          <w:p>
+            <w:pPr>
+              <w:spacing w:line="360" w:lineRule="auto"/>
+              <w:jc w:val="center"/>
+              <w:rPr>
+                <w:rFonts w:ascii="Times New Roman" w:hAnsi="Times New Roman" w:cs="Times New Roman"/>
+                <w:b/>
+                <w:bCs/>
+                <w:sz w:val="28"/>
+                <w:szCs w:val="28"/>
+              </w:rPr>
+            </w:pPr>
+            <w:r>
+              <w:rPr>
+                <w:rFonts w:ascii="Times New Roman" w:hAnsi="Times New Roman" w:cs="Times New Roman"/>
+                <w:b/>
+                <w:bCs/>
+                <w:sz w:val="28"/>
+                <w:szCs w:val="28"/>
+              </w:rPr>
+              <w:t>Kiểu dữ liệu</w:t>
+            </w:r>
+          </w:p>
+        </w:tc>
+        <w:tc>
+          <w:tcPr>
+            <w:tcW w:w="3036" w:type="dxa"/>
+            <w:tcBorders>
+              <w:top w:val="single" w:sz="4" w:space="0" w:color="auto"/>
+              <w:left w:val="single" w:sz="4" w:space="0" w:color="auto"/>
+              <w:bottom w:val="single" w:sz="4" w:space="0" w:color="auto"/>
+              <w:right w:val="single" w:sz="4" w:space="0" w:color="auto"/>
+            </w:tcBorders>
+            <w:shd w:val="clear" w:color="auto" w:fill="D9E2F3" w:themeFill="accent1" w:themeFillTint="33"/>
+            <w:hideMark/>
+          </w:tcPr>
+          <w:p>
+            <w:pPr>
+              <w:spacing w:line="360" w:lineRule="auto"/>
+              <w:jc w:val="center"/>
+              <w:rPr>
+                <w:rFonts w:ascii="Times New Roman" w:hAnsi="Times New Roman" w:cs="Times New Roman"/>
+                <w:b/>
+                <w:bCs/>
+                <w:sz w:val="28"/>
+                <w:szCs w:val="28"/>
+              </w:rPr>
+            </w:pPr>
+            <w:r>
+              <w:rPr>
+                <w:rFonts w:ascii="Times New Roman" w:hAnsi="Times New Roman" w:cs="Times New Roman"/>
+                <w:b/>
+                <w:bCs/>
+                <w:sz w:val="28"/>
+                <w:szCs w:val="28"/>
+              </w:rPr>
+              <w:t>Ý nghĩa</w:t>
+            </w:r>
+          </w:p>
+        </w:tc>
+        <w:tc>
+          <w:tcPr>
+            <w:tcW w:w="1522" w:type="dxa"/>
+            <w:tcBorders>
+              <w:top w:val="single" w:sz="4" w:space="0" w:color="auto"/>
+              <w:left w:val="single" w:sz="4" w:space="0" w:color="auto"/>
+              <w:bottom w:val="single" w:sz="4" w:space="0" w:color="auto"/>
+              <w:right w:val="single" w:sz="4" w:space="0" w:color="auto"/>
+            </w:tcBorders>
+            <w:shd w:val="clear" w:color="auto" w:fill="D9E2F3" w:themeFill="accent1" w:themeFillTint="33"/>
+            <w:hideMark/>
+          </w:tcPr>
+          <w:p>
+            <w:pPr>
+              <w:spacing w:line="360" w:lineRule="auto"/>
+              <w:jc w:val="center"/>
+              <w:rPr>
+                <w:rFonts w:ascii="Times New Roman" w:hAnsi="Times New Roman" w:cs="Times New Roman"/>
+                <w:b/>
+                <w:bCs/>
+                <w:sz w:val="28"/>
+                <w:szCs w:val="28"/>
+              </w:rPr>
+            </w:pPr>
+            <w:r>
+              <w:rPr>
+                <w:rFonts w:ascii="Times New Roman" w:hAnsi="Times New Roman" w:cs="Times New Roman"/>
+                <w:b/>
+                <w:bCs/>
+                <w:sz w:val="28"/>
+                <w:szCs w:val="28"/>
+              </w:rPr>
+              <w:t>Ràng buộc</w:t>
+            </w:r>
+          </w:p>
+        </w:tc>
+      </w:tr>
+      <w:tr>
+        <w:tc>
+          <w:tcPr>
+            <w:tcW w:w="746" w:type="dxa"/>
+            <w:tcBorders>
+              <w:top w:val="single" w:sz="4" w:space="0" w:color="auto"/>
+              <w:left w:val="single" w:sz="4" w:space="0" w:color="auto"/>
+              <w:bottom w:val="single" w:sz="4" w:space="0" w:color="auto"/>
+              <w:right w:val="single" w:sz="4" w:space="0" w:color="auto"/>
+            </w:tcBorders>
+            <w:hideMark/>
+          </w:tcPr>
+          <w:p>
+            <w:pPr>
+              <w:spacing w:line="360" w:lineRule="auto"/>
+              <w:jc w:val="center"/>
+              <w:rPr>
+                <w:rFonts w:ascii="Times New Roman" w:hAnsi="Times New Roman" w:cs="Times New Roman"/>
+                <w:sz w:val="28"/>
+                <w:szCs w:val="28"/>
+              </w:rPr>
+            </w:pPr>
+            <w:r>
+              <w:rPr>
+                <w:rFonts w:ascii="Times New Roman" w:hAnsi="Times New Roman" w:cs="Times New Roman"/>
+                <w:sz w:val="28"/>
+                <w:szCs w:val="28"/>
+              </w:rPr>
+              <w:t>1</w:t>
+            </w:r>
+          </w:p>
+        </w:tc>
+        <w:tc>
+          <w:tcPr>
+            <w:tcW w:w="1963" w:type="dxa"/>
+            <w:tcBorders>
+              <w:top w:val="single" w:sz="4" w:space="0" w:color="auto"/>
+              <w:left w:val="single" w:sz="4" w:space="0" w:color="auto"/>
+              <w:bottom w:val="single" w:sz="4" w:space="0" w:color="auto"/>
+              <w:right w:val="single" w:sz="4" w:space="0" w:color="auto"/>
+            </w:tcBorders>
+            <w:hideMark/>
+          </w:tcPr>
+          <w:p>
+            <w:pPr>
+              <w:spacing w:line="360" w:lineRule="auto"/>
+              <w:rPr>
+                <w:rFonts w:ascii="Times New Roman" w:hAnsi="Times New Roman" w:cs="Times New Roman"/>
+              </w:rPr>
+            </w:pPr>
+            <w:r>
+              <w:rPr>
+                <w:rFonts w:ascii="Times New Roman" w:hAnsi="Times New Roman" w:cs="Times New Roman"/>
+              </w:rPr>
+              <w:t>id</w:t>
+            </w:r>
+          </w:p>
+        </w:tc>
+        <w:tc>
+          <w:tcPr>
+            <w:tcW w:w="2083" w:type="dxa"/>
+            <w:tcBorders>
+              <w:top w:val="single" w:sz="4" w:space="0" w:color="auto"/>
+              <w:left w:val="single" w:sz="4" w:space="0" w:color="auto"/>
+              <w:bottom w:val="single" w:sz="4" w:space="0" w:color="auto"/>
+              <w:right w:val="single" w:sz="4" w:space="0" w:color="auto"/>
+            </w:tcBorders>
+            <w:hideMark/>
+          </w:tcPr>
+          <w:p>
+            <w:pPr>
+              <w:spacing w:line="360" w:lineRule="auto"/>
+              <w:rPr>
+                <w:rFonts w:ascii="Times New Roman" w:hAnsi="Times New Roman" w:cs="Times New Roman"/>
+              </w:rPr>
+            </w:pPr>
+            <w:r>
+              <w:rPr>
+                <w:rFonts w:ascii="Times New Roman" w:hAnsi="Times New Roman" w:cs="Times New Roman"/>
+              </w:rPr>
+              <w:t>BIGSERIAL</w:t>
+            </w:r>
+          </w:p>
+        </w:tc>
+        <w:tc>
+          <w:tcPr>
+            <w:tcW w:w="3036" w:type="dxa"/>
+            <w:tcBorders>
+              <w:top w:val="single" w:sz="4" w:space="0" w:color="auto"/>
+              <w:left w:val="single" w:sz="4" w:space="0" w:color="auto"/>
+              <w:bottom w:val="single" w:sz="4" w:space="0" w:color="auto"/>
+              <w:right w:val="single" w:sz="4" w:space="0" w:color="auto"/>
+            </w:tcBorders>
+            <w:hideMark/>
+          </w:tcPr>
+          <w:p>
+            <w:pPr>
+              <w:spacing w:line="360" w:lineRule="auto"/>
+              <w:rPr>
+                <w:rFonts w:ascii="Times New Roman" w:hAnsi="Times New Roman" w:cs="Times New Roman"/>
+              </w:rPr>
+            </w:pPr>
+            <w:r>
+              <w:rPr>
+                <w:rFonts w:ascii="Times New Roman" w:hAnsi="Times New Roman" w:cs="Times New Roman"/>
+                <w:color w:val="1F1F1F"/>
+              </w:rPr>
+              <w:t>Khóa chính định danh phiếu đặt lịch.</w:t>
+            </w:r>
+          </w:p>
+        </w:tc>
+        <w:tc>
+          <w:tcPr>
+            <w:tcW w:w="1522" w:type="dxa"/>
+            <w:tcBorders>
+              <w:top w:val="single" w:sz="4" w:space="0" w:color="auto"/>
+              <w:left w:val="single" w:sz="4" w:space="0" w:color="auto"/>
+              <w:bottom w:val="single" w:sz="4" w:space="0" w:color="auto"/>
+              <w:right w:val="single" w:sz="4" w:space="0" w:color="auto"/>
+            </w:tcBorders>
+            <w:hideMark/>
+          </w:tcPr>
+          <w:p>
+            <w:pPr>
+              <w:spacing w:line="360" w:lineRule="auto"/>
+              <w:rPr>
+                <w:rFonts w:ascii="Times New Roman" w:hAnsi="Times New Roman" w:cs="Times New Roman"/>
+              </w:rPr>
+            </w:pPr>
+            <w:r>
+              <w:rPr>
+                <w:rFonts w:ascii="Times New Roman" w:hAnsi="Times New Roman" w:cs="Times New Roman"/>
+                <w:b/>
+                <w:bCs/>
+                <w:color w:val="1F1F1F"/>
+              </w:rPr>
+              <w:t>PRIMARY KEY</w:t>
+            </w:r>
+          </w:p>
+        </w:tc>
+      </w:tr>
+      <w:tr>
+        <w:tc>
+          <w:tcPr>
+            <w:tcW w:w="746" w:type="dxa"/>
+            <w:tcBorders>
+              <w:top w:val="single" w:sz="4" w:space="0" w:color="auto"/>
+              <w:left w:val="single" w:sz="4" w:space="0" w:color="auto"/>
+              <w:bottom w:val="single" w:sz="4" w:space="0" w:color="auto"/>
+              <w:right w:val="single" w:sz="4" w:space="0" w:color="auto"/>
+            </w:tcBorders>
+            <w:hideMark/>
+          </w:tcPr>
+          <w:p>
+            <w:pPr>
+              <w:spacing w:line="360" w:lineRule="auto"/>
+              <w:jc w:val="center"/>
+              <w:rPr>
+                <w:rFonts w:ascii="Times New Roman" w:hAnsi="Times New Roman" w:cs="Times New Roman"/>
+                <w:sz w:val="28"/>
+                <w:szCs w:val="28"/>
+              </w:rPr>
+            </w:pPr>
+            <w:r>
+              <w:rPr>
+                <w:rFonts w:ascii="Times New Roman" w:hAnsi="Times New Roman" w:cs="Times New Roman"/>
+                <w:sz w:val="28"/>
+                <w:szCs w:val="28"/>
+              </w:rPr>
+              <w:t>2</w:t>
+            </w:r>
+          </w:p>
+        </w:tc>
+        <w:tc>
+          <w:tcPr>
+            <w:tcW w:w="1963" w:type="dxa"/>
+            <w:tcBorders>
+              <w:top w:val="single" w:sz="4" w:space="0" w:color="auto"/>
+              <w:left w:val="single" w:sz="4" w:space="0" w:color="auto"/>
+              <w:bottom w:val="single" w:sz="4" w:space="0" w:color="auto"/>
+              <w:right w:val="single" w:sz="4" w:space="0" w:color="auto"/>
+            </w:tcBorders>
+            <w:hideMark/>
+          </w:tcPr>
+          <w:p>
+            <w:pPr>
+              <w:spacing w:line="360" w:lineRule="auto"/>
+              <w:rPr>
+                <w:rFonts w:ascii="Times New Roman" w:hAnsi="Times New Roman" w:cs="Times New Roman"/>
+              </w:rPr>
+            </w:pPr>
+            <w:r>
+              <w:rPr>
+                <w:rFonts w:ascii="Times New Roman" w:hAnsi="Times New Roman" w:cs="Times New Roman"/>
+              </w:rPr>
+              <w:t>appointment_id</w:t>
+            </w:r>
+          </w:p>
+        </w:tc>
+        <w:tc>
+          <w:tcPr>
+            <w:tcW w:w="2083" w:type="dxa"/>
+            <w:tcBorders>
+              <w:top w:val="single" w:sz="4" w:space="0" w:color="auto"/>
+              <w:left w:val="single" w:sz="4" w:space="0" w:color="auto"/>
+              <w:bottom w:val="single" w:sz="4" w:space="0" w:color="auto"/>
+              <w:right w:val="single" w:sz="4" w:space="0" w:color="auto"/>
+            </w:tcBorders>
+            <w:hideMark/>
+          </w:tcPr>
+          <w:p>
+            <w:pPr>
+              <w:spacing w:line="360" w:lineRule="auto"/>
+              <w:rPr>
+                <w:rFonts w:ascii="Times New Roman" w:hAnsi="Times New Roman" w:cs="Times New Roman"/>
+              </w:rPr>
+            </w:pPr>
+            <w:r>
+              <w:rPr>
+                <w:rFonts w:ascii="Times New Roman" w:hAnsi="Times New Roman" w:cs="Times New Roman"/>
+              </w:rPr>
+              <w:t>BIGINT</w:t>
+            </w:r>
+          </w:p>
+        </w:tc>
+        <w:tc>
+          <w:tcPr>
+            <w:tcW w:w="3036" w:type="dxa"/>
+            <w:tcBorders>
+              <w:top w:val="single" w:sz="4" w:space="0" w:color="auto"/>
+              <w:left w:val="single" w:sz="4" w:space="0" w:color="auto"/>
+              <w:bottom w:val="single" w:sz="4" w:space="0" w:color="auto"/>
+              <w:right w:val="single" w:sz="4" w:space="0" w:color="auto"/>
+            </w:tcBorders>
+            <w:hideMark/>
+          </w:tcPr>
+          <w:p>
+            <w:pPr>
+              <w:spacing w:line="360" w:lineRule="auto"/>
+              <w:rPr>
+                <w:rFonts w:ascii="Times New Roman" w:hAnsi="Times New Roman" w:cs="Times New Roman"/>
+              </w:rPr>
+            </w:pPr>
+            <w:r>
+              <w:rPr>
+                <w:rFonts w:ascii="Times New Roman" w:hAnsi="Times New Roman" w:cs="Times New Roman"/>
+                <w:color w:val="1F1F1F"/>
+              </w:rPr>
+              <w:t>Chuỗi UUID duy nhất mã hóa thành mã QR Code.</w:t>
+            </w:r>
+          </w:p>
+        </w:tc>
+        <w:tc>
+          <w:tcPr>
+            <w:tcW w:w="1522" w:type="dxa"/>
+            <w:tcBorders>
+              <w:top w:val="single" w:sz="4" w:space="0" w:color="auto"/>
+              <w:left w:val="single" w:sz="4" w:space="0" w:color="auto"/>
+              <w:bottom w:val="single" w:sz="4" w:space="0" w:color="auto"/>
+              <w:right w:val="single" w:sz="4" w:space="0" w:color="auto"/>
+            </w:tcBorders>
+            <w:hideMark/>
+          </w:tcPr>
+          <w:p>
+            <w:pPr>
+              <w:spacing w:line="360" w:lineRule="auto"/>
+              <w:rPr>
+                <w:rFonts w:ascii="Times New Roman" w:hAnsi="Times New Roman" w:cs="Times New Roman"/>
+              </w:rPr>
+            </w:pPr>
+            <w:r>
+              <w:rPr>
+                <w:rFonts w:ascii="Times New Roman" w:hAnsi="Times New Roman" w:cs="Times New Roman"/>
+                <w:b/>
+                <w:bCs/>
+                <w:color w:val="1F1F1F"/>
+              </w:rPr>
+              <w:t>FOREIGN KEY, UNIQUE</w:t>
+            </w:r>
+          </w:p>
+        </w:tc>
+      </w:tr>
+      <w:tr>
+        <w:tc>
+          <w:tcPr>
+            <w:tcW w:w="746" w:type="dxa"/>
+            <w:tcBorders>
+              <w:top w:val="single" w:sz="4" w:space="0" w:color="auto"/>
+              <w:left w:val="single" w:sz="4" w:space="0" w:color="auto"/>
+              <w:bottom w:val="single" w:sz="4" w:space="0" w:color="auto"/>
+              <w:right w:val="single" w:sz="4" w:space="0" w:color="auto"/>
+            </w:tcBorders>
+            <w:hideMark/>
+          </w:tcPr>
+          <w:p>
+            <w:pPr>
+              <w:spacing w:line="360" w:lineRule="auto"/>
+              <w:jc w:val="center"/>
+              <w:rPr>
+                <w:rFonts w:ascii="Times New Roman" w:hAnsi="Times New Roman" w:cs="Times New Roman"/>
+                <w:sz w:val="28"/>
+                <w:szCs w:val="28"/>
+              </w:rPr>
+            </w:pPr>
+            <w:r>
+              <w:rPr>
+                <w:rFonts w:ascii="Times New Roman" w:hAnsi="Times New Roman" w:cs="Times New Roman"/>
+                <w:sz w:val="28"/>
+                <w:szCs w:val="28"/>
+              </w:rPr>
+              <w:lastRenderedPageBreak/>
+              <w:t>3</w:t>
+            </w:r>
+          </w:p>
+        </w:tc>
+        <w:tc>
+          <w:tcPr>
+            <w:tcW w:w="1963" w:type="dxa"/>
+            <w:tcBorders>
+              <w:top w:val="single" w:sz="4" w:space="0" w:color="auto"/>
+              <w:left w:val="single" w:sz="4" w:space="0" w:color="auto"/>
+              <w:bottom w:val="single" w:sz="4" w:space="0" w:color="auto"/>
+              <w:right w:val="single" w:sz="4" w:space="0" w:color="auto"/>
+            </w:tcBorders>
+            <w:hideMark/>
+          </w:tcPr>
+          <w:p>
+            <w:pPr>
+              <w:spacing w:line="360" w:lineRule="auto"/>
+              <w:rPr>
+                <w:rFonts w:ascii="Times New Roman" w:hAnsi="Times New Roman" w:cs="Times New Roman"/>
+              </w:rPr>
+            </w:pPr>
+            <w:r>
+              <w:rPr>
+                <w:rFonts w:ascii="Times New Roman" w:hAnsi="Times New Roman" w:cs="Times New Roman"/>
+              </w:rPr>
+              <w:t>patient_id</w:t>
+            </w:r>
+          </w:p>
+        </w:tc>
+        <w:tc>
+          <w:tcPr>
+            <w:tcW w:w="2083" w:type="dxa"/>
+            <w:tcBorders>
+              <w:top w:val="single" w:sz="4" w:space="0" w:color="auto"/>
+              <w:left w:val="single" w:sz="4" w:space="0" w:color="auto"/>
+              <w:bottom w:val="single" w:sz="4" w:space="0" w:color="auto"/>
+              <w:right w:val="single" w:sz="4" w:space="0" w:color="auto"/>
+            </w:tcBorders>
+            <w:hideMark/>
+          </w:tcPr>
+          <w:p>
+            <w:pPr>
+              <w:spacing w:line="360" w:lineRule="auto"/>
+              <w:rPr>
+                <w:rFonts w:ascii="Times New Roman" w:hAnsi="Times New Roman" w:cs="Times New Roman"/>
+              </w:rPr>
+            </w:pPr>
+            <w:r>
+              <w:rPr>
+                <w:rFonts w:ascii="Times New Roman" w:hAnsi="Times New Roman" w:cs="Times New Roman"/>
+              </w:rPr>
+              <w:t>BIGINT</w:t>
+            </w:r>
+          </w:p>
+        </w:tc>
+        <w:tc>
+          <w:tcPr>
+            <w:tcW w:w="3036" w:type="dxa"/>
+            <w:tcBorders>
+              <w:top w:val="single" w:sz="4" w:space="0" w:color="auto"/>
+              <w:left w:val="single" w:sz="4" w:space="0" w:color="auto"/>
+              <w:bottom w:val="single" w:sz="4" w:space="0" w:color="auto"/>
+              <w:right w:val="single" w:sz="4" w:space="0" w:color="auto"/>
+            </w:tcBorders>
+            <w:hideMark/>
+          </w:tcPr>
+          <w:p>
+            <w:pPr>
+              <w:spacing w:line="360" w:lineRule="auto"/>
+              <w:rPr>
+                <w:rFonts w:ascii="Times New Roman" w:hAnsi="Times New Roman" w:cs="Times New Roman"/>
+              </w:rPr>
+            </w:pPr>
+            <w:r>
+              <w:rPr>
+                <w:rFonts w:ascii="Times New Roman" w:hAnsi="Times New Roman" w:cs="Times New Roman"/>
+                <w:color w:val="1F1F1F"/>
+              </w:rPr>
+              <w:t>ID tài khoản đặt lịch.</w:t>
+            </w:r>
+          </w:p>
+        </w:tc>
+        <w:tc>
+          <w:tcPr>
+            <w:tcW w:w="1522" w:type="dxa"/>
+            <w:tcBorders>
+              <w:top w:val="single" w:sz="4" w:space="0" w:color="auto"/>
+              <w:left w:val="single" w:sz="4" w:space="0" w:color="auto"/>
+              <w:bottom w:val="single" w:sz="4" w:space="0" w:color="auto"/>
+              <w:right w:val="single" w:sz="4" w:space="0" w:color="auto"/>
+            </w:tcBorders>
+            <w:hideMark/>
+          </w:tcPr>
+          <w:p>
+            <w:pPr>
+              <w:spacing w:line="360" w:lineRule="auto"/>
+              <w:rPr>
+                <w:rFonts w:ascii="Times New Roman" w:hAnsi="Times New Roman" w:cs="Times New Roman"/>
+              </w:rPr>
+            </w:pPr>
+            <w:r>
+              <w:rPr>
+                <w:rFonts w:ascii="Times New Roman" w:hAnsi="Times New Roman" w:cs="Times New Roman"/>
+                <w:b/>
+                <w:bCs/>
+                <w:color w:val="1F1F1F"/>
+              </w:rPr>
+              <w:t xml:space="preserve">FOREIGN KEY </w:t>
+            </w:r>
+          </w:p>
+        </w:tc>
+      </w:tr>
+      <w:tr>
+        <w:tc>
+          <w:tcPr>
+            <w:tcW w:w="746" w:type="dxa"/>
+            <w:tcBorders>
+              <w:top w:val="single" w:sz="4" w:space="0" w:color="auto"/>
+              <w:left w:val="single" w:sz="4" w:space="0" w:color="auto"/>
+              <w:bottom w:val="single" w:sz="4" w:space="0" w:color="auto"/>
+              <w:right w:val="single" w:sz="4" w:space="0" w:color="auto"/>
+            </w:tcBorders>
+            <w:hideMark/>
+          </w:tcPr>
+          <w:p>
+            <w:pPr>
+              <w:spacing w:line="360" w:lineRule="auto"/>
+              <w:jc w:val="center"/>
+              <w:rPr>
+                <w:rFonts w:ascii="Times New Roman" w:hAnsi="Times New Roman" w:cs="Times New Roman"/>
+                <w:sz w:val="28"/>
+                <w:szCs w:val="28"/>
+              </w:rPr>
+            </w:pPr>
+            <w:r>
+              <w:rPr>
+                <w:rFonts w:ascii="Times New Roman" w:hAnsi="Times New Roman" w:cs="Times New Roman"/>
+                <w:sz w:val="28"/>
+                <w:szCs w:val="28"/>
+              </w:rPr>
+              <w:t>4</w:t>
+            </w:r>
+          </w:p>
+        </w:tc>
+        <w:tc>
+          <w:tcPr>
+            <w:tcW w:w="1963" w:type="dxa"/>
+            <w:tcBorders>
+              <w:top w:val="single" w:sz="4" w:space="0" w:color="auto"/>
+              <w:left w:val="single" w:sz="4" w:space="0" w:color="auto"/>
+              <w:bottom w:val="single" w:sz="4" w:space="0" w:color="auto"/>
+              <w:right w:val="single" w:sz="4" w:space="0" w:color="auto"/>
+            </w:tcBorders>
+            <w:hideMark/>
+          </w:tcPr>
+          <w:p>
+            <w:pPr>
+              <w:spacing w:line="360" w:lineRule="auto"/>
+              <w:rPr>
+                <w:rFonts w:ascii="Times New Roman" w:hAnsi="Times New Roman" w:cs="Times New Roman"/>
+              </w:rPr>
+            </w:pPr>
+            <w:r>
+              <w:rPr>
+                <w:rFonts w:ascii="Times New Roman" w:hAnsi="Times New Roman" w:cs="Times New Roman"/>
+              </w:rPr>
+              <w:t>doctor_id</w:t>
+            </w:r>
+          </w:p>
+        </w:tc>
+        <w:tc>
+          <w:tcPr>
+            <w:tcW w:w="2083" w:type="dxa"/>
+            <w:tcBorders>
+              <w:top w:val="single" w:sz="4" w:space="0" w:color="auto"/>
+              <w:left w:val="single" w:sz="4" w:space="0" w:color="auto"/>
+              <w:bottom w:val="single" w:sz="4" w:space="0" w:color="auto"/>
+              <w:right w:val="single" w:sz="4" w:space="0" w:color="auto"/>
+            </w:tcBorders>
+            <w:hideMark/>
+          </w:tcPr>
+          <w:p>
+            <w:pPr>
+              <w:spacing w:line="360" w:lineRule="auto"/>
+              <w:rPr>
+                <w:rFonts w:ascii="Times New Roman" w:hAnsi="Times New Roman" w:cs="Times New Roman"/>
+              </w:rPr>
+            </w:pPr>
+            <w:r>
+              <w:rPr>
+                <w:rFonts w:ascii="Times New Roman" w:hAnsi="Times New Roman" w:cs="Times New Roman"/>
+              </w:rPr>
+              <w:t>BIGINT</w:t>
+            </w:r>
+          </w:p>
+        </w:tc>
+        <w:tc>
+          <w:tcPr>
+            <w:tcW w:w="3036" w:type="dxa"/>
+            <w:tcBorders>
+              <w:top w:val="single" w:sz="4" w:space="0" w:color="auto"/>
+              <w:left w:val="single" w:sz="4" w:space="0" w:color="auto"/>
+              <w:bottom w:val="single" w:sz="4" w:space="0" w:color="auto"/>
+              <w:right w:val="single" w:sz="4" w:space="0" w:color="auto"/>
+            </w:tcBorders>
+            <w:hideMark/>
+          </w:tcPr>
+          <w:p>
+            <w:pPr>
+              <w:spacing w:line="360" w:lineRule="auto"/>
+              <w:rPr>
+                <w:rFonts w:ascii="Times New Roman" w:hAnsi="Times New Roman" w:cs="Times New Roman"/>
+              </w:rPr>
+            </w:pPr>
+            <w:r>
+              <w:rPr>
+                <w:rFonts w:ascii="Times New Roman" w:hAnsi="Times New Roman" w:cs="Times New Roman"/>
+                <w:color w:val="1F1F1F"/>
+              </w:rPr>
+              <w:t>ID bác sĩ được chọn khám.</w:t>
+            </w:r>
+          </w:p>
+        </w:tc>
+        <w:tc>
+          <w:tcPr>
+            <w:tcW w:w="1522" w:type="dxa"/>
+            <w:tcBorders>
+              <w:top w:val="single" w:sz="4" w:space="0" w:color="auto"/>
+              <w:left w:val="single" w:sz="4" w:space="0" w:color="auto"/>
+              <w:bottom w:val="single" w:sz="4" w:space="0" w:color="auto"/>
+              <w:right w:val="single" w:sz="4" w:space="0" w:color="auto"/>
+            </w:tcBorders>
+            <w:hideMark/>
+          </w:tcPr>
+          <w:p>
+            <w:pPr>
+              <w:spacing w:line="360" w:lineRule="auto"/>
+              <w:rPr>
+                <w:rFonts w:ascii="Times New Roman" w:hAnsi="Times New Roman" w:cs="Times New Roman"/>
+              </w:rPr>
+            </w:pPr>
+            <w:r>
+              <w:rPr>
+                <w:rFonts w:ascii="Times New Roman" w:hAnsi="Times New Roman" w:cs="Times New Roman"/>
+                <w:b/>
+                <w:bCs/>
+                <w:color w:val="1F1F1F"/>
+              </w:rPr>
+              <w:t>FOREIGN KEY</w:t>
+            </w:r>
+          </w:p>
+        </w:tc>
+      </w:tr>
+      <w:tr>
+        <w:tc>
+          <w:tcPr>
+            <w:tcW w:w="746" w:type="dxa"/>
+            <w:tcBorders>
+              <w:top w:val="single" w:sz="4" w:space="0" w:color="auto"/>
+              <w:left w:val="single" w:sz="4" w:space="0" w:color="auto"/>
+              <w:bottom w:val="single" w:sz="4" w:space="0" w:color="auto"/>
+              <w:right w:val="single" w:sz="4" w:space="0" w:color="auto"/>
+            </w:tcBorders>
+          </w:tcPr>
+          <w:p>
+            <w:pPr>
+              <w:spacing w:line="360" w:lineRule="auto"/>
+              <w:jc w:val="center"/>
+              <w:rPr>
+                <w:rFonts w:ascii="Times New Roman" w:hAnsi="Times New Roman" w:cs="Times New Roman"/>
+                <w:sz w:val="28"/>
+                <w:szCs w:val="28"/>
+              </w:rPr>
+            </w:pPr>
+            <w:r>
+              <w:rPr>
+                <w:rFonts w:ascii="Times New Roman" w:hAnsi="Times New Roman" w:cs="Times New Roman"/>
+                <w:sz w:val="28"/>
+                <w:szCs w:val="28"/>
+              </w:rPr>
+              <w:t>5</w:t>
+            </w:r>
+          </w:p>
+        </w:tc>
+        <w:tc>
+          <w:tcPr>
+            <w:tcW w:w="1963" w:type="dxa"/>
+            <w:tcBorders>
+              <w:top w:val="single" w:sz="4" w:space="0" w:color="auto"/>
+              <w:left w:val="single" w:sz="4" w:space="0" w:color="auto"/>
+              <w:bottom w:val="single" w:sz="4" w:space="0" w:color="auto"/>
+              <w:right w:val="single" w:sz="4" w:space="0" w:color="auto"/>
+            </w:tcBorders>
+          </w:tcPr>
+          <w:p>
+            <w:pPr>
+              <w:spacing w:line="360" w:lineRule="auto"/>
+              <w:rPr>
+                <w:rFonts w:ascii="Times New Roman" w:hAnsi="Times New Roman" w:cs="Times New Roman"/>
+              </w:rPr>
+            </w:pPr>
+            <w:r>
+              <w:rPr>
+                <w:rFonts w:ascii="Times New Roman" w:hAnsi="Times New Roman" w:cs="Times New Roman"/>
+              </w:rPr>
+              <w:t>rating</w:t>
+            </w:r>
+          </w:p>
+        </w:tc>
+        <w:tc>
+          <w:tcPr>
+            <w:tcW w:w="2083" w:type="dxa"/>
+            <w:tcBorders>
+              <w:top w:val="single" w:sz="4" w:space="0" w:color="auto"/>
+              <w:left w:val="single" w:sz="4" w:space="0" w:color="auto"/>
+              <w:bottom w:val="single" w:sz="4" w:space="0" w:color="auto"/>
+              <w:right w:val="single" w:sz="4" w:space="0" w:color="auto"/>
+            </w:tcBorders>
+          </w:tcPr>
+          <w:p>
+            <w:pPr>
+              <w:spacing w:line="360" w:lineRule="auto"/>
+              <w:rPr>
+                <w:rFonts w:ascii="Times New Roman" w:hAnsi="Times New Roman" w:cs="Times New Roman"/>
+              </w:rPr>
+            </w:pPr>
+            <w:r>
+              <w:rPr>
+                <w:rFonts w:ascii="Times New Roman" w:hAnsi="Times New Roman" w:cs="Times New Roman"/>
+              </w:rPr>
+              <w:t>INT</w:t>
+            </w:r>
+          </w:p>
+        </w:tc>
+        <w:tc>
+          <w:tcPr>
+            <w:tcW w:w="3036" w:type="dxa"/>
+            <w:tcBorders>
+              <w:top w:val="single" w:sz="4" w:space="0" w:color="auto"/>
+              <w:left w:val="single" w:sz="4" w:space="0" w:color="auto"/>
+              <w:bottom w:val="single" w:sz="4" w:space="0" w:color="auto"/>
+              <w:right w:val="single" w:sz="4" w:space="0" w:color="auto"/>
+            </w:tcBorders>
+          </w:tcPr>
+          <w:p>
+            <w:pPr>
+              <w:spacing w:line="360" w:lineRule="auto"/>
+              <w:rPr>
+                <w:rFonts w:ascii="Times New Roman" w:hAnsi="Times New Roman" w:cs="Times New Roman"/>
+              </w:rPr>
+            </w:pPr>
+            <w:r>
+              <w:rPr>
+                <w:rFonts w:ascii="Times New Roman" w:hAnsi="Times New Roman" w:cs="Times New Roman"/>
+                <w:color w:val="1F1F1F"/>
+              </w:rPr>
+              <w:t>ID ca làm việc tương ứng.</w:t>
+            </w:r>
+          </w:p>
+        </w:tc>
+        <w:tc>
+          <w:tcPr>
+            <w:tcW w:w="1522" w:type="dxa"/>
+            <w:tcBorders>
+              <w:top w:val="single" w:sz="4" w:space="0" w:color="auto"/>
+              <w:left w:val="single" w:sz="4" w:space="0" w:color="auto"/>
+              <w:bottom w:val="single" w:sz="4" w:space="0" w:color="auto"/>
+              <w:right w:val="single" w:sz="4" w:space="0" w:color="auto"/>
+            </w:tcBorders>
+          </w:tcPr>
+          <w:p>
+            <w:pPr>
+              <w:spacing w:line="360" w:lineRule="auto"/>
+              <w:rPr>
+                <w:rFonts w:ascii="Times New Roman" w:hAnsi="Times New Roman" w:cs="Times New Roman"/>
+              </w:rPr>
+            </w:pPr>
+            <w:r>
+              <w:rPr>
+                <w:rFonts w:ascii="Times New Roman" w:hAnsi="Times New Roman" w:cs="Times New Roman"/>
+              </w:rPr>
+              <w:t>CHECK (rating &gt;= 1 AND rating &lt;= 5)</w:t>
+            </w:r>
+          </w:p>
+        </w:tc>
+      </w:tr>
+      <w:tr>
+        <w:tc>
+          <w:tcPr>
+            <w:tcW w:w="746" w:type="dxa"/>
+            <w:tcBorders>
+              <w:top w:val="single" w:sz="4" w:space="0" w:color="auto"/>
+              <w:left w:val="single" w:sz="4" w:space="0" w:color="auto"/>
+              <w:bottom w:val="single" w:sz="4" w:space="0" w:color="auto"/>
+              <w:right w:val="single" w:sz="4" w:space="0" w:color="auto"/>
+            </w:tcBorders>
+          </w:tcPr>
+          <w:p>
+            <w:pPr>
+              <w:spacing w:line="360" w:lineRule="auto"/>
+              <w:jc w:val="center"/>
+              <w:rPr>
+                <w:rFonts w:ascii="Times New Roman" w:hAnsi="Times New Roman" w:cs="Times New Roman"/>
+                <w:sz w:val="28"/>
+                <w:szCs w:val="28"/>
+              </w:rPr>
+            </w:pPr>
+            <w:r>
+              <w:rPr>
+                <w:rFonts w:ascii="Times New Roman" w:hAnsi="Times New Roman" w:cs="Times New Roman"/>
+                <w:sz w:val="28"/>
+                <w:szCs w:val="28"/>
+              </w:rPr>
+              <w:t>6</w:t>
+            </w:r>
+          </w:p>
+        </w:tc>
+        <w:tc>
+          <w:tcPr>
+            <w:tcW w:w="1963" w:type="dxa"/>
+            <w:tcBorders>
+              <w:top w:val="single" w:sz="4" w:space="0" w:color="auto"/>
+              <w:left w:val="single" w:sz="4" w:space="0" w:color="auto"/>
+              <w:bottom w:val="single" w:sz="4" w:space="0" w:color="auto"/>
+              <w:right w:val="single" w:sz="4" w:space="0" w:color="auto"/>
+            </w:tcBorders>
+          </w:tcPr>
+          <w:p>
+            <w:pPr>
+              <w:spacing w:line="360" w:lineRule="auto"/>
+              <w:rPr>
+                <w:rFonts w:ascii="Times New Roman" w:hAnsi="Times New Roman" w:cs="Times New Roman"/>
+              </w:rPr>
+            </w:pPr>
+            <w:r>
+              <w:rPr>
+                <w:rFonts w:ascii="Times New Roman" w:hAnsi="Times New Roman" w:cs="Times New Roman"/>
+              </w:rPr>
+              <w:t>comment</w:t>
+            </w:r>
+          </w:p>
+        </w:tc>
+        <w:tc>
+          <w:tcPr>
+            <w:tcW w:w="2083" w:type="dxa"/>
+            <w:tcBorders>
+              <w:top w:val="single" w:sz="4" w:space="0" w:color="auto"/>
+              <w:left w:val="single" w:sz="4" w:space="0" w:color="auto"/>
+              <w:bottom w:val="single" w:sz="4" w:space="0" w:color="auto"/>
+              <w:right w:val="single" w:sz="4" w:space="0" w:color="auto"/>
+            </w:tcBorders>
+          </w:tcPr>
+          <w:p>
+            <w:pPr>
+              <w:spacing w:line="360" w:lineRule="auto"/>
+              <w:rPr>
+                <w:rFonts w:ascii="Times New Roman" w:hAnsi="Times New Roman" w:cs="Times New Roman"/>
+              </w:rPr>
+            </w:pPr>
+            <w:r>
+              <w:rPr>
+                <w:rFonts w:ascii="Times New Roman" w:hAnsi="Times New Roman" w:cs="Times New Roman"/>
+              </w:rPr>
+              <w:t>TEXT</w:t>
+            </w:r>
+          </w:p>
+        </w:tc>
+        <w:tc>
+          <w:tcPr>
+            <w:tcW w:w="3036" w:type="dxa"/>
+            <w:tcBorders>
+              <w:top w:val="single" w:sz="4" w:space="0" w:color="auto"/>
+              <w:left w:val="single" w:sz="4" w:space="0" w:color="auto"/>
+              <w:bottom w:val="single" w:sz="4" w:space="0" w:color="auto"/>
+              <w:right w:val="single" w:sz="4" w:space="0" w:color="auto"/>
+            </w:tcBorders>
+          </w:tcPr>
+          <w:p>
+            <w:pPr>
+              <w:spacing w:line="360" w:lineRule="auto"/>
+              <w:rPr>
+                <w:rFonts w:ascii="Times New Roman" w:hAnsi="Times New Roman" w:cs="Times New Roman"/>
+              </w:rPr>
+            </w:pPr>
+            <w:r>
+              <w:rPr>
+                <w:rFonts w:ascii="Times New Roman" w:hAnsi="Times New Roman" w:cs="Times New Roman"/>
+                <w:color w:val="1F1F1F"/>
+              </w:rPr>
+              <w:t>Trạng thái phiếu hẹn (PENDING /CHECKED_IN / COMPLETED).</w:t>
+            </w:r>
+          </w:p>
+        </w:tc>
+        <w:tc>
+          <w:tcPr>
+            <w:tcW w:w="1522" w:type="dxa"/>
+            <w:tcBorders>
+              <w:top w:val="single" w:sz="4" w:space="0" w:color="auto"/>
+              <w:left w:val="single" w:sz="4" w:space="0" w:color="auto"/>
+              <w:bottom w:val="single" w:sz="4" w:space="0" w:color="auto"/>
+              <w:right w:val="single" w:sz="4" w:space="0" w:color="auto"/>
+            </w:tcBorders>
+          </w:tcPr>
+          <w:p>
+            <w:pPr>
+              <w:spacing w:line="360" w:lineRule="auto"/>
+              <w:rPr>
+                <w:rFonts w:ascii="Times New Roman" w:hAnsi="Times New Roman" w:cs="Times New Roman"/>
+              </w:rPr>
+            </w:pPr>
+            <w:r>
+              <w:rPr>
+                <w:rFonts w:ascii="Times New Roman" w:hAnsi="Times New Roman" w:cs="Times New Roman"/>
+                <w:color w:val="1F1F1F"/>
+              </w:rPr>
+              <w:t>NULL</w:t>
+            </w:r>
+          </w:p>
+        </w:tc>
+      </w:tr>
+      <w:tr>
+        <w:tc>
+          <w:tcPr>
+            <w:tcW w:w="746" w:type="dxa"/>
+            <w:tcBorders>
+              <w:top w:val="single" w:sz="4" w:space="0" w:color="auto"/>
+              <w:left w:val="single" w:sz="4" w:space="0" w:color="auto"/>
+              <w:bottom w:val="single" w:sz="4" w:space="0" w:color="auto"/>
+              <w:right w:val="single" w:sz="4" w:space="0" w:color="auto"/>
+            </w:tcBorders>
+          </w:tcPr>
+          <w:p>
+            <w:pPr>
+              <w:spacing w:line="360" w:lineRule="auto"/>
+              <w:jc w:val="center"/>
+              <w:rPr>
+                <w:rFonts w:ascii="Times New Roman" w:hAnsi="Times New Roman" w:cs="Times New Roman"/>
+                <w:sz w:val="28"/>
+                <w:szCs w:val="28"/>
+              </w:rPr>
+            </w:pPr>
+            <w:r>
+              <w:rPr>
+                <w:rFonts w:ascii="Times New Roman" w:hAnsi="Times New Roman" w:cs="Times New Roman"/>
+                <w:sz w:val="28"/>
+                <w:szCs w:val="28"/>
+              </w:rPr>
+              <w:t>7</w:t>
+            </w:r>
+          </w:p>
+        </w:tc>
+        <w:tc>
+          <w:tcPr>
+            <w:tcW w:w="1963" w:type="dxa"/>
+            <w:tcBorders>
+              <w:top w:val="single" w:sz="4" w:space="0" w:color="auto"/>
+              <w:left w:val="single" w:sz="4" w:space="0" w:color="auto"/>
+              <w:bottom w:val="single" w:sz="4" w:space="0" w:color="auto"/>
+              <w:right w:val="single" w:sz="4" w:space="0" w:color="auto"/>
+            </w:tcBorders>
+          </w:tcPr>
+          <w:p>
+            <w:pPr>
+              <w:spacing w:line="360" w:lineRule="auto"/>
+              <w:rPr>
+                <w:rFonts w:ascii="Times New Roman" w:hAnsi="Times New Roman" w:cs="Times New Roman"/>
+              </w:rPr>
+            </w:pPr>
+            <w:r>
+              <w:rPr>
+                <w:rFonts w:ascii="Times New Roman" w:hAnsi="Times New Roman" w:cs="Times New Roman"/>
+              </w:rPr>
+              <w:t>created_at</w:t>
+            </w:r>
+          </w:p>
+        </w:tc>
+        <w:tc>
+          <w:tcPr>
+            <w:tcW w:w="2083" w:type="dxa"/>
+            <w:tcBorders>
+              <w:top w:val="single" w:sz="4" w:space="0" w:color="auto"/>
+              <w:left w:val="single" w:sz="4" w:space="0" w:color="auto"/>
+              <w:bottom w:val="single" w:sz="4" w:space="0" w:color="auto"/>
+              <w:right w:val="single" w:sz="4" w:space="0" w:color="auto"/>
+            </w:tcBorders>
+          </w:tcPr>
+          <w:p>
+            <w:pPr>
+              <w:spacing w:line="360" w:lineRule="auto"/>
+              <w:rPr>
+                <w:rFonts w:ascii="Times New Roman" w:hAnsi="Times New Roman" w:cs="Times New Roman"/>
+              </w:rPr>
+            </w:pPr>
+            <w:r>
+              <w:rPr>
+                <w:rFonts w:ascii="Times New Roman" w:hAnsi="Times New Roman" w:cs="Times New Roman"/>
+              </w:rPr>
+              <w:t>TIMESTAMP</w:t>
+            </w:r>
+          </w:p>
+        </w:tc>
+        <w:tc>
+          <w:tcPr>
+            <w:tcW w:w="3036" w:type="dxa"/>
+            <w:tcBorders>
+              <w:top w:val="single" w:sz="4" w:space="0" w:color="auto"/>
+              <w:left w:val="single" w:sz="4" w:space="0" w:color="auto"/>
+              <w:bottom w:val="single" w:sz="4" w:space="0" w:color="auto"/>
+              <w:right w:val="single" w:sz="4" w:space="0" w:color="auto"/>
+            </w:tcBorders>
+          </w:tcPr>
+          <w:p>
+            <w:pPr>
+              <w:spacing w:line="360" w:lineRule="auto"/>
+              <w:rPr>
+                <w:rFonts w:ascii="Times New Roman" w:hAnsi="Times New Roman" w:cs="Times New Roman"/>
+              </w:rPr>
+            </w:pPr>
+            <w:r>
+              <w:rPr>
+                <w:rFonts w:ascii="Times New Roman" w:hAnsi="Times New Roman" w:cs="Times New Roman"/>
+                <w:color w:val="1F1F1F"/>
+              </w:rPr>
+              <w:t>Lý do khám bệnh / Triệu chứng ban đầu.</w:t>
+            </w:r>
+          </w:p>
+        </w:tc>
+        <w:tc>
+          <w:tcPr>
+            <w:tcW w:w="1522" w:type="dxa"/>
+            <w:tcBorders>
+              <w:top w:val="single" w:sz="4" w:space="0" w:color="auto"/>
+              <w:left w:val="single" w:sz="4" w:space="0" w:color="auto"/>
+              <w:bottom w:val="single" w:sz="4" w:space="0" w:color="auto"/>
+              <w:right w:val="single" w:sz="4" w:space="0" w:color="auto"/>
+            </w:tcBorders>
+          </w:tcPr>
+          <w:p>
+            <w:pPr>
+              <w:spacing w:line="360" w:lineRule="auto"/>
+              <w:rPr>
+                <w:rFonts w:ascii="Times New Roman" w:hAnsi="Times New Roman" w:cs="Times New Roman"/>
+              </w:rPr>
+            </w:pPr>
+            <w:r>
+              <w:rPr>
+                <w:rFonts w:ascii="Times New Roman" w:hAnsi="Times New Roman" w:cs="Times New Roman"/>
+                <w:color w:val="1F1F1F"/>
+              </w:rPr>
+              <w:t>NOT NULL</w:t>
+            </w:r>
+          </w:p>
+        </w:tc>
+      </w:tr>
+    </w:tbl>
+    <w:p>
+      <w:pPr>
+        <w:pStyle w:val="ListParagraph"/>
+        <w:spacing w:line="360" w:lineRule="auto"/>
+        <w:ind w:left="2250"/>
         <w:jc w:val="both"/>
         <w:rPr>
           <w:rFonts w:ascii="Times New Roman" w:hAnsi="Times New Roman" w:cs="Times New Roman"/>
@@ -6553,9 +11683,105 @@
           <w:sz w:val="28"/>
           <w:szCs w:val="28"/>
         </w:rPr>
-        <w:lastRenderedPageBreak/>
         <w:t>Entity Relationship Diagram</w:t>
       </w:r>
+    </w:p>
+    <w:p>
+      <w:pPr>
+        <w:pStyle w:val="ListParagraph"/>
+        <w:spacing w:line="360" w:lineRule="auto"/>
+        <w:ind w:left="1890" w:hanging="1800"/>
+        <w:jc w:val="both"/>
+        <w:rPr>
+          <w:rFonts w:ascii="Times New Roman" w:hAnsi="Times New Roman" w:cs="Times New Roman"/>
+          <w:b/>
+          <w:bCs/>
+          <w:sz w:val="28"/>
+          <w:szCs w:val="28"/>
+        </w:rPr>
+      </w:pPr>
+    </w:p>
+    <w:p>
+      <w:pPr>
+        <w:pStyle w:val="ListParagraph"/>
+        <w:spacing w:line="360" w:lineRule="auto"/>
+        <w:ind w:left="1890" w:hanging="1800"/>
+        <w:jc w:val="center"/>
+        <w:rPr>
+          <w:rFonts w:ascii="Times New Roman" w:hAnsi="Times New Roman" w:cs="Times New Roman"/>
+          <w:b/>
+          <w:bCs/>
+          <w:sz w:val="28"/>
+          <w:szCs w:val="28"/>
+        </w:rPr>
+      </w:pPr>
+      <w:r>
+        <w:rPr>
+          <w:rFonts w:ascii="Times New Roman" w:hAnsi="Times New Roman" w:cs="Times New Roman"/>
+          <w:b/>
+          <w:bCs/>
+          <w:noProof/>
+          <w:sz w:val="28"/>
+          <w:szCs w:val="28"/>
+        </w:rPr>
+        <w:lastRenderedPageBreak/>
+        <w:drawing>
+          <wp:inline distT="0" distB="0" distL="0" distR="0" wp14:anchorId="51EAA67D" wp14:editId="4079FA0E">
+            <wp:extent cx="5943600" cy="5489575"/>
+            <wp:effectExtent l="0" t="0" r="0" b="0"/>
+            <wp:docPr id="1996325473" name="Picture 5"/>
+            <wp:cNvGraphicFramePr>
+              <a:graphicFrameLocks xmlns:a="http://schemas.openxmlformats.org/drawingml/2006/main" noChangeAspect="1"/>
+            </wp:cNvGraphicFramePr>
+            <a:graphic xmlns:a="http://schemas.openxmlformats.org/drawingml/2006/main">
+              <a:graphicData uri="http://schemas.openxmlformats.org/drawingml/2006/picture">
+                <pic:pic xmlns:pic="http://schemas.openxmlformats.org/drawingml/2006/picture">
+                  <pic:nvPicPr>
+                    <pic:cNvPr id="1996325473" name="Picture 1996325473"/>
+                    <pic:cNvPicPr/>
+                  </pic:nvPicPr>
+                  <pic:blipFill>
+                    <a:blip r:embed="rId6">
+                      <a:extLst>
+                        <a:ext uri="{28A0092B-C50C-407E-A947-70E740481C1C}">
+                          <a14:useLocalDpi xmlns:a14="http://schemas.microsoft.com/office/drawing/2010/main" val="0"/>
+                        </a:ext>
+                      </a:extLst>
+                    </a:blip>
+                    <a:stretch>
+                      <a:fillRect/>
+                    </a:stretch>
+                  </pic:blipFill>
+                  <pic:spPr>
+                    <a:xfrm>
+                      <a:off x="0" y="0"/>
+                      <a:ext cx="5943600" cy="5489575"/>
+                    </a:xfrm>
+                    <a:prstGeom prst="rect">
+                      <a:avLst/>
+                    </a:prstGeom>
+                  </pic:spPr>
+                </pic:pic>
+              </a:graphicData>
+            </a:graphic>
+          </wp:inline>
+        </w:drawing>
+      </w:r>
+    </w:p>
+    <w:p>
+      <w:pPr>
+        <w:pStyle w:val="ListParagraph"/>
+        <w:spacing w:line="360" w:lineRule="auto"/>
+        <w:ind w:left="1890" w:hanging="1800"/>
+        <w:jc w:val="both"/>
+        <w:rPr>
+          <w:rFonts w:ascii="Times New Roman" w:hAnsi="Times New Roman" w:cs="Times New Roman"/>
+          <w:b/>
+          <w:bCs/>
+          <w:sz w:val="28"/>
+          <w:szCs w:val="28"/>
+        </w:rPr>
+      </w:pPr>
     </w:p>
     <w:p>
       <w:pPr>
@@ -6584,6 +11810,21 @@
         </w:rPr>
         <w:t>Thiết kế giao diện</w:t>
       </w:r>
+    </w:p>
+    <w:p>
+      <w:pPr>
+        <w:pStyle w:val="ListParagraph"/>
+        <w:spacing w:line="360" w:lineRule="auto"/>
+        <w:ind w:left="1170"/>
+        <w:jc w:val="both"/>
+        <w:rPr>
+          <w:rFonts w:ascii="Times New Roman" w:hAnsi="Times New Roman" w:cs="Times New Roman"/>
+          <w:b/>
+          <w:bCs/>
+          <w:sz w:val="28"/>
+          <w:szCs w:val="28"/>
+        </w:rPr>
+      </w:pPr>
     </w:p>
     <w:p>
       <w:pPr>
@@ -7868,7 +13109,7 @@
   <w:style w:type="paragraph" w:default="1" w:styleId="Normal">
     <w:name w:val="Normal"/>
     <w:qFormat/>
-    <w:rsid w:val="00745BF9"/>
+    <w:rsid w:val="00BB198A"/>
     <w:rPr>
       <w:rFonts w:eastAsiaTheme="minorHAnsi"/>
       <w:lang w:eastAsia="en-US"/>
@@ -8453,6 +13694,19 @@
       <w:lang w:eastAsia="en-US"/>
     </w:rPr>
   </w:style>
+  <w:style w:type="character" w:styleId="HTMLCode">
+    <w:name w:val="HTML Code"/>
+    <w:basedOn w:val="DefaultParagraphFont"/>
+    <w:uiPriority w:val="99"/>
+    <w:semiHidden/>
+    <w:unhideWhenUsed/>
+    <w:rsid w:val="00AA560A"/>
+    <w:rPr>
+      <w:rFonts w:ascii="Courier New" w:eastAsia="Times New Roman" w:hAnsi="Courier New" w:cs="Courier New"/>
+      <w:sz w:val="20"/>
+      <w:szCs w:val="20"/>
+    </w:rPr>
+  </w:style>
 </w:styles>
 </file>
 
